--- a/zht/docx/53.content.docx
+++ b/zht/docx/53.content.docx
@@ -28,22 +28,6 @@
       </w:r>
     </w:p>
     <w:p>
-      <w:pPr>
-        <w:pStyle w:val="Heading2"/>
-      </w:pPr>
-      <w:r>
-        <w:rPr>
-          <w:lang w:val="zh_TW" w:bidi="zh_TW"/>
-        </w:rPr>
-        <w:t>License Information</w:t>
-      </w:r>
-      <w:r>
-        <w:rPr>
-          <w:lang w:val="zh_TW" w:bidi="zh_TW"/>
-        </w:rPr>
-      </w:r>
-    </w:p>
-    <w:p>
       <w:pPr/>
       <w:r>
         <w:rPr>
@@ -55,19 +39,21 @@
           <w:b/>
           <w:lang w:val="zh_TW" w:bidi="zh_TW"/>
         </w:rPr>
-        <w:t>研讀筆記 (Tyndale)</w:t>
-      </w:r>
-      <w:r>
-        <w:rPr>
-          <w:lang w:val="zh_TW" w:bidi="zh_TW"/>
-        </w:rPr>
-        <w:t xml:space="preserve"> (Chinese (Traditional)) is based on</w:t>
-      </w:r>
-      <w:r>
-        <w:rPr>
-          <w:lang w:val="zh_TW" w:bidi="zh_TW"/>
-        </w:rPr>
-        <w:t xml:space="preserve">: </w:t>
+        <w:t>Aquifer Open Study Notes</w:t>
+      </w:r>
+    </w:p>
+    <w:p>
+      <w:pPr/>
+      <w:r>
+        <w:rPr>
+          <w:lang w:val="zh_TW" w:bidi="zh_TW"/>
+        </w:rPr>
+      </w:r>
+      <w:r>
+        <w:rPr>
+          <w:lang w:val="zh_TW" w:bidi="zh_TW"/>
+        </w:rPr>
+        <w:t xml:space="preserve">This work is an adaptation of </w:t>
       </w:r>
       <w:r>
         <w:rPr>
@@ -79,48 +65,19 @@
         <w:rPr>
           <w:lang w:val="zh_TW" w:bidi="zh_TW"/>
         </w:rPr>
-        <w:t xml:space="preserve">, </w:t>
-      </w:r>
-      <w:hyperlink r:id="rId13">
-        <w:r>
-          <w:rPr>
-            <w:lang w:val="zh_TW" w:bidi="zh_TW"/>
-          </w:rPr>
-          <w:rPr>
-            <w:color w:val="0000EE"/>
-            <w:u w:val="single"/>
-          </w:rPr>
-          <w:t>Tyndale House Publishers</w:t>
-        </w:r>
-      </w:hyperlink>
-      <w:r>
-        <w:rPr>
-          <w:lang w:val="zh_TW" w:bidi="zh_TW"/>
-        </w:rPr>
-        <w:t xml:space="preserve">, 2019, which is licensed under a </w:t>
-      </w:r>
-      <w:hyperlink r:id="rId14">
-        <w:r>
-          <w:rPr>
-            <w:lang w:val="zh_TW" w:bidi="zh_TW"/>
-          </w:rPr>
-          <w:rPr>
-            <w:color w:val="0000EE"/>
-            <w:u w:val="single"/>
-          </w:rPr>
-          <w:t>CC BY-SA 4.0 license</w:t>
-        </w:r>
-      </w:hyperlink>
-      <w:r>
-        <w:rPr>
-          <w:lang w:val="zh_TW" w:bidi="zh_TW"/>
-        </w:rPr>
-        <w:t>.</w:t>
-      </w:r>
-      <w:r>
-        <w:rPr>
-          <w:lang w:val="zh_TW" w:bidi="zh_TW"/>
-        </w:rPr>
+        <w:t xml:space="preserve"> © 2023 Tyndale House Publishers, licensed under the CC BY-SA 4.0 license. The adaptation, </w:t>
+      </w:r>
+      <w:r>
+        <w:rPr>
+          <w:lang w:val="zh_TW" w:bidi="zh_TW"/>
+        </w:rPr>
+        <w:t>Aquifer Open Study Notes</w:t>
+      </w:r>
+      <w:r>
+        <w:rPr>
+          <w:lang w:val="zh_TW" w:bidi="zh_TW"/>
+        </w:rPr>
+        <w:t>, was created by Mission Mutual and is also licensed under CC BY-SA 4.0.</w:t>
       </w:r>
     </w:p>
     <w:p>
@@ -134,7 +91,7 @@
         <w:rPr>
           <w:lang w:val="zh_TW" w:bidi="zh_TW"/>
         </w:rPr>
-        <w:t>This PDF version is provided under the same license.</w:t>
+        <w:t>This resource has been adapted into multiple languages, including English, Tok Pisin, Arabic (عربي), French (Français), Hindi (हिंदी), Indonesian (Bahasa Indonesia), Portuguese (Português), Russian (Русский), Spanish (Español), Swahili (Kiswahili), and Simplified Chinese (简体中文).</w:t>
       </w:r>
       <w:r>
         <w:rPr>
@@ -350,7 +307,7 @@
         </w:rPr>
         <w:t>作為恩惠和平安的來源，是同等的。帖撒羅尼迦信徒的盼望與神的恩惠緊密相連（</w:t>
       </w:r>
-      <w:hyperlink r:id="rId15">
+      <w:hyperlink r:id="rId13">
         <w:r>
           <w:rPr>
             <w:lang w:val="zh_TW" w:bidi="zh_TW"/>
@@ -368,7 +325,7 @@
         </w:rPr>
         <w:t>），即使在迫害中他們也能經歷神所賜的平安（</w:t>
       </w:r>
-      <w:hyperlink r:id="rId16">
+      <w:hyperlink r:id="rId14">
         <w:r>
           <w:rPr>
             <w:lang w:val="zh_TW" w:bidi="zh_TW"/>
@@ -468,6 +425,54 @@
         </w:rPr>
         <w:t>感謝神：保羅在書信開頭為帖撒羅尼迦信徒的信心、愛和「忍耐」（</w:t>
       </w:r>
+      <w:hyperlink r:id="rId15">
+        <w:r>
+          <w:rPr>
+            <w:lang w:val="zh_TW" w:bidi="zh_TW"/>
+          </w:rPr>
+          <w:rPr>
+            <w:color w:val="0000EE"/>
+            <w:u w:val="single"/>
+          </w:rPr>
+          <w:t>1:4）</w:t>
+        </w:r>
+      </w:hyperlink>
+      <w:r>
+        <w:rPr>
+          <w:lang w:val="zh_TW" w:bidi="zh_TW"/>
+        </w:rPr>
+        <w:t>感恩。</w:t>
+      </w:r>
+      <w:r>
+        <w:rPr>
+          <w:lang w:val="zh_TW" w:bidi="zh_TW"/>
+        </w:rPr>
+        <w:t>儘管經歷逼迫</w:t>
+      </w:r>
+      <w:r>
+        <w:rPr>
+          <w:lang w:val="zh_TW" w:bidi="zh_TW"/>
+        </w:rPr>
+        <w:t>（</w:t>
+      </w:r>
+      <w:hyperlink r:id="rId16">
+        <w:r>
+          <w:rPr>
+            <w:lang w:val="zh_TW" w:bidi="zh_TW"/>
+          </w:rPr>
+          <w:rPr>
+            <w:color w:val="0000EE"/>
+            <w:u w:val="single"/>
+          </w:rPr>
+          <w:t>帖後1:5</w:t>
+        </w:r>
+      </w:hyperlink>
+      <w:r>
+        <w:rPr>
+          <w:lang w:val="zh_TW" w:bidi="zh_TW"/>
+        </w:rPr>
+        <w:t>），這些基本的基督徒美德（見</w:t>
+      </w:r>
       <w:hyperlink r:id="rId17">
         <w:r>
           <w:rPr>
@@ -477,26 +482,14 @@
             <w:color w:val="0000EE"/>
             <w:u w:val="single"/>
           </w:rPr>
-          <w:t>1:4）</w:t>
-        </w:r>
-      </w:hyperlink>
-      <w:r>
-        <w:rPr>
-          <w:lang w:val="zh_TW" w:bidi="zh_TW"/>
-        </w:rPr>
-        <w:t>感恩。</w:t>
-      </w:r>
-      <w:r>
-        <w:rPr>
-          <w:lang w:val="zh_TW" w:bidi="zh_TW"/>
-        </w:rPr>
-        <w:t>儘管經歷逼迫</w:t>
-      </w:r>
-      <w:r>
-        <w:rPr>
-          <w:lang w:val="zh_TW" w:bidi="zh_TW"/>
-        </w:rPr>
-        <w:t>（</w:t>
+          <w:t>林前13:13</w:t>
+        </w:r>
+      </w:hyperlink>
+      <w:r>
+        <w:rPr>
+          <w:lang w:val="zh_TW" w:bidi="zh_TW"/>
+        </w:rPr>
+        <w:t>；</w:t>
       </w:r>
       <w:hyperlink r:id="rId18">
         <w:r>
@@ -507,14 +500,14 @@
             <w:color w:val="0000EE"/>
             <w:u w:val="single"/>
           </w:rPr>
-          <w:t>帖後1:5</w:t>
-        </w:r>
-      </w:hyperlink>
-      <w:r>
-        <w:rPr>
-          <w:lang w:val="zh_TW" w:bidi="zh_TW"/>
-        </w:rPr>
-        <w:t>），這些基本的基督徒美德（見</w:t>
+          <w:t>西1:4–5</w:t>
+        </w:r>
+      </w:hyperlink>
+      <w:r>
+        <w:rPr>
+          <w:lang w:val="zh_TW" w:bidi="zh_TW"/>
+        </w:rPr>
+        <w:t>；</w:t>
       </w:r>
       <w:hyperlink r:id="rId19">
         <w:r>
@@ -525,7 +518,7 @@
             <w:color w:val="0000EE"/>
             <w:u w:val="single"/>
           </w:rPr>
-          <w:t>林前13:13</w:t>
+          <w:t>來10:21–24</w:t>
         </w:r>
       </w:hyperlink>
       <w:r>
@@ -543,7 +536,313 @@
             <w:color w:val="0000EE"/>
             <w:u w:val="single"/>
           </w:rPr>
-          <w:t>西1:4–5</w:t>
+          <w:t>彼前2:1–22</w:t>
+        </w:r>
+      </w:hyperlink>
+      <w:r>
+        <w:rPr>
+          <w:lang w:val="zh_TW" w:bidi="zh_TW"/>
+        </w:rPr>
+        <w:t>）仍在教會中日漸成熟。</w:t>
+      </w:r>
+      <w:r>
+        <w:rPr>
+          <w:lang w:val="zh_TW" w:bidi="zh_TW"/>
+        </w:rPr>
+      </w:r>
+      <w:r>
+        <w:rPr>
+          <w:lang w:val="zh_TW" w:bidi="zh_TW"/>
+        </w:rPr>
+      </w:r>
+    </w:p>
+    <w:p>
+      <w:pPr/>
+      <w:r>
+        <w:rPr>
+          <w:lang w:val="zh_TW" w:bidi="zh_TW"/>
+        </w:rPr>
+      </w:r>
+    </w:p>
+    <w:p>
+      <w:pPr>
+        <w:pStyle w:val="Heading2"/>
+      </w:pPr>
+      <w:r>
+        <w:rPr>
+          <w:lang w:val="zh_TW" w:bidi="zh_TW"/>
+        </w:rPr>
+        <w:t>帖撒羅尼迦後書 1:3–10</w:t>
+      </w:r>
+      <w:r>
+        <w:rPr>
+          <w:lang w:val="zh_TW" w:bidi="zh_TW"/>
+        </w:rPr>
+      </w:r>
+    </w:p>
+    <w:p>
+      <w:pPr/>
+      <w:r>
+        <w:rPr>
+          <w:lang w:val="zh_TW" w:bidi="zh_TW"/>
+        </w:rPr>
+      </w:r>
+      <w:r>
+        <w:rPr>
+          <w:lang w:val="zh_TW" w:bidi="zh_TW"/>
+        </w:rPr>
+        <w:t>在為帖撒羅尼迦教會感謝神之後（</w:t>
+      </w:r>
+      <w:hyperlink r:id="rId21">
+        <w:r>
+          <w:rPr>
+            <w:lang w:val="zh_TW" w:bidi="zh_TW"/>
+          </w:rPr>
+          <w:rPr>
+            <w:color w:val="0000EE"/>
+            <w:u w:val="single"/>
+          </w:rPr>
+          <w:t>1:3–4</w:t>
+        </w:r>
+      </w:hyperlink>
+      <w:r>
+        <w:rPr>
+          <w:lang w:val="zh_TW" w:bidi="zh_TW"/>
+        </w:rPr>
+        <w:t>），保羅提到迫害（</w:t>
+      </w:r>
+      <w:hyperlink r:id="rId15">
+        <w:r>
+          <w:rPr>
+            <w:lang w:val="zh_TW" w:bidi="zh_TW"/>
+          </w:rPr>
+          <w:rPr>
+            <w:color w:val="0000EE"/>
+            <w:u w:val="single"/>
+          </w:rPr>
+          <w:t>1:4</w:t>
+        </w:r>
+      </w:hyperlink>
+      <w:r>
+        <w:rPr>
+          <w:lang w:val="zh_TW" w:bidi="zh_TW"/>
+        </w:rPr>
+        <w:t>），自他的第一封信以來這些迫害已經加劇（</w:t>
+      </w:r>
+      <w:hyperlink r:id="rId22">
+        <w:r>
+          <w:rPr>
+            <w:lang w:val="zh_TW" w:bidi="zh_TW"/>
+          </w:rPr>
+          <w:rPr>
+            <w:color w:val="0000EE"/>
+            <w:u w:val="single"/>
+          </w:rPr>
+          <w:t>帖前1:6</w:t>
+        </w:r>
+      </w:hyperlink>
+      <w:r>
+        <w:rPr>
+          <w:lang w:val="zh_TW" w:bidi="zh_TW"/>
+        </w:rPr>
+        <w:t>，</w:t>
+      </w:r>
+      <w:hyperlink r:id="rId23">
+        <w:r>
+          <w:rPr>
+            <w:lang w:val="zh_TW" w:bidi="zh_TW"/>
+          </w:rPr>
+          <w:rPr>
+            <w:color w:val="0000EE"/>
+            <w:u w:val="single"/>
+          </w:rPr>
+          <w:t>2:14</w:t>
+        </w:r>
+      </w:hyperlink>
+      <w:r>
+        <w:rPr>
+          <w:lang w:val="zh_TW" w:bidi="zh_TW"/>
+        </w:rPr>
+        <w:t>，</w:t>
+      </w:r>
+      <w:hyperlink r:id="rId24">
+        <w:r>
+          <w:rPr>
+            <w:lang w:val="zh_TW" w:bidi="zh_TW"/>
+          </w:rPr>
+          <w:rPr>
+            <w:color w:val="0000EE"/>
+            <w:u w:val="single"/>
+          </w:rPr>
+          <w:t>3:3–4</w:t>
+        </w:r>
+      </w:hyperlink>
+      <w:r>
+        <w:rPr>
+          <w:lang w:val="zh_TW" w:bidi="zh_TW"/>
+        </w:rPr>
+        <w:t>）。神將減輕他們的痛苦（</w:t>
+      </w:r>
+      <w:hyperlink r:id="rId25">
+        <w:r>
+          <w:rPr>
+            <w:lang w:val="zh_TW" w:bidi="zh_TW"/>
+          </w:rPr>
+          <w:rPr>
+            <w:color w:val="0000EE"/>
+            <w:u w:val="single"/>
+          </w:rPr>
+          <w:t>帖後1:5–10</w:t>
+        </w:r>
+      </w:hyperlink>
+      <w:r>
+        <w:rPr>
+          <w:lang w:val="zh_TW" w:bidi="zh_TW"/>
+        </w:rPr>
+        <w:t>）並審判逼迫他們的人。</w:t>
+      </w:r>
+      <w:r>
+        <w:rPr>
+          <w:lang w:val="zh_TW" w:bidi="zh_TW"/>
+        </w:rPr>
+      </w:r>
+      <w:r>
+        <w:rPr>
+          <w:lang w:val="zh_TW" w:bidi="zh_TW"/>
+        </w:rPr>
+      </w:r>
+    </w:p>
+    <w:p>
+      <w:pPr/>
+      <w:r>
+        <w:rPr>
+          <w:lang w:val="zh_TW" w:bidi="zh_TW"/>
+        </w:rPr>
+      </w:r>
+    </w:p>
+    <w:p>
+      <w:pPr>
+        <w:pStyle w:val="Heading2"/>
+      </w:pPr>
+      <w:r>
+        <w:rPr>
+          <w:lang w:val="zh_TW" w:bidi="zh_TW"/>
+        </w:rPr>
+        <w:t>帖撒羅尼迦後書 1:4</w:t>
+      </w:r>
+      <w:r>
+        <w:rPr>
+          <w:lang w:val="zh_TW" w:bidi="zh_TW"/>
+        </w:rPr>
+      </w:r>
+    </w:p>
+    <w:p>
+      <w:pPr/>
+      <w:r>
+        <w:rPr>
+          <w:lang w:val="zh_TW" w:bidi="zh_TW"/>
+        </w:rPr>
+      </w:r>
+      <w:r>
+        <w:rPr>
+          <w:lang w:val="zh_TW" w:bidi="zh_TW"/>
+        </w:rPr>
+        <w:t>保羅為帖撒羅尼迦信徒的忍耐和信心向別的教會誇口，這會激勵教會在面對巨大的敵意時堅忍和持守忠心（</w:t>
+      </w:r>
+      <w:hyperlink r:id="rId23">
+        <w:r>
+          <w:rPr>
+            <w:lang w:val="zh_TW" w:bidi="zh_TW"/>
+          </w:rPr>
+          <w:rPr>
+            <w:color w:val="0000EE"/>
+            <w:u w:val="single"/>
+          </w:rPr>
+          <w:t>帖前2:14</w:t>
+        </w:r>
+      </w:hyperlink>
+      <w:r>
+        <w:rPr>
+          <w:lang w:val="zh_TW" w:bidi="zh_TW"/>
+        </w:rPr>
+        <w:t>，</w:t>
+      </w:r>
+      <w:hyperlink r:id="rId24">
+        <w:r>
+          <w:rPr>
+            <w:lang w:val="zh_TW" w:bidi="zh_TW"/>
+          </w:rPr>
+          <w:rPr>
+            <w:color w:val="0000EE"/>
+            <w:u w:val="single"/>
+          </w:rPr>
+          <w:t>3:3–4</w:t>
+        </w:r>
+      </w:hyperlink>
+      <w:r>
+        <w:rPr>
+          <w:lang w:val="zh_TW" w:bidi="zh_TW"/>
+        </w:rPr>
+        <w:t>）。</w:t>
+      </w:r>
+      <w:r>
+        <w:rPr>
+          <w:lang w:val="zh_TW" w:bidi="zh_TW"/>
+        </w:rPr>
+      </w:r>
+      <w:r>
+        <w:rPr>
+          <w:lang w:val="zh_TW" w:bidi="zh_TW"/>
+        </w:rPr>
+      </w:r>
+    </w:p>
+    <w:p>
+      <w:pPr/>
+      <w:r>
+        <w:rPr>
+          <w:lang w:val="zh_TW" w:bidi="zh_TW"/>
+        </w:rPr>
+      </w:r>
+    </w:p>
+    <w:p>
+      <w:pPr>
+        <w:pStyle w:val="Heading2"/>
+      </w:pPr>
+      <w:r>
+        <w:rPr>
+          <w:lang w:val="zh_TW" w:bidi="zh_TW"/>
+        </w:rPr>
+        <w:t>帖撒羅尼迦後書 1:5</w:t>
+      </w:r>
+      <w:r>
+        <w:rPr>
+          <w:lang w:val="zh_TW" w:bidi="zh_TW"/>
+        </w:rPr>
+      </w:r>
+    </w:p>
+    <w:p>
+      <w:pPr/>
+      <w:r>
+        <w:rPr>
+          <w:lang w:val="zh_TW" w:bidi="zh_TW"/>
+        </w:rPr>
+      </w:r>
+      <w:r>
+        <w:rPr>
+          <w:lang w:val="zh_TW" w:bidi="zh_TW"/>
+        </w:rPr>
+        <w:t>蒙神呼召進入祂國度的人將因此受苦（</w:t>
+      </w:r>
+      <w:hyperlink r:id="rId26">
+        <w:r>
+          <w:rPr>
+            <w:lang w:val="zh_TW" w:bidi="zh_TW"/>
+          </w:rPr>
+          <w:rPr>
+            <w:color w:val="0000EE"/>
+            <w:u w:val="single"/>
+          </w:rPr>
+          <w:t>徒14:22</w:t>
         </w:r>
       </w:hyperlink>
       <w:r>
@@ -552,349 +851,7 @@
         </w:rPr>
         <w:t>；</w:t>
       </w:r>
-      <w:hyperlink r:id="rId21">
-        <w:r>
-          <w:rPr>
-            <w:lang w:val="zh_TW" w:bidi="zh_TW"/>
-          </w:rPr>
-          <w:rPr>
-            <w:color w:val="0000EE"/>
-            <w:u w:val="single"/>
-          </w:rPr>
-          <w:t>來10:21–24</w:t>
-        </w:r>
-      </w:hyperlink>
-      <w:r>
-        <w:rPr>
-          <w:lang w:val="zh_TW" w:bidi="zh_TW"/>
-        </w:rPr>
-        <w:t>；</w:t>
-      </w:r>
-      <w:hyperlink r:id="rId22">
-        <w:r>
-          <w:rPr>
-            <w:lang w:val="zh_TW" w:bidi="zh_TW"/>
-          </w:rPr>
-          <w:rPr>
-            <w:color w:val="0000EE"/>
-            <w:u w:val="single"/>
-          </w:rPr>
-          <w:t>彼前2:1–22</w:t>
-        </w:r>
-      </w:hyperlink>
-      <w:r>
-        <w:rPr>
-          <w:lang w:val="zh_TW" w:bidi="zh_TW"/>
-        </w:rPr>
-        <w:t>）仍在教會中日漸成熟。</w:t>
-      </w:r>
-      <w:r>
-        <w:rPr>
-          <w:lang w:val="zh_TW" w:bidi="zh_TW"/>
-        </w:rPr>
-      </w:r>
-      <w:r>
-        <w:rPr>
-          <w:lang w:val="zh_TW" w:bidi="zh_TW"/>
-        </w:rPr>
-      </w:r>
-    </w:p>
-    <w:p>
-      <w:pPr/>
-      <w:r>
-        <w:rPr>
-          <w:lang w:val="zh_TW" w:bidi="zh_TW"/>
-        </w:rPr>
-      </w:r>
-    </w:p>
-    <w:p>
-      <w:pPr>
-        <w:pStyle w:val="Heading2"/>
-      </w:pPr>
-      <w:r>
-        <w:rPr>
-          <w:lang w:val="zh_TW" w:bidi="zh_TW"/>
-        </w:rPr>
-        <w:t>帖撒羅尼迦後書 1:3–10</w:t>
-      </w:r>
-      <w:r>
-        <w:rPr>
-          <w:lang w:val="zh_TW" w:bidi="zh_TW"/>
-        </w:rPr>
-      </w:r>
-    </w:p>
-    <w:p>
-      <w:pPr/>
-      <w:r>
-        <w:rPr>
-          <w:lang w:val="zh_TW" w:bidi="zh_TW"/>
-        </w:rPr>
-      </w:r>
-      <w:r>
-        <w:rPr>
-          <w:lang w:val="zh_TW" w:bidi="zh_TW"/>
-        </w:rPr>
-        <w:t>在為帖撒羅尼迦教會感謝神之後（</w:t>
-      </w:r>
-      <w:hyperlink r:id="rId23">
-        <w:r>
-          <w:rPr>
-            <w:lang w:val="zh_TW" w:bidi="zh_TW"/>
-          </w:rPr>
-          <w:rPr>
-            <w:color w:val="0000EE"/>
-            <w:u w:val="single"/>
-          </w:rPr>
-          <w:t>1:3–4</w:t>
-        </w:r>
-      </w:hyperlink>
-      <w:r>
-        <w:rPr>
-          <w:lang w:val="zh_TW" w:bidi="zh_TW"/>
-        </w:rPr>
-        <w:t>），保羅提到迫害（</w:t>
-      </w:r>
-      <w:hyperlink r:id="rId17">
-        <w:r>
-          <w:rPr>
-            <w:lang w:val="zh_TW" w:bidi="zh_TW"/>
-          </w:rPr>
-          <w:rPr>
-            <w:color w:val="0000EE"/>
-            <w:u w:val="single"/>
-          </w:rPr>
-          <w:t>1:4</w:t>
-        </w:r>
-      </w:hyperlink>
-      <w:r>
-        <w:rPr>
-          <w:lang w:val="zh_TW" w:bidi="zh_TW"/>
-        </w:rPr>
-        <w:t>），自他的第一封信以來這些迫害已經加劇（</w:t>
-      </w:r>
-      <w:hyperlink r:id="rId24">
-        <w:r>
-          <w:rPr>
-            <w:lang w:val="zh_TW" w:bidi="zh_TW"/>
-          </w:rPr>
-          <w:rPr>
-            <w:color w:val="0000EE"/>
-            <w:u w:val="single"/>
-          </w:rPr>
-          <w:t>帖前1:6</w:t>
-        </w:r>
-      </w:hyperlink>
-      <w:r>
-        <w:rPr>
-          <w:lang w:val="zh_TW" w:bidi="zh_TW"/>
-        </w:rPr>
-        <w:t>，</w:t>
-      </w:r>
-      <w:hyperlink r:id="rId25">
-        <w:r>
-          <w:rPr>
-            <w:lang w:val="zh_TW" w:bidi="zh_TW"/>
-          </w:rPr>
-          <w:rPr>
-            <w:color w:val="0000EE"/>
-            <w:u w:val="single"/>
-          </w:rPr>
-          <w:t>2:14</w:t>
-        </w:r>
-      </w:hyperlink>
-      <w:r>
-        <w:rPr>
-          <w:lang w:val="zh_TW" w:bidi="zh_TW"/>
-        </w:rPr>
-        <w:t>，</w:t>
-      </w:r>
-      <w:hyperlink r:id="rId26">
-        <w:r>
-          <w:rPr>
-            <w:lang w:val="zh_TW" w:bidi="zh_TW"/>
-          </w:rPr>
-          <w:rPr>
-            <w:color w:val="0000EE"/>
-            <w:u w:val="single"/>
-          </w:rPr>
-          <w:t>3:3–4</w:t>
-        </w:r>
-      </w:hyperlink>
-      <w:r>
-        <w:rPr>
-          <w:lang w:val="zh_TW" w:bidi="zh_TW"/>
-        </w:rPr>
-        <w:t>）。神將減輕他們的痛苦（</w:t>
-      </w:r>
       <w:hyperlink r:id="rId27">
-        <w:r>
-          <w:rPr>
-            <w:lang w:val="zh_TW" w:bidi="zh_TW"/>
-          </w:rPr>
-          <w:rPr>
-            <w:color w:val="0000EE"/>
-            <w:u w:val="single"/>
-          </w:rPr>
-          <w:t>帖後1:5–10</w:t>
-        </w:r>
-      </w:hyperlink>
-      <w:r>
-        <w:rPr>
-          <w:lang w:val="zh_TW" w:bidi="zh_TW"/>
-        </w:rPr>
-        <w:t>）並審判逼迫他們的人。</w:t>
-      </w:r>
-      <w:r>
-        <w:rPr>
-          <w:lang w:val="zh_TW" w:bidi="zh_TW"/>
-        </w:rPr>
-      </w:r>
-      <w:r>
-        <w:rPr>
-          <w:lang w:val="zh_TW" w:bidi="zh_TW"/>
-        </w:rPr>
-      </w:r>
-    </w:p>
-    <w:p>
-      <w:pPr/>
-      <w:r>
-        <w:rPr>
-          <w:lang w:val="zh_TW" w:bidi="zh_TW"/>
-        </w:rPr>
-      </w:r>
-    </w:p>
-    <w:p>
-      <w:pPr>
-        <w:pStyle w:val="Heading2"/>
-      </w:pPr>
-      <w:r>
-        <w:rPr>
-          <w:lang w:val="zh_TW" w:bidi="zh_TW"/>
-        </w:rPr>
-        <w:t>帖撒羅尼迦後書 1:4</w:t>
-      </w:r>
-      <w:r>
-        <w:rPr>
-          <w:lang w:val="zh_TW" w:bidi="zh_TW"/>
-        </w:rPr>
-      </w:r>
-    </w:p>
-    <w:p>
-      <w:pPr/>
-      <w:r>
-        <w:rPr>
-          <w:lang w:val="zh_TW" w:bidi="zh_TW"/>
-        </w:rPr>
-      </w:r>
-      <w:r>
-        <w:rPr>
-          <w:lang w:val="zh_TW" w:bidi="zh_TW"/>
-        </w:rPr>
-        <w:t>保羅為帖撒羅尼迦信徒的忍耐和信心向別的教會誇口，這會激勵教會在面對巨大的敵意時堅忍和持守忠心（</w:t>
-      </w:r>
-      <w:hyperlink r:id="rId25">
-        <w:r>
-          <w:rPr>
-            <w:lang w:val="zh_TW" w:bidi="zh_TW"/>
-          </w:rPr>
-          <w:rPr>
-            <w:color w:val="0000EE"/>
-            <w:u w:val="single"/>
-          </w:rPr>
-          <w:t>帖前2:14</w:t>
-        </w:r>
-      </w:hyperlink>
-      <w:r>
-        <w:rPr>
-          <w:lang w:val="zh_TW" w:bidi="zh_TW"/>
-        </w:rPr>
-        <w:t>，</w:t>
-      </w:r>
-      <w:hyperlink r:id="rId26">
-        <w:r>
-          <w:rPr>
-            <w:lang w:val="zh_TW" w:bidi="zh_TW"/>
-          </w:rPr>
-          <w:rPr>
-            <w:color w:val="0000EE"/>
-            <w:u w:val="single"/>
-          </w:rPr>
-          <w:t>3:3–4</w:t>
-        </w:r>
-      </w:hyperlink>
-      <w:r>
-        <w:rPr>
-          <w:lang w:val="zh_TW" w:bidi="zh_TW"/>
-        </w:rPr>
-        <w:t>）。</w:t>
-      </w:r>
-      <w:r>
-        <w:rPr>
-          <w:lang w:val="zh_TW" w:bidi="zh_TW"/>
-        </w:rPr>
-      </w:r>
-      <w:r>
-        <w:rPr>
-          <w:lang w:val="zh_TW" w:bidi="zh_TW"/>
-        </w:rPr>
-      </w:r>
-    </w:p>
-    <w:p>
-      <w:pPr/>
-      <w:r>
-        <w:rPr>
-          <w:lang w:val="zh_TW" w:bidi="zh_TW"/>
-        </w:rPr>
-      </w:r>
-    </w:p>
-    <w:p>
-      <w:pPr>
-        <w:pStyle w:val="Heading2"/>
-      </w:pPr>
-      <w:r>
-        <w:rPr>
-          <w:lang w:val="zh_TW" w:bidi="zh_TW"/>
-        </w:rPr>
-        <w:t>帖撒羅尼迦後書 1:5</w:t>
-      </w:r>
-      <w:r>
-        <w:rPr>
-          <w:lang w:val="zh_TW" w:bidi="zh_TW"/>
-        </w:rPr>
-      </w:r>
-    </w:p>
-    <w:p>
-      <w:pPr/>
-      <w:r>
-        <w:rPr>
-          <w:lang w:val="zh_TW" w:bidi="zh_TW"/>
-        </w:rPr>
-      </w:r>
-      <w:r>
-        <w:rPr>
-          <w:lang w:val="zh_TW" w:bidi="zh_TW"/>
-        </w:rPr>
-        <w:t>蒙神呼召進入祂國度的人將因此受苦（</w:t>
-      </w:r>
-      <w:hyperlink r:id="rId28">
-        <w:r>
-          <w:rPr>
-            <w:lang w:val="zh_TW" w:bidi="zh_TW"/>
-          </w:rPr>
-          <w:rPr>
-            <w:color w:val="0000EE"/>
-            <w:u w:val="single"/>
-          </w:rPr>
-          <w:t>徒14:22</w:t>
-        </w:r>
-      </w:hyperlink>
-      <w:r>
-        <w:rPr>
-          <w:lang w:val="zh_TW" w:bidi="zh_TW"/>
-        </w:rPr>
-        <w:t>；</w:t>
-      </w:r>
-      <w:hyperlink r:id="rId29">
         <w:r>
           <w:rPr>
             <w:lang w:val="zh_TW" w:bidi="zh_TW"/>
@@ -982,6 +939,42 @@
         </w:rPr>
         <w:t>在別處，保羅談到基督的「降臨」（</w:t>
       </w:r>
+      <w:hyperlink r:id="rId28">
+        <w:r>
+          <w:rPr>
+            <w:lang w:val="zh_TW" w:bidi="zh_TW"/>
+          </w:rPr>
+          <w:rPr>
+            <w:color w:val="0000EE"/>
+            <w:u w:val="single"/>
+          </w:rPr>
+          <w:t>2:1</w:t>
+        </w:r>
+      </w:hyperlink>
+      <w:r>
+        <w:rPr>
+          <w:lang w:val="zh_TW" w:bidi="zh_TW"/>
+        </w:rPr>
+        <w:t>；</w:t>
+      </w:r>
+      <w:hyperlink r:id="rId29">
+        <w:r>
+          <w:rPr>
+            <w:lang w:val="zh_TW" w:bidi="zh_TW"/>
+          </w:rPr>
+          <w:rPr>
+            <w:color w:val="0000EE"/>
+            <w:u w:val="single"/>
+          </w:rPr>
+          <w:t>帖前2:19</w:t>
+        </w:r>
+      </w:hyperlink>
+      <w:r>
+        <w:rPr>
+          <w:lang w:val="zh_TW" w:bidi="zh_TW"/>
+        </w:rPr>
+        <w:t>，</w:t>
+      </w:r>
       <w:hyperlink r:id="rId30">
         <w:r>
           <w:rPr>
@@ -991,14 +984,14 @@
             <w:color w:val="0000EE"/>
             <w:u w:val="single"/>
           </w:rPr>
-          <w:t>2:1</w:t>
-        </w:r>
-      </w:hyperlink>
-      <w:r>
-        <w:rPr>
-          <w:lang w:val="zh_TW" w:bidi="zh_TW"/>
-        </w:rPr>
-        <w:t>；</w:t>
+          <w:t>3:13</w:t>
+        </w:r>
+      </w:hyperlink>
+      <w:r>
+        <w:rPr>
+          <w:lang w:val="zh_TW" w:bidi="zh_TW"/>
+        </w:rPr>
+        <w:t>，</w:t>
       </w:r>
       <w:hyperlink r:id="rId31">
         <w:r>
@@ -1009,7 +1002,7 @@
             <w:color w:val="0000EE"/>
             <w:u w:val="single"/>
           </w:rPr>
-          <w:t>帖前2:19</w:t>
+          <w:t>4:15</w:t>
         </w:r>
       </w:hyperlink>
       <w:r>
@@ -1027,7 +1020,25 @@
             <w:color w:val="0000EE"/>
             <w:u w:val="single"/>
           </w:rPr>
-          <w:t>3:13</w:t>
+          <w:t>5:23）</w:t>
+        </w:r>
+      </w:hyperlink>
+      <w:r>
+        <w:rPr>
+          <w:lang w:val="zh_TW" w:bidi="zh_TW"/>
+        </w:rPr>
+        <w:t>；在這裡，他稱這是主耶穌的「顯現」或「顯露」，是現今無法用肉眼看見的（參</w:t>
+      </w:r>
+      <w:hyperlink r:id="rId33">
+        <w:r>
+          <w:rPr>
+            <w:lang w:val="zh_TW" w:bidi="zh_TW"/>
+          </w:rPr>
+          <w:rPr>
+            <w:color w:val="0000EE"/>
+            <w:u w:val="single"/>
+          </w:rPr>
+          <w:t>彼前1:7–8</w:t>
         </w:r>
       </w:hyperlink>
       <w:r>
@@ -1036,61 +1047,7 @@
         </w:rPr>
         <w:t>，</w:t>
       </w:r>
-      <w:hyperlink r:id="rId33">
-        <w:r>
-          <w:rPr>
-            <w:lang w:val="zh_TW" w:bidi="zh_TW"/>
-          </w:rPr>
-          <w:rPr>
-            <w:color w:val="0000EE"/>
-            <w:u w:val="single"/>
-          </w:rPr>
-          <w:t>4:15</w:t>
-        </w:r>
-      </w:hyperlink>
-      <w:r>
-        <w:rPr>
-          <w:lang w:val="zh_TW" w:bidi="zh_TW"/>
-        </w:rPr>
-        <w:t>，</w:t>
-      </w:r>
       <w:hyperlink r:id="rId34">
-        <w:r>
-          <w:rPr>
-            <w:lang w:val="zh_TW" w:bidi="zh_TW"/>
-          </w:rPr>
-          <w:rPr>
-            <w:color w:val="0000EE"/>
-            <w:u w:val="single"/>
-          </w:rPr>
-          <w:t>5:23）</w:t>
-        </w:r>
-      </w:hyperlink>
-      <w:r>
-        <w:rPr>
-          <w:lang w:val="zh_TW" w:bidi="zh_TW"/>
-        </w:rPr>
-        <w:t>；在這裡，他稱這是主耶穌的「顯現」或「顯露」，是現今無法用肉眼看見的（參</w:t>
-      </w:r>
-      <w:hyperlink r:id="rId35">
-        <w:r>
-          <w:rPr>
-            <w:lang w:val="zh_TW" w:bidi="zh_TW"/>
-          </w:rPr>
-          <w:rPr>
-            <w:color w:val="0000EE"/>
-            <w:u w:val="single"/>
-          </w:rPr>
-          <w:t>彼前1:7–8</w:t>
-        </w:r>
-      </w:hyperlink>
-      <w:r>
-        <w:rPr>
-          <w:lang w:val="zh_TW" w:bidi="zh_TW"/>
-        </w:rPr>
-        <w:t>，</w:t>
-      </w:r>
-      <w:hyperlink r:id="rId36">
         <w:r>
           <w:rPr>
             <w:lang w:val="zh_TW" w:bidi="zh_TW"/>
@@ -1160,7 +1117,7 @@
         </w:rPr>
         <w:t>他們會因拒絕關於基督的信息而受刑罰（</w:t>
       </w:r>
-      <w:hyperlink r:id="rId37">
+      <w:hyperlink r:id="rId35">
         <w:r>
           <w:rPr>
             <w:lang w:val="zh_TW" w:bidi="zh_TW"/>
@@ -1202,7 +1159,7 @@
         </w:rPr>
         <w:t>（見</w:t>
       </w:r>
-      <w:hyperlink r:id="rId38">
+      <w:hyperlink r:id="rId36">
         <w:r>
           <w:rPr>
             <w:lang w:val="zh_TW" w:bidi="zh_TW"/>
@@ -1220,7 +1177,7 @@
         </w:rPr>
         <w:t>；</w:t>
       </w:r>
-      <w:hyperlink r:id="rId39">
+      <w:hyperlink r:id="rId37">
         <w:r>
           <w:rPr>
             <w:lang w:val="zh_TW" w:bidi="zh_TW"/>
@@ -1262,6 +1219,42 @@
         </w:rPr>
         <w:t>指即將到來的審判之來源（</w:t>
       </w:r>
+      <w:hyperlink r:id="rId38">
+        <w:r>
+          <w:rPr>
+            <w:lang w:val="zh_TW" w:bidi="zh_TW"/>
+          </w:rPr>
+          <w:rPr>
+            <w:color w:val="0000EE"/>
+            <w:u w:val="single"/>
+          </w:rPr>
+          <w:t>賽2:10</w:t>
+        </w:r>
+      </w:hyperlink>
+      <w:r>
+        <w:rPr>
+          <w:lang w:val="zh_TW" w:bidi="zh_TW"/>
+        </w:rPr>
+        <w:t>、</w:t>
+      </w:r>
+      <w:hyperlink r:id="rId39">
+        <w:r>
+          <w:rPr>
+            <w:lang w:val="zh_TW" w:bidi="zh_TW"/>
+          </w:rPr>
+          <w:rPr>
+            <w:color w:val="0000EE"/>
+            <w:u w:val="single"/>
+          </w:rPr>
+          <w:t>19</w:t>
+        </w:r>
+      </w:hyperlink>
+      <w:r>
+        <w:rPr>
+          <w:lang w:val="zh_TW" w:bidi="zh_TW"/>
+        </w:rPr>
+        <w:t>、</w:t>
+      </w:r>
       <w:hyperlink r:id="rId40">
         <w:r>
           <w:rPr>
@@ -1271,14 +1264,62 @@
             <w:color w:val="0000EE"/>
             <w:u w:val="single"/>
           </w:rPr>
-          <w:t>賽2:10</w:t>
-        </w:r>
-      </w:hyperlink>
-      <w:r>
-        <w:rPr>
-          <w:lang w:val="zh_TW" w:bidi="zh_TW"/>
-        </w:rPr>
-        <w:t>、</w:t>
+          <w:t>21）</w:t>
+        </w:r>
+      </w:hyperlink>
+      <w:r>
+        <w:rPr>
+          <w:lang w:val="zh_TW" w:bidi="zh_TW"/>
+        </w:rPr>
+        <w:t>。</w:t>
+      </w:r>
+      <w:r>
+        <w:rPr>
+          <w:lang w:val="zh_TW" w:bidi="zh_TW"/>
+        </w:rPr>
+      </w:r>
+      <w:r>
+        <w:rPr>
+          <w:lang w:val="zh_TW" w:bidi="zh_TW"/>
+        </w:rPr>
+      </w:r>
+    </w:p>
+    <w:p>
+      <w:pPr/>
+      <w:r>
+        <w:rPr>
+          <w:lang w:val="zh_TW" w:bidi="zh_TW"/>
+        </w:rPr>
+      </w:r>
+    </w:p>
+    <w:p>
+      <w:pPr>
+        <w:pStyle w:val="Heading2"/>
+      </w:pPr>
+      <w:r>
+        <w:rPr>
+          <w:lang w:val="zh_TW" w:bidi="zh_TW"/>
+        </w:rPr>
+        <w:t>帖撒羅尼迦後書 1:10</w:t>
+      </w:r>
+      <w:r>
+        <w:rPr>
+          <w:lang w:val="zh_TW" w:bidi="zh_TW"/>
+        </w:rPr>
+      </w:r>
+    </w:p>
+    <w:p>
+      <w:pPr/>
+      <w:r>
+        <w:rPr>
+          <w:lang w:val="zh_TW" w:bidi="zh_TW"/>
+        </w:rPr>
+      </w:r>
+      <w:r>
+        <w:rPr>
+          <w:lang w:val="zh_TW" w:bidi="zh_TW"/>
+        </w:rPr>
+        <w:t>那日子：主的日子（</w:t>
       </w:r>
       <w:hyperlink r:id="rId41">
         <w:r>
@@ -1289,100 +1330,16 @@
             <w:color w:val="0000EE"/>
             <w:u w:val="single"/>
           </w:rPr>
-          <w:t>19</w:t>
-        </w:r>
-      </w:hyperlink>
-      <w:r>
-        <w:rPr>
-          <w:lang w:val="zh_TW" w:bidi="zh_TW"/>
-        </w:rPr>
-        <w:t>、</w:t>
+          <w:t>2:2</w:t>
+        </w:r>
+      </w:hyperlink>
+      <w:r>
+        <w:rPr>
+          <w:lang w:val="zh_TW" w:bidi="zh_TW"/>
+        </w:rPr>
+        <w:t>；</w:t>
       </w:r>
       <w:hyperlink r:id="rId42">
-        <w:r>
-          <w:rPr>
-            <w:lang w:val="zh_TW" w:bidi="zh_TW"/>
-          </w:rPr>
-          <w:rPr>
-            <w:color w:val="0000EE"/>
-            <w:u w:val="single"/>
-          </w:rPr>
-          <w:t>21）</w:t>
-        </w:r>
-      </w:hyperlink>
-      <w:r>
-        <w:rPr>
-          <w:lang w:val="zh_TW" w:bidi="zh_TW"/>
-        </w:rPr>
-        <w:t>。</w:t>
-      </w:r>
-      <w:r>
-        <w:rPr>
-          <w:lang w:val="zh_TW" w:bidi="zh_TW"/>
-        </w:rPr>
-      </w:r>
-      <w:r>
-        <w:rPr>
-          <w:lang w:val="zh_TW" w:bidi="zh_TW"/>
-        </w:rPr>
-      </w:r>
-    </w:p>
-    <w:p>
-      <w:pPr/>
-      <w:r>
-        <w:rPr>
-          <w:lang w:val="zh_TW" w:bidi="zh_TW"/>
-        </w:rPr>
-      </w:r>
-    </w:p>
-    <w:p>
-      <w:pPr>
-        <w:pStyle w:val="Heading2"/>
-      </w:pPr>
-      <w:r>
-        <w:rPr>
-          <w:lang w:val="zh_TW" w:bidi="zh_TW"/>
-        </w:rPr>
-        <w:t>帖撒羅尼迦後書 1:10</w:t>
-      </w:r>
-      <w:r>
-        <w:rPr>
-          <w:lang w:val="zh_TW" w:bidi="zh_TW"/>
-        </w:rPr>
-      </w:r>
-    </w:p>
-    <w:p>
-      <w:pPr/>
-      <w:r>
-        <w:rPr>
-          <w:lang w:val="zh_TW" w:bidi="zh_TW"/>
-        </w:rPr>
-      </w:r>
-      <w:r>
-        <w:rPr>
-          <w:lang w:val="zh_TW" w:bidi="zh_TW"/>
-        </w:rPr>
-        <w:t>那日子：主的日子（</w:t>
-      </w:r>
-      <w:hyperlink r:id="rId43">
-        <w:r>
-          <w:rPr>
-            <w:lang w:val="zh_TW" w:bidi="zh_TW"/>
-          </w:rPr>
-          <w:rPr>
-            <w:color w:val="0000EE"/>
-            <w:u w:val="single"/>
-          </w:rPr>
-          <w:t>2:2</w:t>
-        </w:r>
-      </w:hyperlink>
-      <w:r>
-        <w:rPr>
-          <w:lang w:val="zh_TW" w:bidi="zh_TW"/>
-        </w:rPr>
-        <w:t>；</w:t>
-      </w:r>
-      <w:hyperlink r:id="rId44">
         <w:r>
           <w:rPr>
             <w:lang w:val="zh_TW" w:bidi="zh_TW"/>
@@ -1470,7 +1427,7 @@
         </w:rPr>
         <w:t>：保羅之前就提醒過帖撒羅尼迦信徒，神呼召他們要以「神看為配得」的方式行事為人（</w:t>
       </w:r>
-      <w:hyperlink r:id="rId29">
+      <w:hyperlink r:id="rId27">
         <w:r>
           <w:rPr>
             <w:lang w:val="zh_TW" w:bidi="zh_TW"/>
@@ -1488,43 +1445,43 @@
         </w:rPr>
         <w:t>；另見</w:t>
       </w:r>
+      <w:hyperlink r:id="rId43">
+        <w:r>
+          <w:rPr>
+            <w:lang w:val="zh_TW" w:bidi="zh_TW"/>
+          </w:rPr>
+          <w:rPr>
+            <w:color w:val="0000EE"/>
+            <w:u w:val="single"/>
+          </w:rPr>
+          <w:t>弗4:1</w:t>
+        </w:r>
+      </w:hyperlink>
+      <w:r>
+        <w:rPr>
+          <w:lang w:val="zh_TW" w:bidi="zh_TW"/>
+        </w:rPr>
+        <w:t>；</w:t>
+      </w:r>
+      <w:hyperlink r:id="rId44">
+        <w:r>
+          <w:rPr>
+            <w:lang w:val="zh_TW" w:bidi="zh_TW"/>
+          </w:rPr>
+          <w:rPr>
+            <w:color w:val="0000EE"/>
+            <w:u w:val="single"/>
+          </w:rPr>
+          <w:t>腓1:27</w:t>
+        </w:r>
+      </w:hyperlink>
+      <w:r>
+        <w:rPr>
+          <w:lang w:val="zh_TW" w:bidi="zh_TW"/>
+        </w:rPr>
+        <w:t>；</w:t>
+      </w:r>
       <w:hyperlink r:id="rId45">
-        <w:r>
-          <w:rPr>
-            <w:lang w:val="zh_TW" w:bidi="zh_TW"/>
-          </w:rPr>
-          <w:rPr>
-            <w:color w:val="0000EE"/>
-            <w:u w:val="single"/>
-          </w:rPr>
-          <w:t>弗4:1</w:t>
-        </w:r>
-      </w:hyperlink>
-      <w:r>
-        <w:rPr>
-          <w:lang w:val="zh_TW" w:bidi="zh_TW"/>
-        </w:rPr>
-        <w:t>；</w:t>
-      </w:r>
-      <w:hyperlink r:id="rId46">
-        <w:r>
-          <w:rPr>
-            <w:lang w:val="zh_TW" w:bidi="zh_TW"/>
-          </w:rPr>
-          <w:rPr>
-            <w:color w:val="0000EE"/>
-            <w:u w:val="single"/>
-          </w:rPr>
-          <w:t>腓1:27</w:t>
-        </w:r>
-      </w:hyperlink>
-      <w:r>
-        <w:rPr>
-          <w:lang w:val="zh_TW" w:bidi="zh_TW"/>
-        </w:rPr>
-        <w:t>；</w:t>
-      </w:r>
-      <w:hyperlink r:id="rId47">
         <w:r>
           <w:rPr>
             <w:lang w:val="zh_TW" w:bidi="zh_TW"/>
@@ -1608,6 +1565,120 @@
         </w:rPr>
         <w:t>保羅向帖撒羅尼迦信徒保證神所應許的公義，無論是對他們還是對迫害他們的人（</w:t>
       </w:r>
+      <w:hyperlink r:id="rId25">
+        <w:r>
+          <w:rPr>
+            <w:lang w:val="zh_TW" w:bidi="zh_TW"/>
+          </w:rPr>
+          <w:rPr>
+            <w:color w:val="0000EE"/>
+            <w:u w:val="single"/>
+          </w:rPr>
+          <w:t>1:5–10</w:t>
+        </w:r>
+      </w:hyperlink>
+      <w:r>
+        <w:rPr>
+          <w:lang w:val="zh_TW" w:bidi="zh_TW"/>
+        </w:rPr>
+        <w:t>）。</w:t>
+      </w:r>
+      <w:r>
+        <w:rPr>
+          <w:lang w:val="zh_TW" w:bidi="zh_TW"/>
+        </w:rPr>
+        <w:t>因為將來的得救意味著要履行當下的責任</w:t>
+      </w:r>
+      <w:r>
+        <w:rPr>
+          <w:lang w:val="zh_TW" w:bidi="zh_TW"/>
+        </w:rPr>
+        <w:t>，所以保羅禱告他們在基督再來時被視為是配得的。</w:t>
+      </w:r>
+      <w:r>
+        <w:rPr>
+          <w:lang w:val="zh_TW" w:bidi="zh_TW"/>
+        </w:rPr>
+      </w:r>
+      <w:r>
+        <w:rPr>
+          <w:lang w:val="zh_TW" w:bidi="zh_TW"/>
+        </w:rPr>
+      </w:r>
+    </w:p>
+    <w:p>
+      <w:pPr/>
+      <w:r>
+        <w:rPr>
+          <w:lang w:val="zh_TW" w:bidi="zh_TW"/>
+        </w:rPr>
+      </w:r>
+    </w:p>
+    <w:p>
+      <w:pPr>
+        <w:pStyle w:val="Heading2"/>
+      </w:pPr>
+      <w:r>
+        <w:rPr>
+          <w:lang w:val="zh_TW" w:bidi="zh_TW"/>
+        </w:rPr>
+        <w:t>帖撒羅尼迦後書 1:12</w:t>
+      </w:r>
+      <w:r>
+        <w:rPr>
+          <w:lang w:val="zh_TW" w:bidi="zh_TW"/>
+        </w:rPr>
+      </w:r>
+    </w:p>
+    <w:p>
+      <w:pPr/>
+      <w:r>
+        <w:rPr>
+          <w:lang w:val="zh_TW" w:bidi="zh_TW"/>
+        </w:rPr>
+      </w:r>
+      <w:r>
+        <w:rPr>
+          <w:lang w:val="zh_TW" w:bidi="zh_TW"/>
+        </w:rPr>
+        <w:t>雖然我們主耶穌的名被帖撒羅尼迦的迫害者棄絕（</w:t>
+      </w:r>
+      <w:hyperlink r:id="rId35">
+        <w:r>
+          <w:rPr>
+            <w:lang w:val="zh_TW" w:bidi="zh_TW"/>
+          </w:rPr>
+          <w:rPr>
+            <w:color w:val="0000EE"/>
+            <w:u w:val="single"/>
+          </w:rPr>
+          <w:t>1:8</w:t>
+        </w:r>
+      </w:hyperlink>
+      <w:r>
+        <w:rPr>
+          <w:lang w:val="zh_TW" w:bidi="zh_TW"/>
+        </w:rPr>
+        <w:t>），但耶穌最終將因信徒的生命得榮耀。此外，他們也將與祂一同得榮耀（</w:t>
+      </w:r>
+      <w:hyperlink r:id="rId46">
+        <w:r>
+          <w:rPr>
+            <w:lang w:val="zh_TW" w:bidi="zh_TW"/>
+          </w:rPr>
+          <w:rPr>
+            <w:color w:val="0000EE"/>
+            <w:u w:val="single"/>
+          </w:rPr>
+          <w:t>2:14</w:t>
+        </w:r>
+      </w:hyperlink>
+      <w:r>
+        <w:rPr>
+          <w:lang w:val="zh_TW" w:bidi="zh_TW"/>
+        </w:rPr>
+        <w:t>；</w:t>
+      </w:r>
       <w:hyperlink r:id="rId27">
         <w:r>
           <w:rPr>
@@ -1617,26 +1688,68 @@
             <w:color w:val="0000EE"/>
             <w:u w:val="single"/>
           </w:rPr>
-          <w:t>1:5–10</w:t>
-        </w:r>
-      </w:hyperlink>
-      <w:r>
-        <w:rPr>
-          <w:lang w:val="zh_TW" w:bidi="zh_TW"/>
-        </w:rPr>
-        <w:t>）。</w:t>
-      </w:r>
-      <w:r>
-        <w:rPr>
-          <w:lang w:val="zh_TW" w:bidi="zh_TW"/>
-        </w:rPr>
-        <w:t>因為將來的得救意味著要履行當下的責任</w:t>
-      </w:r>
-      <w:r>
-        <w:rPr>
-          <w:lang w:val="zh_TW" w:bidi="zh_TW"/>
-        </w:rPr>
-        <w:t>，所以保羅禱告他們在基督再來時被視為是配得的。</w:t>
+          <w:t>帖前2:12</w:t>
+        </w:r>
+      </w:hyperlink>
+      <w:r>
+        <w:rPr>
+          <w:lang w:val="zh_TW" w:bidi="zh_TW"/>
+        </w:rPr>
+        <w:t>；參</w:t>
+      </w:r>
+      <w:hyperlink r:id="rId47">
+        <w:r>
+          <w:rPr>
+            <w:lang w:val="zh_TW" w:bidi="zh_TW"/>
+          </w:rPr>
+          <w:rPr>
+            <w:color w:val="0000EE"/>
+            <w:u w:val="single"/>
+          </w:rPr>
+          <w:t>羅8:17–18</w:t>
+        </w:r>
+      </w:hyperlink>
+      <w:r>
+        <w:rPr>
+          <w:lang w:val="zh_TW" w:bidi="zh_TW"/>
+        </w:rPr>
+        <w:t>；</w:t>
+      </w:r>
+      <w:hyperlink r:id="rId48">
+        <w:r>
+          <w:rPr>
+            <w:lang w:val="zh_TW" w:bidi="zh_TW"/>
+          </w:rPr>
+          <w:rPr>
+            <w:color w:val="0000EE"/>
+            <w:u w:val="single"/>
+          </w:rPr>
+          <w:t>西3:4</w:t>
+        </w:r>
+      </w:hyperlink>
+      <w:r>
+        <w:rPr>
+          <w:lang w:val="zh_TW" w:bidi="zh_TW"/>
+        </w:rPr>
+        <w:t>）。參</w:t>
+      </w:r>
+      <w:hyperlink r:id="rId49">
+        <w:r>
+          <w:rPr>
+            <w:lang w:val="zh_TW" w:bidi="zh_TW"/>
+          </w:rPr>
+          <w:rPr>
+            <w:color w:val="0000EE"/>
+            <w:u w:val="single"/>
+          </w:rPr>
+          <w:t>以賽亞書六十六章5節</w:t>
+        </w:r>
+      </w:hyperlink>
+      <w:r>
+        <w:rPr>
+          <w:lang w:val="zh_TW" w:bidi="zh_TW"/>
+        </w:rPr>
+        <w:t>。</w:t>
       </w:r>
       <w:r>
         <w:rPr>
@@ -1665,7 +1778,7 @@
         <w:rPr>
           <w:lang w:val="zh_TW" w:bidi="zh_TW"/>
         </w:rPr>
-        <w:t>帖撒羅尼迦後書 1:12</w:t>
+        <w:t>帖撒羅尼迦後書 2:1</w:t>
       </w:r>
       <w:r>
         <w:rPr>
@@ -1684,36 +1797,24 @@
         <w:rPr>
           <w:lang w:val="zh_TW" w:bidi="zh_TW"/>
         </w:rPr>
-        <w:t>雖然我們主耶穌的名被帖撒羅尼迦的迫害者棄絕（</w:t>
-      </w:r>
-      <w:hyperlink r:id="rId37">
-        <w:r>
-          <w:rPr>
-            <w:lang w:val="zh_TW" w:bidi="zh_TW"/>
-          </w:rPr>
-          <w:rPr>
-            <w:color w:val="0000EE"/>
-            <w:u w:val="single"/>
-          </w:rPr>
-          <w:t>1:8</w:t>
-        </w:r>
-      </w:hyperlink>
-      <w:r>
-        <w:rPr>
-          <w:lang w:val="zh_TW" w:bidi="zh_TW"/>
-        </w:rPr>
-        <w:t>），但耶穌最終將因信徒的生命得榮耀。此外，他們也將與祂一同得榮耀（</w:t>
-      </w:r>
-      <w:hyperlink r:id="rId48">
-        <w:r>
-          <w:rPr>
-            <w:lang w:val="zh_TW" w:bidi="zh_TW"/>
-          </w:rPr>
-          <w:rPr>
-            <w:color w:val="0000EE"/>
-            <w:u w:val="single"/>
-          </w:rPr>
-          <w:t>2:14</w:t>
+        <w:t>我們主耶穌基督降臨時</w:t>
+      </w:r>
+      <w:r>
+        <w:rPr>
+          <w:lang w:val="zh_TW" w:bidi="zh_TW"/>
+        </w:rPr>
+        <w:t>（</w:t>
+      </w:r>
+      <w:hyperlink r:id="rId50">
+        <w:r>
+          <w:rPr>
+            <w:lang w:val="zh_TW" w:bidi="zh_TW"/>
+          </w:rPr>
+          <w:rPr>
+            <w:color w:val="0000EE"/>
+            <w:u w:val="single"/>
+          </w:rPr>
+          <w:t>1:7–10</w:t>
         </w:r>
       </w:hyperlink>
       <w:r>
@@ -1731,50 +1832,32 @@
             <w:color w:val="0000EE"/>
             <w:u w:val="single"/>
           </w:rPr>
-          <w:t>帖前2:12</w:t>
-        </w:r>
-      </w:hyperlink>
-      <w:r>
-        <w:rPr>
-          <w:lang w:val="zh_TW" w:bidi="zh_TW"/>
-        </w:rPr>
-        <w:t>；參</w:t>
-      </w:r>
-      <w:hyperlink r:id="rId49">
-        <w:r>
-          <w:rPr>
-            <w:lang w:val="zh_TW" w:bidi="zh_TW"/>
-          </w:rPr>
-          <w:rPr>
-            <w:color w:val="0000EE"/>
-            <w:u w:val="single"/>
-          </w:rPr>
-          <w:t>羅8:17–18</w:t>
-        </w:r>
-      </w:hyperlink>
-      <w:r>
-        <w:rPr>
-          <w:lang w:val="zh_TW" w:bidi="zh_TW"/>
-        </w:rPr>
-        <w:t>；</w:t>
-      </w:r>
-      <w:hyperlink r:id="rId50">
-        <w:r>
-          <w:rPr>
-            <w:lang w:val="zh_TW" w:bidi="zh_TW"/>
-          </w:rPr>
-          <w:rPr>
-            <w:color w:val="0000EE"/>
-            <w:u w:val="single"/>
-          </w:rPr>
-          <w:t>西3:4</w:t>
-        </w:r>
-      </w:hyperlink>
-      <w:r>
-        <w:rPr>
-          <w:lang w:val="zh_TW" w:bidi="zh_TW"/>
-        </w:rPr>
-        <w:t>）。參</w:t>
+          <w:t>帖前2:19</w:t>
+        </w:r>
+      </w:hyperlink>
+      <w:r>
+        <w:rPr>
+          <w:lang w:val="zh_TW" w:bidi="zh_TW"/>
+        </w:rPr>
+        <w:t>，</w:t>
+      </w:r>
+      <w:hyperlink r:id="rId30">
+        <w:r>
+          <w:rPr>
+            <w:lang w:val="zh_TW" w:bidi="zh_TW"/>
+          </w:rPr>
+          <w:rPr>
+            <w:color w:val="0000EE"/>
+            <w:u w:val="single"/>
+          </w:rPr>
+          <w:t>3:13</w:t>
+        </w:r>
+      </w:hyperlink>
+      <w:r>
+        <w:rPr>
+          <w:lang w:val="zh_TW" w:bidi="zh_TW"/>
+        </w:rPr>
+        <w:t>，</w:t>
       </w:r>
       <w:hyperlink r:id="rId51">
         <w:r>
@@ -1785,7 +1868,43 @@
             <w:color w:val="0000EE"/>
             <w:u w:val="single"/>
           </w:rPr>
-          <w:t>以賽亞書六十六章5節</w:t>
+          <w:t>4:15–5:2</w:t>
+        </w:r>
+      </w:hyperlink>
+      <w:r>
+        <w:rPr>
+          <w:lang w:val="zh_TW" w:bidi="zh_TW"/>
+        </w:rPr>
+        <w:t>，</w:t>
+      </w:r>
+      <w:hyperlink r:id="rId32">
+        <w:r>
+          <w:rPr>
+            <w:lang w:val="zh_TW" w:bidi="zh_TW"/>
+          </w:rPr>
+          <w:rPr>
+            <w:color w:val="0000EE"/>
+            <w:u w:val="single"/>
+          </w:rPr>
+          <w:t>5:23</w:t>
+        </w:r>
+      </w:hyperlink>
+      <w:r>
+        <w:rPr>
+          <w:lang w:val="zh_TW" w:bidi="zh_TW"/>
+        </w:rPr>
+        <w:t>），祂所有的子民都將聚集在一起來迎接祂。這將發生在教會復活和被提之時（</w:t>
+      </w:r>
+      <w:hyperlink r:id="rId52">
+        <w:r>
+          <w:rPr>
+            <w:lang w:val="zh_TW" w:bidi="zh_TW"/>
+          </w:rPr>
+          <w:rPr>
+            <w:color w:val="0000EE"/>
+            <w:u w:val="single"/>
+          </w:rPr>
+          <w:t>帖前4:13–18）</w:t>
         </w:r>
       </w:hyperlink>
       <w:r>
@@ -1821,7 +1940,7 @@
         <w:rPr>
           <w:lang w:val="zh_TW" w:bidi="zh_TW"/>
         </w:rPr>
-        <w:t>帖撒羅尼迦後書 2:1</w:t>
+        <w:t>帖撒羅尼迦後書 2:1–12</w:t>
       </w:r>
       <w:r>
         <w:rPr>
@@ -1840,7 +1959,49 @@
         <w:rPr>
           <w:lang w:val="zh_TW" w:bidi="zh_TW"/>
         </w:rPr>
-        <w:t>我們主耶穌基督降臨時</w:t>
+        <w:t>關於主的日子的錯誤教導擾亂了帖撒羅尼迦教會（</w:t>
+      </w:r>
+      <w:hyperlink r:id="rId53">
+        <w:r>
+          <w:rPr>
+            <w:lang w:val="zh_TW" w:bidi="zh_TW"/>
+          </w:rPr>
+          <w:rPr>
+            <w:color w:val="0000EE"/>
+            <w:u w:val="single"/>
+          </w:rPr>
+          <w:t>2:1–2</w:t>
+        </w:r>
+      </w:hyperlink>
+      <w:r>
+        <w:rPr>
+          <w:lang w:val="zh_TW" w:bidi="zh_TW"/>
+        </w:rPr>
+        <w:t>）。保羅提醒他們（</w:t>
+      </w:r>
+      <w:hyperlink r:id="rId54">
+        <w:r>
+          <w:rPr>
+            <w:lang w:val="zh_TW" w:bidi="zh_TW"/>
+          </w:rPr>
+          <w:rPr>
+            <w:color w:val="0000EE"/>
+            <w:u w:val="single"/>
+          </w:rPr>
+          <w:t>2:5</w:t>
+        </w:r>
+      </w:hyperlink>
+      <w:r>
+        <w:rPr>
+          <w:lang w:val="zh_TW" w:bidi="zh_TW"/>
+        </w:rPr>
+        <w:t>），在那日子之前會有兩件事發生：一次大的離道反教的事和</w:t>
+      </w:r>
+      <w:r>
+        <w:rPr>
+          <w:lang w:val="zh_TW" w:bidi="zh_TW"/>
+        </w:rPr>
+        <w:t>大罪人顯露出來</w:t>
       </w:r>
       <w:r>
         <w:rPr>
@@ -1848,162 +2009,6 @@
         </w:rPr>
         <w:t>（</w:t>
       </w:r>
-      <w:hyperlink r:id="rId52">
-        <w:r>
-          <w:rPr>
-            <w:lang w:val="zh_TW" w:bidi="zh_TW"/>
-          </w:rPr>
-          <w:rPr>
-            <w:color w:val="0000EE"/>
-            <w:u w:val="single"/>
-          </w:rPr>
-          <w:t>1:7–10</w:t>
-        </w:r>
-      </w:hyperlink>
-      <w:r>
-        <w:rPr>
-          <w:lang w:val="zh_TW" w:bidi="zh_TW"/>
-        </w:rPr>
-        <w:t>；</w:t>
-      </w:r>
-      <w:hyperlink r:id="rId31">
-        <w:r>
-          <w:rPr>
-            <w:lang w:val="zh_TW" w:bidi="zh_TW"/>
-          </w:rPr>
-          <w:rPr>
-            <w:color w:val="0000EE"/>
-            <w:u w:val="single"/>
-          </w:rPr>
-          <w:t>帖前2:19</w:t>
-        </w:r>
-      </w:hyperlink>
-      <w:r>
-        <w:rPr>
-          <w:lang w:val="zh_TW" w:bidi="zh_TW"/>
-        </w:rPr>
-        <w:t>，</w:t>
-      </w:r>
-      <w:hyperlink r:id="rId32">
-        <w:r>
-          <w:rPr>
-            <w:lang w:val="zh_TW" w:bidi="zh_TW"/>
-          </w:rPr>
-          <w:rPr>
-            <w:color w:val="0000EE"/>
-            <w:u w:val="single"/>
-          </w:rPr>
-          <w:t>3:13</w:t>
-        </w:r>
-      </w:hyperlink>
-      <w:r>
-        <w:rPr>
-          <w:lang w:val="zh_TW" w:bidi="zh_TW"/>
-        </w:rPr>
-        <w:t>，</w:t>
-      </w:r>
-      <w:hyperlink r:id="rId53">
-        <w:r>
-          <w:rPr>
-            <w:lang w:val="zh_TW" w:bidi="zh_TW"/>
-          </w:rPr>
-          <w:rPr>
-            <w:color w:val="0000EE"/>
-            <w:u w:val="single"/>
-          </w:rPr>
-          <w:t>4:15–5:2</w:t>
-        </w:r>
-      </w:hyperlink>
-      <w:r>
-        <w:rPr>
-          <w:lang w:val="zh_TW" w:bidi="zh_TW"/>
-        </w:rPr>
-        <w:t>，</w:t>
-      </w:r>
-      <w:hyperlink r:id="rId34">
-        <w:r>
-          <w:rPr>
-            <w:lang w:val="zh_TW" w:bidi="zh_TW"/>
-          </w:rPr>
-          <w:rPr>
-            <w:color w:val="0000EE"/>
-            <w:u w:val="single"/>
-          </w:rPr>
-          <w:t>5:23</w:t>
-        </w:r>
-      </w:hyperlink>
-      <w:r>
-        <w:rPr>
-          <w:lang w:val="zh_TW" w:bidi="zh_TW"/>
-        </w:rPr>
-        <w:t>），祂所有的子民都將聚集在一起來迎接祂。這將發生在教會復活和被提之時（</w:t>
-      </w:r>
-      <w:hyperlink r:id="rId54">
-        <w:r>
-          <w:rPr>
-            <w:lang w:val="zh_TW" w:bidi="zh_TW"/>
-          </w:rPr>
-          <w:rPr>
-            <w:color w:val="0000EE"/>
-            <w:u w:val="single"/>
-          </w:rPr>
-          <w:t>帖前4:13–18）</w:t>
-        </w:r>
-      </w:hyperlink>
-      <w:r>
-        <w:rPr>
-          <w:lang w:val="zh_TW" w:bidi="zh_TW"/>
-        </w:rPr>
-        <w:t>。</w:t>
-      </w:r>
-      <w:r>
-        <w:rPr>
-          <w:lang w:val="zh_TW" w:bidi="zh_TW"/>
-        </w:rPr>
-      </w:r>
-      <w:r>
-        <w:rPr>
-          <w:lang w:val="zh_TW" w:bidi="zh_TW"/>
-        </w:rPr>
-      </w:r>
-    </w:p>
-    <w:p>
-      <w:pPr/>
-      <w:r>
-        <w:rPr>
-          <w:lang w:val="zh_TW" w:bidi="zh_TW"/>
-        </w:rPr>
-      </w:r>
-    </w:p>
-    <w:p>
-      <w:pPr>
-        <w:pStyle w:val="Heading2"/>
-      </w:pPr>
-      <w:r>
-        <w:rPr>
-          <w:lang w:val="zh_TW" w:bidi="zh_TW"/>
-        </w:rPr>
-        <w:t>帖撒羅尼迦後書 2:1–12</w:t>
-      </w:r>
-      <w:r>
-        <w:rPr>
-          <w:lang w:val="zh_TW" w:bidi="zh_TW"/>
-        </w:rPr>
-      </w:r>
-    </w:p>
-    <w:p>
-      <w:pPr/>
-      <w:r>
-        <w:rPr>
-          <w:lang w:val="zh_TW" w:bidi="zh_TW"/>
-        </w:rPr>
-      </w:r>
-      <w:r>
-        <w:rPr>
-          <w:lang w:val="zh_TW" w:bidi="zh_TW"/>
-        </w:rPr>
-        <w:t>關於主的日子的錯誤教導擾亂了帖撒羅尼迦教會（</w:t>
-      </w:r>
       <w:hyperlink r:id="rId55">
         <w:r>
           <w:rPr>
@@ -2013,14 +2018,14 @@
             <w:color w:val="0000EE"/>
             <w:u w:val="single"/>
           </w:rPr>
-          <w:t>2:1–2</w:t>
-        </w:r>
-      </w:hyperlink>
-      <w:r>
-        <w:rPr>
-          <w:lang w:val="zh_TW" w:bidi="zh_TW"/>
-        </w:rPr>
-        <w:t>）。保羅提醒他們（</w:t>
+          <w:t>2:3–12</w:t>
+        </w:r>
+      </w:hyperlink>
+      <w:r>
+        <w:rPr>
+          <w:lang w:val="zh_TW" w:bidi="zh_TW"/>
+        </w:rPr>
+        <w:t>）。基督再來時將毀滅這人（</w:t>
       </w:r>
       <w:hyperlink r:id="rId56">
         <w:r>
@@ -2031,26 +2036,14 @@
             <w:color w:val="0000EE"/>
             <w:u w:val="single"/>
           </w:rPr>
-          <w:t>2:5</w:t>
-        </w:r>
-      </w:hyperlink>
-      <w:r>
-        <w:rPr>
-          <w:lang w:val="zh_TW" w:bidi="zh_TW"/>
-        </w:rPr>
-        <w:t>），在那日子之前會有兩件事發生：一次大的離道反教的事和</w:t>
-      </w:r>
-      <w:r>
-        <w:rPr>
-          <w:lang w:val="zh_TW" w:bidi="zh_TW"/>
-        </w:rPr>
-        <w:t>大罪人顯露出來</w:t>
-      </w:r>
-      <w:r>
-        <w:rPr>
-          <w:lang w:val="zh_TW" w:bidi="zh_TW"/>
-        </w:rPr>
-        <w:t>（</w:t>
+          <w:t>2:3</w:t>
+        </w:r>
+      </w:hyperlink>
+      <w:r>
+        <w:rPr>
+          <w:lang w:val="zh_TW" w:bidi="zh_TW"/>
+        </w:rPr>
+        <w:t>、</w:t>
       </w:r>
       <w:hyperlink r:id="rId57">
         <w:r>
@@ -2061,52 +2054,16 @@
             <w:color w:val="0000EE"/>
             <w:u w:val="single"/>
           </w:rPr>
-          <w:t>2:3–12</w:t>
-        </w:r>
-      </w:hyperlink>
-      <w:r>
-        <w:rPr>
-          <w:lang w:val="zh_TW" w:bidi="zh_TW"/>
-        </w:rPr>
-        <w:t>）。基督再來時將毀滅這人（</w:t>
+          <w:t>8</w:t>
+        </w:r>
+      </w:hyperlink>
+      <w:r>
+        <w:rPr>
+          <w:lang w:val="zh_TW" w:bidi="zh_TW"/>
+        </w:rPr>
+        <w:t>），而那些受騙的人也將被定罪（</w:t>
       </w:r>
       <w:hyperlink r:id="rId58">
-        <w:r>
-          <w:rPr>
-            <w:lang w:val="zh_TW" w:bidi="zh_TW"/>
-          </w:rPr>
-          <w:rPr>
-            <w:color w:val="0000EE"/>
-            <w:u w:val="single"/>
-          </w:rPr>
-          <w:t>2:3</w:t>
-        </w:r>
-      </w:hyperlink>
-      <w:r>
-        <w:rPr>
-          <w:lang w:val="zh_TW" w:bidi="zh_TW"/>
-        </w:rPr>
-        <w:t>、</w:t>
-      </w:r>
-      <w:hyperlink r:id="rId59">
-        <w:r>
-          <w:rPr>
-            <w:lang w:val="zh_TW" w:bidi="zh_TW"/>
-          </w:rPr>
-          <w:rPr>
-            <w:color w:val="0000EE"/>
-            <w:u w:val="single"/>
-          </w:rPr>
-          <w:t>8</w:t>
-        </w:r>
-      </w:hyperlink>
-      <w:r>
-        <w:rPr>
-          <w:lang w:val="zh_TW" w:bidi="zh_TW"/>
-        </w:rPr>
-        <w:t>），而那些受騙的人也將被定罪（</w:t>
-      </w:r>
-      <w:hyperlink r:id="rId60">
         <w:r>
           <w:rPr>
             <w:lang w:val="zh_TW" w:bidi="zh_TW"/>
@@ -2176,7 +2133,7 @@
         </w:rPr>
         <w:t>帖撒羅尼迦的基督徒曾問過保羅主的日子何時會來（</w:t>
       </w:r>
-      <w:hyperlink r:id="rId61">
+      <w:hyperlink r:id="rId59">
         <w:r>
           <w:rPr>
             <w:lang w:val="zh_TW" w:bidi="zh_TW"/>
@@ -2194,7 +2151,7 @@
         </w:rPr>
         <w:t>）。但有一個錯誤的教導說這日子已經來了（參</w:t>
       </w:r>
-      <w:hyperlink r:id="rId62">
+      <w:hyperlink r:id="rId60">
         <w:r>
           <w:rPr>
             <w:lang w:val="zh_TW" w:bidi="zh_TW"/>
@@ -2236,7 +2193,7 @@
         </w:rPr>
         <w:t>：這教導的來源可能是一個虛假的預言（參</w:t>
       </w:r>
-      <w:hyperlink r:id="rId63">
+      <w:hyperlink r:id="rId61">
         <w:r>
           <w:rPr>
             <w:lang w:val="zh_TW" w:bidi="zh_TW"/>
@@ -2302,7 +2259,7 @@
         </w:rPr>
         <w:t>在主的日子之前會有兩件事發生（</w:t>
       </w:r>
-      <w:hyperlink r:id="rId43">
+      <w:hyperlink r:id="rId41">
         <w:r>
           <w:rPr>
             <w:lang w:val="zh_TW" w:bidi="zh_TW"/>
@@ -2350,7 +2307,7 @@
         </w:rPr>
         <w:t>（</w:t>
       </w:r>
-      <w:hyperlink r:id="rId64">
+      <w:hyperlink r:id="rId62">
         <w:r>
           <w:rPr>
             <w:lang w:val="zh_TW" w:bidi="zh_TW"/>
@@ -2368,7 +2325,7 @@
         </w:rPr>
         <w:t>；</w:t>
       </w:r>
-      <w:hyperlink r:id="rId65">
+      <w:hyperlink r:id="rId63">
         <w:r>
           <w:rPr>
             <w:lang w:val="zh_TW" w:bidi="zh_TW"/>
@@ -2447,7 +2404,7 @@
         </w:rPr>
         <w:t>；譯註：和合本譯為「沉淪之子」）：這裡的重點在於那罪人自身的毀滅（</w:t>
       </w:r>
-      <w:hyperlink r:id="rId59">
+      <w:hyperlink r:id="rId57">
         <w:r>
           <w:rPr>
             <w:lang w:val="zh_TW" w:bidi="zh_TW"/>
@@ -2571,6 +2528,42 @@
         </w:rPr>
         <w:t>）在公元前167年褻瀆了耶路撒冷聖殿（見</w:t>
       </w:r>
+      <w:hyperlink r:id="rId64">
+        <w:r>
+          <w:rPr>
+            <w:lang w:val="zh_TW" w:bidi="zh_TW"/>
+          </w:rPr>
+          <w:rPr>
+            <w:color w:val="0000EE"/>
+            <w:u w:val="single"/>
+          </w:rPr>
+          <w:t>但9:27</w:t>
+        </w:r>
+      </w:hyperlink>
+      <w:r>
+        <w:rPr>
+          <w:lang w:val="zh_TW" w:bidi="zh_TW"/>
+        </w:rPr>
+        <w:t>，</w:t>
+      </w:r>
+      <w:hyperlink r:id="rId65">
+        <w:r>
+          <w:rPr>
+            <w:lang w:val="zh_TW" w:bidi="zh_TW"/>
+          </w:rPr>
+          <w:rPr>
+            <w:color w:val="0000EE"/>
+            <w:u w:val="single"/>
+          </w:rPr>
+          <w:t>11:31</w:t>
+        </w:r>
+      </w:hyperlink>
+      <w:r>
+        <w:rPr>
+          <w:lang w:val="zh_TW" w:bidi="zh_TW"/>
+        </w:rPr>
+        <w:t>，</w:t>
+      </w:r>
       <w:hyperlink r:id="rId66">
         <w:r>
           <w:rPr>
@@ -2580,14 +2573,14 @@
             <w:color w:val="0000EE"/>
             <w:u w:val="single"/>
           </w:rPr>
-          <w:t>但9:27</w:t>
-        </w:r>
-      </w:hyperlink>
-      <w:r>
-        <w:rPr>
-          <w:lang w:val="zh_TW" w:bidi="zh_TW"/>
-        </w:rPr>
-        <w:t>，</w:t>
+          <w:t>12:11</w:t>
+        </w:r>
+      </w:hyperlink>
+      <w:r>
+        <w:rPr>
+          <w:lang w:val="zh_TW" w:bidi="zh_TW"/>
+        </w:rPr>
+        <w:t>）這可能預表了此預言中的事件（</w:t>
       </w:r>
       <w:hyperlink r:id="rId67">
         <w:r>
@@ -2598,52 +2591,16 @@
             <w:color w:val="0000EE"/>
             <w:u w:val="single"/>
           </w:rPr>
-          <w:t>11:31</w:t>
-        </w:r>
-      </w:hyperlink>
-      <w:r>
-        <w:rPr>
-          <w:lang w:val="zh_TW" w:bidi="zh_TW"/>
-        </w:rPr>
-        <w:t>，</w:t>
+          <w:t>太24:15</w:t>
+        </w:r>
+      </w:hyperlink>
+      <w:r>
+        <w:rPr>
+          <w:lang w:val="zh_TW" w:bidi="zh_TW"/>
+        </w:rPr>
+        <w:t>；</w:t>
       </w:r>
       <w:hyperlink r:id="rId68">
-        <w:r>
-          <w:rPr>
-            <w:lang w:val="zh_TW" w:bidi="zh_TW"/>
-          </w:rPr>
-          <w:rPr>
-            <w:color w:val="0000EE"/>
-            <w:u w:val="single"/>
-          </w:rPr>
-          <w:t>12:11</w:t>
-        </w:r>
-      </w:hyperlink>
-      <w:r>
-        <w:rPr>
-          <w:lang w:val="zh_TW" w:bidi="zh_TW"/>
-        </w:rPr>
-        <w:t>）這可能預表了此預言中的事件（</w:t>
-      </w:r>
-      <w:hyperlink r:id="rId69">
-        <w:r>
-          <w:rPr>
-            <w:lang w:val="zh_TW" w:bidi="zh_TW"/>
-          </w:rPr>
-          <w:rPr>
-            <w:color w:val="0000EE"/>
-            <w:u w:val="single"/>
-          </w:rPr>
-          <w:t>太24:15</w:t>
-        </w:r>
-      </w:hyperlink>
-      <w:r>
-        <w:rPr>
-          <w:lang w:val="zh_TW" w:bidi="zh_TW"/>
-        </w:rPr>
-        <w:t>；</w:t>
-      </w:r>
-      <w:hyperlink r:id="rId70">
         <w:r>
           <w:rPr>
             <w:lang w:val="zh_TW" w:bidi="zh_TW"/>
@@ -2724,7 +2681,7 @@
         </w:rPr>
         <w:t>（</w:t>
       </w:r>
-      <w:hyperlink r:id="rId71">
+      <w:hyperlink r:id="rId69">
         <w:r>
           <w:rPr>
             <w:lang w:val="zh_TW" w:bidi="zh_TW"/>
@@ -2796,7 +2753,7 @@
         </w:rPr>
         <w:t>：對於這一點有各種不同的解釋，有人認為這是指神、聖靈、教會、福音、保羅、皇帝、羅馬帝國或政府。另一種解釋認為，這個用語可能是指在不法的人之前出現的某事物或某人，是當時活躍的不法之人的代理者（</w:t>
       </w:r>
-      <w:hyperlink r:id="rId72">
+      <w:hyperlink r:id="rId70">
         <w:r>
           <w:rPr>
             <w:lang w:val="zh_TW" w:bidi="zh_TW"/>
@@ -2826,7 +2783,7 @@
         </w:rPr>
         <w:t>（</w:t>
       </w:r>
-      <w:hyperlink r:id="rId58">
+      <w:hyperlink r:id="rId56">
         <w:r>
           <w:rPr>
             <w:lang w:val="zh_TW" w:bidi="zh_TW"/>
@@ -2844,7 +2801,7 @@
         </w:rPr>
         <w:t>、</w:t>
       </w:r>
-      <w:hyperlink r:id="rId59">
+      <w:hyperlink r:id="rId57">
         <w:r>
           <w:rPr>
             <w:lang w:val="zh_TW" w:bidi="zh_TW"/>
@@ -2920,7 +2877,7 @@
         </w:rPr>
         <w:t>（</w:t>
       </w:r>
-      <w:hyperlink r:id="rId73">
+      <w:hyperlink r:id="rId71">
         <w:r>
           <w:rPr>
             <w:lang w:val="zh_TW" w:bidi="zh_TW"/>
@@ -2938,7 +2895,7 @@
         </w:rPr>
         <w:t>）已經秘密地發動了，這就像在</w:t>
       </w:r>
-      <w:hyperlink r:id="rId74">
+      <w:hyperlink r:id="rId72">
         <w:r>
           <w:rPr>
             <w:lang w:val="zh_TW" w:bidi="zh_TW"/>
@@ -2986,7 +2943,7 @@
         </w:rPr>
         <w:t>（見</w:t>
       </w:r>
-      <w:hyperlink r:id="rId75">
+      <w:hyperlink r:id="rId73">
         <w:r>
           <w:rPr>
             <w:lang w:val="zh_TW" w:bidi="zh_TW"/>
@@ -3022,43 +2979,43 @@
         </w:rPr>
         <w:t>發動：這表示了超自然的干預，無論是來自神的（</w:t>
       </w:r>
+      <w:hyperlink r:id="rId74">
+        <w:r>
+          <w:rPr>
+            <w:lang w:val="zh_TW" w:bidi="zh_TW"/>
+          </w:rPr>
+          <w:rPr>
+            <w:color w:val="0000EE"/>
+            <w:u w:val="single"/>
+          </w:rPr>
+          <w:t>帖前2:13</w:t>
+        </w:r>
+      </w:hyperlink>
+      <w:r>
+        <w:rPr>
+          <w:lang w:val="zh_TW" w:bidi="zh_TW"/>
+        </w:rPr>
+        <w:t>）還是像此處一樣是來自惡者的（</w:t>
+      </w:r>
+      <w:hyperlink r:id="rId75">
+        <w:r>
+          <w:rPr>
+            <w:lang w:val="zh_TW" w:bidi="zh_TW"/>
+          </w:rPr>
+          <w:rPr>
+            <w:color w:val="0000EE"/>
+            <w:u w:val="single"/>
+          </w:rPr>
+          <w:t>帖後2:9</w:t>
+        </w:r>
+      </w:hyperlink>
+      <w:r>
+        <w:rPr>
+          <w:lang w:val="zh_TW" w:bidi="zh_TW"/>
+        </w:rPr>
+        <w:t>；</w:t>
+      </w:r>
       <w:hyperlink r:id="rId76">
-        <w:r>
-          <w:rPr>
-            <w:lang w:val="zh_TW" w:bidi="zh_TW"/>
-          </w:rPr>
-          <w:rPr>
-            <w:color w:val="0000EE"/>
-            <w:u w:val="single"/>
-          </w:rPr>
-          <w:t>帖前2:13</w:t>
-        </w:r>
-      </w:hyperlink>
-      <w:r>
-        <w:rPr>
-          <w:lang w:val="zh_TW" w:bidi="zh_TW"/>
-        </w:rPr>
-        <w:t>）還是像此處一樣是來自惡者的（</w:t>
-      </w:r>
-      <w:hyperlink r:id="rId77">
-        <w:r>
-          <w:rPr>
-            <w:lang w:val="zh_TW" w:bidi="zh_TW"/>
-          </w:rPr>
-          <w:rPr>
-            <w:color w:val="0000EE"/>
-            <w:u w:val="single"/>
-          </w:rPr>
-          <w:t>帖後2:9</w:t>
-        </w:r>
-      </w:hyperlink>
-      <w:r>
-        <w:rPr>
-          <w:lang w:val="zh_TW" w:bidi="zh_TW"/>
-        </w:rPr>
-        <w:t>；</w:t>
-      </w:r>
-      <w:hyperlink r:id="rId78">
         <w:r>
           <w:rPr>
             <w:lang w:val="zh_TW" w:bidi="zh_TW"/>
@@ -3100,7 +3057,7 @@
         </w:rPr>
         <w:t>（</w:t>
       </w:r>
-      <w:hyperlink r:id="rId77">
+      <w:hyperlink r:id="rId75">
         <w:r>
           <w:rPr>
             <w:lang w:val="zh_TW" w:bidi="zh_TW"/>
@@ -3194,7 +3151,7 @@
         </w:rPr>
         <w:t>毀滅（參</w:t>
       </w:r>
-      <w:hyperlink r:id="rId58">
+      <w:hyperlink r:id="rId56">
         <w:r>
           <w:rPr>
             <w:lang w:val="zh_TW" w:bidi="zh_TW"/>
@@ -3224,7 +3181,7 @@
         </w:rPr>
         <w:t>（</w:t>
       </w:r>
-      <w:hyperlink r:id="rId79">
+      <w:hyperlink r:id="rId77">
         <w:r>
           <w:rPr>
             <w:lang w:val="zh_TW" w:bidi="zh_TW"/>
@@ -3242,7 +3199,7 @@
         </w:rPr>
         <w:t>），並從撒但那裡獲得了能力（</w:t>
       </w:r>
-      <w:hyperlink r:id="rId77">
+      <w:hyperlink r:id="rId75">
         <w:r>
           <w:rPr>
             <w:lang w:val="zh_TW" w:bidi="zh_TW"/>
@@ -3260,7 +3217,7 @@
         </w:rPr>
         <w:t>），但主耶穌將會猛烈而徹底地摧毀他（</w:t>
       </w:r>
-      <w:hyperlink r:id="rId80">
+      <w:hyperlink r:id="rId78">
         <w:r>
           <w:rPr>
             <w:lang w:val="zh_TW" w:bidi="zh_TW"/>
@@ -3296,6 +3253,42 @@
         </w:rPr>
         <w:t>榮光：這是指基督的顯現（</w:t>
       </w:r>
+      <w:hyperlink r:id="rId79">
+        <w:r>
+          <w:rPr>
+            <w:lang w:val="zh_TW" w:bidi="zh_TW"/>
+          </w:rPr>
+          <w:rPr>
+            <w:color w:val="0000EE"/>
+            <w:u w:val="single"/>
+          </w:rPr>
+          <w:t>提前6:14</w:t>
+        </w:r>
+      </w:hyperlink>
+      <w:r>
+        <w:rPr>
+          <w:lang w:val="zh_TW" w:bidi="zh_TW"/>
+        </w:rPr>
+        <w:t>；</w:t>
+      </w:r>
+      <w:hyperlink r:id="rId80">
+        <w:r>
+          <w:rPr>
+            <w:lang w:val="zh_TW" w:bidi="zh_TW"/>
+          </w:rPr>
+          <w:rPr>
+            <w:color w:val="0000EE"/>
+            <w:u w:val="single"/>
+          </w:rPr>
+          <w:t>提後1:10</w:t>
+        </w:r>
+      </w:hyperlink>
+      <w:r>
+        <w:rPr>
+          <w:lang w:val="zh_TW" w:bidi="zh_TW"/>
+        </w:rPr>
+        <w:t>，</w:t>
+      </w:r>
       <w:hyperlink r:id="rId81">
         <w:r>
           <w:rPr>
@@ -3305,7 +3298,25 @@
             <w:color w:val="0000EE"/>
             <w:u w:val="single"/>
           </w:rPr>
-          <w:t>提前6:14</w:t>
+          <w:t>4:1</w:t>
+        </w:r>
+      </w:hyperlink>
+      <w:r>
+        <w:rPr>
+          <w:lang w:val="zh_TW" w:bidi="zh_TW"/>
+        </w:rPr>
+        <w:t>、</w:t>
+      </w:r>
+      <w:hyperlink r:id="rId82">
+        <w:r>
+          <w:rPr>
+            <w:lang w:val="zh_TW" w:bidi="zh_TW"/>
+          </w:rPr>
+          <w:rPr>
+            <w:color w:val="0000EE"/>
+            <w:u w:val="single"/>
+          </w:rPr>
+          <w:t>8</w:t>
         </w:r>
       </w:hyperlink>
       <w:r>
@@ -3314,16 +3325,52 @@
         </w:rPr>
         <w:t>；</w:t>
       </w:r>
-      <w:hyperlink r:id="rId82">
-        <w:r>
-          <w:rPr>
-            <w:lang w:val="zh_TW" w:bidi="zh_TW"/>
-          </w:rPr>
-          <w:rPr>
-            <w:color w:val="0000EE"/>
-            <w:u w:val="single"/>
-          </w:rPr>
-          <w:t>提後1:10</w:t>
+      <w:hyperlink r:id="rId83">
+        <w:r>
+          <w:rPr>
+            <w:lang w:val="zh_TW" w:bidi="zh_TW"/>
+          </w:rPr>
+          <w:rPr>
+            <w:color w:val="0000EE"/>
+            <w:u w:val="single"/>
+          </w:rPr>
+          <w:t>多2:13</w:t>
+        </w:r>
+      </w:hyperlink>
+      <w:r>
+        <w:rPr>
+          <w:lang w:val="zh_TW" w:bidi="zh_TW"/>
+        </w:rPr>
+        <w:t>），是另一種描述基督再來（</w:t>
+      </w:r>
+      <w:hyperlink r:id="rId28">
+        <w:r>
+          <w:rPr>
+            <w:lang w:val="zh_TW" w:bidi="zh_TW"/>
+          </w:rPr>
+          <w:rPr>
+            <w:color w:val="0000EE"/>
+            <w:u w:val="single"/>
+          </w:rPr>
+          <w:t>帖後2:1</w:t>
+        </w:r>
+      </w:hyperlink>
+      <w:r>
+        <w:rPr>
+          <w:lang w:val="zh_TW" w:bidi="zh_TW"/>
+        </w:rPr>
+        <w:t>；</w:t>
+      </w:r>
+      <w:hyperlink r:id="rId29">
+        <w:r>
+          <w:rPr>
+            <w:lang w:val="zh_TW" w:bidi="zh_TW"/>
+          </w:rPr>
+          <w:rPr>
+            <w:color w:val="0000EE"/>
+            <w:u w:val="single"/>
+          </w:rPr>
+          <w:t>帖前2:19</w:t>
         </w:r>
       </w:hyperlink>
       <w:r>
@@ -3332,16 +3379,149 @@
         </w:rPr>
         <w:t>，</w:t>
       </w:r>
-      <w:hyperlink r:id="rId83">
-        <w:r>
-          <w:rPr>
-            <w:lang w:val="zh_TW" w:bidi="zh_TW"/>
-          </w:rPr>
-          <w:rPr>
-            <w:color w:val="0000EE"/>
-            <w:u w:val="single"/>
-          </w:rPr>
-          <w:t>4:1</w:t>
+      <w:hyperlink r:id="rId30">
+        <w:r>
+          <w:rPr>
+            <w:lang w:val="zh_TW" w:bidi="zh_TW"/>
+          </w:rPr>
+          <w:rPr>
+            <w:color w:val="0000EE"/>
+            <w:u w:val="single"/>
+          </w:rPr>
+          <w:t>3:13</w:t>
+        </w:r>
+      </w:hyperlink>
+      <w:r>
+        <w:rPr>
+          <w:lang w:val="zh_TW" w:bidi="zh_TW"/>
+        </w:rPr>
+        <w:t>，</w:t>
+      </w:r>
+      <w:hyperlink r:id="rId31">
+        <w:r>
+          <w:rPr>
+            <w:lang w:val="zh_TW" w:bidi="zh_TW"/>
+          </w:rPr>
+          <w:rPr>
+            <w:color w:val="0000EE"/>
+            <w:u w:val="single"/>
+          </w:rPr>
+          <w:t>4:15</w:t>
+        </w:r>
+      </w:hyperlink>
+      <w:r>
+        <w:rPr>
+          <w:lang w:val="zh_TW" w:bidi="zh_TW"/>
+        </w:rPr>
+        <w:t>，</w:t>
+      </w:r>
+      <w:hyperlink r:id="rId32">
+        <w:r>
+          <w:rPr>
+            <w:lang w:val="zh_TW" w:bidi="zh_TW"/>
+          </w:rPr>
+          <w:rPr>
+            <w:color w:val="0000EE"/>
+            <w:u w:val="single"/>
+          </w:rPr>
+          <w:t>5:23</w:t>
+        </w:r>
+      </w:hyperlink>
+      <w:r>
+        <w:rPr>
+          <w:lang w:val="zh_TW" w:bidi="zh_TW"/>
+        </w:rPr>
+        <w:t>）或顯現（</w:t>
+      </w:r>
+      <w:hyperlink r:id="rId84">
+        <w:r>
+          <w:rPr>
+            <w:lang w:val="zh_TW" w:bidi="zh_TW"/>
+          </w:rPr>
+          <w:rPr>
+            <w:color w:val="0000EE"/>
+            <w:u w:val="single"/>
+          </w:rPr>
+          <w:t>帖後1:7</w:t>
+        </w:r>
+      </w:hyperlink>
+      <w:r>
+        <w:rPr>
+          <w:lang w:val="zh_TW" w:bidi="zh_TW"/>
+        </w:rPr>
+        <w:t>）的方式。在古代文學中，</w:t>
+      </w:r>
+      <w:r>
+        <w:rPr>
+          <w:i/>
+          <w:lang w:val="zh_TW" w:bidi="zh_TW"/>
+        </w:rPr>
+        <w:t>顯現</w:t>
+      </w:r>
+      <w:r>
+        <w:rPr>
+          <w:lang w:val="zh_TW" w:bidi="zh_TW"/>
+        </w:rPr>
+        <w:t>是指神祇顯靈或展現神聖力量來激發人的崇拜。</w:t>
+      </w:r>
+      <w:r>
+        <w:rPr>
+          <w:lang w:val="zh_TW" w:bidi="zh_TW"/>
+        </w:rPr>
+      </w:r>
+      <w:r>
+        <w:rPr>
+          <w:lang w:val="zh_TW" w:bidi="zh_TW"/>
+        </w:rPr>
+      </w:r>
+    </w:p>
+    <w:p>
+      <w:pPr/>
+      <w:r>
+        <w:rPr>
+          <w:lang w:val="zh_TW" w:bidi="zh_TW"/>
+        </w:rPr>
+      </w:r>
+    </w:p>
+    <w:p>
+      <w:pPr>
+        <w:pStyle w:val="Heading2"/>
+      </w:pPr>
+      <w:r>
+        <w:rPr>
+          <w:lang w:val="zh_TW" w:bidi="zh_TW"/>
+        </w:rPr>
+        <w:t>帖撒羅尼迦後書 2:9</w:t>
+      </w:r>
+      <w:r>
+        <w:rPr>
+          <w:lang w:val="zh_TW" w:bidi="zh_TW"/>
+        </w:rPr>
+      </w:r>
+    </w:p>
+    <w:p>
+      <w:pPr/>
+      <w:r>
+        <w:rPr>
+          <w:lang w:val="zh_TW" w:bidi="zh_TW"/>
+        </w:rPr>
+      </w:r>
+      <w:r>
+        <w:rPr>
+          <w:lang w:val="zh_TW" w:bidi="zh_TW"/>
+        </w:rPr>
+        <w:t>就像基督將以君王的神聖大能顯現一樣（his parousia；</w:t>
+      </w:r>
+      <w:hyperlink r:id="rId28">
+        <w:r>
+          <w:rPr>
+            <w:lang w:val="zh_TW" w:bidi="zh_TW"/>
+          </w:rPr>
+          <w:rPr>
+            <w:color w:val="0000EE"/>
+            <w:u w:val="single"/>
+          </w:rPr>
+          <w:t>2:1</w:t>
         </w:r>
       </w:hyperlink>
       <w:r>
@@ -3350,7 +3530,7 @@
         </w:rPr>
         <w:t>、</w:t>
       </w:r>
-      <w:hyperlink r:id="rId84">
+      <w:hyperlink r:id="rId57">
         <w:r>
           <w:rPr>
             <w:lang w:val="zh_TW" w:bidi="zh_TW"/>
@@ -3368,6 +3548,126 @@
         </w:rPr>
         <w:t>；</w:t>
       </w:r>
+      <w:hyperlink r:id="rId29">
+        <w:r>
+          <w:rPr>
+            <w:lang w:val="zh_TW" w:bidi="zh_TW"/>
+          </w:rPr>
+          <w:rPr>
+            <w:color w:val="0000EE"/>
+            <w:u w:val="single"/>
+          </w:rPr>
+          <w:t>帖前2:19</w:t>
+        </w:r>
+      </w:hyperlink>
+      <w:r>
+        <w:rPr>
+          <w:lang w:val="zh_TW" w:bidi="zh_TW"/>
+        </w:rPr>
+        <w:t>，</w:t>
+      </w:r>
+      <w:hyperlink r:id="rId30">
+        <w:r>
+          <w:rPr>
+            <w:lang w:val="zh_TW" w:bidi="zh_TW"/>
+          </w:rPr>
+          <w:rPr>
+            <w:color w:val="0000EE"/>
+            <w:u w:val="single"/>
+          </w:rPr>
+          <w:t>3:13</w:t>
+        </w:r>
+      </w:hyperlink>
+      <w:r>
+        <w:rPr>
+          <w:lang w:val="zh_TW" w:bidi="zh_TW"/>
+        </w:rPr>
+        <w:t>，</w:t>
+      </w:r>
+      <w:hyperlink r:id="rId31">
+        <w:r>
+          <w:rPr>
+            <w:lang w:val="zh_TW" w:bidi="zh_TW"/>
+          </w:rPr>
+          <w:rPr>
+            <w:color w:val="0000EE"/>
+            <w:u w:val="single"/>
+          </w:rPr>
+          <w:t>4:15</w:t>
+        </w:r>
+      </w:hyperlink>
+      <w:r>
+        <w:rPr>
+          <w:lang w:val="zh_TW" w:bidi="zh_TW"/>
+        </w:rPr>
+        <w:t>，</w:t>
+      </w:r>
+      <w:hyperlink r:id="rId32">
+        <w:r>
+          <w:rPr>
+            <w:lang w:val="zh_TW" w:bidi="zh_TW"/>
+          </w:rPr>
+          <w:rPr>
+            <w:color w:val="0000EE"/>
+            <w:u w:val="single"/>
+          </w:rPr>
+          <w:t>5:23</w:t>
+        </w:r>
+      </w:hyperlink>
+      <w:r>
+        <w:rPr>
+          <w:lang w:val="zh_TW" w:bidi="zh_TW"/>
+        </w:rPr>
+        <w:t>），這個人物也同樣會以君王般的姿態來臨（parousia）。</w:t>
+      </w:r>
+      <w:r>
+        <w:rPr>
+          <w:lang w:val="zh_TW" w:bidi="zh_TW"/>
+        </w:rPr>
+      </w:r>
+      <w:r>
+        <w:rPr>
+          <w:lang w:val="zh_TW" w:bidi="zh_TW"/>
+        </w:rPr>
+      </w:r>
+    </w:p>
+    <w:p>
+      <w:pPr/>
+      <w:r>
+        <w:rPr>
+          <w:lang w:val="zh_TW" w:bidi="zh_TW"/>
+        </w:rPr>
+      </w:r>
+    </w:p>
+    <w:p>
+      <w:pPr>
+        <w:pStyle w:val="Heading2"/>
+      </w:pPr>
+      <w:r>
+        <w:rPr>
+          <w:lang w:val="zh_TW" w:bidi="zh_TW"/>
+        </w:rPr>
+        <w:t>帖撒羅尼迦後書 2:11</w:t>
+      </w:r>
+      <w:r>
+        <w:rPr>
+          <w:lang w:val="zh_TW" w:bidi="zh_TW"/>
+        </w:rPr>
+      </w:r>
+    </w:p>
+    <w:p>
+      <w:pPr/>
+      <w:r>
+        <w:rPr>
+          <w:lang w:val="zh_TW" w:bidi="zh_TW"/>
+        </w:rPr>
+      </w:r>
+      <w:r>
+        <w:rPr>
+          <w:lang w:val="zh_TW" w:bidi="zh_TW"/>
+        </w:rPr>
+        <w:t>如同在其它經文中所讀到的（</w:t>
+      </w:r>
       <w:hyperlink r:id="rId85">
         <w:r>
           <w:rPr>
@@ -3377,25 +3677,7 @@
             <w:color w:val="0000EE"/>
             <w:u w:val="single"/>
           </w:rPr>
-          <w:t>多2:13</w:t>
-        </w:r>
-      </w:hyperlink>
-      <w:r>
-        <w:rPr>
-          <w:lang w:val="zh_TW" w:bidi="zh_TW"/>
-        </w:rPr>
-        <w:t>），是另一種描述基督再來（</w:t>
-      </w:r>
-      <w:hyperlink r:id="rId30">
-        <w:r>
-          <w:rPr>
-            <w:lang w:val="zh_TW" w:bidi="zh_TW"/>
-          </w:rPr>
-          <w:rPr>
-            <w:color w:val="0000EE"/>
-            <w:u w:val="single"/>
-          </w:rPr>
-          <w:t>帖後2:1</w:t>
+          <w:t>出9:12</w:t>
         </w:r>
       </w:hyperlink>
       <w:r>
@@ -3404,16 +3686,82 @@
         </w:rPr>
         <w:t>；</w:t>
       </w:r>
-      <w:hyperlink r:id="rId31">
-        <w:r>
-          <w:rPr>
-            <w:lang w:val="zh_TW" w:bidi="zh_TW"/>
-          </w:rPr>
-          <w:rPr>
-            <w:color w:val="0000EE"/>
-            <w:u w:val="single"/>
-          </w:rPr>
-          <w:t>帖前2:19</w:t>
+      <w:hyperlink r:id="rId86">
+        <w:r>
+          <w:rPr>
+            <w:lang w:val="zh_TW" w:bidi="zh_TW"/>
+          </w:rPr>
+          <w:rPr>
+            <w:color w:val="0000EE"/>
+            <w:u w:val="single"/>
+          </w:rPr>
+          <w:t>代下18:22</w:t>
+        </w:r>
+      </w:hyperlink>
+      <w:r>
+        <w:rPr>
+          <w:lang w:val="zh_TW" w:bidi="zh_TW"/>
+        </w:rPr>
+        <w:t>），</w:t>
+      </w:r>
+      <w:r>
+        <w:rPr>
+          <w:lang w:val="zh_TW" w:bidi="zh_TW"/>
+        </w:rPr>
+        <w:t>神有時會任憑人被他們所渴望、用來取代真理的罪或迷惑的權勢所掌控</w:t>
+      </w:r>
+      <w:r>
+        <w:rPr>
+          <w:lang w:val="zh_TW" w:bidi="zh_TW"/>
+        </w:rPr>
+        <w:t>（</w:t>
+      </w:r>
+      <w:hyperlink r:id="rId87">
+        <w:r>
+          <w:rPr>
+            <w:lang w:val="zh_TW" w:bidi="zh_TW"/>
+          </w:rPr>
+          <w:rPr>
+            <w:color w:val="0000EE"/>
+            <w:u w:val="single"/>
+          </w:rPr>
+          <w:t>羅1:24</w:t>
+        </w:r>
+      </w:hyperlink>
+      <w:r>
+        <w:rPr>
+          <w:lang w:val="zh_TW" w:bidi="zh_TW"/>
+        </w:rPr>
+        <w:t>、</w:t>
+      </w:r>
+      <w:hyperlink r:id="rId88">
+        <w:r>
+          <w:rPr>
+            <w:lang w:val="zh_TW" w:bidi="zh_TW"/>
+          </w:rPr>
+          <w:rPr>
+            <w:color w:val="0000EE"/>
+            <w:u w:val="single"/>
+          </w:rPr>
+          <w:t>26</w:t>
+        </w:r>
+      </w:hyperlink>
+      <w:r>
+        <w:rPr>
+          <w:lang w:val="zh_TW" w:bidi="zh_TW"/>
+        </w:rPr>
+        <w:t>、</w:t>
+      </w:r>
+      <w:hyperlink r:id="rId89">
+        <w:r>
+          <w:rPr>
+            <w:lang w:val="zh_TW" w:bidi="zh_TW"/>
+          </w:rPr>
+          <w:rPr>
+            <w:color w:val="0000EE"/>
+            <w:u w:val="single"/>
+          </w:rPr>
+          <w:t>28</w:t>
         </w:r>
       </w:hyperlink>
       <w:r>
@@ -3422,90 +3770,23 @@
         </w:rPr>
         <w:t>，</w:t>
       </w:r>
-      <w:hyperlink r:id="rId32">
-        <w:r>
-          <w:rPr>
-            <w:lang w:val="zh_TW" w:bidi="zh_TW"/>
-          </w:rPr>
-          <w:rPr>
-            <w:color w:val="0000EE"/>
-            <w:u w:val="single"/>
-          </w:rPr>
-          <w:t>3:13</w:t>
-        </w:r>
-      </w:hyperlink>
-      <w:r>
-        <w:rPr>
-          <w:lang w:val="zh_TW" w:bidi="zh_TW"/>
-        </w:rPr>
-        <w:t>，</w:t>
-      </w:r>
-      <w:hyperlink r:id="rId33">
-        <w:r>
-          <w:rPr>
-            <w:lang w:val="zh_TW" w:bidi="zh_TW"/>
-          </w:rPr>
-          <w:rPr>
-            <w:color w:val="0000EE"/>
-            <w:u w:val="single"/>
-          </w:rPr>
-          <w:t>4:15</w:t>
-        </w:r>
-      </w:hyperlink>
-      <w:r>
-        <w:rPr>
-          <w:lang w:val="zh_TW" w:bidi="zh_TW"/>
-        </w:rPr>
-        <w:t>，</w:t>
-      </w:r>
-      <w:hyperlink r:id="rId34">
-        <w:r>
-          <w:rPr>
-            <w:lang w:val="zh_TW" w:bidi="zh_TW"/>
-          </w:rPr>
-          <w:rPr>
-            <w:color w:val="0000EE"/>
-            <w:u w:val="single"/>
-          </w:rPr>
-          <w:t>5:23</w:t>
-        </w:r>
-      </w:hyperlink>
-      <w:r>
-        <w:rPr>
-          <w:lang w:val="zh_TW" w:bidi="zh_TW"/>
-        </w:rPr>
-        <w:t>）或顯現（</w:t>
-      </w:r>
-      <w:hyperlink r:id="rId86">
-        <w:r>
-          <w:rPr>
-            <w:lang w:val="zh_TW" w:bidi="zh_TW"/>
-          </w:rPr>
-          <w:rPr>
-            <w:color w:val="0000EE"/>
-            <w:u w:val="single"/>
-          </w:rPr>
-          <w:t>帖後1:7</w:t>
-        </w:r>
-      </w:hyperlink>
-      <w:r>
-        <w:rPr>
-          <w:lang w:val="zh_TW" w:bidi="zh_TW"/>
-        </w:rPr>
-        <w:t>）的方式。在古代文學中，</w:t>
-      </w:r>
-      <w:r>
-        <w:rPr>
-          <w:i/>
-          <w:lang w:val="zh_TW" w:bidi="zh_TW"/>
-        </w:rPr>
-        <w:t>顯現</w:t>
-      </w:r>
-      <w:r>
-        <w:rPr>
-          <w:lang w:val="zh_TW" w:bidi="zh_TW"/>
-        </w:rPr>
-        <w:t>是指神祇顯靈或展現神聖力量來激發人的崇拜。</w:t>
+      <w:hyperlink r:id="rId90">
+        <w:r>
+          <w:rPr>
+            <w:lang w:val="zh_TW" w:bidi="zh_TW"/>
+          </w:rPr>
+          <w:rPr>
+            <w:color w:val="0000EE"/>
+            <w:u w:val="single"/>
+          </w:rPr>
+          <w:t>11:8</w:t>
+        </w:r>
+      </w:hyperlink>
+      <w:r>
+        <w:rPr>
+          <w:lang w:val="zh_TW" w:bidi="zh_TW"/>
+        </w:rPr>
+        <w:t>）。</w:t>
       </w:r>
       <w:r>
         <w:rPr>
@@ -3534,7 +3815,7 @@
         <w:rPr>
           <w:lang w:val="zh_TW" w:bidi="zh_TW"/>
         </w:rPr>
-        <w:t>帖撒羅尼迦後書 2:9</w:t>
+        <w:t>帖撒羅尼迦後書 2:12</w:t>
       </w:r>
       <w:r>
         <w:rPr>
@@ -3553,247 +3834,7 @@
         <w:rPr>
           <w:lang w:val="zh_TW" w:bidi="zh_TW"/>
         </w:rPr>
-        <w:t>就像基督將以君王的神聖大能顯現一樣（his parousia；</w:t>
-      </w:r>
-      <w:hyperlink r:id="rId30">
-        <w:r>
-          <w:rPr>
-            <w:lang w:val="zh_TW" w:bidi="zh_TW"/>
-          </w:rPr>
-          <w:rPr>
-            <w:color w:val="0000EE"/>
-            <w:u w:val="single"/>
-          </w:rPr>
-          <w:t>2:1</w:t>
-        </w:r>
-      </w:hyperlink>
-      <w:r>
-        <w:rPr>
-          <w:lang w:val="zh_TW" w:bidi="zh_TW"/>
-        </w:rPr>
-        <w:t>、</w:t>
-      </w:r>
-      <w:hyperlink r:id="rId59">
-        <w:r>
-          <w:rPr>
-            <w:lang w:val="zh_TW" w:bidi="zh_TW"/>
-          </w:rPr>
-          <w:rPr>
-            <w:color w:val="0000EE"/>
-            <w:u w:val="single"/>
-          </w:rPr>
-          <w:t>8</w:t>
-        </w:r>
-      </w:hyperlink>
-      <w:r>
-        <w:rPr>
-          <w:lang w:val="zh_TW" w:bidi="zh_TW"/>
-        </w:rPr>
-        <w:t>；</w:t>
-      </w:r>
-      <w:hyperlink r:id="rId31">
-        <w:r>
-          <w:rPr>
-            <w:lang w:val="zh_TW" w:bidi="zh_TW"/>
-          </w:rPr>
-          <w:rPr>
-            <w:color w:val="0000EE"/>
-            <w:u w:val="single"/>
-          </w:rPr>
-          <w:t>帖前2:19</w:t>
-        </w:r>
-      </w:hyperlink>
-      <w:r>
-        <w:rPr>
-          <w:lang w:val="zh_TW" w:bidi="zh_TW"/>
-        </w:rPr>
-        <w:t>，</w:t>
-      </w:r>
-      <w:hyperlink r:id="rId32">
-        <w:r>
-          <w:rPr>
-            <w:lang w:val="zh_TW" w:bidi="zh_TW"/>
-          </w:rPr>
-          <w:rPr>
-            <w:color w:val="0000EE"/>
-            <w:u w:val="single"/>
-          </w:rPr>
-          <w:t>3:13</w:t>
-        </w:r>
-      </w:hyperlink>
-      <w:r>
-        <w:rPr>
-          <w:lang w:val="zh_TW" w:bidi="zh_TW"/>
-        </w:rPr>
-        <w:t>，</w:t>
-      </w:r>
-      <w:hyperlink r:id="rId33">
-        <w:r>
-          <w:rPr>
-            <w:lang w:val="zh_TW" w:bidi="zh_TW"/>
-          </w:rPr>
-          <w:rPr>
-            <w:color w:val="0000EE"/>
-            <w:u w:val="single"/>
-          </w:rPr>
-          <w:t>4:15</w:t>
-        </w:r>
-      </w:hyperlink>
-      <w:r>
-        <w:rPr>
-          <w:lang w:val="zh_TW" w:bidi="zh_TW"/>
-        </w:rPr>
-        <w:t>，</w:t>
-      </w:r>
-      <w:hyperlink r:id="rId34">
-        <w:r>
-          <w:rPr>
-            <w:lang w:val="zh_TW" w:bidi="zh_TW"/>
-          </w:rPr>
-          <w:rPr>
-            <w:color w:val="0000EE"/>
-            <w:u w:val="single"/>
-          </w:rPr>
-          <w:t>5:23</w:t>
-        </w:r>
-      </w:hyperlink>
-      <w:r>
-        <w:rPr>
-          <w:lang w:val="zh_TW" w:bidi="zh_TW"/>
-        </w:rPr>
-        <w:t>），這個人物也同樣會以君王般的姿態來臨（parousia）。</w:t>
-      </w:r>
-      <w:r>
-        <w:rPr>
-          <w:lang w:val="zh_TW" w:bidi="zh_TW"/>
-        </w:rPr>
-      </w:r>
-      <w:r>
-        <w:rPr>
-          <w:lang w:val="zh_TW" w:bidi="zh_TW"/>
-        </w:rPr>
-      </w:r>
-    </w:p>
-    <w:p>
-      <w:pPr/>
-      <w:r>
-        <w:rPr>
-          <w:lang w:val="zh_TW" w:bidi="zh_TW"/>
-        </w:rPr>
-      </w:r>
-    </w:p>
-    <w:p>
-      <w:pPr>
-        <w:pStyle w:val="Heading2"/>
-      </w:pPr>
-      <w:r>
-        <w:rPr>
-          <w:lang w:val="zh_TW" w:bidi="zh_TW"/>
-        </w:rPr>
-        <w:t>帖撒羅尼迦後書 2:11</w:t>
-      </w:r>
-      <w:r>
-        <w:rPr>
-          <w:lang w:val="zh_TW" w:bidi="zh_TW"/>
-        </w:rPr>
-      </w:r>
-    </w:p>
-    <w:p>
-      <w:pPr/>
-      <w:r>
-        <w:rPr>
-          <w:lang w:val="zh_TW" w:bidi="zh_TW"/>
-        </w:rPr>
-      </w:r>
-      <w:r>
-        <w:rPr>
-          <w:lang w:val="zh_TW" w:bidi="zh_TW"/>
-        </w:rPr>
-        <w:t>如同在其它經文中所讀到的（</w:t>
-      </w:r>
-      <w:hyperlink r:id="rId87">
-        <w:r>
-          <w:rPr>
-            <w:lang w:val="zh_TW" w:bidi="zh_TW"/>
-          </w:rPr>
-          <w:rPr>
-            <w:color w:val="0000EE"/>
-            <w:u w:val="single"/>
-          </w:rPr>
-          <w:t>出9:12</w:t>
-        </w:r>
-      </w:hyperlink>
-      <w:r>
-        <w:rPr>
-          <w:lang w:val="zh_TW" w:bidi="zh_TW"/>
-        </w:rPr>
-        <w:t>；</w:t>
-      </w:r>
-      <w:hyperlink r:id="rId88">
-        <w:r>
-          <w:rPr>
-            <w:lang w:val="zh_TW" w:bidi="zh_TW"/>
-          </w:rPr>
-          <w:rPr>
-            <w:color w:val="0000EE"/>
-            <w:u w:val="single"/>
-          </w:rPr>
-          <w:t>代下18:22</w:t>
-        </w:r>
-      </w:hyperlink>
-      <w:r>
-        <w:rPr>
-          <w:lang w:val="zh_TW" w:bidi="zh_TW"/>
-        </w:rPr>
-        <w:t>），</w:t>
-      </w:r>
-      <w:r>
-        <w:rPr>
-          <w:lang w:val="zh_TW" w:bidi="zh_TW"/>
-        </w:rPr>
-        <w:t>神有時會任憑人被他們所渴望、用來取代真理的罪或迷惑的權勢所掌控</w:t>
-      </w:r>
-      <w:r>
-        <w:rPr>
-          <w:lang w:val="zh_TW" w:bidi="zh_TW"/>
-        </w:rPr>
-        <w:t>（</w:t>
-      </w:r>
-      <w:hyperlink r:id="rId89">
-        <w:r>
-          <w:rPr>
-            <w:lang w:val="zh_TW" w:bidi="zh_TW"/>
-          </w:rPr>
-          <w:rPr>
-            <w:color w:val="0000EE"/>
-            <w:u w:val="single"/>
-          </w:rPr>
-          <w:t>羅1:24</w:t>
-        </w:r>
-      </w:hyperlink>
-      <w:r>
-        <w:rPr>
-          <w:lang w:val="zh_TW" w:bidi="zh_TW"/>
-        </w:rPr>
-        <w:t>、</w:t>
-      </w:r>
-      <w:hyperlink r:id="rId90">
-        <w:r>
-          <w:rPr>
-            <w:lang w:val="zh_TW" w:bidi="zh_TW"/>
-          </w:rPr>
-          <w:rPr>
-            <w:color w:val="0000EE"/>
-            <w:u w:val="single"/>
-          </w:rPr>
-          <w:t>26</w:t>
-        </w:r>
-      </w:hyperlink>
-      <w:r>
-        <w:rPr>
-          <w:lang w:val="zh_TW" w:bidi="zh_TW"/>
-        </w:rPr>
-        <w:t>、</w:t>
+        <w:t>他們將被定罪（見</w:t>
       </w:r>
       <w:hyperlink r:id="rId91">
         <w:r>
@@ -3804,14 +3845,14 @@
             <w:color w:val="0000EE"/>
             <w:u w:val="single"/>
           </w:rPr>
-          <w:t>28</w:t>
-        </w:r>
-      </w:hyperlink>
-      <w:r>
-        <w:rPr>
-          <w:lang w:val="zh_TW" w:bidi="zh_TW"/>
-        </w:rPr>
-        <w:t>，</w:t>
+          <w:t>1:6–9</w:t>
+        </w:r>
+      </w:hyperlink>
+      <w:r>
+        <w:rPr>
+          <w:lang w:val="zh_TW" w:bidi="zh_TW"/>
+        </w:rPr>
+        <w:t>），因為他們不信真理（</w:t>
       </w:r>
       <w:hyperlink r:id="rId92">
         <w:r>
@@ -3822,100 +3863,16 @@
             <w:color w:val="0000EE"/>
             <w:u w:val="single"/>
           </w:rPr>
-          <w:t>11:8</w:t>
-        </w:r>
-      </w:hyperlink>
-      <w:r>
-        <w:rPr>
-          <w:lang w:val="zh_TW" w:bidi="zh_TW"/>
-        </w:rPr>
-        <w:t>）。</w:t>
-      </w:r>
-      <w:r>
-        <w:rPr>
-          <w:lang w:val="zh_TW" w:bidi="zh_TW"/>
-        </w:rPr>
-      </w:r>
-      <w:r>
-        <w:rPr>
-          <w:lang w:val="zh_TW" w:bidi="zh_TW"/>
-        </w:rPr>
-      </w:r>
-    </w:p>
-    <w:p>
-      <w:pPr/>
-      <w:r>
-        <w:rPr>
-          <w:lang w:val="zh_TW" w:bidi="zh_TW"/>
-        </w:rPr>
-      </w:r>
-    </w:p>
-    <w:p>
-      <w:pPr>
-        <w:pStyle w:val="Heading2"/>
-      </w:pPr>
-      <w:r>
-        <w:rPr>
-          <w:lang w:val="zh_TW" w:bidi="zh_TW"/>
-        </w:rPr>
-        <w:t>帖撒羅尼迦後書 2:12</w:t>
-      </w:r>
-      <w:r>
-        <w:rPr>
-          <w:lang w:val="zh_TW" w:bidi="zh_TW"/>
-        </w:rPr>
-      </w:r>
-    </w:p>
-    <w:p>
-      <w:pPr/>
-      <w:r>
-        <w:rPr>
-          <w:lang w:val="zh_TW" w:bidi="zh_TW"/>
-        </w:rPr>
-      </w:r>
-      <w:r>
-        <w:rPr>
-          <w:lang w:val="zh_TW" w:bidi="zh_TW"/>
-        </w:rPr>
-        <w:t>他們將被定罪（見</w:t>
+          <w:t>2:10</w:t>
+        </w:r>
+      </w:hyperlink>
+      <w:r>
+        <w:rPr>
+          <w:lang w:val="zh_TW" w:bidi="zh_TW"/>
+        </w:rPr>
+        <w:t>），反而相信那不法之人的謊言（</w:t>
       </w:r>
       <w:hyperlink r:id="rId93">
-        <w:r>
-          <w:rPr>
-            <w:lang w:val="zh_TW" w:bidi="zh_TW"/>
-          </w:rPr>
-          <w:rPr>
-            <w:color w:val="0000EE"/>
-            <w:u w:val="single"/>
-          </w:rPr>
-          <w:t>1:6–9</w:t>
-        </w:r>
-      </w:hyperlink>
-      <w:r>
-        <w:rPr>
-          <w:lang w:val="zh_TW" w:bidi="zh_TW"/>
-        </w:rPr>
-        <w:t>），因為他們不信真理（</w:t>
-      </w:r>
-      <w:hyperlink r:id="rId94">
-        <w:r>
-          <w:rPr>
-            <w:lang w:val="zh_TW" w:bidi="zh_TW"/>
-          </w:rPr>
-          <w:rPr>
-            <w:color w:val="0000EE"/>
-            <w:u w:val="single"/>
-          </w:rPr>
-          <w:t>2:10</w:t>
-        </w:r>
-      </w:hyperlink>
-      <w:r>
-        <w:rPr>
-          <w:lang w:val="zh_TW" w:bidi="zh_TW"/>
-        </w:rPr>
-        <w:t>），反而相信那不法之人的謊言（</w:t>
-      </w:r>
-      <w:hyperlink r:id="rId95">
         <w:r>
           <w:rPr>
             <w:lang w:val="zh_TW" w:bidi="zh_TW"/>
@@ -3997,61 +3954,61 @@
         </w:rPr>
         <w:t>」）：神透過福音的傳講呼召祂的選民歸向自己（</w:t>
       </w:r>
+      <w:hyperlink r:id="rId94">
+        <w:r>
+          <w:rPr>
+            <w:lang w:val="zh_TW" w:bidi="zh_TW"/>
+          </w:rPr>
+          <w:rPr>
+            <w:color w:val="0000EE"/>
+            <w:u w:val="single"/>
+          </w:rPr>
+          <w:t>1:11</w:t>
+        </w:r>
+      </w:hyperlink>
+      <w:r>
+        <w:rPr>
+          <w:lang w:val="zh_TW" w:bidi="zh_TW"/>
+        </w:rPr>
+        <w:t>；</w:t>
+      </w:r>
+      <w:hyperlink r:id="rId27">
+        <w:r>
+          <w:rPr>
+            <w:lang w:val="zh_TW" w:bidi="zh_TW"/>
+          </w:rPr>
+          <w:rPr>
+            <w:color w:val="0000EE"/>
+            <w:u w:val="single"/>
+          </w:rPr>
+          <w:t>帖前2:12</w:t>
+        </w:r>
+      </w:hyperlink>
+      <w:r>
+        <w:rPr>
+          <w:lang w:val="zh_TW" w:bidi="zh_TW"/>
+        </w:rPr>
+        <w:t>，</w:t>
+      </w:r>
+      <w:hyperlink r:id="rId95">
+        <w:r>
+          <w:rPr>
+            <w:lang w:val="zh_TW" w:bidi="zh_TW"/>
+          </w:rPr>
+          <w:rPr>
+            <w:color w:val="0000EE"/>
+            <w:u w:val="single"/>
+          </w:rPr>
+          <w:t>4:7</w:t>
+        </w:r>
+      </w:hyperlink>
+      <w:r>
+        <w:rPr>
+          <w:lang w:val="zh_TW" w:bidi="zh_TW"/>
+        </w:rPr>
+        <w:t>，</w:t>
+      </w:r>
       <w:hyperlink r:id="rId96">
-        <w:r>
-          <w:rPr>
-            <w:lang w:val="zh_TW" w:bidi="zh_TW"/>
-          </w:rPr>
-          <w:rPr>
-            <w:color w:val="0000EE"/>
-            <w:u w:val="single"/>
-          </w:rPr>
-          <w:t>1:11</w:t>
-        </w:r>
-      </w:hyperlink>
-      <w:r>
-        <w:rPr>
-          <w:lang w:val="zh_TW" w:bidi="zh_TW"/>
-        </w:rPr>
-        <w:t>；</w:t>
-      </w:r>
-      <w:hyperlink r:id="rId29">
-        <w:r>
-          <w:rPr>
-            <w:lang w:val="zh_TW" w:bidi="zh_TW"/>
-          </w:rPr>
-          <w:rPr>
-            <w:color w:val="0000EE"/>
-            <w:u w:val="single"/>
-          </w:rPr>
-          <w:t>帖前2:12</w:t>
-        </w:r>
-      </w:hyperlink>
-      <w:r>
-        <w:rPr>
-          <w:lang w:val="zh_TW" w:bidi="zh_TW"/>
-        </w:rPr>
-        <w:t>，</w:t>
-      </w:r>
-      <w:hyperlink r:id="rId97">
-        <w:r>
-          <w:rPr>
-            <w:lang w:val="zh_TW" w:bidi="zh_TW"/>
-          </w:rPr>
-          <w:rPr>
-            <w:color w:val="0000EE"/>
-            <w:u w:val="single"/>
-          </w:rPr>
-          <w:t>4:7</w:t>
-        </w:r>
-      </w:hyperlink>
-      <w:r>
-        <w:rPr>
-          <w:lang w:val="zh_TW" w:bidi="zh_TW"/>
-        </w:rPr>
-        <w:t>，</w:t>
-      </w:r>
-      <w:hyperlink r:id="rId98">
         <w:r>
           <w:rPr>
             <w:lang w:val="zh_TW" w:bidi="zh_TW"/>
@@ -4087,6 +4044,126 @@
         </w:rPr>
         <w:t>因信仰而受苦的人最終將同享我們主耶穌基督的榮光（</w:t>
       </w:r>
+      <w:hyperlink r:id="rId97">
+        <w:r>
+          <w:rPr>
+            <w:lang w:val="zh_TW" w:bidi="zh_TW"/>
+          </w:rPr>
+          <w:rPr>
+            <w:color w:val="0000EE"/>
+            <w:u w:val="single"/>
+          </w:rPr>
+          <w:t>羅5:2</w:t>
+        </w:r>
+      </w:hyperlink>
+      <w:r>
+        <w:rPr>
+          <w:lang w:val="zh_TW" w:bidi="zh_TW"/>
+        </w:rPr>
+        <w:t>，</w:t>
+      </w:r>
+      <w:hyperlink r:id="rId47">
+        <w:r>
+          <w:rPr>
+            <w:lang w:val="zh_TW" w:bidi="zh_TW"/>
+          </w:rPr>
+          <w:rPr>
+            <w:color w:val="0000EE"/>
+            <w:u w:val="single"/>
+          </w:rPr>
+          <w:t>8:17–18</w:t>
+        </w:r>
+      </w:hyperlink>
+      <w:r>
+        <w:rPr>
+          <w:lang w:val="zh_TW" w:bidi="zh_TW"/>
+        </w:rPr>
+        <w:t>；</w:t>
+      </w:r>
+      <w:hyperlink r:id="rId98">
+        <w:r>
+          <w:rPr>
+            <w:lang w:val="zh_TW" w:bidi="zh_TW"/>
+          </w:rPr>
+          <w:rPr>
+            <w:color w:val="0000EE"/>
+            <w:u w:val="single"/>
+          </w:rPr>
+          <w:t>西1:27</w:t>
+        </w:r>
+      </w:hyperlink>
+      <w:r>
+        <w:rPr>
+          <w:lang w:val="zh_TW" w:bidi="zh_TW"/>
+        </w:rPr>
+        <w:t>；</w:t>
+      </w:r>
+      <w:hyperlink r:id="rId27">
+        <w:r>
+          <w:rPr>
+            <w:lang w:val="zh_TW" w:bidi="zh_TW"/>
+          </w:rPr>
+          <w:rPr>
+            <w:color w:val="0000EE"/>
+            <w:u w:val="single"/>
+          </w:rPr>
+          <w:t>帖前2:12</w:t>
+        </w:r>
+      </w:hyperlink>
+      <w:r>
+        <w:rPr>
+          <w:lang w:val="zh_TW" w:bidi="zh_TW"/>
+        </w:rPr>
+        <w:t>）。</w:t>
+      </w:r>
+      <w:r>
+        <w:rPr>
+          <w:lang w:val="zh_TW" w:bidi="zh_TW"/>
+        </w:rPr>
+      </w:r>
+      <w:r>
+        <w:rPr>
+          <w:lang w:val="zh_TW" w:bidi="zh_TW"/>
+        </w:rPr>
+      </w:r>
+    </w:p>
+    <w:p>
+      <w:pPr/>
+      <w:r>
+        <w:rPr>
+          <w:lang w:val="zh_TW" w:bidi="zh_TW"/>
+        </w:rPr>
+      </w:r>
+    </w:p>
+    <w:p>
+      <w:pPr>
+        <w:pStyle w:val="Heading2"/>
+      </w:pPr>
+      <w:r>
+        <w:rPr>
+          <w:lang w:val="zh_TW" w:bidi="zh_TW"/>
+        </w:rPr>
+        <w:t>帖撒羅尼迦後書 2:15</w:t>
+      </w:r>
+      <w:r>
+        <w:rPr>
+          <w:lang w:val="zh_TW" w:bidi="zh_TW"/>
+        </w:rPr>
+      </w:r>
+    </w:p>
+    <w:p>
+      <w:pPr/>
+      <w:r>
+        <w:rPr>
+          <w:lang w:val="zh_TW" w:bidi="zh_TW"/>
+        </w:rPr>
+      </w:r>
+      <w:r>
+        <w:rPr>
+          <w:lang w:val="zh_TW" w:bidi="zh_TW"/>
+        </w:rPr>
+        <w:t>自從帖撒羅尼迦教會設立以來，保羅一直在關心他們的信心是否堅定（</w:t>
+      </w:r>
       <w:hyperlink r:id="rId99">
         <w:r>
           <w:rPr>
@@ -4096,7 +4173,43 @@
             <w:color w:val="0000EE"/>
             <w:u w:val="single"/>
           </w:rPr>
-          <w:t>羅5:2</w:t>
+          <w:t>帖前3:2</w:t>
+        </w:r>
+      </w:hyperlink>
+      <w:r>
+        <w:rPr>
+          <w:lang w:val="zh_TW" w:bidi="zh_TW"/>
+        </w:rPr>
+        <w:t>、</w:t>
+      </w:r>
+      <w:hyperlink r:id="rId100">
+        <w:r>
+          <w:rPr>
+            <w:lang w:val="zh_TW" w:bidi="zh_TW"/>
+          </w:rPr>
+          <w:rPr>
+            <w:color w:val="0000EE"/>
+            <w:u w:val="single"/>
+          </w:rPr>
+          <w:t>5</w:t>
+        </w:r>
+      </w:hyperlink>
+      <w:r>
+        <w:rPr>
+          <w:lang w:val="zh_TW" w:bidi="zh_TW"/>
+        </w:rPr>
+        <w:t>、</w:t>
+      </w:r>
+      <w:hyperlink r:id="rId101">
+        <w:r>
+          <w:rPr>
+            <w:lang w:val="zh_TW" w:bidi="zh_TW"/>
+          </w:rPr>
+          <w:rPr>
+            <w:color w:val="0000EE"/>
+            <w:u w:val="single"/>
+          </w:rPr>
+          <w:t>8</w:t>
         </w:r>
       </w:hyperlink>
       <w:r>
@@ -4105,16 +4218,34 @@
         </w:rPr>
         <w:t>，</w:t>
       </w:r>
-      <w:hyperlink r:id="rId49">
-        <w:r>
-          <w:rPr>
-            <w:lang w:val="zh_TW" w:bidi="zh_TW"/>
-          </w:rPr>
-          <w:rPr>
-            <w:color w:val="0000EE"/>
-            <w:u w:val="single"/>
-          </w:rPr>
-          <w:t>8:17–18</w:t>
+      <w:hyperlink r:id="rId102">
+        <w:r>
+          <w:rPr>
+            <w:lang w:val="zh_TW" w:bidi="zh_TW"/>
+          </w:rPr>
+          <w:rPr>
+            <w:color w:val="0000EE"/>
+            <w:u w:val="single"/>
+          </w:rPr>
+          <w:t>4:1–2</w:t>
+        </w:r>
+      </w:hyperlink>
+      <w:r>
+        <w:rPr>
+          <w:lang w:val="zh_TW" w:bidi="zh_TW"/>
+        </w:rPr>
+        <w:t>）以及他們是否遵行他的教導（</w:t>
+      </w:r>
+      <w:hyperlink r:id="rId103">
+        <w:r>
+          <w:rPr>
+            <w:lang w:val="zh_TW" w:bidi="zh_TW"/>
+          </w:rPr>
+          <w:rPr>
+            <w:color w:val="0000EE"/>
+            <w:u w:val="single"/>
+          </w:rPr>
+          <w:t>帖後3:6</w:t>
         </w:r>
       </w:hyperlink>
       <w:r>
@@ -4123,136 +4254,16 @@
         </w:rPr>
         <w:t>；</w:t>
       </w:r>
-      <w:hyperlink r:id="rId100">
-        <w:r>
-          <w:rPr>
-            <w:lang w:val="zh_TW" w:bidi="zh_TW"/>
-          </w:rPr>
-          <w:rPr>
-            <w:color w:val="0000EE"/>
-            <w:u w:val="single"/>
-          </w:rPr>
-          <w:t>西1:27</w:t>
-        </w:r>
-      </w:hyperlink>
-      <w:r>
-        <w:rPr>
-          <w:lang w:val="zh_TW" w:bidi="zh_TW"/>
-        </w:rPr>
-        <w:t>；</w:t>
-      </w:r>
-      <w:hyperlink r:id="rId29">
-        <w:r>
-          <w:rPr>
-            <w:lang w:val="zh_TW" w:bidi="zh_TW"/>
-          </w:rPr>
-          <w:rPr>
-            <w:color w:val="0000EE"/>
-            <w:u w:val="single"/>
-          </w:rPr>
-          <w:t>帖前2:12</w:t>
-        </w:r>
-      </w:hyperlink>
-      <w:r>
-        <w:rPr>
-          <w:lang w:val="zh_TW" w:bidi="zh_TW"/>
-        </w:rPr>
-        <w:t>）。</w:t>
-      </w:r>
-      <w:r>
-        <w:rPr>
-          <w:lang w:val="zh_TW" w:bidi="zh_TW"/>
-        </w:rPr>
-      </w:r>
-      <w:r>
-        <w:rPr>
-          <w:lang w:val="zh_TW" w:bidi="zh_TW"/>
-        </w:rPr>
-      </w:r>
-    </w:p>
-    <w:p>
-      <w:pPr/>
-      <w:r>
-        <w:rPr>
-          <w:lang w:val="zh_TW" w:bidi="zh_TW"/>
-        </w:rPr>
-      </w:r>
-    </w:p>
-    <w:p>
-      <w:pPr>
-        <w:pStyle w:val="Heading2"/>
-      </w:pPr>
-      <w:r>
-        <w:rPr>
-          <w:lang w:val="zh_TW" w:bidi="zh_TW"/>
-        </w:rPr>
-        <w:t>帖撒羅尼迦後書 2:15</w:t>
-      </w:r>
-      <w:r>
-        <w:rPr>
-          <w:lang w:val="zh_TW" w:bidi="zh_TW"/>
-        </w:rPr>
-      </w:r>
-    </w:p>
-    <w:p>
-      <w:pPr/>
-      <w:r>
-        <w:rPr>
-          <w:lang w:val="zh_TW" w:bidi="zh_TW"/>
-        </w:rPr>
-      </w:r>
-      <w:r>
-        <w:rPr>
-          <w:lang w:val="zh_TW" w:bidi="zh_TW"/>
-        </w:rPr>
-        <w:t>自從帖撒羅尼迦教會設立以來，保羅一直在關心他們的信心是否堅定（</w:t>
-      </w:r>
-      <w:hyperlink r:id="rId101">
-        <w:r>
-          <w:rPr>
-            <w:lang w:val="zh_TW" w:bidi="zh_TW"/>
-          </w:rPr>
-          <w:rPr>
-            <w:color w:val="0000EE"/>
-            <w:u w:val="single"/>
-          </w:rPr>
-          <w:t>帖前3:2</w:t>
-        </w:r>
-      </w:hyperlink>
-      <w:r>
-        <w:rPr>
-          <w:lang w:val="zh_TW" w:bidi="zh_TW"/>
-        </w:rPr>
-        <w:t>、</w:t>
-      </w:r>
-      <w:hyperlink r:id="rId102">
-        <w:r>
-          <w:rPr>
-            <w:lang w:val="zh_TW" w:bidi="zh_TW"/>
-          </w:rPr>
-          <w:rPr>
-            <w:color w:val="0000EE"/>
-            <w:u w:val="single"/>
-          </w:rPr>
-          <w:t>5</w:t>
-        </w:r>
-      </w:hyperlink>
-      <w:r>
-        <w:rPr>
-          <w:lang w:val="zh_TW" w:bidi="zh_TW"/>
-        </w:rPr>
-        <w:t>、</w:t>
-      </w:r>
-      <w:hyperlink r:id="rId103">
-        <w:r>
-          <w:rPr>
-            <w:lang w:val="zh_TW" w:bidi="zh_TW"/>
-          </w:rPr>
-          <w:rPr>
-            <w:color w:val="0000EE"/>
-            <w:u w:val="single"/>
-          </w:rPr>
-          <w:t>8</w:t>
+      <w:hyperlink r:id="rId104">
+        <w:r>
+          <w:rPr>
+            <w:lang w:val="zh_TW" w:bidi="zh_TW"/>
+          </w:rPr>
+          <w:rPr>
+            <w:color w:val="0000EE"/>
+            <w:u w:val="single"/>
+          </w:rPr>
+          <w:t>林前11:2</w:t>
         </w:r>
       </w:hyperlink>
       <w:r>
@@ -4261,24 +4272,6 @@
         </w:rPr>
         <w:t>，</w:t>
       </w:r>
-      <w:hyperlink r:id="rId104">
-        <w:r>
-          <w:rPr>
-            <w:lang w:val="zh_TW" w:bidi="zh_TW"/>
-          </w:rPr>
-          <w:rPr>
-            <w:color w:val="0000EE"/>
-            <w:u w:val="single"/>
-          </w:rPr>
-          <w:t>4:1–2</w:t>
-        </w:r>
-      </w:hyperlink>
-      <w:r>
-        <w:rPr>
-          <w:lang w:val="zh_TW" w:bidi="zh_TW"/>
-        </w:rPr>
-        <w:t>）以及他們是否遵行他的教導（</w:t>
-      </w:r>
       <w:hyperlink r:id="rId105">
         <w:r>
           <w:rPr>
@@ -4288,52 +4281,16 @@
             <w:color w:val="0000EE"/>
             <w:u w:val="single"/>
           </w:rPr>
-          <w:t>帖後3:6</w:t>
-        </w:r>
-      </w:hyperlink>
-      <w:r>
-        <w:rPr>
-          <w:lang w:val="zh_TW" w:bidi="zh_TW"/>
-        </w:rPr>
-        <w:t>；</w:t>
+          <w:t>15:3</w:t>
+        </w:r>
+      </w:hyperlink>
+      <w:r>
+        <w:rPr>
+          <w:lang w:val="zh_TW" w:bidi="zh_TW"/>
+        </w:rPr>
+        <w:t>；見</w:t>
       </w:r>
       <w:hyperlink r:id="rId106">
-        <w:r>
-          <w:rPr>
-            <w:lang w:val="zh_TW" w:bidi="zh_TW"/>
-          </w:rPr>
-          <w:rPr>
-            <w:color w:val="0000EE"/>
-            <w:u w:val="single"/>
-          </w:rPr>
-          <w:t>林前11:2</w:t>
-        </w:r>
-      </w:hyperlink>
-      <w:r>
-        <w:rPr>
-          <w:lang w:val="zh_TW" w:bidi="zh_TW"/>
-        </w:rPr>
-        <w:t>，</w:t>
-      </w:r>
-      <w:hyperlink r:id="rId107">
-        <w:r>
-          <w:rPr>
-            <w:lang w:val="zh_TW" w:bidi="zh_TW"/>
-          </w:rPr>
-          <w:rPr>
-            <w:color w:val="0000EE"/>
-            <w:u w:val="single"/>
-          </w:rPr>
-          <w:t>15:3</w:t>
-        </w:r>
-      </w:hyperlink>
-      <w:r>
-        <w:rPr>
-          <w:lang w:val="zh_TW" w:bidi="zh_TW"/>
-        </w:rPr>
-        <w:t>；見</w:t>
-      </w:r>
-      <w:hyperlink r:id="rId108">
         <w:r>
           <w:rPr>
             <w:lang w:val="zh_TW" w:bidi="zh_TW"/>
@@ -4469,7 +4426,7 @@
         </w:rPr>
         <w:t>保羅的禱告回應了提摩太探訪教會的目的——在信仰上堅固並鼓勵帖撒羅尼迦的信徒（</w:t>
       </w:r>
-      <w:hyperlink r:id="rId101">
+      <w:hyperlink r:id="rId99">
         <w:r>
           <w:rPr>
             <w:lang w:val="zh_TW" w:bidi="zh_TW"/>
@@ -4544,6 +4501,42 @@
         </w:rPr>
         <w:t>他們 (</w:t>
       </w:r>
+      <w:hyperlink r:id="rId107">
+        <w:r>
+          <w:rPr>
+            <w:lang w:val="zh_TW" w:bidi="zh_TW"/>
+          </w:rPr>
+          <w:rPr>
+            <w:color w:val="0000EE"/>
+            <w:u w:val="single"/>
+          </w:rPr>
+          <w:t>帖後2:1–12</w:t>
+        </w:r>
+      </w:hyperlink>
+      <w:r>
+        <w:rPr>
+          <w:lang w:val="zh_TW" w:bidi="zh_TW"/>
+        </w:rPr>
+        <w:t>；</w:t>
+      </w:r>
+      <w:hyperlink r:id="rId108">
+        <w:r>
+          <w:rPr>
+            <w:lang w:val="zh_TW" w:bidi="zh_TW"/>
+          </w:rPr>
+          <w:rPr>
+            <w:color w:val="0000EE"/>
+            <w:u w:val="single"/>
+          </w:rPr>
+          <w:t>帖前4:18</w:t>
+        </w:r>
+      </w:hyperlink>
+      <w:r>
+        <w:rPr>
+          <w:lang w:val="zh_TW" w:bidi="zh_TW"/>
+        </w:rPr>
+        <w:t>，</w:t>
+      </w:r>
       <w:hyperlink r:id="rId109">
         <w:r>
           <w:rPr>
@@ -4553,7 +4546,91 @@
             <w:color w:val="0000EE"/>
             <w:u w:val="single"/>
           </w:rPr>
-          <w:t>帖後2:1–12</w:t>
+          <w:t>5:11</w:t>
+        </w:r>
+      </w:hyperlink>
+      <w:r>
+        <w:rPr>
+          <w:lang w:val="zh_TW" w:bidi="zh_TW"/>
+        </w:rPr>
+        <w:t>)。</w:t>
+      </w:r>
+      <w:r>
+        <w:rPr>
+          <w:lang w:val="zh_TW" w:bidi="zh_TW"/>
+        </w:rPr>
+      </w:r>
+      <w:r>
+        <w:rPr>
+          <w:lang w:val="zh_TW" w:bidi="zh_TW"/>
+        </w:rPr>
+      </w:r>
+    </w:p>
+    <w:p>
+      <w:pPr/>
+      <w:r>
+        <w:rPr>
+          <w:lang w:val="zh_TW" w:bidi="zh_TW"/>
+        </w:rPr>
+      </w:r>
+    </w:p>
+    <w:p>
+      <w:pPr>
+        <w:pStyle w:val="Heading2"/>
+      </w:pPr>
+      <w:r>
+        <w:rPr>
+          <w:lang w:val="zh_TW" w:bidi="zh_TW"/>
+        </w:rPr>
+        <w:t>帖撒羅尼迦後書 3:1</w:t>
+      </w:r>
+      <w:r>
+        <w:rPr>
+          <w:lang w:val="zh_TW" w:bidi="zh_TW"/>
+        </w:rPr>
+      </w:r>
+    </w:p>
+    <w:p>
+      <w:pPr/>
+      <w:r>
+        <w:rPr>
+          <w:lang w:val="zh_TW" w:bidi="zh_TW"/>
+        </w:rPr>
+      </w:r>
+      <w:r>
+        <w:rPr>
+          <w:lang w:val="zh_TW" w:bidi="zh_TW"/>
+        </w:rPr>
+        <w:t>禱告：這是在祈求福音能夠盡快傳揚開來，這讓人想起</w:t>
+      </w:r>
+      <w:hyperlink r:id="rId110">
+        <w:r>
+          <w:rPr>
+            <w:lang w:val="zh_TW" w:bidi="zh_TW"/>
+          </w:rPr>
+          <w:rPr>
+            <w:color w:val="0000EE"/>
+            <w:u w:val="single"/>
+          </w:rPr>
+          <w:t>詩篇一四七篇5節</w:t>
+        </w:r>
+      </w:hyperlink>
+      <w:r>
+        <w:rPr>
+          <w:lang w:val="zh_TW" w:bidi="zh_TW"/>
+        </w:rPr>
+        <w:t>。保羅用競賽來談論這個意象（見</w:t>
+      </w:r>
+      <w:hyperlink r:id="rId111">
+        <w:r>
+          <w:rPr>
+            <w:lang w:val="zh_TW" w:bidi="zh_TW"/>
+          </w:rPr>
+          <w:rPr>
+            <w:color w:val="0000EE"/>
+            <w:u w:val="single"/>
+          </w:rPr>
+          <w:t>林前9:24–26</w:t>
         </w:r>
       </w:hyperlink>
       <w:r>
@@ -4562,16 +4639,184 @@
         </w:rPr>
         <w:t>；</w:t>
       </w:r>
-      <w:hyperlink r:id="rId110">
-        <w:r>
-          <w:rPr>
-            <w:lang w:val="zh_TW" w:bidi="zh_TW"/>
-          </w:rPr>
-          <w:rPr>
-            <w:color w:val="0000EE"/>
-            <w:u w:val="single"/>
-          </w:rPr>
-          <w:t>帖前4:18</w:t>
+      <w:hyperlink r:id="rId112">
+        <w:r>
+          <w:rPr>
+            <w:lang w:val="zh_TW" w:bidi="zh_TW"/>
+          </w:rPr>
+          <w:rPr>
+            <w:color w:val="0000EE"/>
+            <w:u w:val="single"/>
+          </w:rPr>
+          <w:t>加2:2</w:t>
+        </w:r>
+      </w:hyperlink>
+      <w:r>
+        <w:rPr>
+          <w:lang w:val="zh_TW" w:bidi="zh_TW"/>
+        </w:rPr>
+        <w:t>），競賽中的勝利者會得著榮耀。</w:t>
+      </w:r>
+      <w:r>
+        <w:rPr>
+          <w:lang w:val="zh_TW" w:bidi="zh_TW"/>
+        </w:rPr>
+      </w:r>
+      <w:r>
+        <w:rPr>
+          <w:lang w:val="zh_TW" w:bidi="zh_TW"/>
+        </w:rPr>
+      </w:r>
+    </w:p>
+    <w:p>
+      <w:pPr/>
+      <w:r>
+        <w:rPr>
+          <w:lang w:val="zh_TW" w:bidi="zh_TW"/>
+        </w:rPr>
+      </w:r>
+    </w:p>
+    <w:p>
+      <w:pPr>
+        <w:pStyle w:val="Heading2"/>
+      </w:pPr>
+      <w:r>
+        <w:rPr>
+          <w:lang w:val="zh_TW" w:bidi="zh_TW"/>
+        </w:rPr>
+        <w:t>帖撒羅尼迦後書 3:1–5</w:t>
+      </w:r>
+      <w:r>
+        <w:rPr>
+          <w:lang w:val="zh_TW" w:bidi="zh_TW"/>
+        </w:rPr>
+      </w:r>
+    </w:p>
+    <w:p>
+      <w:pPr/>
+      <w:r>
+        <w:rPr>
+          <w:lang w:val="zh_TW" w:bidi="zh_TW"/>
+        </w:rPr>
+      </w:r>
+      <w:r>
+        <w:rPr>
+          <w:lang w:val="zh_TW" w:bidi="zh_TW"/>
+        </w:rPr>
+        <w:t>在進入書信的最後一個主題之前（</w:t>
+      </w:r>
+      <w:hyperlink r:id="rId113">
+        <w:r>
+          <w:rPr>
+            <w:lang w:val="zh_TW" w:bidi="zh_TW"/>
+          </w:rPr>
+          <w:rPr>
+            <w:color w:val="0000EE"/>
+            <w:u w:val="single"/>
+          </w:rPr>
+          <w:t>3:6–15</w:t>
+        </w:r>
+      </w:hyperlink>
+      <w:r>
+        <w:rPr>
+          <w:lang w:val="zh_TW" w:bidi="zh_TW"/>
+        </w:rPr>
+        <w:t>），保羅請求他們為他禱告（</w:t>
+      </w:r>
+      <w:hyperlink r:id="rId114">
+        <w:r>
+          <w:rPr>
+            <w:lang w:val="zh_TW" w:bidi="zh_TW"/>
+          </w:rPr>
+          <w:rPr>
+            <w:color w:val="0000EE"/>
+            <w:u w:val="single"/>
+          </w:rPr>
+          <w:t>3:1–2</w:t>
+        </w:r>
+      </w:hyperlink>
+      <w:r>
+        <w:rPr>
+          <w:lang w:val="zh_TW" w:bidi="zh_TW"/>
+        </w:rPr>
+        <w:t>），並向帖撒羅尼迦信徒確保了神在患難中的保護（</w:t>
+      </w:r>
+      <w:hyperlink r:id="rId115">
+        <w:r>
+          <w:rPr>
+            <w:lang w:val="zh_TW" w:bidi="zh_TW"/>
+          </w:rPr>
+          <w:rPr>
+            <w:color w:val="0000EE"/>
+            <w:u w:val="single"/>
+          </w:rPr>
+          <w:t>3:3–5</w:t>
+        </w:r>
+      </w:hyperlink>
+      <w:r>
+        <w:rPr>
+          <w:lang w:val="zh_TW" w:bidi="zh_TW"/>
+        </w:rPr>
+        <w:t>）。</w:t>
+      </w:r>
+      <w:r>
+        <w:rPr>
+          <w:lang w:val="zh_TW" w:bidi="zh_TW"/>
+        </w:rPr>
+      </w:r>
+      <w:r>
+        <w:rPr>
+          <w:lang w:val="zh_TW" w:bidi="zh_TW"/>
+        </w:rPr>
+      </w:r>
+    </w:p>
+    <w:p>
+      <w:pPr/>
+      <w:r>
+        <w:rPr>
+          <w:lang w:val="zh_TW" w:bidi="zh_TW"/>
+        </w:rPr>
+      </w:r>
+    </w:p>
+    <w:p>
+      <w:pPr>
+        <w:pStyle w:val="Heading2"/>
+      </w:pPr>
+      <w:r>
+        <w:rPr>
+          <w:lang w:val="zh_TW" w:bidi="zh_TW"/>
+        </w:rPr>
+        <w:t>帖撒羅尼迦後書 3:2</w:t>
+      </w:r>
+      <w:r>
+        <w:rPr>
+          <w:lang w:val="zh_TW" w:bidi="zh_TW"/>
+        </w:rPr>
+      </w:r>
+    </w:p>
+    <w:p>
+      <w:pPr/>
+      <w:r>
+        <w:rPr>
+          <w:lang w:val="zh_TW" w:bidi="zh_TW"/>
+        </w:rPr>
+      </w:r>
+      <w:r>
+        <w:rPr>
+          <w:lang w:val="zh_TW" w:bidi="zh_TW"/>
+        </w:rPr>
+        <w:t>保羅也為了福音而受苦（</w:t>
+      </w:r>
+      <w:hyperlink r:id="rId116">
+        <w:r>
+          <w:rPr>
+            <w:lang w:val="zh_TW" w:bidi="zh_TW"/>
+          </w:rPr>
+          <w:rPr>
+            <w:color w:val="0000EE"/>
+            <w:u w:val="single"/>
+          </w:rPr>
+          <w:t>林後6:5</w:t>
         </w:r>
       </w:hyperlink>
       <w:r>
@@ -4580,23 +4825,59 @@
         </w:rPr>
         <w:t>，</w:t>
       </w:r>
-      <w:hyperlink r:id="rId111">
-        <w:r>
-          <w:rPr>
-            <w:lang w:val="zh_TW" w:bidi="zh_TW"/>
-          </w:rPr>
-          <w:rPr>
-            <w:color w:val="0000EE"/>
-            <w:u w:val="single"/>
-          </w:rPr>
-          <w:t>5:11</w:t>
-        </w:r>
-      </w:hyperlink>
-      <w:r>
-        <w:rPr>
-          <w:lang w:val="zh_TW" w:bidi="zh_TW"/>
-        </w:rPr>
-        <w:t>)。</w:t>
+      <w:hyperlink r:id="rId117">
+        <w:r>
+          <w:rPr>
+            <w:lang w:val="zh_TW" w:bidi="zh_TW"/>
+          </w:rPr>
+          <w:rPr>
+            <w:color w:val="0000EE"/>
+            <w:u w:val="single"/>
+          </w:rPr>
+          <w:t>11:23–26</w:t>
+        </w:r>
+      </w:hyperlink>
+      <w:r>
+        <w:rPr>
+          <w:lang w:val="zh_TW" w:bidi="zh_TW"/>
+        </w:rPr>
+        <w:t>；</w:t>
+      </w:r>
+      <w:hyperlink r:id="rId118">
+        <w:r>
+          <w:rPr>
+            <w:lang w:val="zh_TW" w:bidi="zh_TW"/>
+          </w:rPr>
+          <w:rPr>
+            <w:color w:val="0000EE"/>
+            <w:u w:val="single"/>
+          </w:rPr>
+          <w:t>帖前2:2</w:t>
+        </w:r>
+      </w:hyperlink>
+      <w:r>
+        <w:rPr>
+          <w:lang w:val="zh_TW" w:bidi="zh_TW"/>
+        </w:rPr>
+        <w:t>）。他祈求得著拯救的禱告呼應了</w:t>
+      </w:r>
+      <w:hyperlink r:id="rId119">
+        <w:r>
+          <w:rPr>
+            <w:lang w:val="zh_TW" w:bidi="zh_TW"/>
+          </w:rPr>
+          <w:rPr>
+            <w:color w:val="0000EE"/>
+            <w:u w:val="single"/>
+          </w:rPr>
+          <w:t>以賽亞書二十五章4節</w:t>
+        </w:r>
+      </w:hyperlink>
+      <w:r>
+        <w:rPr>
+          <w:lang w:val="zh_TW" w:bidi="zh_TW"/>
+        </w:rPr>
+        <w:t>的內容。</w:t>
       </w:r>
       <w:r>
         <w:rPr>
@@ -4625,7 +4906,7 @@
         <w:rPr>
           <w:lang w:val="zh_TW" w:bidi="zh_TW"/>
         </w:rPr>
-        <w:t>帖撒羅尼迦後書 3:1</w:t>
+        <w:t>帖撒羅尼迦後書 3:3</w:t>
       </w:r>
       <w:r>
         <w:rPr>
@@ -4644,36 +4925,49 @@
         <w:rPr>
           <w:lang w:val="zh_TW" w:bidi="zh_TW"/>
         </w:rPr>
-        <w:t>禱告：這是在祈求福音能夠盡快傳揚開來，這讓人想起</w:t>
-      </w:r>
-      <w:hyperlink r:id="rId112">
-        <w:r>
-          <w:rPr>
-            <w:lang w:val="zh_TW" w:bidi="zh_TW"/>
-          </w:rPr>
-          <w:rPr>
-            <w:color w:val="0000EE"/>
-            <w:u w:val="single"/>
-          </w:rPr>
-          <w:t>詩篇一四七篇5節</w:t>
-        </w:r>
-      </w:hyperlink>
-      <w:r>
-        <w:rPr>
-          <w:lang w:val="zh_TW" w:bidi="zh_TW"/>
-        </w:rPr>
-        <w:t>。保羅用競賽來談論這個意象（見</w:t>
-      </w:r>
-      <w:hyperlink r:id="rId113">
-        <w:r>
-          <w:rPr>
-            <w:lang w:val="zh_TW" w:bidi="zh_TW"/>
-          </w:rPr>
-          <w:rPr>
-            <w:color w:val="0000EE"/>
-            <w:u w:val="single"/>
-          </w:rPr>
-          <w:t>林前9:24–26</w:t>
+        <w:t>帖撒羅尼迦信徒所遭受的苦難是那惡者（或</w:t>
+      </w:r>
+      <w:r>
+        <w:rPr>
+          <w:i/>
+          <w:lang w:val="zh_TW" w:bidi="zh_TW"/>
+        </w:rPr>
+        <w:t>邪惡</w:t>
+      </w:r>
+      <w:r>
+        <w:rPr>
+          <w:lang w:val="zh_TW" w:bidi="zh_TW"/>
+        </w:rPr>
+        <w:t>；見</w:t>
+      </w:r>
+      <w:hyperlink r:id="rId75">
+        <w:r>
+          <w:rPr>
+            <w:lang w:val="zh_TW" w:bidi="zh_TW"/>
+          </w:rPr>
+          <w:rPr>
+            <w:color w:val="0000EE"/>
+            <w:u w:val="single"/>
+          </w:rPr>
+          <w:t>2:9</w:t>
+        </w:r>
+      </w:hyperlink>
+      <w:r>
+        <w:rPr>
+          <w:lang w:val="zh_TW" w:bidi="zh_TW"/>
+        </w:rPr>
+        <w:t>；參</w:t>
+      </w:r>
+      <w:hyperlink r:id="rId120">
+        <w:r>
+          <w:rPr>
+            <w:lang w:val="zh_TW" w:bidi="zh_TW"/>
+          </w:rPr>
+          <w:rPr>
+            <w:color w:val="0000EE"/>
+            <w:u w:val="single"/>
+          </w:rPr>
+          <w:t>1:4–6</w:t>
         </w:r>
       </w:hyperlink>
       <w:r>
@@ -4682,23 +4976,41 @@
         </w:rPr>
         <w:t>；</w:t>
       </w:r>
-      <w:hyperlink r:id="rId114">
-        <w:r>
-          <w:rPr>
-            <w:lang w:val="zh_TW" w:bidi="zh_TW"/>
-          </w:rPr>
-          <w:rPr>
-            <w:color w:val="0000EE"/>
-            <w:u w:val="single"/>
-          </w:rPr>
-          <w:t>加2:2</w:t>
-        </w:r>
-      </w:hyperlink>
-      <w:r>
-        <w:rPr>
-          <w:lang w:val="zh_TW" w:bidi="zh_TW"/>
-        </w:rPr>
-        <w:t>），競賽中的勝利者會得著榮耀。</w:t>
+      <w:hyperlink r:id="rId22">
+        <w:r>
+          <w:rPr>
+            <w:lang w:val="zh_TW" w:bidi="zh_TW"/>
+          </w:rPr>
+          <w:rPr>
+            <w:color w:val="0000EE"/>
+            <w:u w:val="single"/>
+          </w:rPr>
+          <w:t>帖前1:6</w:t>
+        </w:r>
+      </w:hyperlink>
+      <w:r>
+        <w:rPr>
+          <w:lang w:val="zh_TW" w:bidi="zh_TW"/>
+        </w:rPr>
+        <w:t>，</w:t>
+      </w:r>
+      <w:hyperlink r:id="rId23">
+        <w:r>
+          <w:rPr>
+            <w:lang w:val="zh_TW" w:bidi="zh_TW"/>
+          </w:rPr>
+          <w:rPr>
+            <w:color w:val="0000EE"/>
+            <w:u w:val="single"/>
+          </w:rPr>
+          <w:t>2:14</w:t>
+        </w:r>
+      </w:hyperlink>
+      <w:r>
+        <w:rPr>
+          <w:lang w:val="zh_TW" w:bidi="zh_TW"/>
+        </w:rPr>
+        <w:t>）所造成的。</w:t>
       </w:r>
       <w:r>
         <w:rPr>
@@ -4727,7 +5039,7 @@
         <w:rPr>
           <w:lang w:val="zh_TW" w:bidi="zh_TW"/>
         </w:rPr>
-        <w:t>帖撒羅尼迦後書 3:1–5</w:t>
+        <w:t>帖撒羅尼迦後書 3:5</w:t>
       </w:r>
       <w:r>
         <w:rPr>
@@ -4746,138 +5058,31 @@
         <w:rPr>
           <w:lang w:val="zh_TW" w:bidi="zh_TW"/>
         </w:rPr>
-        <w:t>在進入書信的最後一個主題之前（</w:t>
-      </w:r>
-      <w:hyperlink r:id="rId115">
-        <w:r>
-          <w:rPr>
-            <w:lang w:val="zh_TW" w:bidi="zh_TW"/>
-          </w:rPr>
-          <w:rPr>
-            <w:color w:val="0000EE"/>
-            <w:u w:val="single"/>
-          </w:rPr>
-          <w:t>3:6–15</w:t>
-        </w:r>
-      </w:hyperlink>
-      <w:r>
-        <w:rPr>
-          <w:lang w:val="zh_TW" w:bidi="zh_TW"/>
-        </w:rPr>
-        <w:t>），保羅請求他們為他禱告（</w:t>
-      </w:r>
-      <w:hyperlink r:id="rId116">
-        <w:r>
-          <w:rPr>
-            <w:lang w:val="zh_TW" w:bidi="zh_TW"/>
-          </w:rPr>
-          <w:rPr>
-            <w:color w:val="0000EE"/>
-            <w:u w:val="single"/>
-          </w:rPr>
-          <w:t>3:1–2</w:t>
-        </w:r>
-      </w:hyperlink>
-      <w:r>
-        <w:rPr>
-          <w:lang w:val="zh_TW" w:bidi="zh_TW"/>
-        </w:rPr>
-        <w:t>），並向帖撒羅尼迦信徒確保了神在患難中的保護（</w:t>
-      </w:r>
-      <w:hyperlink r:id="rId117">
-        <w:r>
-          <w:rPr>
-            <w:lang w:val="zh_TW" w:bidi="zh_TW"/>
-          </w:rPr>
-          <w:rPr>
-            <w:color w:val="0000EE"/>
-            <w:u w:val="single"/>
-          </w:rPr>
-          <w:t>3:3–5</w:t>
-        </w:r>
-      </w:hyperlink>
-      <w:r>
-        <w:rPr>
-          <w:lang w:val="zh_TW" w:bidi="zh_TW"/>
-        </w:rPr>
-        <w:t>）。</w:t>
-      </w:r>
-      <w:r>
-        <w:rPr>
-          <w:lang w:val="zh_TW" w:bidi="zh_TW"/>
-        </w:rPr>
-      </w:r>
-      <w:r>
-        <w:rPr>
-          <w:lang w:val="zh_TW" w:bidi="zh_TW"/>
-        </w:rPr>
-      </w:r>
-    </w:p>
-    <w:p>
-      <w:pPr/>
-      <w:r>
-        <w:rPr>
-          <w:lang w:val="zh_TW" w:bidi="zh_TW"/>
-        </w:rPr>
-      </w:r>
-    </w:p>
-    <w:p>
-      <w:pPr>
-        <w:pStyle w:val="Heading2"/>
-      </w:pPr>
-      <w:r>
-        <w:rPr>
-          <w:lang w:val="zh_TW" w:bidi="zh_TW"/>
-        </w:rPr>
-        <w:t>帖撒羅尼迦後書 3:2</w:t>
-      </w:r>
-      <w:r>
-        <w:rPr>
-          <w:lang w:val="zh_TW" w:bidi="zh_TW"/>
-        </w:rPr>
-      </w:r>
-    </w:p>
-    <w:p>
-      <w:pPr/>
-      <w:r>
-        <w:rPr>
-          <w:lang w:val="zh_TW" w:bidi="zh_TW"/>
-        </w:rPr>
-      </w:r>
-      <w:r>
-        <w:rPr>
-          <w:lang w:val="zh_TW" w:bidi="zh_TW"/>
-        </w:rPr>
-        <w:t>保羅也為了福音而受苦（</w:t>
-      </w:r>
-      <w:hyperlink r:id="rId118">
-        <w:r>
-          <w:rPr>
-            <w:lang w:val="zh_TW" w:bidi="zh_TW"/>
-          </w:rPr>
-          <w:rPr>
-            <w:color w:val="0000EE"/>
-            <w:u w:val="single"/>
-          </w:rPr>
-          <w:t>林後6:5</w:t>
-        </w:r>
-      </w:hyperlink>
-      <w:r>
-        <w:rPr>
-          <w:lang w:val="zh_TW" w:bidi="zh_TW"/>
-        </w:rPr>
-        <w:t>，</w:t>
-      </w:r>
-      <w:hyperlink r:id="rId119">
-        <w:r>
-          <w:rPr>
-            <w:lang w:val="zh_TW" w:bidi="zh_TW"/>
-          </w:rPr>
-          <w:rPr>
-            <w:color w:val="0000EE"/>
-            <w:u w:val="single"/>
-          </w:rPr>
-          <w:t>11:23–26</w:t>
+        <w:t>這個求神引導（字面意思是</w:t>
+      </w:r>
+      <w:r>
+        <w:rPr>
+          <w:i/>
+          <w:lang w:val="zh_TW" w:bidi="zh_TW"/>
+        </w:rPr>
+        <w:t>使……正直</w:t>
+      </w:r>
+      <w:r>
+        <w:rPr>
+          <w:lang w:val="zh_TW" w:bidi="zh_TW"/>
+        </w:rPr>
+        <w:t>）他們的心的禱告，反映出舊約聖經中的一個表達方式（</w:t>
+      </w:r>
+      <w:hyperlink r:id="rId121">
+        <w:r>
+          <w:rPr>
+            <w:lang w:val="zh_TW" w:bidi="zh_TW"/>
+          </w:rPr>
+          <w:rPr>
+            <w:color w:val="0000EE"/>
+            <w:u w:val="single"/>
+          </w:rPr>
+          <w:t>代上29:18</w:t>
         </w:r>
       </w:hyperlink>
       <w:r>
@@ -4886,255 +5091,7 @@
         </w:rPr>
         <w:t>；</w:t>
       </w:r>
-      <w:hyperlink r:id="rId120">
-        <w:r>
-          <w:rPr>
-            <w:lang w:val="zh_TW" w:bidi="zh_TW"/>
-          </w:rPr>
-          <w:rPr>
-            <w:color w:val="0000EE"/>
-            <w:u w:val="single"/>
-          </w:rPr>
-          <w:t>帖前2:2</w:t>
-        </w:r>
-      </w:hyperlink>
-      <w:r>
-        <w:rPr>
-          <w:lang w:val="zh_TW" w:bidi="zh_TW"/>
-        </w:rPr>
-        <w:t>）。他祈求得著拯救的禱告呼應了</w:t>
-      </w:r>
-      <w:hyperlink r:id="rId121">
-        <w:r>
-          <w:rPr>
-            <w:lang w:val="zh_TW" w:bidi="zh_TW"/>
-          </w:rPr>
-          <w:rPr>
-            <w:color w:val="0000EE"/>
-            <w:u w:val="single"/>
-          </w:rPr>
-          <w:t>以賽亞書二十五章4節</w:t>
-        </w:r>
-      </w:hyperlink>
-      <w:r>
-        <w:rPr>
-          <w:lang w:val="zh_TW" w:bidi="zh_TW"/>
-        </w:rPr>
-        <w:t>的內容。</w:t>
-      </w:r>
-      <w:r>
-        <w:rPr>
-          <w:lang w:val="zh_TW" w:bidi="zh_TW"/>
-        </w:rPr>
-      </w:r>
-      <w:r>
-        <w:rPr>
-          <w:lang w:val="zh_TW" w:bidi="zh_TW"/>
-        </w:rPr>
-      </w:r>
-    </w:p>
-    <w:p>
-      <w:pPr/>
-      <w:r>
-        <w:rPr>
-          <w:lang w:val="zh_TW" w:bidi="zh_TW"/>
-        </w:rPr>
-      </w:r>
-    </w:p>
-    <w:p>
-      <w:pPr>
-        <w:pStyle w:val="Heading2"/>
-      </w:pPr>
-      <w:r>
-        <w:rPr>
-          <w:lang w:val="zh_TW" w:bidi="zh_TW"/>
-        </w:rPr>
-        <w:t>帖撒羅尼迦後書 3:3</w:t>
-      </w:r>
-      <w:r>
-        <w:rPr>
-          <w:lang w:val="zh_TW" w:bidi="zh_TW"/>
-        </w:rPr>
-      </w:r>
-    </w:p>
-    <w:p>
-      <w:pPr/>
-      <w:r>
-        <w:rPr>
-          <w:lang w:val="zh_TW" w:bidi="zh_TW"/>
-        </w:rPr>
-      </w:r>
-      <w:r>
-        <w:rPr>
-          <w:lang w:val="zh_TW" w:bidi="zh_TW"/>
-        </w:rPr>
-        <w:t>帖撒羅尼迦信徒所遭受的苦難是那惡者（或</w:t>
-      </w:r>
-      <w:r>
-        <w:rPr>
-          <w:i/>
-          <w:lang w:val="zh_TW" w:bidi="zh_TW"/>
-        </w:rPr>
-        <w:t>邪惡</w:t>
-      </w:r>
-      <w:r>
-        <w:rPr>
-          <w:lang w:val="zh_TW" w:bidi="zh_TW"/>
-        </w:rPr>
-        <w:t>；見</w:t>
-      </w:r>
-      <w:hyperlink r:id="rId77">
-        <w:r>
-          <w:rPr>
-            <w:lang w:val="zh_TW" w:bidi="zh_TW"/>
-          </w:rPr>
-          <w:rPr>
-            <w:color w:val="0000EE"/>
-            <w:u w:val="single"/>
-          </w:rPr>
-          <w:t>2:9</w:t>
-        </w:r>
-      </w:hyperlink>
-      <w:r>
-        <w:rPr>
-          <w:lang w:val="zh_TW" w:bidi="zh_TW"/>
-        </w:rPr>
-        <w:t>；參</w:t>
-      </w:r>
       <w:hyperlink r:id="rId122">
-        <w:r>
-          <w:rPr>
-            <w:lang w:val="zh_TW" w:bidi="zh_TW"/>
-          </w:rPr>
-          <w:rPr>
-            <w:color w:val="0000EE"/>
-            <w:u w:val="single"/>
-          </w:rPr>
-          <w:t>1:4–6</w:t>
-        </w:r>
-      </w:hyperlink>
-      <w:r>
-        <w:rPr>
-          <w:lang w:val="zh_TW" w:bidi="zh_TW"/>
-        </w:rPr>
-        <w:t>；</w:t>
-      </w:r>
-      <w:hyperlink r:id="rId24">
-        <w:r>
-          <w:rPr>
-            <w:lang w:val="zh_TW" w:bidi="zh_TW"/>
-          </w:rPr>
-          <w:rPr>
-            <w:color w:val="0000EE"/>
-            <w:u w:val="single"/>
-          </w:rPr>
-          <w:t>帖前1:6</w:t>
-        </w:r>
-      </w:hyperlink>
-      <w:r>
-        <w:rPr>
-          <w:lang w:val="zh_TW" w:bidi="zh_TW"/>
-        </w:rPr>
-        <w:t>，</w:t>
-      </w:r>
-      <w:hyperlink r:id="rId25">
-        <w:r>
-          <w:rPr>
-            <w:lang w:val="zh_TW" w:bidi="zh_TW"/>
-          </w:rPr>
-          <w:rPr>
-            <w:color w:val="0000EE"/>
-            <w:u w:val="single"/>
-          </w:rPr>
-          <w:t>2:14</w:t>
-        </w:r>
-      </w:hyperlink>
-      <w:r>
-        <w:rPr>
-          <w:lang w:val="zh_TW" w:bidi="zh_TW"/>
-        </w:rPr>
-        <w:t>）所造成的。</w:t>
-      </w:r>
-      <w:r>
-        <w:rPr>
-          <w:lang w:val="zh_TW" w:bidi="zh_TW"/>
-        </w:rPr>
-      </w:r>
-      <w:r>
-        <w:rPr>
-          <w:lang w:val="zh_TW" w:bidi="zh_TW"/>
-        </w:rPr>
-      </w:r>
-    </w:p>
-    <w:p>
-      <w:pPr/>
-      <w:r>
-        <w:rPr>
-          <w:lang w:val="zh_TW" w:bidi="zh_TW"/>
-        </w:rPr>
-      </w:r>
-    </w:p>
-    <w:p>
-      <w:pPr>
-        <w:pStyle w:val="Heading2"/>
-      </w:pPr>
-      <w:r>
-        <w:rPr>
-          <w:lang w:val="zh_TW" w:bidi="zh_TW"/>
-        </w:rPr>
-        <w:t>帖撒羅尼迦後書 3:5</w:t>
-      </w:r>
-      <w:r>
-        <w:rPr>
-          <w:lang w:val="zh_TW" w:bidi="zh_TW"/>
-        </w:rPr>
-      </w:r>
-    </w:p>
-    <w:p>
-      <w:pPr/>
-      <w:r>
-        <w:rPr>
-          <w:lang w:val="zh_TW" w:bidi="zh_TW"/>
-        </w:rPr>
-      </w:r>
-      <w:r>
-        <w:rPr>
-          <w:lang w:val="zh_TW" w:bidi="zh_TW"/>
-        </w:rPr>
-        <w:t>這個求神引導（字面意思是</w:t>
-      </w:r>
-      <w:r>
-        <w:rPr>
-          <w:i/>
-          <w:lang w:val="zh_TW" w:bidi="zh_TW"/>
-        </w:rPr>
-        <w:t>使……正直</w:t>
-      </w:r>
-      <w:r>
-        <w:rPr>
-          <w:lang w:val="zh_TW" w:bidi="zh_TW"/>
-        </w:rPr>
-        <w:t>）他們的心的禱告，反映出舊約聖經中的一個表達方式（</w:t>
-      </w:r>
-      <w:hyperlink r:id="rId123">
-        <w:r>
-          <w:rPr>
-            <w:lang w:val="zh_TW" w:bidi="zh_TW"/>
-          </w:rPr>
-          <w:rPr>
-            <w:color w:val="0000EE"/>
-            <w:u w:val="single"/>
-          </w:rPr>
-          <w:t>代上29:18</w:t>
-        </w:r>
-      </w:hyperlink>
-      <w:r>
-        <w:rPr>
-          <w:lang w:val="zh_TW" w:bidi="zh_TW"/>
-        </w:rPr>
-        <w:t>；</w:t>
-      </w:r>
-      <w:hyperlink r:id="rId124">
         <w:r>
           <w:rPr>
             <w:lang w:val="zh_TW" w:bidi="zh_TW"/>
@@ -5204,7 +5161,7 @@
         </w:rPr>
         <w:t>保羅的吩咐是出於主耶穌基督的權柄（</w:t>
       </w:r>
-      <w:hyperlink r:id="rId125">
+      <w:hyperlink r:id="rId123">
         <w:r>
           <w:rPr>
             <w:lang w:val="zh_TW" w:bidi="zh_TW"/>
@@ -5240,6 +5197,42 @@
         </w:rPr>
         <w:t>教會成員應該遠離懶惰的基督徒（見</w:t>
       </w:r>
+      <w:hyperlink r:id="rId124">
+        <w:r>
+          <w:rPr>
+            <w:lang w:val="zh_TW" w:bidi="zh_TW"/>
+          </w:rPr>
+          <w:rPr>
+            <w:color w:val="0000EE"/>
+            <w:u w:val="single"/>
+          </w:rPr>
+          <w:t>帖後3:7</w:t>
+        </w:r>
+      </w:hyperlink>
+      <w:r>
+        <w:rPr>
+          <w:lang w:val="zh_TW" w:bidi="zh_TW"/>
+        </w:rPr>
+        <w:t>、</w:t>
+      </w:r>
+      <w:hyperlink r:id="rId125">
+        <w:r>
+          <w:rPr>
+            <w:lang w:val="zh_TW" w:bidi="zh_TW"/>
+          </w:rPr>
+          <w:rPr>
+            <w:color w:val="0000EE"/>
+            <w:u w:val="single"/>
+          </w:rPr>
+          <w:t>11–13</w:t>
+        </w:r>
+      </w:hyperlink>
+      <w:r>
+        <w:rPr>
+          <w:lang w:val="zh_TW" w:bidi="zh_TW"/>
+        </w:rPr>
+        <w:t>，</w:t>
+      </w:r>
       <w:hyperlink r:id="rId126">
         <w:r>
           <w:rPr>
@@ -5249,14 +5242,26 @@
             <w:color w:val="0000EE"/>
             <w:u w:val="single"/>
           </w:rPr>
-          <w:t>帖後3:7</w:t>
-        </w:r>
-      </w:hyperlink>
-      <w:r>
-        <w:rPr>
-          <w:lang w:val="zh_TW" w:bidi="zh_TW"/>
-        </w:rPr>
-        <w:t>、</w:t>
+          <w:t>帖前5:14</w:t>
+        </w:r>
+      </w:hyperlink>
+      <w:r>
+        <w:rPr>
+          <w:lang w:val="zh_TW" w:bidi="zh_TW"/>
+        </w:rPr>
+        <w:t>）。</w:t>
+      </w:r>
+      <w:r>
+        <w:rPr>
+          <w:lang w:val="zh_TW" w:bidi="zh_TW"/>
+        </w:rPr>
+        <w:t>遠離懶惰的人會對他們產生</w:t>
+      </w:r>
+      <w:r>
+        <w:rPr>
+          <w:lang w:val="zh_TW" w:bidi="zh_TW"/>
+        </w:rPr>
+        <w:t>深刻的印象（</w:t>
       </w:r>
       <w:hyperlink r:id="rId127">
         <w:r>
@@ -5267,7 +5272,157 @@
             <w:color w:val="0000EE"/>
             <w:u w:val="single"/>
           </w:rPr>
-          <w:t>11–13</w:t>
+          <w:t>太18:17</w:t>
+        </w:r>
+      </w:hyperlink>
+      <w:r>
+        <w:rPr>
+          <w:lang w:val="zh_TW" w:bidi="zh_TW"/>
+        </w:rPr>
+        <w:t>；</w:t>
+      </w:r>
+      <w:hyperlink r:id="rId128">
+        <w:r>
+          <w:rPr>
+            <w:lang w:val="zh_TW" w:bidi="zh_TW"/>
+          </w:rPr>
+          <w:rPr>
+            <w:color w:val="0000EE"/>
+            <w:u w:val="single"/>
+          </w:rPr>
+          <w:t>羅16:17</w:t>
+        </w:r>
+      </w:hyperlink>
+      <w:r>
+        <w:rPr>
+          <w:lang w:val="zh_TW" w:bidi="zh_TW"/>
+        </w:rPr>
+        <w:t>；</w:t>
+      </w:r>
+      <w:hyperlink r:id="rId129">
+        <w:r>
+          <w:rPr>
+            <w:lang w:val="zh_TW" w:bidi="zh_TW"/>
+          </w:rPr>
+          <w:rPr>
+            <w:color w:val="0000EE"/>
+            <w:u w:val="single"/>
+          </w:rPr>
+          <w:t>林前5:9–13</w:t>
+        </w:r>
+      </w:hyperlink>
+      <w:r>
+        <w:rPr>
+          <w:lang w:val="zh_TW" w:bidi="zh_TW"/>
+        </w:rPr>
+        <w:t>），促使他們感到羞愧（</w:t>
+      </w:r>
+      <w:hyperlink r:id="rId130">
+        <w:r>
+          <w:rPr>
+            <w:lang w:val="zh_TW" w:bidi="zh_TW"/>
+          </w:rPr>
+          <w:rPr>
+            <w:color w:val="0000EE"/>
+            <w:u w:val="single"/>
+          </w:rPr>
+          <w:t>帖後3:14</w:t>
+        </w:r>
+      </w:hyperlink>
+      <w:r>
+        <w:rPr>
+          <w:lang w:val="zh_TW" w:bidi="zh_TW"/>
+        </w:rPr>
+        <w:t>）並悔改，但</w:t>
+      </w:r>
+      <w:r>
+        <w:rPr>
+          <w:lang w:val="zh_TW" w:bidi="zh_TW"/>
+        </w:rPr>
+        <w:t>並不等同於將他們逐出教會</w:t>
+      </w:r>
+      <w:r>
+        <w:rPr>
+          <w:lang w:val="zh_TW" w:bidi="zh_TW"/>
+        </w:rPr>
+        <w:t>（</w:t>
+      </w:r>
+      <w:hyperlink r:id="rId131">
+        <w:r>
+          <w:rPr>
+            <w:lang w:val="zh_TW" w:bidi="zh_TW"/>
+          </w:rPr>
+          <w:rPr>
+            <w:color w:val="0000EE"/>
+            <w:u w:val="single"/>
+          </w:rPr>
+          <w:t>3:15</w:t>
+        </w:r>
+      </w:hyperlink>
+      <w:r>
+        <w:rPr>
+          <w:lang w:val="zh_TW" w:bidi="zh_TW"/>
+        </w:rPr>
+        <w:t>）。</w:t>
+      </w:r>
+      <w:r>
+        <w:rPr>
+          <w:lang w:val="zh_TW" w:bidi="zh_TW"/>
+        </w:rPr>
+      </w:r>
+      <w:r>
+        <w:rPr>
+          <w:lang w:val="zh_TW" w:bidi="zh_TW"/>
+        </w:rPr>
+      </w:r>
+    </w:p>
+    <w:p>
+      <w:pPr/>
+      <w:r>
+        <w:rPr>
+          <w:lang w:val="zh_TW" w:bidi="zh_TW"/>
+        </w:rPr>
+      </w:r>
+    </w:p>
+    <w:p>
+      <w:pPr>
+        <w:pStyle w:val="Heading2"/>
+      </w:pPr>
+      <w:r>
+        <w:rPr>
+          <w:lang w:val="zh_TW" w:bidi="zh_TW"/>
+        </w:rPr>
+        <w:t>帖撒羅尼迦後書 3:6–15</w:t>
+      </w:r>
+      <w:r>
+        <w:rPr>
+          <w:lang w:val="zh_TW" w:bidi="zh_TW"/>
+        </w:rPr>
+      </w:r>
+    </w:p>
+    <w:p>
+      <w:pPr/>
+      <w:r>
+        <w:rPr>
+          <w:lang w:val="zh_TW" w:bidi="zh_TW"/>
+        </w:rPr>
+      </w:r>
+      <w:r>
+        <w:rPr>
+          <w:lang w:val="zh_TW" w:bidi="zh_TW"/>
+        </w:rPr>
+        <w:t>在之前的書信中，保羅已經提到了那些拒絕工作的懶惰的教會成員的問題（</w:t>
+      </w:r>
+      <w:hyperlink r:id="rId132">
+        <w:r>
+          <w:rPr>
+            <w:lang w:val="zh_TW" w:bidi="zh_TW"/>
+          </w:rPr>
+          <w:rPr>
+            <w:color w:val="0000EE"/>
+            <w:u w:val="single"/>
+          </w:rPr>
+          <w:t>帖前4:11–12</w:t>
         </w:r>
       </w:hyperlink>
       <w:r>
@@ -5276,16 +5431,112 @@
         </w:rPr>
         <w:t>，</w:t>
       </w:r>
-      <w:hyperlink r:id="rId128">
-        <w:r>
-          <w:rPr>
-            <w:lang w:val="zh_TW" w:bidi="zh_TW"/>
-          </w:rPr>
-          <w:rPr>
-            <w:color w:val="0000EE"/>
-            <w:u w:val="single"/>
-          </w:rPr>
-          <w:t>帖前5:14</w:t>
+      <w:hyperlink r:id="rId126">
+        <w:r>
+          <w:rPr>
+            <w:lang w:val="zh_TW" w:bidi="zh_TW"/>
+          </w:rPr>
+          <w:rPr>
+            <w:color w:val="0000EE"/>
+            <w:u w:val="single"/>
+          </w:rPr>
+          <w:t>5:14</w:t>
+        </w:r>
+      </w:hyperlink>
+      <w:r>
+        <w:rPr>
+          <w:lang w:val="zh_TW" w:bidi="zh_TW"/>
+        </w:rPr>
+        <w:t>）。有些人忽視了他的信息和榜樣，因此他提供了額外的指示來應付這些成員。</w:t>
+      </w:r>
+      <w:r>
+        <w:rPr>
+          <w:lang w:val="zh_TW" w:bidi="zh_TW"/>
+        </w:rPr>
+      </w:r>
+      <w:r>
+        <w:rPr>
+          <w:lang w:val="zh_TW" w:bidi="zh_TW"/>
+        </w:rPr>
+      </w:r>
+    </w:p>
+    <w:p>
+      <w:pPr/>
+      <w:r>
+        <w:rPr>
+          <w:lang w:val="zh_TW" w:bidi="zh_TW"/>
+        </w:rPr>
+      </w:r>
+    </w:p>
+    <w:p>
+      <w:pPr>
+        <w:pStyle w:val="Heading2"/>
+      </w:pPr>
+      <w:r>
+        <w:rPr>
+          <w:lang w:val="zh_TW" w:bidi="zh_TW"/>
+        </w:rPr>
+        <w:t>帖撒羅尼迦後書 3:7</w:t>
+      </w:r>
+      <w:r>
+        <w:rPr>
+          <w:lang w:val="zh_TW" w:bidi="zh_TW"/>
+        </w:rPr>
+      </w:r>
+    </w:p>
+    <w:p>
+      <w:pPr/>
+      <w:r>
+        <w:rPr>
+          <w:lang w:val="zh_TW" w:bidi="zh_TW"/>
+        </w:rPr>
+      </w:r>
+      <w:r>
+        <w:rPr>
+          <w:lang w:val="zh_TW" w:bidi="zh_TW"/>
+        </w:rPr>
+        <w:t>以身作則在古代世界中</w:t>
+      </w:r>
+      <w:r>
+        <w:rPr>
+          <w:lang w:val="zh_TW" w:bidi="zh_TW"/>
+        </w:rPr>
+        <w:t>被高度重視</w:t>
+      </w:r>
+      <w:r>
+        <w:rPr>
+          <w:lang w:val="zh_TW" w:bidi="zh_TW"/>
+        </w:rPr>
+        <w:t>。保羅自己就是親手勞作以供應自己的飲食，以成為他們的榜樣（</w:t>
+      </w:r>
+      <w:hyperlink r:id="rId133">
+        <w:r>
+          <w:rPr>
+            <w:lang w:val="zh_TW" w:bidi="zh_TW"/>
+          </w:rPr>
+          <w:rPr>
+            <w:color w:val="0000EE"/>
+            <w:u w:val="single"/>
+          </w:rPr>
+          <w:t>3:8</w:t>
+        </w:r>
+      </w:hyperlink>
+      <w:r>
+        <w:rPr>
+          <w:lang w:val="zh_TW" w:bidi="zh_TW"/>
+        </w:rPr>
+        <w:t>；</w:t>
+      </w:r>
+      <w:hyperlink r:id="rId134">
+        <w:r>
+          <w:rPr>
+            <w:lang w:val="zh_TW" w:bidi="zh_TW"/>
+          </w:rPr>
+          <w:rPr>
+            <w:color w:val="0000EE"/>
+            <w:u w:val="single"/>
+          </w:rPr>
+          <w:t>帖前2:9</w:t>
         </w:r>
       </w:hyperlink>
       <w:r>
@@ -5298,24 +5549,84 @@
         <w:rPr>
           <w:lang w:val="zh_TW" w:bidi="zh_TW"/>
         </w:rPr>
-        <w:t>遠離懶惰的人會對他們產生</w:t>
-      </w:r>
-      <w:r>
-        <w:rPr>
-          <w:lang w:val="zh_TW" w:bidi="zh_TW"/>
-        </w:rPr>
-        <w:t>深刻的印象（</w:t>
-      </w:r>
-      <w:hyperlink r:id="rId129">
-        <w:r>
-          <w:rPr>
-            <w:lang w:val="zh_TW" w:bidi="zh_TW"/>
-          </w:rPr>
-          <w:rPr>
-            <w:color w:val="0000EE"/>
-            <w:u w:val="single"/>
-          </w:rPr>
-          <w:t>太18:17</w:t>
+      </w:r>
+      <w:r>
+        <w:rPr>
+          <w:lang w:val="zh_TW" w:bidi="zh_TW"/>
+        </w:rPr>
+      </w:r>
+    </w:p>
+    <w:p>
+      <w:pPr/>
+      <w:r>
+        <w:rPr>
+          <w:lang w:val="zh_TW" w:bidi="zh_TW"/>
+        </w:rPr>
+      </w:r>
+    </w:p>
+    <w:p>
+      <w:pPr>
+        <w:pStyle w:val="Heading2"/>
+      </w:pPr>
+      <w:r>
+        <w:rPr>
+          <w:lang w:val="zh_TW" w:bidi="zh_TW"/>
+        </w:rPr>
+        <w:t>帖撒羅尼迦後書 3:8</w:t>
+      </w:r>
+      <w:r>
+        <w:rPr>
+          <w:lang w:val="zh_TW" w:bidi="zh_TW"/>
+        </w:rPr>
+      </w:r>
+    </w:p>
+    <w:p>
+      <w:pPr/>
+      <w:r>
+        <w:rPr>
+          <w:lang w:val="zh_TW" w:bidi="zh_TW"/>
+        </w:rPr>
+      </w:r>
+      <w:r>
+        <w:rPr>
+          <w:lang w:val="zh_TW" w:bidi="zh_TW"/>
+        </w:rPr>
+        <w:t>白吃人的飯</w:t>
+      </w:r>
+      <w:r>
+        <w:rPr>
+          <w:lang w:val="zh_TW" w:bidi="zh_TW"/>
+        </w:rPr>
+        <w:t>：雖然保羅教導基督教會的工人可以因服事而獲得報酬（</w:t>
+      </w:r>
+      <w:hyperlink r:id="rId135">
+        <w:r>
+          <w:rPr>
+            <w:lang w:val="zh_TW" w:bidi="zh_TW"/>
+          </w:rPr>
+          <w:rPr>
+            <w:color w:val="0000EE"/>
+            <w:u w:val="single"/>
+          </w:rPr>
+          <w:t>3:9</w:t>
+        </w:r>
+      </w:hyperlink>
+      <w:r>
+        <w:rPr>
+          <w:lang w:val="zh_TW" w:bidi="zh_TW"/>
+        </w:rPr>
+        <w:t>；見</w:t>
+      </w:r>
+      <w:hyperlink r:id="rId136">
+        <w:r>
+          <w:rPr>
+            <w:lang w:val="zh_TW" w:bidi="zh_TW"/>
+          </w:rPr>
+          <w:rPr>
+            <w:color w:val="0000EE"/>
+            <w:u w:val="single"/>
+          </w:rPr>
+          <w:t>太10:10</w:t>
         </w:r>
       </w:hyperlink>
       <w:r>
@@ -5324,16 +5635,16 @@
         </w:rPr>
         <w:t>；</w:t>
       </w:r>
-      <w:hyperlink r:id="rId130">
-        <w:r>
-          <w:rPr>
-            <w:lang w:val="zh_TW" w:bidi="zh_TW"/>
-          </w:rPr>
-          <w:rPr>
-            <w:color w:val="0000EE"/>
-            <w:u w:val="single"/>
-          </w:rPr>
-          <w:t>羅16:17</w:t>
+      <w:hyperlink r:id="rId137">
+        <w:r>
+          <w:rPr>
+            <w:lang w:val="zh_TW" w:bidi="zh_TW"/>
+          </w:rPr>
+          <w:rPr>
+            <w:color w:val="0000EE"/>
+            <w:u w:val="single"/>
+          </w:rPr>
+          <w:t>林前9:7–14</w:t>
         </w:r>
       </w:hyperlink>
       <w:r>
@@ -5342,47 +5653,29 @@
         </w:rPr>
         <w:t>；</w:t>
       </w:r>
-      <w:hyperlink r:id="rId131">
-        <w:r>
-          <w:rPr>
-            <w:lang w:val="zh_TW" w:bidi="zh_TW"/>
-          </w:rPr>
-          <w:rPr>
-            <w:color w:val="0000EE"/>
-            <w:u w:val="single"/>
-          </w:rPr>
-          <w:t>林前5:9–13</w:t>
-        </w:r>
-      </w:hyperlink>
-      <w:r>
-        <w:rPr>
-          <w:lang w:val="zh_TW" w:bidi="zh_TW"/>
-        </w:rPr>
-        <w:t>），促使他們感到羞愧（</w:t>
-      </w:r>
-      <w:hyperlink r:id="rId132">
-        <w:r>
-          <w:rPr>
-            <w:lang w:val="zh_TW" w:bidi="zh_TW"/>
-          </w:rPr>
-          <w:rPr>
-            <w:color w:val="0000EE"/>
-            <w:u w:val="single"/>
-          </w:rPr>
-          <w:t>帖後3:14</w:t>
-        </w:r>
-      </w:hyperlink>
-      <w:r>
-        <w:rPr>
-          <w:lang w:val="zh_TW" w:bidi="zh_TW"/>
-        </w:rPr>
-        <w:t>）並悔改，但</w:t>
-      </w:r>
-      <w:r>
-        <w:rPr>
-          <w:lang w:val="zh_TW" w:bidi="zh_TW"/>
-        </w:rPr>
-        <w:t>並不等同於將他們逐出教會</w:t>
+      <w:hyperlink r:id="rId138">
+        <w:r>
+          <w:rPr>
+            <w:lang w:val="zh_TW" w:bidi="zh_TW"/>
+          </w:rPr>
+          <w:rPr>
+            <w:color w:val="0000EE"/>
+            <w:u w:val="single"/>
+          </w:rPr>
+          <w:t>提前5:17–18</w:t>
+        </w:r>
+      </w:hyperlink>
+      <w:r>
+        <w:rPr>
+          <w:lang w:val="zh_TW" w:bidi="zh_TW"/>
+        </w:rPr>
+        <w:t>），</w:t>
+      </w:r>
+      <w:r>
+        <w:rPr>
+          <w:lang w:val="zh_TW" w:bidi="zh_TW"/>
+        </w:rPr>
+        <w:t>他並沒有行使那項權利</w:t>
       </w:r>
       <w:r>
         <w:rPr>
@@ -5390,16 +5683,34 @@
         </w:rPr>
         <w:t>（</w:t>
       </w:r>
-      <w:hyperlink r:id="rId133">
-        <w:r>
-          <w:rPr>
-            <w:lang w:val="zh_TW" w:bidi="zh_TW"/>
-          </w:rPr>
-          <w:rPr>
-            <w:color w:val="0000EE"/>
-            <w:u w:val="single"/>
-          </w:rPr>
-          <w:t>3:15</w:t>
+      <w:hyperlink r:id="rId134">
+        <w:r>
+          <w:rPr>
+            <w:lang w:val="zh_TW" w:bidi="zh_TW"/>
+          </w:rPr>
+          <w:rPr>
+            <w:color w:val="0000EE"/>
+            <w:u w:val="single"/>
+          </w:rPr>
+          <w:t>帖前2:9</w:t>
+        </w:r>
+      </w:hyperlink>
+      <w:r>
+        <w:rPr>
+          <w:lang w:val="zh_TW" w:bidi="zh_TW"/>
+        </w:rPr>
+        <w:t>；</w:t>
+      </w:r>
+      <w:hyperlink r:id="rId139">
+        <w:r>
+          <w:rPr>
+            <w:lang w:val="zh_TW" w:bidi="zh_TW"/>
+          </w:rPr>
+          <w:rPr>
+            <w:color w:val="0000EE"/>
+            <w:u w:val="single"/>
+          </w:rPr>
+          <w:t>帖後3:6–10</w:t>
         </w:r>
       </w:hyperlink>
       <w:r>
@@ -5435,7 +5746,7 @@
         <w:rPr>
           <w:lang w:val="zh_TW" w:bidi="zh_TW"/>
         </w:rPr>
-        <w:t>帖撒羅尼迦後書 3:6–15</w:t>
+        <w:t>帖撒羅尼迦後書 3:9</w:t>
       </w:r>
       <w:r>
         <w:rPr>
@@ -5454,43 +5765,37 @@
         <w:rPr>
           <w:lang w:val="zh_TW" w:bidi="zh_TW"/>
         </w:rPr>
-        <w:t>在之前的書信中，保羅已經提到了那些拒絕工作的懶惰的教會成員的問題（</w:t>
-      </w:r>
-      <w:hyperlink r:id="rId134">
-        <w:r>
-          <w:rPr>
-            <w:lang w:val="zh_TW" w:bidi="zh_TW"/>
-          </w:rPr>
-          <w:rPr>
-            <w:color w:val="0000EE"/>
-            <w:u w:val="single"/>
-          </w:rPr>
-          <w:t>帖前4:11–12</w:t>
-        </w:r>
-      </w:hyperlink>
-      <w:r>
-        <w:rPr>
-          <w:lang w:val="zh_TW" w:bidi="zh_TW"/>
-        </w:rPr>
-        <w:t>，</w:t>
-      </w:r>
-      <w:hyperlink r:id="rId128">
-        <w:r>
-          <w:rPr>
-            <w:lang w:val="zh_TW" w:bidi="zh_TW"/>
-          </w:rPr>
-          <w:rPr>
-            <w:color w:val="0000EE"/>
-            <w:u w:val="single"/>
-          </w:rPr>
-          <w:t>5:14</w:t>
-        </w:r>
-      </w:hyperlink>
-      <w:r>
-        <w:rPr>
-          <w:lang w:val="zh_TW" w:bidi="zh_TW"/>
-        </w:rPr>
-        <w:t>）。有些人忽視了他的信息和榜樣，因此他提供了額外的指示來應付這些成員。</w:t>
+        <w:t>保羅遠離</w:t>
+      </w:r>
+      <w:r>
+        <w:rPr>
+          <w:lang w:val="zh_TW" w:bidi="zh_TW"/>
+        </w:rPr>
+        <w:t>當時那些受名聲和金錢驅使的人</w:t>
+      </w:r>
+      <w:r>
+        <w:rPr>
+          <w:lang w:val="zh_TW" w:bidi="zh_TW"/>
+        </w:rPr>
+        <w:t>（</w:t>
+      </w:r>
+      <w:hyperlink r:id="rId140">
+        <w:r>
+          <w:rPr>
+            <w:lang w:val="zh_TW" w:bidi="zh_TW"/>
+          </w:rPr>
+          <w:rPr>
+            <w:color w:val="0000EE"/>
+            <w:u w:val="single"/>
+          </w:rPr>
+          <w:t>帖前2:5</w:t>
+        </w:r>
+      </w:hyperlink>
+      <w:r>
+        <w:rPr>
+          <w:lang w:val="zh_TW" w:bidi="zh_TW"/>
+        </w:rPr>
+        <w:t>）。</w:t>
       </w:r>
       <w:r>
         <w:rPr>
@@ -5519,7 +5824,7 @@
         <w:rPr>
           <w:lang w:val="zh_TW" w:bidi="zh_TW"/>
         </w:rPr>
-        <w:t>帖撒羅尼迦後書 3:7</w:t>
+        <w:t>帖撒羅尼迦後書 3:10</w:t>
       </w:r>
       <w:r>
         <w:rPr>
@@ -5538,30 +5843,24 @@
         <w:rPr>
           <w:lang w:val="zh_TW" w:bidi="zh_TW"/>
         </w:rPr>
-        <w:t>以身作則在古代世界中</w:t>
-      </w:r>
-      <w:r>
-        <w:rPr>
-          <w:lang w:val="zh_TW" w:bidi="zh_TW"/>
-        </w:rPr>
-        <w:t>被高度重視</w:t>
-      </w:r>
-      <w:r>
-        <w:rPr>
-          <w:lang w:val="zh_TW" w:bidi="zh_TW"/>
-        </w:rPr>
-        <w:t>。保羅自己就是親手勞作以供應自己的飲食，以成為他們的榜樣（</w:t>
-      </w:r>
-      <w:hyperlink r:id="rId135">
-        <w:r>
-          <w:rPr>
-            <w:lang w:val="zh_TW" w:bidi="zh_TW"/>
-          </w:rPr>
-          <w:rPr>
-            <w:color w:val="0000EE"/>
-            <w:u w:val="single"/>
-          </w:rPr>
-          <w:t>3:8</w:t>
+        <w:t>工作是謀生的正當方式</w:t>
+      </w:r>
+      <w:r>
+        <w:rPr>
+          <w:lang w:val="zh_TW" w:bidi="zh_TW"/>
+        </w:rPr>
+        <w:t>（見</w:t>
+      </w:r>
+      <w:hyperlink r:id="rId141">
+        <w:r>
+          <w:rPr>
+            <w:lang w:val="zh_TW" w:bidi="zh_TW"/>
+          </w:rPr>
+          <w:rPr>
+            <w:color w:val="0000EE"/>
+            <w:u w:val="single"/>
+          </w:rPr>
+          <w:t>創3:17–19</w:t>
         </w:r>
       </w:hyperlink>
       <w:r>
@@ -5570,106 +5869,16 @@
         </w:rPr>
         <w:t>；</w:t>
       </w:r>
-      <w:hyperlink r:id="rId136">
-        <w:r>
-          <w:rPr>
-            <w:lang w:val="zh_TW" w:bidi="zh_TW"/>
-          </w:rPr>
-          <w:rPr>
-            <w:color w:val="0000EE"/>
-            <w:u w:val="single"/>
-          </w:rPr>
-          <w:t>帖前2:9</w:t>
-        </w:r>
-      </w:hyperlink>
-      <w:r>
-        <w:rPr>
-          <w:lang w:val="zh_TW" w:bidi="zh_TW"/>
-        </w:rPr>
-        <w:t>）。</w:t>
-      </w:r>
-      <w:r>
-        <w:rPr>
-          <w:lang w:val="zh_TW" w:bidi="zh_TW"/>
-        </w:rPr>
-      </w:r>
-      <w:r>
-        <w:rPr>
-          <w:lang w:val="zh_TW" w:bidi="zh_TW"/>
-        </w:rPr>
-      </w:r>
-    </w:p>
-    <w:p>
-      <w:pPr/>
-      <w:r>
-        <w:rPr>
-          <w:lang w:val="zh_TW" w:bidi="zh_TW"/>
-        </w:rPr>
-      </w:r>
-    </w:p>
-    <w:p>
-      <w:pPr>
-        <w:pStyle w:val="Heading2"/>
-      </w:pPr>
-      <w:r>
-        <w:rPr>
-          <w:lang w:val="zh_TW" w:bidi="zh_TW"/>
-        </w:rPr>
-        <w:t>帖撒羅尼迦後書 3:8</w:t>
-      </w:r>
-      <w:r>
-        <w:rPr>
-          <w:lang w:val="zh_TW" w:bidi="zh_TW"/>
-        </w:rPr>
-      </w:r>
-    </w:p>
-    <w:p>
-      <w:pPr/>
-      <w:r>
-        <w:rPr>
-          <w:lang w:val="zh_TW" w:bidi="zh_TW"/>
-        </w:rPr>
-      </w:r>
-      <w:r>
-        <w:rPr>
-          <w:lang w:val="zh_TW" w:bidi="zh_TW"/>
-        </w:rPr>
-        <w:t>白吃人的飯</w:t>
-      </w:r>
-      <w:r>
-        <w:rPr>
-          <w:lang w:val="zh_TW" w:bidi="zh_TW"/>
-        </w:rPr>
-        <w:t>：雖然保羅教導基督教會的工人可以因服事而獲得報酬（</w:t>
-      </w:r>
-      <w:hyperlink r:id="rId137">
-        <w:r>
-          <w:rPr>
-            <w:lang w:val="zh_TW" w:bidi="zh_TW"/>
-          </w:rPr>
-          <w:rPr>
-            <w:color w:val="0000EE"/>
-            <w:u w:val="single"/>
-          </w:rPr>
-          <w:t>3:9</w:t>
-        </w:r>
-      </w:hyperlink>
-      <w:r>
-        <w:rPr>
-          <w:lang w:val="zh_TW" w:bidi="zh_TW"/>
-        </w:rPr>
-        <w:t>；見</w:t>
-      </w:r>
-      <w:hyperlink r:id="rId138">
-        <w:r>
-          <w:rPr>
-            <w:lang w:val="zh_TW" w:bidi="zh_TW"/>
-          </w:rPr>
-          <w:rPr>
-            <w:color w:val="0000EE"/>
-            <w:u w:val="single"/>
-          </w:rPr>
-          <w:t>太10:10</w:t>
+      <w:hyperlink r:id="rId142">
+        <w:r>
+          <w:rPr>
+            <w:lang w:val="zh_TW" w:bidi="zh_TW"/>
+          </w:rPr>
+          <w:rPr>
+            <w:color w:val="0000EE"/>
+            <w:u w:val="single"/>
+          </w:rPr>
+          <w:t>詩128:2</w:t>
         </w:r>
       </w:hyperlink>
       <w:r>
@@ -5678,259 +5887,7 @@
         </w:rPr>
         <w:t>；</w:t>
       </w:r>
-      <w:hyperlink r:id="rId139">
-        <w:r>
-          <w:rPr>
-            <w:lang w:val="zh_TW" w:bidi="zh_TW"/>
-          </w:rPr>
-          <w:rPr>
-            <w:color w:val="0000EE"/>
-            <w:u w:val="single"/>
-          </w:rPr>
-          <w:t>林前9:7–14</w:t>
-        </w:r>
-      </w:hyperlink>
-      <w:r>
-        <w:rPr>
-          <w:lang w:val="zh_TW" w:bidi="zh_TW"/>
-        </w:rPr>
-        <w:t>；</w:t>
-      </w:r>
-      <w:hyperlink r:id="rId140">
-        <w:r>
-          <w:rPr>
-            <w:lang w:val="zh_TW" w:bidi="zh_TW"/>
-          </w:rPr>
-          <w:rPr>
-            <w:color w:val="0000EE"/>
-            <w:u w:val="single"/>
-          </w:rPr>
-          <w:t>提前5:17–18</w:t>
-        </w:r>
-      </w:hyperlink>
-      <w:r>
-        <w:rPr>
-          <w:lang w:val="zh_TW" w:bidi="zh_TW"/>
-        </w:rPr>
-        <w:t>），</w:t>
-      </w:r>
-      <w:r>
-        <w:rPr>
-          <w:lang w:val="zh_TW" w:bidi="zh_TW"/>
-        </w:rPr>
-        <w:t>他並沒有行使那項權利</w:t>
-      </w:r>
-      <w:r>
-        <w:rPr>
-          <w:lang w:val="zh_TW" w:bidi="zh_TW"/>
-        </w:rPr>
-        <w:t>（</w:t>
-      </w:r>
-      <w:hyperlink r:id="rId136">
-        <w:r>
-          <w:rPr>
-            <w:lang w:val="zh_TW" w:bidi="zh_TW"/>
-          </w:rPr>
-          <w:rPr>
-            <w:color w:val="0000EE"/>
-            <w:u w:val="single"/>
-          </w:rPr>
-          <w:t>帖前2:9</w:t>
-        </w:r>
-      </w:hyperlink>
-      <w:r>
-        <w:rPr>
-          <w:lang w:val="zh_TW" w:bidi="zh_TW"/>
-        </w:rPr>
-        <w:t>；</w:t>
-      </w:r>
-      <w:hyperlink r:id="rId141">
-        <w:r>
-          <w:rPr>
-            <w:lang w:val="zh_TW" w:bidi="zh_TW"/>
-          </w:rPr>
-          <w:rPr>
-            <w:color w:val="0000EE"/>
-            <w:u w:val="single"/>
-          </w:rPr>
-          <w:t>帖後3:6–10</w:t>
-        </w:r>
-      </w:hyperlink>
-      <w:r>
-        <w:rPr>
-          <w:lang w:val="zh_TW" w:bidi="zh_TW"/>
-        </w:rPr>
-        <w:t>）。</w:t>
-      </w:r>
-      <w:r>
-        <w:rPr>
-          <w:lang w:val="zh_TW" w:bidi="zh_TW"/>
-        </w:rPr>
-      </w:r>
-      <w:r>
-        <w:rPr>
-          <w:lang w:val="zh_TW" w:bidi="zh_TW"/>
-        </w:rPr>
-      </w:r>
-    </w:p>
-    <w:p>
-      <w:pPr/>
-      <w:r>
-        <w:rPr>
-          <w:lang w:val="zh_TW" w:bidi="zh_TW"/>
-        </w:rPr>
-      </w:r>
-    </w:p>
-    <w:p>
-      <w:pPr>
-        <w:pStyle w:val="Heading2"/>
-      </w:pPr>
-      <w:r>
-        <w:rPr>
-          <w:lang w:val="zh_TW" w:bidi="zh_TW"/>
-        </w:rPr>
-        <w:t>帖撒羅尼迦後書 3:9</w:t>
-      </w:r>
-      <w:r>
-        <w:rPr>
-          <w:lang w:val="zh_TW" w:bidi="zh_TW"/>
-        </w:rPr>
-      </w:r>
-    </w:p>
-    <w:p>
-      <w:pPr/>
-      <w:r>
-        <w:rPr>
-          <w:lang w:val="zh_TW" w:bidi="zh_TW"/>
-        </w:rPr>
-      </w:r>
-      <w:r>
-        <w:rPr>
-          <w:lang w:val="zh_TW" w:bidi="zh_TW"/>
-        </w:rPr>
-        <w:t>保羅遠離</w:t>
-      </w:r>
-      <w:r>
-        <w:rPr>
-          <w:lang w:val="zh_TW" w:bidi="zh_TW"/>
-        </w:rPr>
-        <w:t>當時那些受名聲和金錢驅使的人</w:t>
-      </w:r>
-      <w:r>
-        <w:rPr>
-          <w:lang w:val="zh_TW" w:bidi="zh_TW"/>
-        </w:rPr>
-        <w:t>（</w:t>
-      </w:r>
-      <w:hyperlink r:id="rId142">
-        <w:r>
-          <w:rPr>
-            <w:lang w:val="zh_TW" w:bidi="zh_TW"/>
-          </w:rPr>
-          <w:rPr>
-            <w:color w:val="0000EE"/>
-            <w:u w:val="single"/>
-          </w:rPr>
-          <w:t>帖前2:5</w:t>
-        </w:r>
-      </w:hyperlink>
-      <w:r>
-        <w:rPr>
-          <w:lang w:val="zh_TW" w:bidi="zh_TW"/>
-        </w:rPr>
-        <w:t>）。</w:t>
-      </w:r>
-      <w:r>
-        <w:rPr>
-          <w:lang w:val="zh_TW" w:bidi="zh_TW"/>
-        </w:rPr>
-      </w:r>
-      <w:r>
-        <w:rPr>
-          <w:lang w:val="zh_TW" w:bidi="zh_TW"/>
-        </w:rPr>
-      </w:r>
-    </w:p>
-    <w:p>
-      <w:pPr/>
-      <w:r>
-        <w:rPr>
-          <w:lang w:val="zh_TW" w:bidi="zh_TW"/>
-        </w:rPr>
-      </w:r>
-    </w:p>
-    <w:p>
-      <w:pPr>
-        <w:pStyle w:val="Heading2"/>
-      </w:pPr>
-      <w:r>
-        <w:rPr>
-          <w:lang w:val="zh_TW" w:bidi="zh_TW"/>
-        </w:rPr>
-        <w:t>帖撒羅尼迦後書 3:10</w:t>
-      </w:r>
-      <w:r>
-        <w:rPr>
-          <w:lang w:val="zh_TW" w:bidi="zh_TW"/>
-        </w:rPr>
-      </w:r>
-    </w:p>
-    <w:p>
-      <w:pPr/>
-      <w:r>
-        <w:rPr>
-          <w:lang w:val="zh_TW" w:bidi="zh_TW"/>
-        </w:rPr>
-      </w:r>
-      <w:r>
-        <w:rPr>
-          <w:lang w:val="zh_TW" w:bidi="zh_TW"/>
-        </w:rPr>
-        <w:t>工作是謀生的正當方式</w:t>
-      </w:r>
-      <w:r>
-        <w:rPr>
-          <w:lang w:val="zh_TW" w:bidi="zh_TW"/>
-        </w:rPr>
-        <w:t>（見</w:t>
-      </w:r>
       <w:hyperlink r:id="rId143">
-        <w:r>
-          <w:rPr>
-            <w:lang w:val="zh_TW" w:bidi="zh_TW"/>
-          </w:rPr>
-          <w:rPr>
-            <w:color w:val="0000EE"/>
-            <w:u w:val="single"/>
-          </w:rPr>
-          <w:t>創3:17–19</w:t>
-        </w:r>
-      </w:hyperlink>
-      <w:r>
-        <w:rPr>
-          <w:lang w:val="zh_TW" w:bidi="zh_TW"/>
-        </w:rPr>
-        <w:t>；</w:t>
-      </w:r>
-      <w:hyperlink r:id="rId144">
-        <w:r>
-          <w:rPr>
-            <w:lang w:val="zh_TW" w:bidi="zh_TW"/>
-          </w:rPr>
-          <w:rPr>
-            <w:color w:val="0000EE"/>
-            <w:u w:val="single"/>
-          </w:rPr>
-          <w:t>詩128:2</w:t>
-        </w:r>
-      </w:hyperlink>
-      <w:r>
-        <w:rPr>
-          <w:lang w:val="zh_TW" w:bidi="zh_TW"/>
-        </w:rPr>
-        <w:t>；</w:t>
-      </w:r>
-      <w:hyperlink r:id="rId145">
         <w:r>
           <w:rPr>
             <w:lang w:val="zh_TW" w:bidi="zh_TW"/>
@@ -6012,7 +5969,7 @@
         </w:rPr>
         <w:t>保羅藉著主耶穌的權柄強調這勸誡的重要性（如</w:t>
       </w:r>
-      <w:hyperlink r:id="rId105">
+      <w:hyperlink r:id="rId103">
         <w:r>
           <w:rPr>
             <w:lang w:val="zh_TW" w:bidi="zh_TW"/>
@@ -6030,7 +5987,7 @@
         </w:rPr>
         <w:t>；</w:t>
       </w:r>
-      <w:hyperlink r:id="rId104">
+      <w:hyperlink r:id="rId102">
         <w:r>
           <w:rPr>
             <w:lang w:val="zh_TW" w:bidi="zh_TW"/>
@@ -6078,6 +6035,90 @@
         </w:rPr>
         <w:t>」）：即過安靜的生活，而不是多管閒事（見</w:t>
       </w:r>
+      <w:hyperlink r:id="rId144">
+        <w:r>
+          <w:rPr>
+            <w:lang w:val="zh_TW" w:bidi="zh_TW"/>
+          </w:rPr>
+          <w:rPr>
+            <w:color w:val="0000EE"/>
+            <w:u w:val="single"/>
+          </w:rPr>
+          <w:t>帖前4:11</w:t>
+        </w:r>
+      </w:hyperlink>
+      <w:r>
+        <w:rPr>
+          <w:lang w:val="zh_TW" w:bidi="zh_TW"/>
+        </w:rPr>
+        <w:t>）。</w:t>
+      </w:r>
+      <w:r>
+        <w:rPr>
+          <w:lang w:val="zh_TW" w:bidi="zh_TW"/>
+        </w:rPr>
+      </w:r>
+      <w:r>
+        <w:rPr>
+          <w:lang w:val="zh_TW" w:bidi="zh_TW"/>
+        </w:rPr>
+      </w:r>
+    </w:p>
+    <w:p>
+      <w:pPr/>
+      <w:r>
+        <w:rPr>
+          <w:lang w:val="zh_TW" w:bidi="zh_TW"/>
+        </w:rPr>
+      </w:r>
+    </w:p>
+    <w:p>
+      <w:pPr>
+        <w:pStyle w:val="Heading2"/>
+      </w:pPr>
+      <w:r>
+        <w:rPr>
+          <w:lang w:val="zh_TW" w:bidi="zh_TW"/>
+        </w:rPr>
+        <w:t>帖撒羅尼迦後書 3:13</w:t>
+      </w:r>
+      <w:r>
+        <w:rPr>
+          <w:lang w:val="zh_TW" w:bidi="zh_TW"/>
+        </w:rPr>
+      </w:r>
+    </w:p>
+    <w:p>
+      <w:pPr/>
+      <w:r>
+        <w:rPr>
+          <w:lang w:val="zh_TW" w:bidi="zh_TW"/>
+        </w:rPr>
+      </w:r>
+      <w:r>
+        <w:rPr>
+          <w:lang w:val="zh_TW" w:bidi="zh_TW"/>
+        </w:rPr>
+        <w:t>行善：帖撒羅尼迦人被勸勉去幫助那些真正有需要的人（見</w:t>
+      </w:r>
+      <w:hyperlink r:id="rId145">
+        <w:r>
+          <w:rPr>
+            <w:lang w:val="zh_TW" w:bidi="zh_TW"/>
+          </w:rPr>
+          <w:rPr>
+            <w:color w:val="0000EE"/>
+            <w:u w:val="single"/>
+          </w:rPr>
+          <w:t>加6:9–10</w:t>
+        </w:r>
+      </w:hyperlink>
+      <w:r>
+        <w:rPr>
+          <w:lang w:val="zh_TW" w:bidi="zh_TW"/>
+        </w:rPr>
+        <w:t>），與那些懶惰和依賴他人的人形成對比（</w:t>
+      </w:r>
       <w:hyperlink r:id="rId146">
         <w:r>
           <w:rPr>
@@ -6087,7 +6128,25 @@
             <w:color w:val="0000EE"/>
             <w:u w:val="single"/>
           </w:rPr>
-          <w:t>帖前4:11</w:t>
+          <w:t>帖後3:7–8</w:t>
+        </w:r>
+      </w:hyperlink>
+      <w:r>
+        <w:rPr>
+          <w:lang w:val="zh_TW" w:bidi="zh_TW"/>
+        </w:rPr>
+        <w:t>、</w:t>
+      </w:r>
+      <w:hyperlink r:id="rId147">
+        <w:r>
+          <w:rPr>
+            <w:lang w:val="zh_TW" w:bidi="zh_TW"/>
+          </w:rPr>
+          <w:rPr>
+            <w:color w:val="0000EE"/>
+            <w:u w:val="single"/>
+          </w:rPr>
+          <w:t>10</w:t>
         </w:r>
       </w:hyperlink>
       <w:r>
@@ -6123,7 +6182,7 @@
         <w:rPr>
           <w:lang w:val="zh_TW" w:bidi="zh_TW"/>
         </w:rPr>
-        <w:t>帖撒羅尼迦後書 3:13</w:t>
+        <w:t>帖撒羅尼迦後書 3:14</w:t>
       </w:r>
       <w:r>
         <w:rPr>
@@ -6142,25 +6201,115 @@
         <w:rPr>
           <w:lang w:val="zh_TW" w:bidi="zh_TW"/>
         </w:rPr>
-        <w:t>行善：帖撒羅尼迦人被勸勉去幫助那些真正有需要的人（見</w:t>
-      </w:r>
-      <w:hyperlink r:id="rId147">
-        <w:r>
-          <w:rPr>
-            <w:lang w:val="zh_TW" w:bidi="zh_TW"/>
-          </w:rPr>
-          <w:rPr>
-            <w:color w:val="0000EE"/>
-            <w:u w:val="single"/>
-          </w:rPr>
-          <w:t>加6:9–10</w:t>
-        </w:r>
-      </w:hyperlink>
-      <w:r>
-        <w:rPr>
-          <w:lang w:val="zh_TW" w:bidi="zh_TW"/>
-        </w:rPr>
-        <w:t>），與那些懶惰和依賴他人的人形成對比（</w:t>
+        <w:t>保羅希望那悖逆的基督徒</w:t>
+      </w:r>
+      <w:r>
+        <w:rPr>
+          <w:lang w:val="zh_TW" w:bidi="zh_TW"/>
+        </w:rPr>
+        <w:t>在被群體排斥後，會感到羞愧並悔改</w:t>
+      </w:r>
+      <w:r>
+        <w:rPr>
+          <w:lang w:val="zh_TW" w:bidi="zh_TW"/>
+        </w:rPr>
+        <w:t>（見</w:t>
+      </w:r>
+      <w:r>
+        <w:rPr>
+          <w:lang w:val="zh_TW" w:bidi="zh_TW"/>
+        </w:rPr>
+        <w:t>3:6研讀註釋</w:t>
+      </w:r>
+      <w:r>
+        <w:rPr>
+          <w:lang w:val="zh_TW" w:bidi="zh_TW"/>
+        </w:rPr>
+        <w:t>）。</w:t>
+      </w:r>
+      <w:r>
+        <w:rPr>
+          <w:lang w:val="zh_TW" w:bidi="zh_TW"/>
+        </w:rPr>
+      </w:r>
+      <w:r>
+        <w:rPr>
+          <w:lang w:val="zh_TW" w:bidi="zh_TW"/>
+        </w:rPr>
+      </w:r>
+    </w:p>
+    <w:p>
+      <w:pPr/>
+      <w:r>
+        <w:rPr>
+          <w:lang w:val="zh_TW" w:bidi="zh_TW"/>
+        </w:rPr>
+      </w:r>
+    </w:p>
+    <w:p>
+      <w:pPr>
+        <w:pStyle w:val="Heading2"/>
+      </w:pPr>
+      <w:r>
+        <w:rPr>
+          <w:lang w:val="zh_TW" w:bidi="zh_TW"/>
+        </w:rPr>
+        <w:t>帖撒羅尼迦後書 3:15</w:t>
+      </w:r>
+      <w:r>
+        <w:rPr>
+          <w:lang w:val="zh_TW" w:bidi="zh_TW"/>
+        </w:rPr>
+      </w:r>
+    </w:p>
+    <w:p>
+      <w:pPr/>
+      <w:r>
+        <w:rPr>
+          <w:lang w:val="zh_TW" w:bidi="zh_TW"/>
+        </w:rPr>
+      </w:r>
+      <w:r>
+        <w:rPr>
+          <w:lang w:val="zh_TW" w:bidi="zh_TW"/>
+        </w:rPr>
+        <w:t>不要以他為仇人</w:t>
+      </w:r>
+      <w:r>
+        <w:rPr>
+          <w:lang w:val="zh_TW" w:bidi="zh_TW"/>
+        </w:rPr>
+        <w:t>：在古代世界中，人會斷絕與敵對者的社會關係，並對他們採取懲罰的行動。保羅警告帖撒羅尼迦信徒，對不順服的基督徒的懲戒（</w:t>
+      </w:r>
+      <w:hyperlink r:id="rId130">
+        <w:r>
+          <w:rPr>
+            <w:lang w:val="zh_TW" w:bidi="zh_TW"/>
+          </w:rPr>
+          <w:rPr>
+            <w:color w:val="0000EE"/>
+            <w:u w:val="single"/>
+          </w:rPr>
+          <w:t>3:14</w:t>
+        </w:r>
+      </w:hyperlink>
+      <w:r>
+        <w:rPr>
+          <w:lang w:val="zh_TW" w:bidi="zh_TW"/>
+        </w:rPr>
+        <w:t>）不應變成這樣的攻擊。相反，</w:t>
+      </w:r>
+      <w:r>
+        <w:rPr>
+          <w:lang w:val="zh_TW" w:bidi="zh_TW"/>
+        </w:rPr>
+        <w:t>教會應當以家人身份對待他們，希望他們能改正自己的行為</w:t>
+      </w:r>
+      <w:r>
+        <w:rPr>
+          <w:lang w:val="zh_TW" w:bidi="zh_TW"/>
+        </w:rPr>
+        <w:t>（</w:t>
       </w:r>
       <w:hyperlink r:id="rId148">
         <w:r>
@@ -6171,7 +6320,7 @@
             <w:color w:val="0000EE"/>
             <w:u w:val="single"/>
           </w:rPr>
-          <w:t>帖後3:7–8</w:t>
+          <w:t>帖前5:12</w:t>
         </w:r>
       </w:hyperlink>
       <w:r>
@@ -6180,6 +6329,72 @@
         </w:rPr>
         <w:t>、</w:t>
       </w:r>
+      <w:hyperlink r:id="rId126">
+        <w:r>
+          <w:rPr>
+            <w:lang w:val="zh_TW" w:bidi="zh_TW"/>
+          </w:rPr>
+          <w:rPr>
+            <w:color w:val="0000EE"/>
+            <w:u w:val="single"/>
+          </w:rPr>
+          <w:t>14</w:t>
+        </w:r>
+      </w:hyperlink>
+      <w:r>
+        <w:rPr>
+          <w:lang w:val="zh_TW" w:bidi="zh_TW"/>
+        </w:rPr>
+        <w:t>）。</w:t>
+      </w:r>
+      <w:r>
+        <w:rPr>
+          <w:lang w:val="zh_TW" w:bidi="zh_TW"/>
+        </w:rPr>
+      </w:r>
+      <w:r>
+        <w:rPr>
+          <w:lang w:val="zh_TW" w:bidi="zh_TW"/>
+        </w:rPr>
+      </w:r>
+    </w:p>
+    <w:p>
+      <w:pPr/>
+      <w:r>
+        <w:rPr>
+          <w:lang w:val="zh_TW" w:bidi="zh_TW"/>
+        </w:rPr>
+      </w:r>
+    </w:p>
+    <w:p>
+      <w:pPr>
+        <w:pStyle w:val="Heading2"/>
+      </w:pPr>
+      <w:r>
+        <w:rPr>
+          <w:lang w:val="zh_TW" w:bidi="zh_TW"/>
+        </w:rPr>
+        <w:t>帖撒羅尼迦後書 3:16</w:t>
+      </w:r>
+      <w:r>
+        <w:rPr>
+          <w:lang w:val="zh_TW" w:bidi="zh_TW"/>
+        </w:rPr>
+      </w:r>
+    </w:p>
+    <w:p>
+      <w:pPr/>
+      <w:r>
+        <w:rPr>
+          <w:lang w:val="zh_TW" w:bidi="zh_TW"/>
+        </w:rPr>
+      </w:r>
+      <w:r>
+        <w:rPr>
+          <w:lang w:val="zh_TW" w:bidi="zh_TW"/>
+        </w:rPr>
+        <w:t>這最後的禱告呼應了耶穌在</w:t>
+      </w:r>
       <w:hyperlink r:id="rId149">
         <w:r>
           <w:rPr>
@@ -6189,7 +6404,109 @@
             <w:color w:val="0000EE"/>
             <w:u w:val="single"/>
           </w:rPr>
-          <w:t>10</w:t>
+          <w:t>約翰福音十四章27節</w:t>
+        </w:r>
+      </w:hyperlink>
+      <w:r>
+        <w:rPr>
+          <w:lang w:val="zh_TW" w:bidi="zh_TW"/>
+        </w:rPr>
+        <w:t>中的祝福（參</w:t>
+      </w:r>
+      <w:hyperlink r:id="rId150">
+        <w:r>
+          <w:rPr>
+            <w:lang w:val="zh_TW" w:bidi="zh_TW"/>
+          </w:rPr>
+          <w:rPr>
+            <w:color w:val="0000EE"/>
+            <w:u w:val="single"/>
+          </w:rPr>
+          <w:t>民6:26</w:t>
+        </w:r>
+      </w:hyperlink>
+      <w:r>
+        <w:rPr>
+          <w:lang w:val="zh_TW" w:bidi="zh_TW"/>
+        </w:rPr>
+        <w:t>），</w:t>
+      </w:r>
+      <w:r>
+        <w:rPr>
+          <w:lang w:val="zh_TW" w:bidi="zh_TW"/>
+        </w:rPr>
+        <w:t>這與這些信徒在帖撒羅尼迦所面對的情況形成對比</w:t>
+      </w:r>
+      <w:r>
+        <w:rPr>
+          <w:lang w:val="zh_TW" w:bidi="zh_TW"/>
+        </w:rPr>
+        <w:t>（</w:t>
+      </w:r>
+      <w:hyperlink r:id="rId151">
+        <w:r>
+          <w:rPr>
+            <w:lang w:val="zh_TW" w:bidi="zh_TW"/>
+          </w:rPr>
+          <w:rPr>
+            <w:color w:val="0000EE"/>
+            <w:u w:val="single"/>
+          </w:rPr>
+          <w:t>帖後1:4–10</w:t>
+        </w:r>
+      </w:hyperlink>
+      <w:r>
+        <w:rPr>
+          <w:lang w:val="zh_TW" w:bidi="zh_TW"/>
+        </w:rPr>
+        <w:t>；</w:t>
+      </w:r>
+      <w:hyperlink r:id="rId23">
+        <w:r>
+          <w:rPr>
+            <w:lang w:val="zh_TW" w:bidi="zh_TW"/>
+          </w:rPr>
+          <w:rPr>
+            <w:color w:val="0000EE"/>
+            <w:u w:val="single"/>
+          </w:rPr>
+          <w:t>帖前2:14</w:t>
+        </w:r>
+      </w:hyperlink>
+      <w:r>
+        <w:rPr>
+          <w:lang w:val="zh_TW" w:bidi="zh_TW"/>
+        </w:rPr>
+        <w:t>）。保羅始終明白主耶穌與祂的百姓同在（</w:t>
+      </w:r>
+      <w:hyperlink r:id="rId152">
+        <w:r>
+          <w:rPr>
+            <w:lang w:val="zh_TW" w:bidi="zh_TW"/>
+          </w:rPr>
+          <w:rPr>
+            <w:color w:val="0000EE"/>
+            <w:u w:val="single"/>
+          </w:rPr>
+          <w:t>羅15:33</w:t>
+        </w:r>
+      </w:hyperlink>
+      <w:r>
+        <w:rPr>
+          <w:lang w:val="zh_TW" w:bidi="zh_TW"/>
+        </w:rPr>
+        <w:t>；</w:t>
+      </w:r>
+      <w:hyperlink r:id="rId153">
+        <w:r>
+          <w:rPr>
+            <w:lang w:val="zh_TW" w:bidi="zh_TW"/>
+          </w:rPr>
+          <w:rPr>
+            <w:color w:val="0000EE"/>
+            <w:u w:val="single"/>
+          </w:rPr>
+          <w:t>腓4:9</w:t>
         </w:r>
       </w:hyperlink>
       <w:r>
@@ -6225,7 +6542,7 @@
         <w:rPr>
           <w:lang w:val="zh_TW" w:bidi="zh_TW"/>
         </w:rPr>
-        <w:t>帖撒羅尼迦後書 3:14</w:t>
+        <w:t>帖撒羅尼迦後書 3:17</w:t>
       </w:r>
       <w:r>
         <w:rPr>
@@ -6244,31 +6561,139 @@
         <w:rPr>
           <w:lang w:val="zh_TW" w:bidi="zh_TW"/>
         </w:rPr>
-        <w:t>保羅希望那悖逆的基督徒</w:t>
-      </w:r>
-      <w:r>
-        <w:rPr>
-          <w:lang w:val="zh_TW" w:bidi="zh_TW"/>
-        </w:rPr>
-        <w:t>在被群體排斥後，會感到羞愧並悔改</w:t>
-      </w:r>
-      <w:r>
-        <w:rPr>
-          <w:lang w:val="zh_TW" w:bidi="zh_TW"/>
-        </w:rPr>
-        <w:t>（見</w:t>
-      </w:r>
-      <w:r>
-        <w:rPr>
-          <w:lang w:val="zh_TW" w:bidi="zh_TW"/>
-        </w:rPr>
-        <w:t>3:6研讀註釋</w:t>
-      </w:r>
-      <w:r>
-        <w:rPr>
-          <w:lang w:val="zh_TW" w:bidi="zh_TW"/>
-        </w:rPr>
-        <w:t>）。</w:t>
+        <w:t>一位代筆者為保羅執筆寫了這封信（</w:t>
+      </w:r>
+      <w:hyperlink r:id="rId154">
+        <w:r>
+          <w:rPr>
+            <w:lang w:val="zh_TW" w:bidi="zh_TW"/>
+          </w:rPr>
+          <w:rPr>
+            <w:color w:val="0000EE"/>
+            <w:u w:val="single"/>
+          </w:rPr>
+          <w:t>羅16:22</w:t>
+        </w:r>
+      </w:hyperlink>
+      <w:r>
+        <w:rPr>
+          <w:lang w:val="zh_TW" w:bidi="zh_TW"/>
+        </w:rPr>
+        <w:t>；</w:t>
+      </w:r>
+      <w:hyperlink r:id="rId155">
+        <w:r>
+          <w:rPr>
+            <w:lang w:val="zh_TW" w:bidi="zh_TW"/>
+          </w:rPr>
+          <w:rPr>
+            <w:color w:val="0000EE"/>
+            <w:u w:val="single"/>
+          </w:rPr>
+          <w:t>彼前5:12</w:t>
+        </w:r>
+      </w:hyperlink>
+      <w:r>
+        <w:rPr>
+          <w:lang w:val="zh_TW" w:bidi="zh_TW"/>
+        </w:rPr>
+        <w:t>）。現在保羅親自執筆加上了最後的問候（參</w:t>
+      </w:r>
+      <w:hyperlink r:id="rId156">
+        <w:r>
+          <w:rPr>
+            <w:lang w:val="zh_TW" w:bidi="zh_TW"/>
+          </w:rPr>
+          <w:rPr>
+            <w:color w:val="0000EE"/>
+            <w:u w:val="single"/>
+          </w:rPr>
+          <w:t>林前16:21</w:t>
+        </w:r>
+      </w:hyperlink>
+      <w:r>
+        <w:rPr>
+          <w:lang w:val="zh_TW" w:bidi="zh_TW"/>
+        </w:rPr>
+        <w:t>；</w:t>
+      </w:r>
+      <w:hyperlink r:id="rId157">
+        <w:r>
+          <w:rPr>
+            <w:lang w:val="zh_TW" w:bidi="zh_TW"/>
+          </w:rPr>
+          <w:rPr>
+            <w:color w:val="0000EE"/>
+            <w:u w:val="single"/>
+          </w:rPr>
+          <w:t>加6:11</w:t>
+        </w:r>
+      </w:hyperlink>
+      <w:r>
+        <w:rPr>
+          <w:lang w:val="zh_TW" w:bidi="zh_TW"/>
+        </w:rPr>
+        <w:t>；</w:t>
+      </w:r>
+      <w:hyperlink r:id="rId158">
+        <w:r>
+          <w:rPr>
+            <w:lang w:val="zh_TW" w:bidi="zh_TW"/>
+          </w:rPr>
+          <w:rPr>
+            <w:color w:val="0000EE"/>
+            <w:u w:val="single"/>
+          </w:rPr>
+          <w:t>西4:18</w:t>
+        </w:r>
+      </w:hyperlink>
+      <w:r>
+        <w:rPr>
+          <w:lang w:val="zh_TW" w:bidi="zh_TW"/>
+        </w:rPr>
+        <w:t>；</w:t>
+      </w:r>
+      <w:hyperlink r:id="rId159">
+        <w:r>
+          <w:rPr>
+            <w:lang w:val="zh_TW" w:bidi="zh_TW"/>
+          </w:rPr>
+          <w:rPr>
+            <w:color w:val="0000EE"/>
+            <w:u w:val="single"/>
+          </w:rPr>
+          <w:t>門1:19</w:t>
+        </w:r>
+      </w:hyperlink>
+      <w:r>
+        <w:rPr>
+          <w:lang w:val="zh_TW" w:bidi="zh_TW"/>
+        </w:rPr>
+        <w:t>）。因為他懷疑有一封並不出自他手的書信以他的名義流傳（</w:t>
+      </w:r>
+      <w:hyperlink r:id="rId41">
+        <w:r>
+          <w:rPr>
+            <w:lang w:val="zh_TW" w:bidi="zh_TW"/>
+          </w:rPr>
+          <w:rPr>
+            <w:color w:val="0000EE"/>
+            <w:u w:val="single"/>
+          </w:rPr>
+          <w:t>帖後2:2</w:t>
+        </w:r>
+      </w:hyperlink>
+      <w:r>
+        <w:rPr>
+          <w:lang w:val="zh_TW" w:bidi="zh_TW"/>
+        </w:rPr>
+        <w:t>），</w:t>
+      </w:r>
+      <w:r>
+        <w:rPr>
+          <w:lang w:val="zh_TW" w:bidi="zh_TW"/>
+        </w:rPr>
+        <w:t>他強調這個驗證方式，是為了證明這封信確實是出自他本人。</w:t>
       </w:r>
       <w:r>
         <w:rPr>
@@ -6297,7 +6722,7 @@
         <w:rPr>
           <w:lang w:val="zh_TW" w:bidi="zh_TW"/>
         </w:rPr>
-        <w:t>帖撒羅尼迦後書 3:15</w:t>
+        <w:t>帖撒羅尼迦後書 3:18</w:t>
       </w:r>
       <w:r>
         <w:rPr>
@@ -6316,477 +6741,9 @@
         <w:rPr>
           <w:lang w:val="zh_TW" w:bidi="zh_TW"/>
         </w:rPr>
-        <w:t>不要以他為仇人</w:t>
-      </w:r>
-      <w:r>
-        <w:rPr>
-          <w:lang w:val="zh_TW" w:bidi="zh_TW"/>
-        </w:rPr>
-        <w:t>：在古代世界中，人會斷絕與敵對者的社會關係，並對他們採取懲罰的行動。保羅警告帖撒羅尼迦信徒，對不順服的基督徒的懲戒（</w:t>
-      </w:r>
-      <w:hyperlink r:id="rId132">
-        <w:r>
-          <w:rPr>
-            <w:lang w:val="zh_TW" w:bidi="zh_TW"/>
-          </w:rPr>
-          <w:rPr>
-            <w:color w:val="0000EE"/>
-            <w:u w:val="single"/>
-          </w:rPr>
-          <w:t>3:14</w:t>
-        </w:r>
-      </w:hyperlink>
-      <w:r>
-        <w:rPr>
-          <w:lang w:val="zh_TW" w:bidi="zh_TW"/>
-        </w:rPr>
-        <w:t>）不應變成這樣的攻擊。相反，</w:t>
-      </w:r>
-      <w:r>
-        <w:rPr>
-          <w:lang w:val="zh_TW" w:bidi="zh_TW"/>
-        </w:rPr>
-        <w:t>教會應當以家人身份對待他們，希望他們能改正自己的行為</w:t>
-      </w:r>
-      <w:r>
-        <w:rPr>
-          <w:lang w:val="zh_TW" w:bidi="zh_TW"/>
-        </w:rPr>
-        <w:t>（</w:t>
-      </w:r>
-      <w:hyperlink r:id="rId150">
-        <w:r>
-          <w:rPr>
-            <w:lang w:val="zh_TW" w:bidi="zh_TW"/>
-          </w:rPr>
-          <w:rPr>
-            <w:color w:val="0000EE"/>
-            <w:u w:val="single"/>
-          </w:rPr>
-          <w:t>帖前5:12</w:t>
-        </w:r>
-      </w:hyperlink>
-      <w:r>
-        <w:rPr>
-          <w:lang w:val="zh_TW" w:bidi="zh_TW"/>
-        </w:rPr>
-        <w:t>、</w:t>
-      </w:r>
-      <w:hyperlink r:id="rId128">
-        <w:r>
-          <w:rPr>
-            <w:lang w:val="zh_TW" w:bidi="zh_TW"/>
-          </w:rPr>
-          <w:rPr>
-            <w:color w:val="0000EE"/>
-            <w:u w:val="single"/>
-          </w:rPr>
-          <w:t>14</w:t>
-        </w:r>
-      </w:hyperlink>
-      <w:r>
-        <w:rPr>
-          <w:lang w:val="zh_TW" w:bidi="zh_TW"/>
-        </w:rPr>
-        <w:t>）。</w:t>
-      </w:r>
-      <w:r>
-        <w:rPr>
-          <w:lang w:val="zh_TW" w:bidi="zh_TW"/>
-        </w:rPr>
-      </w:r>
-      <w:r>
-        <w:rPr>
-          <w:lang w:val="zh_TW" w:bidi="zh_TW"/>
-        </w:rPr>
-      </w:r>
-    </w:p>
-    <w:p>
-      <w:pPr/>
-      <w:r>
-        <w:rPr>
-          <w:lang w:val="zh_TW" w:bidi="zh_TW"/>
-        </w:rPr>
-      </w:r>
-    </w:p>
-    <w:p>
-      <w:pPr>
-        <w:pStyle w:val="Heading2"/>
-      </w:pPr>
-      <w:r>
-        <w:rPr>
-          <w:lang w:val="zh_TW" w:bidi="zh_TW"/>
-        </w:rPr>
-        <w:t>帖撒羅尼迦後書 3:16</w:t>
-      </w:r>
-      <w:r>
-        <w:rPr>
-          <w:lang w:val="zh_TW" w:bidi="zh_TW"/>
-        </w:rPr>
-      </w:r>
-    </w:p>
-    <w:p>
-      <w:pPr/>
-      <w:r>
-        <w:rPr>
-          <w:lang w:val="zh_TW" w:bidi="zh_TW"/>
-        </w:rPr>
-      </w:r>
-      <w:r>
-        <w:rPr>
-          <w:lang w:val="zh_TW" w:bidi="zh_TW"/>
-        </w:rPr>
-        <w:t>這最後的禱告呼應了耶穌在</w:t>
-      </w:r>
-      <w:hyperlink r:id="rId151">
-        <w:r>
-          <w:rPr>
-            <w:lang w:val="zh_TW" w:bidi="zh_TW"/>
-          </w:rPr>
-          <w:rPr>
-            <w:color w:val="0000EE"/>
-            <w:u w:val="single"/>
-          </w:rPr>
-          <w:t>約翰福音十四章27節</w:t>
-        </w:r>
-      </w:hyperlink>
-      <w:r>
-        <w:rPr>
-          <w:lang w:val="zh_TW" w:bidi="zh_TW"/>
-        </w:rPr>
-        <w:t>中的祝福（參</w:t>
-      </w:r>
-      <w:hyperlink r:id="rId152">
-        <w:r>
-          <w:rPr>
-            <w:lang w:val="zh_TW" w:bidi="zh_TW"/>
-          </w:rPr>
-          <w:rPr>
-            <w:color w:val="0000EE"/>
-            <w:u w:val="single"/>
-          </w:rPr>
-          <w:t>民6:26</w:t>
-        </w:r>
-      </w:hyperlink>
-      <w:r>
-        <w:rPr>
-          <w:lang w:val="zh_TW" w:bidi="zh_TW"/>
-        </w:rPr>
-        <w:t>），</w:t>
-      </w:r>
-      <w:r>
-        <w:rPr>
-          <w:lang w:val="zh_TW" w:bidi="zh_TW"/>
-        </w:rPr>
-        <w:t>這與這些信徒在帖撒羅尼迦所面對的情況形成對比</w:t>
-      </w:r>
-      <w:r>
-        <w:rPr>
-          <w:lang w:val="zh_TW" w:bidi="zh_TW"/>
-        </w:rPr>
-        <w:t>（</w:t>
-      </w:r>
-      <w:hyperlink r:id="rId153">
-        <w:r>
-          <w:rPr>
-            <w:lang w:val="zh_TW" w:bidi="zh_TW"/>
-          </w:rPr>
-          <w:rPr>
-            <w:color w:val="0000EE"/>
-            <w:u w:val="single"/>
-          </w:rPr>
-          <w:t>帖後1:4–10</w:t>
-        </w:r>
-      </w:hyperlink>
-      <w:r>
-        <w:rPr>
-          <w:lang w:val="zh_TW" w:bidi="zh_TW"/>
-        </w:rPr>
-        <w:t>；</w:t>
-      </w:r>
-      <w:hyperlink r:id="rId25">
-        <w:r>
-          <w:rPr>
-            <w:lang w:val="zh_TW" w:bidi="zh_TW"/>
-          </w:rPr>
-          <w:rPr>
-            <w:color w:val="0000EE"/>
-            <w:u w:val="single"/>
-          </w:rPr>
-          <w:t>帖前2:14</w:t>
-        </w:r>
-      </w:hyperlink>
-      <w:r>
-        <w:rPr>
-          <w:lang w:val="zh_TW" w:bidi="zh_TW"/>
-        </w:rPr>
-        <w:t>）。保羅始終明白主耶穌與祂的百姓同在（</w:t>
-      </w:r>
-      <w:hyperlink r:id="rId154">
-        <w:r>
-          <w:rPr>
-            <w:lang w:val="zh_TW" w:bidi="zh_TW"/>
-          </w:rPr>
-          <w:rPr>
-            <w:color w:val="0000EE"/>
-            <w:u w:val="single"/>
-          </w:rPr>
-          <w:t>羅15:33</w:t>
-        </w:r>
-      </w:hyperlink>
-      <w:r>
-        <w:rPr>
-          <w:lang w:val="zh_TW" w:bidi="zh_TW"/>
-        </w:rPr>
-        <w:t>；</w:t>
-      </w:r>
-      <w:hyperlink r:id="rId155">
-        <w:r>
-          <w:rPr>
-            <w:lang w:val="zh_TW" w:bidi="zh_TW"/>
-          </w:rPr>
-          <w:rPr>
-            <w:color w:val="0000EE"/>
-            <w:u w:val="single"/>
-          </w:rPr>
-          <w:t>腓4:9</w:t>
-        </w:r>
-      </w:hyperlink>
-      <w:r>
-        <w:rPr>
-          <w:lang w:val="zh_TW" w:bidi="zh_TW"/>
-        </w:rPr>
-        <w:t>）。</w:t>
-      </w:r>
-      <w:r>
-        <w:rPr>
-          <w:lang w:val="zh_TW" w:bidi="zh_TW"/>
-        </w:rPr>
-      </w:r>
-      <w:r>
-        <w:rPr>
-          <w:lang w:val="zh_TW" w:bidi="zh_TW"/>
-        </w:rPr>
-      </w:r>
-    </w:p>
-    <w:p>
-      <w:pPr/>
-      <w:r>
-        <w:rPr>
-          <w:lang w:val="zh_TW" w:bidi="zh_TW"/>
-        </w:rPr>
-      </w:r>
-    </w:p>
-    <w:p>
-      <w:pPr>
-        <w:pStyle w:val="Heading2"/>
-      </w:pPr>
-      <w:r>
-        <w:rPr>
-          <w:lang w:val="zh_TW" w:bidi="zh_TW"/>
-        </w:rPr>
-        <w:t>帖撒羅尼迦後書 3:17</w:t>
-      </w:r>
-      <w:r>
-        <w:rPr>
-          <w:lang w:val="zh_TW" w:bidi="zh_TW"/>
-        </w:rPr>
-      </w:r>
-    </w:p>
-    <w:p>
-      <w:pPr/>
-      <w:r>
-        <w:rPr>
-          <w:lang w:val="zh_TW" w:bidi="zh_TW"/>
-        </w:rPr>
-      </w:r>
-      <w:r>
-        <w:rPr>
-          <w:lang w:val="zh_TW" w:bidi="zh_TW"/>
-        </w:rPr>
-        <w:t>一位代筆者為保羅執筆寫了這封信（</w:t>
-      </w:r>
-      <w:hyperlink r:id="rId156">
-        <w:r>
-          <w:rPr>
-            <w:lang w:val="zh_TW" w:bidi="zh_TW"/>
-          </w:rPr>
-          <w:rPr>
-            <w:color w:val="0000EE"/>
-            <w:u w:val="single"/>
-          </w:rPr>
-          <w:t>羅16:22</w:t>
-        </w:r>
-      </w:hyperlink>
-      <w:r>
-        <w:rPr>
-          <w:lang w:val="zh_TW" w:bidi="zh_TW"/>
-        </w:rPr>
-        <w:t>；</w:t>
-      </w:r>
-      <w:hyperlink r:id="rId157">
-        <w:r>
-          <w:rPr>
-            <w:lang w:val="zh_TW" w:bidi="zh_TW"/>
-          </w:rPr>
-          <w:rPr>
-            <w:color w:val="0000EE"/>
-            <w:u w:val="single"/>
-          </w:rPr>
-          <w:t>彼前5:12</w:t>
-        </w:r>
-      </w:hyperlink>
-      <w:r>
-        <w:rPr>
-          <w:lang w:val="zh_TW" w:bidi="zh_TW"/>
-        </w:rPr>
-        <w:t>）。現在保羅親自執筆加上了最後的問候（參</w:t>
-      </w:r>
-      <w:hyperlink r:id="rId158">
-        <w:r>
-          <w:rPr>
-            <w:lang w:val="zh_TW" w:bidi="zh_TW"/>
-          </w:rPr>
-          <w:rPr>
-            <w:color w:val="0000EE"/>
-            <w:u w:val="single"/>
-          </w:rPr>
-          <w:t>林前16:21</w:t>
-        </w:r>
-      </w:hyperlink>
-      <w:r>
-        <w:rPr>
-          <w:lang w:val="zh_TW" w:bidi="zh_TW"/>
-        </w:rPr>
-        <w:t>；</w:t>
-      </w:r>
-      <w:hyperlink r:id="rId159">
-        <w:r>
-          <w:rPr>
-            <w:lang w:val="zh_TW" w:bidi="zh_TW"/>
-          </w:rPr>
-          <w:rPr>
-            <w:color w:val="0000EE"/>
-            <w:u w:val="single"/>
-          </w:rPr>
-          <w:t>加6:11</w:t>
-        </w:r>
-      </w:hyperlink>
-      <w:r>
-        <w:rPr>
-          <w:lang w:val="zh_TW" w:bidi="zh_TW"/>
-        </w:rPr>
-        <w:t>；</w:t>
+        <w:t>古代書信常以對健康或富足的祝福作為結尾，但保羅的祝福更加宏大：他呼求主耶穌基督賜恩給收信人（見</w:t>
       </w:r>
       <w:hyperlink r:id="rId160">
-        <w:r>
-          <w:rPr>
-            <w:lang w:val="zh_TW" w:bidi="zh_TW"/>
-          </w:rPr>
-          <w:rPr>
-            <w:color w:val="0000EE"/>
-            <w:u w:val="single"/>
-          </w:rPr>
-          <w:t>西4:18</w:t>
-        </w:r>
-      </w:hyperlink>
-      <w:r>
-        <w:rPr>
-          <w:lang w:val="zh_TW" w:bidi="zh_TW"/>
-        </w:rPr>
-        <w:t>；</w:t>
-      </w:r>
-      <w:hyperlink r:id="rId161">
-        <w:r>
-          <w:rPr>
-            <w:lang w:val="zh_TW" w:bidi="zh_TW"/>
-          </w:rPr>
-          <w:rPr>
-            <w:color w:val="0000EE"/>
-            <w:u w:val="single"/>
-          </w:rPr>
-          <w:t>門1:19</w:t>
-        </w:r>
-      </w:hyperlink>
-      <w:r>
-        <w:rPr>
-          <w:lang w:val="zh_TW" w:bidi="zh_TW"/>
-        </w:rPr>
-        <w:t>）。因為他懷疑有一封並不出自他手的書信以他的名義流傳（</w:t>
-      </w:r>
-      <w:hyperlink r:id="rId43">
-        <w:r>
-          <w:rPr>
-            <w:lang w:val="zh_TW" w:bidi="zh_TW"/>
-          </w:rPr>
-          <w:rPr>
-            <w:color w:val="0000EE"/>
-            <w:u w:val="single"/>
-          </w:rPr>
-          <w:t>帖後2:2</w:t>
-        </w:r>
-      </w:hyperlink>
-      <w:r>
-        <w:rPr>
-          <w:lang w:val="zh_TW" w:bidi="zh_TW"/>
-        </w:rPr>
-        <w:t>），</w:t>
-      </w:r>
-      <w:r>
-        <w:rPr>
-          <w:lang w:val="zh_TW" w:bidi="zh_TW"/>
-        </w:rPr>
-        <w:t>他強調這個驗證方式，是為了證明這封信確實是出自他本人。</w:t>
-      </w:r>
-      <w:r>
-        <w:rPr>
-          <w:lang w:val="zh_TW" w:bidi="zh_TW"/>
-        </w:rPr>
-      </w:r>
-      <w:r>
-        <w:rPr>
-          <w:lang w:val="zh_TW" w:bidi="zh_TW"/>
-        </w:rPr>
-      </w:r>
-    </w:p>
-    <w:p>
-      <w:pPr/>
-      <w:r>
-        <w:rPr>
-          <w:lang w:val="zh_TW" w:bidi="zh_TW"/>
-        </w:rPr>
-      </w:r>
-    </w:p>
-    <w:p>
-      <w:pPr>
-        <w:pStyle w:val="Heading2"/>
-      </w:pPr>
-      <w:r>
-        <w:rPr>
-          <w:lang w:val="zh_TW" w:bidi="zh_TW"/>
-        </w:rPr>
-        <w:t>帖撒羅尼迦後書 3:18</w:t>
-      </w:r>
-      <w:r>
-        <w:rPr>
-          <w:lang w:val="zh_TW" w:bidi="zh_TW"/>
-        </w:rPr>
-      </w:r>
-    </w:p>
-    <w:p>
-      <w:pPr/>
-      <w:r>
-        <w:rPr>
-          <w:lang w:val="zh_TW" w:bidi="zh_TW"/>
-        </w:rPr>
-      </w:r>
-      <w:r>
-        <w:rPr>
-          <w:lang w:val="zh_TW" w:bidi="zh_TW"/>
-        </w:rPr>
-        <w:t>古代書信常以對健康或富足的祝福作為結尾，但保羅的祝福更加宏大：他呼求主耶穌基督賜恩給收信人（見</w:t>
-      </w:r>
-      <w:hyperlink r:id="rId162">
         <w:r>
           <w:rPr>
             <w:lang w:val="zh_TW" w:bidi="zh_TW"/>

--- a/zht/docx/53.content.docx
+++ b/zht/docx/53.content.docx
@@ -163,13 +163,6 @@
         <w:rPr>
           <w:lang w:val="zh_TW" w:bidi="zh_TW"/>
         </w:rPr>
-      </w:r>
-      <w:r>
-        <w:rPr>
-          <w:i/>
-          <w:lang w:val="zh_TW" w:bidi="zh_TW"/>
-        </w:rPr>
-        <w:t>帖撒羅尼迦後書 1:1–2, 帖撒羅尼迦後書 1:2, 帖撒羅尼迦後書 1:3, 帖撒羅尼迦後書 1:3–10, 帖撒羅尼迦後書 1:4, 帖撒羅尼迦後書 1:5, 帖撒羅尼迦後書 1:7, 帖撒羅尼迦後書 1:9, 帖撒羅尼迦後書 1:10, 帖撒羅尼迦後書 1:11, 帖撒羅尼迦後書 1:11–12, 帖撒羅尼迦後書 1:12, 帖撒羅尼迦後書 2:1, 帖撒羅尼迦後書 2:1–12, 帖撒羅尼迦後書 2:2, 帖撒羅尼迦後書 2:3, 帖撒羅尼迦後書 2:4, 帖撒羅尼迦後書 2:6, 帖撒羅尼迦後書 2:7, 帖撒羅尼迦後書 2:8, 帖撒羅尼迦後書 2:9, 帖撒羅尼迦後書 2:11, 帖撒羅尼迦後書 2:12, 帖撒羅尼迦後書 2:14, 帖撒羅尼迦後書 2:15, 帖撒羅尼迦後書 2:16, 帖撒羅尼迦後書 2:17, 帖撒羅尼迦後書 3:1, 帖撒羅尼迦後書 3:1–5, 帖撒羅尼迦後書 3:2, 帖撒羅尼迦後書 3:3, 帖撒羅尼迦後書 3:5, 帖撒羅尼迦後書 3:6, 帖撒羅尼迦後書 3:6–15, 帖撒羅尼迦後書 3:7, 帖撒羅尼迦後書 3:8, 帖撒羅尼迦後書 3:9, 帖撒羅尼迦後書 3:10, 帖撒羅尼迦後書 3:12, 帖撒羅尼迦後書 3:13, 帖撒羅尼迦後書 3:14, 帖撒羅尼迦後書 3:15, 帖撒羅尼迦後書 3:16, 帖撒羅尼迦後書 3:17, 帖撒羅尼迦後書 3:18</w:t>
       </w:r>
       <w:r>
         <w:rPr>

--- a/zht/docx/53.content.docx
+++ b/zht/docx/53.content.docx
@@ -150,19 +150,6 @@
           <w:lang w:val="zh_TW" w:bidi="zh_TW"/>
         </w:rPr>
         <w:t>2TH</w:t>
-      </w:r>
-      <w:r>
-        <w:rPr>
-          <w:lang w:val="zh_TW" w:bidi="zh_TW"/>
-        </w:rPr>
-      </w:r>
-    </w:p>
-    <w:p>
-      <w:pPr/>
-      <w:r>
-        <w:rPr>
-          <w:lang w:val="zh_TW" w:bidi="zh_TW"/>
-        </w:rPr>
       </w:r>
       <w:r>
         <w:rPr>

--- a/zht/docx/53.content.docx
+++ b/zht/docx/53.content.docx
@@ -19,7 +19,7 @@
         <w:rPr>
           <w:lang w:val="zh_TW" w:bidi="zh_TW"/>
         </w:rPr>
-        <w:t>Resource: 研讀筆記 (Tyndale)</w:t>
+        <w:t>Resource: Tyndale Open Study Notes</w:t>
       </w:r>
       <w:r>
         <w:rPr>
@@ -112,7 +112,7 @@
         <w:rPr>
           <w:lang w:val="zh_TW" w:bidi="zh_TW"/>
         </w:rPr>
-        <w:t>研讀筆記 (Tyndale)</w:t>
+        <w:t>Tyndale Open Study Notes</w:t>
       </w:r>
     </w:p>
     <w:p>

--- a/zht/docx/53.content.docx
+++ b/zht/docx/53.content.docx
@@ -19,7 +19,7 @@
         <w:rPr>
           <w:lang w:val="zh_TW" w:bidi="zh_TW"/>
         </w:rPr>
-        <w:t>Resource: Tyndale Open Study Notes</w:t>
+        <w:t>Resource: Aquifer Open Study Notes</w:t>
       </w:r>
       <w:r>
         <w:rPr>
@@ -112,7 +112,7 @@
         <w:rPr>
           <w:lang w:val="zh_TW" w:bidi="zh_TW"/>
         </w:rPr>
-        <w:t>Tyndale Open Study Notes</w:t>
+        <w:t>Aquifer Open Study Notes</w:t>
       </w:r>
     </w:p>
     <w:p>

--- a/zht/docx/53.content.docx
+++ b/zht/docx/53.content.docx
@@ -287,36 +287,24 @@
         </w:rPr>
         <w:t>作為恩惠和平安的來源，是同等的。帖撒羅尼迦信徒的盼望與神的恩惠緊密相連（</w:t>
       </w:r>
-      <w:hyperlink r:id="rId13">
-        <w:r>
-          <w:rPr>
-            <w:lang w:val="zh_TW" w:bidi="zh_TW"/>
-          </w:rPr>
-          <w:rPr>
-            <w:color w:val="0000EE"/>
-            <w:u w:val="single"/>
-          </w:rPr>
-          <w:t>2:16</w:t>
-        </w:r>
-      </w:hyperlink>
+      <w:r>
+        <w:rPr>
+          <w:lang w:val="zh_TW" w:bidi="zh_TW"/>
+        </w:rPr>
+        <w:t>2:16</w:t>
+      </w:r>
       <w:r>
         <w:rPr>
           <w:lang w:val="zh_TW" w:bidi="zh_TW"/>
         </w:rPr>
         <w:t>），即使在迫害中他們也能經歷神所賜的平安（</w:t>
       </w:r>
-      <w:hyperlink r:id="rId14">
-        <w:r>
-          <w:rPr>
-            <w:lang w:val="zh_TW" w:bidi="zh_TW"/>
-          </w:rPr>
-          <w:rPr>
-            <w:color w:val="0000EE"/>
-            <w:u w:val="single"/>
-          </w:rPr>
-          <w:t>3:16</w:t>
-        </w:r>
-      </w:hyperlink>
+      <w:r>
+        <w:rPr>
+          <w:lang w:val="zh_TW" w:bidi="zh_TW"/>
+        </w:rPr>
+        <w:t>3:16</w:t>
+      </w:r>
       <w:r>
         <w:rPr>
           <w:lang w:val="zh_TW" w:bidi="zh_TW"/>
@@ -405,18 +393,12 @@
         </w:rPr>
         <w:t>感謝神：保羅在書信開頭為帖撒羅尼迦信徒的信心、愛和「忍耐」（</w:t>
       </w:r>
-      <w:hyperlink r:id="rId15">
-        <w:r>
-          <w:rPr>
-            <w:lang w:val="zh_TW" w:bidi="zh_TW"/>
-          </w:rPr>
-          <w:rPr>
-            <w:color w:val="0000EE"/>
-            <w:u w:val="single"/>
-          </w:rPr>
-          <w:t>1:4）</w:t>
-        </w:r>
-      </w:hyperlink>
+      <w:r>
+        <w:rPr>
+          <w:lang w:val="zh_TW" w:bidi="zh_TW"/>
+        </w:rPr>
+        <w:t>1:4）</w:t>
+      </w:r>
       <w:r>
         <w:rPr>
           <w:lang w:val="zh_TW" w:bidi="zh_TW"/>
@@ -435,90 +417,60 @@
         </w:rPr>
         <w:t>（</w:t>
       </w:r>
-      <w:hyperlink r:id="rId16">
-        <w:r>
-          <w:rPr>
-            <w:lang w:val="zh_TW" w:bidi="zh_TW"/>
-          </w:rPr>
-          <w:rPr>
-            <w:color w:val="0000EE"/>
-            <w:u w:val="single"/>
-          </w:rPr>
-          <w:t>帖後1:5</w:t>
-        </w:r>
-      </w:hyperlink>
+      <w:r>
+        <w:rPr>
+          <w:lang w:val="zh_TW" w:bidi="zh_TW"/>
+        </w:rPr>
+        <w:t>帖後1:5</w:t>
+      </w:r>
       <w:r>
         <w:rPr>
           <w:lang w:val="zh_TW" w:bidi="zh_TW"/>
         </w:rPr>
         <w:t>），這些基本的基督徒美德（見</w:t>
       </w:r>
-      <w:hyperlink r:id="rId17">
-        <w:r>
-          <w:rPr>
-            <w:lang w:val="zh_TW" w:bidi="zh_TW"/>
-          </w:rPr>
-          <w:rPr>
-            <w:color w:val="0000EE"/>
-            <w:u w:val="single"/>
-          </w:rPr>
-          <w:t>林前13:13</w:t>
-        </w:r>
-      </w:hyperlink>
+      <w:r>
+        <w:rPr>
+          <w:lang w:val="zh_TW" w:bidi="zh_TW"/>
+        </w:rPr>
+        <w:t>林前13:13</w:t>
+      </w:r>
       <w:r>
         <w:rPr>
           <w:lang w:val="zh_TW" w:bidi="zh_TW"/>
         </w:rPr>
         <w:t>；</w:t>
       </w:r>
-      <w:hyperlink r:id="rId18">
-        <w:r>
-          <w:rPr>
-            <w:lang w:val="zh_TW" w:bidi="zh_TW"/>
-          </w:rPr>
-          <w:rPr>
-            <w:color w:val="0000EE"/>
-            <w:u w:val="single"/>
-          </w:rPr>
-          <w:t>西1:4–5</w:t>
-        </w:r>
-      </w:hyperlink>
+      <w:r>
+        <w:rPr>
+          <w:lang w:val="zh_TW" w:bidi="zh_TW"/>
+        </w:rPr>
+        <w:t>西1:4–5</w:t>
+      </w:r>
       <w:r>
         <w:rPr>
           <w:lang w:val="zh_TW" w:bidi="zh_TW"/>
         </w:rPr>
         <w:t>；</w:t>
       </w:r>
-      <w:hyperlink r:id="rId19">
-        <w:r>
-          <w:rPr>
-            <w:lang w:val="zh_TW" w:bidi="zh_TW"/>
-          </w:rPr>
-          <w:rPr>
-            <w:color w:val="0000EE"/>
-            <w:u w:val="single"/>
-          </w:rPr>
-          <w:t>來10:21–24</w:t>
-        </w:r>
-      </w:hyperlink>
+      <w:r>
+        <w:rPr>
+          <w:lang w:val="zh_TW" w:bidi="zh_TW"/>
+        </w:rPr>
+        <w:t>來10:21–24</w:t>
+      </w:r>
       <w:r>
         <w:rPr>
           <w:lang w:val="zh_TW" w:bidi="zh_TW"/>
         </w:rPr>
         <w:t>；</w:t>
       </w:r>
-      <w:hyperlink r:id="rId20">
-        <w:r>
-          <w:rPr>
-            <w:lang w:val="zh_TW" w:bidi="zh_TW"/>
-          </w:rPr>
-          <w:rPr>
-            <w:color w:val="0000EE"/>
-            <w:u w:val="single"/>
-          </w:rPr>
-          <w:t>彼前2:1–22</w:t>
-        </w:r>
-      </w:hyperlink>
+      <w:r>
+        <w:rPr>
+          <w:lang w:val="zh_TW" w:bidi="zh_TW"/>
+        </w:rPr>
+        <w:t>彼前2:1–22</w:t>
+      </w:r>
       <w:r>
         <w:rPr>
           <w:lang w:val="zh_TW" w:bidi="zh_TW"/>
@@ -573,108 +525,72 @@
         </w:rPr>
         <w:t>在為帖撒羅尼迦教會感謝神之後（</w:t>
       </w:r>
-      <w:hyperlink r:id="rId21">
-        <w:r>
-          <w:rPr>
-            <w:lang w:val="zh_TW" w:bidi="zh_TW"/>
-          </w:rPr>
-          <w:rPr>
-            <w:color w:val="0000EE"/>
-            <w:u w:val="single"/>
-          </w:rPr>
-          <w:t>1:3–4</w:t>
-        </w:r>
-      </w:hyperlink>
+      <w:r>
+        <w:rPr>
+          <w:lang w:val="zh_TW" w:bidi="zh_TW"/>
+        </w:rPr>
+        <w:t>1:3–4</w:t>
+      </w:r>
       <w:r>
         <w:rPr>
           <w:lang w:val="zh_TW" w:bidi="zh_TW"/>
         </w:rPr>
         <w:t>），保羅提到迫害（</w:t>
       </w:r>
-      <w:hyperlink r:id="rId15">
-        <w:r>
-          <w:rPr>
-            <w:lang w:val="zh_TW" w:bidi="zh_TW"/>
-          </w:rPr>
-          <w:rPr>
-            <w:color w:val="0000EE"/>
-            <w:u w:val="single"/>
-          </w:rPr>
-          <w:t>1:4</w:t>
-        </w:r>
-      </w:hyperlink>
+      <w:r>
+        <w:rPr>
+          <w:lang w:val="zh_TW" w:bidi="zh_TW"/>
+        </w:rPr>
+        <w:t>1:4</w:t>
+      </w:r>
       <w:r>
         <w:rPr>
           <w:lang w:val="zh_TW" w:bidi="zh_TW"/>
         </w:rPr>
         <w:t>），自他的第一封信以來這些迫害已經加劇（</w:t>
       </w:r>
-      <w:hyperlink r:id="rId22">
-        <w:r>
-          <w:rPr>
-            <w:lang w:val="zh_TW" w:bidi="zh_TW"/>
-          </w:rPr>
-          <w:rPr>
-            <w:color w:val="0000EE"/>
-            <w:u w:val="single"/>
-          </w:rPr>
-          <w:t>帖前1:6</w:t>
-        </w:r>
-      </w:hyperlink>
+      <w:r>
+        <w:rPr>
+          <w:lang w:val="zh_TW" w:bidi="zh_TW"/>
+        </w:rPr>
+        <w:t>帖前1:6</w:t>
+      </w:r>
       <w:r>
         <w:rPr>
           <w:lang w:val="zh_TW" w:bidi="zh_TW"/>
         </w:rPr>
         <w:t>，</w:t>
       </w:r>
-      <w:hyperlink r:id="rId23">
-        <w:r>
-          <w:rPr>
-            <w:lang w:val="zh_TW" w:bidi="zh_TW"/>
-          </w:rPr>
-          <w:rPr>
-            <w:color w:val="0000EE"/>
-            <w:u w:val="single"/>
-          </w:rPr>
-          <w:t>2:14</w:t>
-        </w:r>
-      </w:hyperlink>
+      <w:r>
+        <w:rPr>
+          <w:lang w:val="zh_TW" w:bidi="zh_TW"/>
+        </w:rPr>
+        <w:t>2:14</w:t>
+      </w:r>
       <w:r>
         <w:rPr>
           <w:lang w:val="zh_TW" w:bidi="zh_TW"/>
         </w:rPr>
         <w:t>，</w:t>
       </w:r>
-      <w:hyperlink r:id="rId24">
-        <w:r>
-          <w:rPr>
-            <w:lang w:val="zh_TW" w:bidi="zh_TW"/>
-          </w:rPr>
-          <w:rPr>
-            <w:color w:val="0000EE"/>
-            <w:u w:val="single"/>
-          </w:rPr>
-          <w:t>3:3–4</w:t>
-        </w:r>
-      </w:hyperlink>
+      <w:r>
+        <w:rPr>
+          <w:lang w:val="zh_TW" w:bidi="zh_TW"/>
+        </w:rPr>
+        <w:t>3:3–4</w:t>
+      </w:r>
       <w:r>
         <w:rPr>
           <w:lang w:val="zh_TW" w:bidi="zh_TW"/>
         </w:rPr>
         <w:t>）。神將減輕他們的痛苦（</w:t>
       </w:r>
-      <w:hyperlink r:id="rId25">
-        <w:r>
-          <w:rPr>
-            <w:lang w:val="zh_TW" w:bidi="zh_TW"/>
-          </w:rPr>
-          <w:rPr>
-            <w:color w:val="0000EE"/>
-            <w:u w:val="single"/>
-          </w:rPr>
-          <w:t>帖後1:5–10</w:t>
-        </w:r>
-      </w:hyperlink>
+      <w:r>
+        <w:rPr>
+          <w:lang w:val="zh_TW" w:bidi="zh_TW"/>
+        </w:rPr>
+        <w:t>帖後1:5–10</w:t>
+      </w:r>
       <w:r>
         <w:rPr>
           <w:lang w:val="zh_TW" w:bidi="zh_TW"/>
@@ -729,36 +645,24 @@
         </w:rPr>
         <w:t>保羅為帖撒羅尼迦信徒的忍耐和信心向別的教會誇口，這會激勵教會在面對巨大的敵意時堅忍和持守忠心（</w:t>
       </w:r>
-      <w:hyperlink r:id="rId23">
-        <w:r>
-          <w:rPr>
-            <w:lang w:val="zh_TW" w:bidi="zh_TW"/>
-          </w:rPr>
-          <w:rPr>
-            <w:color w:val="0000EE"/>
-            <w:u w:val="single"/>
-          </w:rPr>
-          <w:t>帖前2:14</w:t>
-        </w:r>
-      </w:hyperlink>
+      <w:r>
+        <w:rPr>
+          <w:lang w:val="zh_TW" w:bidi="zh_TW"/>
+        </w:rPr>
+        <w:t>帖前2:14</w:t>
+      </w:r>
       <w:r>
         <w:rPr>
           <w:lang w:val="zh_TW" w:bidi="zh_TW"/>
         </w:rPr>
         <w:t>，</w:t>
       </w:r>
-      <w:hyperlink r:id="rId24">
-        <w:r>
-          <w:rPr>
-            <w:lang w:val="zh_TW" w:bidi="zh_TW"/>
-          </w:rPr>
-          <w:rPr>
-            <w:color w:val="0000EE"/>
-            <w:u w:val="single"/>
-          </w:rPr>
-          <w:t>3:3–4</w:t>
-        </w:r>
-      </w:hyperlink>
+      <w:r>
+        <w:rPr>
+          <w:lang w:val="zh_TW" w:bidi="zh_TW"/>
+        </w:rPr>
+        <w:t>3:3–4</w:t>
+      </w:r>
       <w:r>
         <w:rPr>
           <w:lang w:val="zh_TW" w:bidi="zh_TW"/>
@@ -813,36 +717,24 @@
         </w:rPr>
         <w:t>蒙神呼召進入祂國度的人將因此受苦（</w:t>
       </w:r>
-      <w:hyperlink r:id="rId26">
-        <w:r>
-          <w:rPr>
-            <w:lang w:val="zh_TW" w:bidi="zh_TW"/>
-          </w:rPr>
-          <w:rPr>
-            <w:color w:val="0000EE"/>
-            <w:u w:val="single"/>
-          </w:rPr>
-          <w:t>徒14:22</w:t>
-        </w:r>
-      </w:hyperlink>
+      <w:r>
+        <w:rPr>
+          <w:lang w:val="zh_TW" w:bidi="zh_TW"/>
+        </w:rPr>
+        <w:t>徒14:22</w:t>
+      </w:r>
       <w:r>
         <w:rPr>
           <w:lang w:val="zh_TW" w:bidi="zh_TW"/>
         </w:rPr>
         <w:t>；</w:t>
       </w:r>
-      <w:hyperlink r:id="rId27">
-        <w:r>
-          <w:rPr>
-            <w:lang w:val="zh_TW" w:bidi="zh_TW"/>
-          </w:rPr>
-          <w:rPr>
-            <w:color w:val="0000EE"/>
-            <w:u w:val="single"/>
-          </w:rPr>
-          <w:t>帖前2:12</w:t>
-        </w:r>
-      </w:hyperlink>
+      <w:r>
+        <w:rPr>
+          <w:lang w:val="zh_TW" w:bidi="zh_TW"/>
+        </w:rPr>
+        <w:t>帖前2:12</w:t>
+      </w:r>
       <w:r>
         <w:rPr>
           <w:lang w:val="zh_TW" w:bidi="zh_TW"/>
@@ -919,126 +811,84 @@
         </w:rPr>
         <w:t>在別處，保羅談到基督的「降臨」（</w:t>
       </w:r>
-      <w:hyperlink r:id="rId28">
-        <w:r>
-          <w:rPr>
-            <w:lang w:val="zh_TW" w:bidi="zh_TW"/>
-          </w:rPr>
-          <w:rPr>
-            <w:color w:val="0000EE"/>
-            <w:u w:val="single"/>
-          </w:rPr>
-          <w:t>2:1</w:t>
-        </w:r>
-      </w:hyperlink>
+      <w:r>
+        <w:rPr>
+          <w:lang w:val="zh_TW" w:bidi="zh_TW"/>
+        </w:rPr>
+        <w:t>2:1</w:t>
+      </w:r>
       <w:r>
         <w:rPr>
           <w:lang w:val="zh_TW" w:bidi="zh_TW"/>
         </w:rPr>
         <w:t>；</w:t>
       </w:r>
-      <w:hyperlink r:id="rId29">
-        <w:r>
-          <w:rPr>
-            <w:lang w:val="zh_TW" w:bidi="zh_TW"/>
-          </w:rPr>
-          <w:rPr>
-            <w:color w:val="0000EE"/>
-            <w:u w:val="single"/>
-          </w:rPr>
-          <w:t>帖前2:19</w:t>
-        </w:r>
-      </w:hyperlink>
+      <w:r>
+        <w:rPr>
+          <w:lang w:val="zh_TW" w:bidi="zh_TW"/>
+        </w:rPr>
+        <w:t>帖前2:19</w:t>
+      </w:r>
       <w:r>
         <w:rPr>
           <w:lang w:val="zh_TW" w:bidi="zh_TW"/>
         </w:rPr>
         <w:t>，</w:t>
       </w:r>
-      <w:hyperlink r:id="rId30">
-        <w:r>
-          <w:rPr>
-            <w:lang w:val="zh_TW" w:bidi="zh_TW"/>
-          </w:rPr>
-          <w:rPr>
-            <w:color w:val="0000EE"/>
-            <w:u w:val="single"/>
-          </w:rPr>
-          <w:t>3:13</w:t>
-        </w:r>
-      </w:hyperlink>
+      <w:r>
+        <w:rPr>
+          <w:lang w:val="zh_TW" w:bidi="zh_TW"/>
+        </w:rPr>
+        <w:t>3:13</w:t>
+      </w:r>
       <w:r>
         <w:rPr>
           <w:lang w:val="zh_TW" w:bidi="zh_TW"/>
         </w:rPr>
         <w:t>，</w:t>
       </w:r>
-      <w:hyperlink r:id="rId31">
-        <w:r>
-          <w:rPr>
-            <w:lang w:val="zh_TW" w:bidi="zh_TW"/>
-          </w:rPr>
-          <w:rPr>
-            <w:color w:val="0000EE"/>
-            <w:u w:val="single"/>
-          </w:rPr>
-          <w:t>4:15</w:t>
-        </w:r>
-      </w:hyperlink>
+      <w:r>
+        <w:rPr>
+          <w:lang w:val="zh_TW" w:bidi="zh_TW"/>
+        </w:rPr>
+        <w:t>4:15</w:t>
+      </w:r>
       <w:r>
         <w:rPr>
           <w:lang w:val="zh_TW" w:bidi="zh_TW"/>
         </w:rPr>
         <w:t>，</w:t>
       </w:r>
-      <w:hyperlink r:id="rId32">
-        <w:r>
-          <w:rPr>
-            <w:lang w:val="zh_TW" w:bidi="zh_TW"/>
-          </w:rPr>
-          <w:rPr>
-            <w:color w:val="0000EE"/>
-            <w:u w:val="single"/>
-          </w:rPr>
-          <w:t>5:23）</w:t>
-        </w:r>
-      </w:hyperlink>
+      <w:r>
+        <w:rPr>
+          <w:lang w:val="zh_TW" w:bidi="zh_TW"/>
+        </w:rPr>
+        <w:t>5:23）</w:t>
+      </w:r>
       <w:r>
         <w:rPr>
           <w:lang w:val="zh_TW" w:bidi="zh_TW"/>
         </w:rPr>
         <w:t>；在這裡，他稱這是主耶穌的「顯現」或「顯露」，是現今無法用肉眼看見的（參</w:t>
       </w:r>
-      <w:hyperlink r:id="rId33">
-        <w:r>
-          <w:rPr>
-            <w:lang w:val="zh_TW" w:bidi="zh_TW"/>
-          </w:rPr>
-          <w:rPr>
-            <w:color w:val="0000EE"/>
-            <w:u w:val="single"/>
-          </w:rPr>
-          <w:t>彼前1:7–8</w:t>
-        </w:r>
-      </w:hyperlink>
+      <w:r>
+        <w:rPr>
+          <w:lang w:val="zh_TW" w:bidi="zh_TW"/>
+        </w:rPr>
+        <w:t>彼前1:7–8</w:t>
+      </w:r>
       <w:r>
         <w:rPr>
           <w:lang w:val="zh_TW" w:bidi="zh_TW"/>
         </w:rPr>
         <w:t>，</w:t>
       </w:r>
-      <w:hyperlink r:id="rId34">
-        <w:r>
-          <w:rPr>
-            <w:lang w:val="zh_TW" w:bidi="zh_TW"/>
-          </w:rPr>
-          <w:rPr>
-            <w:color w:val="0000EE"/>
-            <w:u w:val="single"/>
-          </w:rPr>
-          <w:t>4:13）</w:t>
-        </w:r>
-      </w:hyperlink>
+      <w:r>
+        <w:rPr>
+          <w:lang w:val="zh_TW" w:bidi="zh_TW"/>
+        </w:rPr>
+        <w:t>4:13）</w:t>
+      </w:r>
       <w:r>
         <w:rPr>
           <w:lang w:val="zh_TW" w:bidi="zh_TW"/>
@@ -1097,18 +947,12 @@
         </w:rPr>
         <w:t>他們會因拒絕關於基督的信息而受刑罰（</w:t>
       </w:r>
-      <w:hyperlink r:id="rId35">
-        <w:r>
-          <w:rPr>
-            <w:lang w:val="zh_TW" w:bidi="zh_TW"/>
-          </w:rPr>
-          <w:rPr>
-            <w:color w:val="0000EE"/>
-            <w:u w:val="single"/>
-          </w:rPr>
-          <w:t>1:8）</w:t>
-        </w:r>
-      </w:hyperlink>
+      <w:r>
+        <w:rPr>
+          <w:lang w:val="zh_TW" w:bidi="zh_TW"/>
+        </w:rPr>
+        <w:t>1:8）</w:t>
+      </w:r>
       <w:r>
         <w:rPr>
           <w:lang w:val="zh_TW" w:bidi="zh_TW"/>
@@ -1139,36 +983,24 @@
         </w:rPr>
         <w:t>（見</w:t>
       </w:r>
-      <w:hyperlink r:id="rId36">
-        <w:r>
-          <w:rPr>
-            <w:lang w:val="zh_TW" w:bidi="zh_TW"/>
-          </w:rPr>
-          <w:rPr>
-            <w:color w:val="0000EE"/>
-            <w:u w:val="single"/>
-          </w:rPr>
-          <w:t>帖前5:3</w:t>
-        </w:r>
-      </w:hyperlink>
+      <w:r>
+        <w:rPr>
+          <w:lang w:val="zh_TW" w:bidi="zh_TW"/>
+        </w:rPr>
+        <w:t>帖前5:3</w:t>
+      </w:r>
       <w:r>
         <w:rPr>
           <w:lang w:val="zh_TW" w:bidi="zh_TW"/>
         </w:rPr>
         <w:t>；</w:t>
       </w:r>
-      <w:hyperlink r:id="rId37">
-        <w:r>
-          <w:rPr>
-            <w:lang w:val="zh_TW" w:bidi="zh_TW"/>
-          </w:rPr>
-          <w:rPr>
-            <w:color w:val="0000EE"/>
-            <w:u w:val="single"/>
-          </w:rPr>
-          <w:t>提前6:9</w:t>
-        </w:r>
-      </w:hyperlink>
+      <w:r>
+        <w:rPr>
+          <w:lang w:val="zh_TW" w:bidi="zh_TW"/>
+        </w:rPr>
+        <w:t>提前6:9</w:t>
+      </w:r>
       <w:r>
         <w:rPr>
           <w:lang w:val="zh_TW" w:bidi="zh_TW"/>
@@ -1199,54 +1031,36 @@
         </w:rPr>
         <w:t>指即將到來的審判之來源（</w:t>
       </w:r>
-      <w:hyperlink r:id="rId38">
-        <w:r>
-          <w:rPr>
-            <w:lang w:val="zh_TW" w:bidi="zh_TW"/>
-          </w:rPr>
-          <w:rPr>
-            <w:color w:val="0000EE"/>
-            <w:u w:val="single"/>
-          </w:rPr>
-          <w:t>賽2:10</w:t>
-        </w:r>
-      </w:hyperlink>
+      <w:r>
+        <w:rPr>
+          <w:lang w:val="zh_TW" w:bidi="zh_TW"/>
+        </w:rPr>
+        <w:t>賽2:10</w:t>
+      </w:r>
       <w:r>
         <w:rPr>
           <w:lang w:val="zh_TW" w:bidi="zh_TW"/>
         </w:rPr>
         <w:t>、</w:t>
       </w:r>
-      <w:hyperlink r:id="rId39">
-        <w:r>
-          <w:rPr>
-            <w:lang w:val="zh_TW" w:bidi="zh_TW"/>
-          </w:rPr>
-          <w:rPr>
-            <w:color w:val="0000EE"/>
-            <w:u w:val="single"/>
-          </w:rPr>
-          <w:t>19</w:t>
-        </w:r>
-      </w:hyperlink>
+      <w:r>
+        <w:rPr>
+          <w:lang w:val="zh_TW" w:bidi="zh_TW"/>
+        </w:rPr>
+        <w:t>19</w:t>
+      </w:r>
       <w:r>
         <w:rPr>
           <w:lang w:val="zh_TW" w:bidi="zh_TW"/>
         </w:rPr>
         <w:t>、</w:t>
       </w:r>
-      <w:hyperlink r:id="rId40">
-        <w:r>
-          <w:rPr>
-            <w:lang w:val="zh_TW" w:bidi="zh_TW"/>
-          </w:rPr>
-          <w:rPr>
-            <w:color w:val="0000EE"/>
-            <w:u w:val="single"/>
-          </w:rPr>
-          <w:t>21）</w:t>
-        </w:r>
-      </w:hyperlink>
+      <w:r>
+        <w:rPr>
+          <w:lang w:val="zh_TW" w:bidi="zh_TW"/>
+        </w:rPr>
+        <w:t>21）</w:t>
+      </w:r>
       <w:r>
         <w:rPr>
           <w:lang w:val="zh_TW" w:bidi="zh_TW"/>
@@ -1301,36 +1115,24 @@
         </w:rPr>
         <w:t>那日子：主的日子（</w:t>
       </w:r>
-      <w:hyperlink r:id="rId41">
-        <w:r>
-          <w:rPr>
-            <w:lang w:val="zh_TW" w:bidi="zh_TW"/>
-          </w:rPr>
-          <w:rPr>
-            <w:color w:val="0000EE"/>
-            <w:u w:val="single"/>
-          </w:rPr>
-          <w:t>2:2</w:t>
-        </w:r>
-      </w:hyperlink>
+      <w:r>
+        <w:rPr>
+          <w:lang w:val="zh_TW" w:bidi="zh_TW"/>
+        </w:rPr>
+        <w:t>2:2</w:t>
+      </w:r>
       <w:r>
         <w:rPr>
           <w:lang w:val="zh_TW" w:bidi="zh_TW"/>
         </w:rPr>
         <w:t>；</w:t>
       </w:r>
-      <w:hyperlink r:id="rId42">
-        <w:r>
-          <w:rPr>
-            <w:lang w:val="zh_TW" w:bidi="zh_TW"/>
-          </w:rPr>
-          <w:rPr>
-            <w:color w:val="0000EE"/>
-            <w:u w:val="single"/>
-          </w:rPr>
-          <w:t>帖前5:2–4</w:t>
-        </w:r>
-      </w:hyperlink>
+      <w:r>
+        <w:rPr>
+          <w:lang w:val="zh_TW" w:bidi="zh_TW"/>
+        </w:rPr>
+        <w:t>帖前5:2–4</w:t>
+      </w:r>
       <w:r>
         <w:rPr>
           <w:lang w:val="zh_TW" w:bidi="zh_TW"/>
@@ -1407,72 +1209,48 @@
         </w:rPr>
         <w:t>：保羅之前就提醒過帖撒羅尼迦信徒，神呼召他們要以「神看為配得」的方式行事為人（</w:t>
       </w:r>
-      <w:hyperlink r:id="rId27">
-        <w:r>
-          <w:rPr>
-            <w:lang w:val="zh_TW" w:bidi="zh_TW"/>
-          </w:rPr>
-          <w:rPr>
-            <w:color w:val="0000EE"/>
-            <w:u w:val="single"/>
-          </w:rPr>
-          <w:t>帖前2:12</w:t>
-        </w:r>
-      </w:hyperlink>
+      <w:r>
+        <w:rPr>
+          <w:lang w:val="zh_TW" w:bidi="zh_TW"/>
+        </w:rPr>
+        <w:t>帖前2:12</w:t>
+      </w:r>
       <w:r>
         <w:rPr>
           <w:lang w:val="zh_TW" w:bidi="zh_TW"/>
         </w:rPr>
         <w:t>；另見</w:t>
       </w:r>
-      <w:hyperlink r:id="rId43">
-        <w:r>
-          <w:rPr>
-            <w:lang w:val="zh_TW" w:bidi="zh_TW"/>
-          </w:rPr>
-          <w:rPr>
-            <w:color w:val="0000EE"/>
-            <w:u w:val="single"/>
-          </w:rPr>
-          <w:t>弗4:1</w:t>
-        </w:r>
-      </w:hyperlink>
+      <w:r>
+        <w:rPr>
+          <w:lang w:val="zh_TW" w:bidi="zh_TW"/>
+        </w:rPr>
+        <w:t>弗4:1</w:t>
+      </w:r>
       <w:r>
         <w:rPr>
           <w:lang w:val="zh_TW" w:bidi="zh_TW"/>
         </w:rPr>
         <w:t>；</w:t>
       </w:r>
-      <w:hyperlink r:id="rId44">
-        <w:r>
-          <w:rPr>
-            <w:lang w:val="zh_TW" w:bidi="zh_TW"/>
-          </w:rPr>
-          <w:rPr>
-            <w:color w:val="0000EE"/>
-            <w:u w:val="single"/>
-          </w:rPr>
-          <w:t>腓1:27</w:t>
-        </w:r>
-      </w:hyperlink>
+      <w:r>
+        <w:rPr>
+          <w:lang w:val="zh_TW" w:bidi="zh_TW"/>
+        </w:rPr>
+        <w:t>腓1:27</w:t>
+      </w:r>
       <w:r>
         <w:rPr>
           <w:lang w:val="zh_TW" w:bidi="zh_TW"/>
         </w:rPr>
         <w:t>；</w:t>
       </w:r>
-      <w:hyperlink r:id="rId45">
-        <w:r>
-          <w:rPr>
-            <w:lang w:val="zh_TW" w:bidi="zh_TW"/>
-          </w:rPr>
-          <w:rPr>
-            <w:color w:val="0000EE"/>
-            <w:u w:val="single"/>
-          </w:rPr>
-          <w:t>西1:10</w:t>
-        </w:r>
-      </w:hyperlink>
+      <w:r>
+        <w:rPr>
+          <w:lang w:val="zh_TW" w:bidi="zh_TW"/>
+        </w:rPr>
+        <w:t>西1:10</w:t>
+      </w:r>
       <w:r>
         <w:rPr>
           <w:lang w:val="zh_TW" w:bidi="zh_TW"/>
@@ -1545,18 +1323,12 @@
         </w:rPr>
         <w:t>保羅向帖撒羅尼迦信徒保證神所應許的公義，無論是對他們還是對迫害他們的人（</w:t>
       </w:r>
-      <w:hyperlink r:id="rId25">
-        <w:r>
-          <w:rPr>
-            <w:lang w:val="zh_TW" w:bidi="zh_TW"/>
-          </w:rPr>
-          <w:rPr>
-            <w:color w:val="0000EE"/>
-            <w:u w:val="single"/>
-          </w:rPr>
-          <w:t>1:5–10</w:t>
-        </w:r>
-      </w:hyperlink>
+      <w:r>
+        <w:rPr>
+          <w:lang w:val="zh_TW" w:bidi="zh_TW"/>
+        </w:rPr>
+        <w:t>1:5–10</w:t>
+      </w:r>
       <w:r>
         <w:rPr>
           <w:lang w:val="zh_TW" w:bidi="zh_TW"/>
@@ -1623,108 +1395,72 @@
         </w:rPr>
         <w:t>雖然我們主耶穌的名被帖撒羅尼迦的迫害者棄絕（</w:t>
       </w:r>
-      <w:hyperlink r:id="rId35">
-        <w:r>
-          <w:rPr>
-            <w:lang w:val="zh_TW" w:bidi="zh_TW"/>
-          </w:rPr>
-          <w:rPr>
-            <w:color w:val="0000EE"/>
-            <w:u w:val="single"/>
-          </w:rPr>
-          <w:t>1:8</w:t>
-        </w:r>
-      </w:hyperlink>
+      <w:r>
+        <w:rPr>
+          <w:lang w:val="zh_TW" w:bidi="zh_TW"/>
+        </w:rPr>
+        <w:t>1:8</w:t>
+      </w:r>
       <w:r>
         <w:rPr>
           <w:lang w:val="zh_TW" w:bidi="zh_TW"/>
         </w:rPr>
         <w:t>），但耶穌最終將因信徒的生命得榮耀。此外，他們也將與祂一同得榮耀（</w:t>
       </w:r>
-      <w:hyperlink r:id="rId46">
-        <w:r>
-          <w:rPr>
-            <w:lang w:val="zh_TW" w:bidi="zh_TW"/>
-          </w:rPr>
-          <w:rPr>
-            <w:color w:val="0000EE"/>
-            <w:u w:val="single"/>
-          </w:rPr>
-          <w:t>2:14</w:t>
-        </w:r>
-      </w:hyperlink>
+      <w:r>
+        <w:rPr>
+          <w:lang w:val="zh_TW" w:bidi="zh_TW"/>
+        </w:rPr>
+        <w:t>2:14</w:t>
+      </w:r>
       <w:r>
         <w:rPr>
           <w:lang w:val="zh_TW" w:bidi="zh_TW"/>
         </w:rPr>
         <w:t>；</w:t>
       </w:r>
-      <w:hyperlink r:id="rId27">
-        <w:r>
-          <w:rPr>
-            <w:lang w:val="zh_TW" w:bidi="zh_TW"/>
-          </w:rPr>
-          <w:rPr>
-            <w:color w:val="0000EE"/>
-            <w:u w:val="single"/>
-          </w:rPr>
-          <w:t>帖前2:12</w:t>
-        </w:r>
-      </w:hyperlink>
+      <w:r>
+        <w:rPr>
+          <w:lang w:val="zh_TW" w:bidi="zh_TW"/>
+        </w:rPr>
+        <w:t>帖前2:12</w:t>
+      </w:r>
       <w:r>
         <w:rPr>
           <w:lang w:val="zh_TW" w:bidi="zh_TW"/>
         </w:rPr>
         <w:t>；參</w:t>
       </w:r>
-      <w:hyperlink r:id="rId47">
-        <w:r>
-          <w:rPr>
-            <w:lang w:val="zh_TW" w:bidi="zh_TW"/>
-          </w:rPr>
-          <w:rPr>
-            <w:color w:val="0000EE"/>
-            <w:u w:val="single"/>
-          </w:rPr>
-          <w:t>羅8:17–18</w:t>
-        </w:r>
-      </w:hyperlink>
+      <w:r>
+        <w:rPr>
+          <w:lang w:val="zh_TW" w:bidi="zh_TW"/>
+        </w:rPr>
+        <w:t>羅8:17–18</w:t>
+      </w:r>
       <w:r>
         <w:rPr>
           <w:lang w:val="zh_TW" w:bidi="zh_TW"/>
         </w:rPr>
         <w:t>；</w:t>
       </w:r>
-      <w:hyperlink r:id="rId48">
-        <w:r>
-          <w:rPr>
-            <w:lang w:val="zh_TW" w:bidi="zh_TW"/>
-          </w:rPr>
-          <w:rPr>
-            <w:color w:val="0000EE"/>
-            <w:u w:val="single"/>
-          </w:rPr>
-          <w:t>西3:4</w:t>
-        </w:r>
-      </w:hyperlink>
+      <w:r>
+        <w:rPr>
+          <w:lang w:val="zh_TW" w:bidi="zh_TW"/>
+        </w:rPr>
+        <w:t>西3:4</w:t>
+      </w:r>
       <w:r>
         <w:rPr>
           <w:lang w:val="zh_TW" w:bidi="zh_TW"/>
         </w:rPr>
         <w:t>）。參</w:t>
       </w:r>
-      <w:hyperlink r:id="rId49">
-        <w:r>
-          <w:rPr>
-            <w:lang w:val="zh_TW" w:bidi="zh_TW"/>
-          </w:rPr>
-          <w:rPr>
-            <w:color w:val="0000EE"/>
-            <w:u w:val="single"/>
-          </w:rPr>
-          <w:t>以賽亞書六十六章5節</w:t>
-        </w:r>
-      </w:hyperlink>
+      <w:r>
+        <w:rPr>
+          <w:lang w:val="zh_TW" w:bidi="zh_TW"/>
+        </w:rPr>
+        <w:t>以賽亞書六十六章5節</w:t>
+      </w:r>
       <w:r>
         <w:rPr>
           <w:lang w:val="zh_TW" w:bidi="zh_TW"/>
@@ -1785,108 +1521,72 @@
         </w:rPr>
         <w:t>（</w:t>
       </w:r>
-      <w:hyperlink r:id="rId50">
-        <w:r>
-          <w:rPr>
-            <w:lang w:val="zh_TW" w:bidi="zh_TW"/>
-          </w:rPr>
-          <w:rPr>
-            <w:color w:val="0000EE"/>
-            <w:u w:val="single"/>
-          </w:rPr>
-          <w:t>1:7–10</w:t>
-        </w:r>
-      </w:hyperlink>
+      <w:r>
+        <w:rPr>
+          <w:lang w:val="zh_TW" w:bidi="zh_TW"/>
+        </w:rPr>
+        <w:t>1:7–10</w:t>
+      </w:r>
       <w:r>
         <w:rPr>
           <w:lang w:val="zh_TW" w:bidi="zh_TW"/>
         </w:rPr>
         <w:t>；</w:t>
       </w:r>
-      <w:hyperlink r:id="rId29">
-        <w:r>
-          <w:rPr>
-            <w:lang w:val="zh_TW" w:bidi="zh_TW"/>
-          </w:rPr>
-          <w:rPr>
-            <w:color w:val="0000EE"/>
-            <w:u w:val="single"/>
-          </w:rPr>
-          <w:t>帖前2:19</w:t>
-        </w:r>
-      </w:hyperlink>
+      <w:r>
+        <w:rPr>
+          <w:lang w:val="zh_TW" w:bidi="zh_TW"/>
+        </w:rPr>
+        <w:t>帖前2:19</w:t>
+      </w:r>
       <w:r>
         <w:rPr>
           <w:lang w:val="zh_TW" w:bidi="zh_TW"/>
         </w:rPr>
         <w:t>，</w:t>
       </w:r>
-      <w:hyperlink r:id="rId30">
-        <w:r>
-          <w:rPr>
-            <w:lang w:val="zh_TW" w:bidi="zh_TW"/>
-          </w:rPr>
-          <w:rPr>
-            <w:color w:val="0000EE"/>
-            <w:u w:val="single"/>
-          </w:rPr>
-          <w:t>3:13</w:t>
-        </w:r>
-      </w:hyperlink>
+      <w:r>
+        <w:rPr>
+          <w:lang w:val="zh_TW" w:bidi="zh_TW"/>
+        </w:rPr>
+        <w:t>3:13</w:t>
+      </w:r>
       <w:r>
         <w:rPr>
           <w:lang w:val="zh_TW" w:bidi="zh_TW"/>
         </w:rPr>
         <w:t>，</w:t>
       </w:r>
-      <w:hyperlink r:id="rId51">
-        <w:r>
-          <w:rPr>
-            <w:lang w:val="zh_TW" w:bidi="zh_TW"/>
-          </w:rPr>
-          <w:rPr>
-            <w:color w:val="0000EE"/>
-            <w:u w:val="single"/>
-          </w:rPr>
-          <w:t>4:15–5:2</w:t>
-        </w:r>
-      </w:hyperlink>
+      <w:r>
+        <w:rPr>
+          <w:lang w:val="zh_TW" w:bidi="zh_TW"/>
+        </w:rPr>
+        <w:t>4:15–5:2</w:t>
+      </w:r>
       <w:r>
         <w:rPr>
           <w:lang w:val="zh_TW" w:bidi="zh_TW"/>
         </w:rPr>
         <w:t>，</w:t>
       </w:r>
-      <w:hyperlink r:id="rId32">
-        <w:r>
-          <w:rPr>
-            <w:lang w:val="zh_TW" w:bidi="zh_TW"/>
-          </w:rPr>
-          <w:rPr>
-            <w:color w:val="0000EE"/>
-            <w:u w:val="single"/>
-          </w:rPr>
-          <w:t>5:23</w:t>
-        </w:r>
-      </w:hyperlink>
+      <w:r>
+        <w:rPr>
+          <w:lang w:val="zh_TW" w:bidi="zh_TW"/>
+        </w:rPr>
+        <w:t>5:23</w:t>
+      </w:r>
       <w:r>
         <w:rPr>
           <w:lang w:val="zh_TW" w:bidi="zh_TW"/>
         </w:rPr>
         <w:t>），祂所有的子民都將聚集在一起來迎接祂。這將發生在教會復活和被提之時（</w:t>
       </w:r>
-      <w:hyperlink r:id="rId52">
-        <w:r>
-          <w:rPr>
-            <w:lang w:val="zh_TW" w:bidi="zh_TW"/>
-          </w:rPr>
-          <w:rPr>
-            <w:color w:val="0000EE"/>
-            <w:u w:val="single"/>
-          </w:rPr>
-          <w:t>帖前4:13–18）</w:t>
-        </w:r>
-      </w:hyperlink>
+      <w:r>
+        <w:rPr>
+          <w:lang w:val="zh_TW" w:bidi="zh_TW"/>
+        </w:rPr>
+        <w:t>帖前4:13–18）</w:t>
+      </w:r>
       <w:r>
         <w:rPr>
           <w:lang w:val="zh_TW" w:bidi="zh_TW"/>
@@ -1941,36 +1641,24 @@
         </w:rPr>
         <w:t>關於主的日子的錯誤教導擾亂了帖撒羅尼迦教會（</w:t>
       </w:r>
-      <w:hyperlink r:id="rId53">
-        <w:r>
-          <w:rPr>
-            <w:lang w:val="zh_TW" w:bidi="zh_TW"/>
-          </w:rPr>
-          <w:rPr>
-            <w:color w:val="0000EE"/>
-            <w:u w:val="single"/>
-          </w:rPr>
-          <w:t>2:1–2</w:t>
-        </w:r>
-      </w:hyperlink>
+      <w:r>
+        <w:rPr>
+          <w:lang w:val="zh_TW" w:bidi="zh_TW"/>
+        </w:rPr>
+        <w:t>2:1–2</w:t>
+      </w:r>
       <w:r>
         <w:rPr>
           <w:lang w:val="zh_TW" w:bidi="zh_TW"/>
         </w:rPr>
         <w:t>）。保羅提醒他們（</w:t>
       </w:r>
-      <w:hyperlink r:id="rId54">
-        <w:r>
-          <w:rPr>
-            <w:lang w:val="zh_TW" w:bidi="zh_TW"/>
-          </w:rPr>
-          <w:rPr>
-            <w:color w:val="0000EE"/>
-            <w:u w:val="single"/>
-          </w:rPr>
-          <w:t>2:5</w:t>
-        </w:r>
-      </w:hyperlink>
+      <w:r>
+        <w:rPr>
+          <w:lang w:val="zh_TW" w:bidi="zh_TW"/>
+        </w:rPr>
+        <w:t>2:5</w:t>
+      </w:r>
       <w:r>
         <w:rPr>
           <w:lang w:val="zh_TW" w:bidi="zh_TW"/>
@@ -1989,72 +1677,48 @@
         </w:rPr>
         <w:t>（</w:t>
       </w:r>
-      <w:hyperlink r:id="rId55">
-        <w:r>
-          <w:rPr>
-            <w:lang w:val="zh_TW" w:bidi="zh_TW"/>
-          </w:rPr>
-          <w:rPr>
-            <w:color w:val="0000EE"/>
-            <w:u w:val="single"/>
-          </w:rPr>
-          <w:t>2:3–12</w:t>
-        </w:r>
-      </w:hyperlink>
+      <w:r>
+        <w:rPr>
+          <w:lang w:val="zh_TW" w:bidi="zh_TW"/>
+        </w:rPr>
+        <w:t>2:3–12</w:t>
+      </w:r>
       <w:r>
         <w:rPr>
           <w:lang w:val="zh_TW" w:bidi="zh_TW"/>
         </w:rPr>
         <w:t>）。基督再來時將毀滅這人（</w:t>
       </w:r>
-      <w:hyperlink r:id="rId56">
-        <w:r>
-          <w:rPr>
-            <w:lang w:val="zh_TW" w:bidi="zh_TW"/>
-          </w:rPr>
-          <w:rPr>
-            <w:color w:val="0000EE"/>
-            <w:u w:val="single"/>
-          </w:rPr>
-          <w:t>2:3</w:t>
-        </w:r>
-      </w:hyperlink>
+      <w:r>
+        <w:rPr>
+          <w:lang w:val="zh_TW" w:bidi="zh_TW"/>
+        </w:rPr>
+        <w:t>2:3</w:t>
+      </w:r>
       <w:r>
         <w:rPr>
           <w:lang w:val="zh_TW" w:bidi="zh_TW"/>
         </w:rPr>
         <w:t>、</w:t>
       </w:r>
-      <w:hyperlink r:id="rId57">
-        <w:r>
-          <w:rPr>
-            <w:lang w:val="zh_TW" w:bidi="zh_TW"/>
-          </w:rPr>
-          <w:rPr>
-            <w:color w:val="0000EE"/>
-            <w:u w:val="single"/>
-          </w:rPr>
-          <w:t>8</w:t>
-        </w:r>
-      </w:hyperlink>
+      <w:r>
+        <w:rPr>
+          <w:lang w:val="zh_TW" w:bidi="zh_TW"/>
+        </w:rPr>
+        <w:t>8</w:t>
+      </w:r>
       <w:r>
         <w:rPr>
           <w:lang w:val="zh_TW" w:bidi="zh_TW"/>
         </w:rPr>
         <w:t>），而那些受騙的人也將被定罪（</w:t>
       </w:r>
-      <w:hyperlink r:id="rId58">
-        <w:r>
-          <w:rPr>
-            <w:lang w:val="zh_TW" w:bidi="zh_TW"/>
-          </w:rPr>
-          <w:rPr>
-            <w:color w:val="0000EE"/>
-            <w:u w:val="single"/>
-          </w:rPr>
-          <w:t>2:9–12</w:t>
-        </w:r>
-      </w:hyperlink>
+      <w:r>
+        <w:rPr>
+          <w:lang w:val="zh_TW" w:bidi="zh_TW"/>
+        </w:rPr>
+        <w:t>2:9–12</w:t>
+      </w:r>
       <w:r>
         <w:rPr>
           <w:lang w:val="zh_TW" w:bidi="zh_TW"/>
@@ -2113,36 +1777,24 @@
         </w:rPr>
         <w:t>帖撒羅尼迦的基督徒曾問過保羅主的日子何時會來（</w:t>
       </w:r>
-      <w:hyperlink r:id="rId59">
-        <w:r>
-          <w:rPr>
-            <w:lang w:val="zh_TW" w:bidi="zh_TW"/>
-          </w:rPr>
-          <w:rPr>
-            <w:color w:val="0000EE"/>
-            <w:u w:val="single"/>
-          </w:rPr>
-          <w:t>帖前5:1–11</w:t>
-        </w:r>
-      </w:hyperlink>
+      <w:r>
+        <w:rPr>
+          <w:lang w:val="zh_TW" w:bidi="zh_TW"/>
+        </w:rPr>
+        <w:t>帖前5:1–11</w:t>
+      </w:r>
       <w:r>
         <w:rPr>
           <w:lang w:val="zh_TW" w:bidi="zh_TW"/>
         </w:rPr>
         <w:t>）。但有一個錯誤的教導說這日子已經來了（參</w:t>
       </w:r>
-      <w:hyperlink r:id="rId60">
-        <w:r>
-          <w:rPr>
-            <w:lang w:val="zh_TW" w:bidi="zh_TW"/>
-          </w:rPr>
-          <w:rPr>
-            <w:color w:val="0000EE"/>
-            <w:u w:val="single"/>
-          </w:rPr>
-          <w:t>提後2:18</w:t>
-        </w:r>
-      </w:hyperlink>
+      <w:r>
+        <w:rPr>
+          <w:lang w:val="zh_TW" w:bidi="zh_TW"/>
+        </w:rPr>
+        <w:t>提後2:18</w:t>
+      </w:r>
       <w:r>
         <w:rPr>
           <w:lang w:val="zh_TW" w:bidi="zh_TW"/>
@@ -2173,18 +1825,12 @@
         </w:rPr>
         <w:t>：這教導的來源可能是一個虛假的預言（參</w:t>
       </w:r>
-      <w:hyperlink r:id="rId61">
-        <w:r>
-          <w:rPr>
-            <w:lang w:val="zh_TW" w:bidi="zh_TW"/>
-          </w:rPr>
-          <w:rPr>
-            <w:color w:val="0000EE"/>
-            <w:u w:val="single"/>
-          </w:rPr>
-          <w:t>約一4:1–2</w:t>
-        </w:r>
-      </w:hyperlink>
+      <w:r>
+        <w:rPr>
+          <w:lang w:val="zh_TW" w:bidi="zh_TW"/>
+        </w:rPr>
+        <w:t>約一4:1–2</w:t>
+      </w:r>
       <w:r>
         <w:rPr>
           <w:lang w:val="zh_TW" w:bidi="zh_TW"/>
@@ -2239,18 +1885,12 @@
         </w:rPr>
         <w:t>在主的日子之前會有兩件事發生（</w:t>
       </w:r>
-      <w:hyperlink r:id="rId41">
-        <w:r>
-          <w:rPr>
-            <w:lang w:val="zh_TW" w:bidi="zh_TW"/>
-          </w:rPr>
-          <w:rPr>
-            <w:color w:val="0000EE"/>
-            <w:u w:val="single"/>
-          </w:rPr>
-          <w:t>2:2</w:t>
-        </w:r>
-      </w:hyperlink>
+      <w:r>
+        <w:rPr>
+          <w:lang w:val="zh_TW" w:bidi="zh_TW"/>
+        </w:rPr>
+        <w:t>2:2</w:t>
+      </w:r>
       <w:r>
         <w:rPr>
           <w:lang w:val="zh_TW" w:bidi="zh_TW"/>
@@ -2287,36 +1927,24 @@
         </w:rPr>
         <w:t>（</w:t>
       </w:r>
-      <w:hyperlink r:id="rId62">
-        <w:r>
-          <w:rPr>
-            <w:lang w:val="zh_TW" w:bidi="zh_TW"/>
-          </w:rPr>
-          <w:rPr>
-            <w:color w:val="0000EE"/>
-            <w:u w:val="single"/>
-          </w:rPr>
-          <w:t>太24:11–14</w:t>
-        </w:r>
-      </w:hyperlink>
+      <w:r>
+        <w:rPr>
+          <w:lang w:val="zh_TW" w:bidi="zh_TW"/>
+        </w:rPr>
+        <w:t>太24:11–14</w:t>
+      </w:r>
       <w:r>
         <w:rPr>
           <w:lang w:val="zh_TW" w:bidi="zh_TW"/>
         </w:rPr>
         <w:t>；</w:t>
       </w:r>
-      <w:hyperlink r:id="rId63">
-        <w:r>
-          <w:rPr>
-            <w:lang w:val="zh_TW" w:bidi="zh_TW"/>
-          </w:rPr>
-          <w:rPr>
-            <w:color w:val="0000EE"/>
-            <w:u w:val="single"/>
-          </w:rPr>
-          <w:t>提前4:1</w:t>
-        </w:r>
-      </w:hyperlink>
+      <w:r>
+        <w:rPr>
+          <w:lang w:val="zh_TW" w:bidi="zh_TW"/>
+        </w:rPr>
+        <w:t>提前4:1</w:t>
+      </w:r>
       <w:r>
         <w:rPr>
           <w:lang w:val="zh_TW" w:bidi="zh_TW"/>
@@ -2384,18 +2012,12 @@
         </w:rPr>
         <w:t>；譯註：和合本譯為「沉淪之子」）：這裡的重點在於那罪人自身的毀滅（</w:t>
       </w:r>
-      <w:hyperlink r:id="rId57">
-        <w:r>
-          <w:rPr>
-            <w:lang w:val="zh_TW" w:bidi="zh_TW"/>
-          </w:rPr>
-          <w:rPr>
-            <w:color w:val="0000EE"/>
-            <w:u w:val="single"/>
-          </w:rPr>
-          <w:t>帖後2:8</w:t>
-        </w:r>
-      </w:hyperlink>
+      <w:r>
+        <w:rPr>
+          <w:lang w:val="zh_TW" w:bidi="zh_TW"/>
+        </w:rPr>
+        <w:t>帖後2:8</w:t>
+      </w:r>
       <w:r>
         <w:rPr>
           <w:lang w:val="zh_TW" w:bidi="zh_TW"/>
@@ -2508,90 +2130,60 @@
         </w:rPr>
         <w:t>）在公元前167年褻瀆了耶路撒冷聖殿（見</w:t>
       </w:r>
-      <w:hyperlink r:id="rId64">
-        <w:r>
-          <w:rPr>
-            <w:lang w:val="zh_TW" w:bidi="zh_TW"/>
-          </w:rPr>
-          <w:rPr>
-            <w:color w:val="0000EE"/>
-            <w:u w:val="single"/>
-          </w:rPr>
-          <w:t>但9:27</w:t>
-        </w:r>
-      </w:hyperlink>
+      <w:r>
+        <w:rPr>
+          <w:lang w:val="zh_TW" w:bidi="zh_TW"/>
+        </w:rPr>
+        <w:t>但9:27</w:t>
+      </w:r>
       <w:r>
         <w:rPr>
           <w:lang w:val="zh_TW" w:bidi="zh_TW"/>
         </w:rPr>
         <w:t>，</w:t>
       </w:r>
-      <w:hyperlink r:id="rId65">
-        <w:r>
-          <w:rPr>
-            <w:lang w:val="zh_TW" w:bidi="zh_TW"/>
-          </w:rPr>
-          <w:rPr>
-            <w:color w:val="0000EE"/>
-            <w:u w:val="single"/>
-          </w:rPr>
-          <w:t>11:31</w:t>
-        </w:r>
-      </w:hyperlink>
+      <w:r>
+        <w:rPr>
+          <w:lang w:val="zh_TW" w:bidi="zh_TW"/>
+        </w:rPr>
+        <w:t>11:31</w:t>
+      </w:r>
       <w:r>
         <w:rPr>
           <w:lang w:val="zh_TW" w:bidi="zh_TW"/>
         </w:rPr>
         <w:t>，</w:t>
       </w:r>
-      <w:hyperlink r:id="rId66">
-        <w:r>
-          <w:rPr>
-            <w:lang w:val="zh_TW" w:bidi="zh_TW"/>
-          </w:rPr>
-          <w:rPr>
-            <w:color w:val="0000EE"/>
-            <w:u w:val="single"/>
-          </w:rPr>
-          <w:t>12:11</w:t>
-        </w:r>
-      </w:hyperlink>
+      <w:r>
+        <w:rPr>
+          <w:lang w:val="zh_TW" w:bidi="zh_TW"/>
+        </w:rPr>
+        <w:t>12:11</w:t>
+      </w:r>
       <w:r>
         <w:rPr>
           <w:lang w:val="zh_TW" w:bidi="zh_TW"/>
         </w:rPr>
         <w:t>）這可能預表了此預言中的事件（</w:t>
       </w:r>
-      <w:hyperlink r:id="rId67">
-        <w:r>
-          <w:rPr>
-            <w:lang w:val="zh_TW" w:bidi="zh_TW"/>
-          </w:rPr>
-          <w:rPr>
-            <w:color w:val="0000EE"/>
-            <w:u w:val="single"/>
-          </w:rPr>
-          <w:t>太24:15</w:t>
-        </w:r>
-      </w:hyperlink>
+      <w:r>
+        <w:rPr>
+          <w:lang w:val="zh_TW" w:bidi="zh_TW"/>
+        </w:rPr>
+        <w:t>太24:15</w:t>
+      </w:r>
       <w:r>
         <w:rPr>
           <w:lang w:val="zh_TW" w:bidi="zh_TW"/>
         </w:rPr>
         <w:t>；</w:t>
       </w:r>
-      <w:hyperlink r:id="rId68">
-        <w:r>
-          <w:rPr>
-            <w:lang w:val="zh_TW" w:bidi="zh_TW"/>
-          </w:rPr>
-          <w:rPr>
-            <w:color w:val="0000EE"/>
-            <w:u w:val="single"/>
-          </w:rPr>
-          <w:t>可13:14</w:t>
-        </w:r>
-      </w:hyperlink>
+      <w:r>
+        <w:rPr>
+          <w:lang w:val="zh_TW" w:bidi="zh_TW"/>
+        </w:rPr>
+        <w:t>可13:14</w:t>
+      </w:r>
       <w:r>
         <w:rPr>
           <w:lang w:val="zh_TW" w:bidi="zh_TW"/>
@@ -2661,18 +2253,12 @@
         </w:rPr>
         <w:t>（</w:t>
       </w:r>
-      <w:hyperlink r:id="rId69">
-        <w:r>
-          <w:rPr>
-            <w:lang w:val="zh_TW" w:bidi="zh_TW"/>
-          </w:rPr>
-          <w:rPr>
-            <w:color w:val="0000EE"/>
-            <w:u w:val="single"/>
-          </w:rPr>
-          <w:t>結28:2–10</w:t>
-        </w:r>
-      </w:hyperlink>
+      <w:r>
+        <w:rPr>
+          <w:lang w:val="zh_TW" w:bidi="zh_TW"/>
+        </w:rPr>
+        <w:t>結28:2–10</w:t>
+      </w:r>
       <w:r>
         <w:rPr>
           <w:lang w:val="zh_TW" w:bidi="zh_TW"/>
@@ -2733,18 +2319,12 @@
         </w:rPr>
         <w:t>：對於這一點有各種不同的解釋，有人認為這是指神、聖靈、教會、福音、保羅、皇帝、羅馬帝國或政府。另一種解釋認為，這個用語可能是指在不法的人之前出現的某事物或某人，是當時活躍的不法之人的代理者（</w:t>
       </w:r>
-      <w:hyperlink r:id="rId70">
-        <w:r>
-          <w:rPr>
-            <w:lang w:val="zh_TW" w:bidi="zh_TW"/>
-          </w:rPr>
-          <w:rPr>
-            <w:color w:val="0000EE"/>
-            <w:u w:val="single"/>
-          </w:rPr>
-          <w:t>2:7–8</w:t>
-        </w:r>
-      </w:hyperlink>
+      <w:r>
+        <w:rPr>
+          <w:lang w:val="zh_TW" w:bidi="zh_TW"/>
+        </w:rPr>
+        <w:t>2:7–8</w:t>
+      </w:r>
       <w:r>
         <w:rPr>
           <w:lang w:val="zh_TW" w:bidi="zh_TW"/>
@@ -2763,36 +2343,24 @@
         </w:rPr>
         <w:t>（</w:t>
       </w:r>
-      <w:hyperlink r:id="rId56">
-        <w:r>
-          <w:rPr>
-            <w:lang w:val="zh_TW" w:bidi="zh_TW"/>
-          </w:rPr>
-          <w:rPr>
-            <w:color w:val="0000EE"/>
-            <w:u w:val="single"/>
-          </w:rPr>
-          <w:t>2:3</w:t>
-        </w:r>
-      </w:hyperlink>
+      <w:r>
+        <w:rPr>
+          <w:lang w:val="zh_TW" w:bidi="zh_TW"/>
+        </w:rPr>
+        <w:t>2:3</w:t>
+      </w:r>
       <w:r>
         <w:rPr>
           <w:lang w:val="zh_TW" w:bidi="zh_TW"/>
         </w:rPr>
         <w:t>、</w:t>
       </w:r>
-      <w:hyperlink r:id="rId57">
-        <w:r>
-          <w:rPr>
-            <w:lang w:val="zh_TW" w:bidi="zh_TW"/>
-          </w:rPr>
-          <w:rPr>
-            <w:color w:val="0000EE"/>
-            <w:u w:val="single"/>
-          </w:rPr>
-          <w:t>8</w:t>
-        </w:r>
-      </w:hyperlink>
+      <w:r>
+        <w:rPr>
+          <w:lang w:val="zh_TW" w:bidi="zh_TW"/>
+        </w:rPr>
+        <w:t>8</w:t>
+      </w:r>
       <w:r>
         <w:rPr>
           <w:lang w:val="zh_TW" w:bidi="zh_TW"/>
@@ -2857,36 +2425,24 @@
         </w:rPr>
         <w:t>（</w:t>
       </w:r>
-      <w:hyperlink r:id="rId71">
-        <w:r>
-          <w:rPr>
-            <w:lang w:val="zh_TW" w:bidi="zh_TW"/>
-          </w:rPr>
-          <w:rPr>
-            <w:color w:val="0000EE"/>
-            <w:u w:val="single"/>
-          </w:rPr>
-          <w:t>2:3–6</w:t>
-        </w:r>
-      </w:hyperlink>
+      <w:r>
+        <w:rPr>
+          <w:lang w:val="zh_TW" w:bidi="zh_TW"/>
+        </w:rPr>
+        <w:t>2:3–6</w:t>
+      </w:r>
       <w:r>
         <w:rPr>
           <w:lang w:val="zh_TW" w:bidi="zh_TW"/>
         </w:rPr>
         <w:t>）已經秘密地發動了，這就像在</w:t>
       </w:r>
-      <w:hyperlink r:id="rId72">
-        <w:r>
-          <w:rPr>
-            <w:lang w:val="zh_TW" w:bidi="zh_TW"/>
-          </w:rPr>
-          <w:rPr>
-            <w:color w:val="0000EE"/>
-            <w:u w:val="single"/>
-          </w:rPr>
-          <w:t>約翰一書二章18節</w:t>
-        </w:r>
-      </w:hyperlink>
+      <w:r>
+        <w:rPr>
+          <w:lang w:val="zh_TW" w:bidi="zh_TW"/>
+        </w:rPr>
+        <w:t>約翰一書二章18節</w:t>
+      </w:r>
       <w:r>
         <w:rPr>
           <w:lang w:val="zh_TW" w:bidi="zh_TW"/>
@@ -2923,18 +2479,12 @@
         </w:rPr>
         <w:t>（見</w:t>
       </w:r>
-      <w:hyperlink r:id="rId73">
-        <w:r>
-          <w:rPr>
-            <w:lang w:val="zh_TW" w:bidi="zh_TW"/>
-          </w:rPr>
-          <w:rPr>
-            <w:color w:val="0000EE"/>
-            <w:u w:val="single"/>
-          </w:rPr>
-          <w:t>帖後2:6</w:t>
-        </w:r>
-      </w:hyperlink>
+      <w:r>
+        <w:rPr>
+          <w:lang w:val="zh_TW" w:bidi="zh_TW"/>
+        </w:rPr>
+        <w:t>帖後2:6</w:t>
+      </w:r>
       <w:r>
         <w:rPr>
           <w:lang w:val="zh_TW" w:bidi="zh_TW"/>
@@ -2959,54 +2509,36 @@
         </w:rPr>
         <w:t>發動：這表示了超自然的干預，無論是來自神的（</w:t>
       </w:r>
-      <w:hyperlink r:id="rId74">
-        <w:r>
-          <w:rPr>
-            <w:lang w:val="zh_TW" w:bidi="zh_TW"/>
-          </w:rPr>
-          <w:rPr>
-            <w:color w:val="0000EE"/>
-            <w:u w:val="single"/>
-          </w:rPr>
-          <w:t>帖前2:13</w:t>
-        </w:r>
-      </w:hyperlink>
+      <w:r>
+        <w:rPr>
+          <w:lang w:val="zh_TW" w:bidi="zh_TW"/>
+        </w:rPr>
+        <w:t>帖前2:13</w:t>
+      </w:r>
       <w:r>
         <w:rPr>
           <w:lang w:val="zh_TW" w:bidi="zh_TW"/>
         </w:rPr>
         <w:t>）還是像此處一樣是來自惡者的（</w:t>
       </w:r>
-      <w:hyperlink r:id="rId75">
-        <w:r>
-          <w:rPr>
-            <w:lang w:val="zh_TW" w:bidi="zh_TW"/>
-          </w:rPr>
-          <w:rPr>
-            <w:color w:val="0000EE"/>
-            <w:u w:val="single"/>
-          </w:rPr>
-          <w:t>帖後2:9</w:t>
-        </w:r>
-      </w:hyperlink>
+      <w:r>
+        <w:rPr>
+          <w:lang w:val="zh_TW" w:bidi="zh_TW"/>
+        </w:rPr>
+        <w:t>帖後2:9</w:t>
+      </w:r>
       <w:r>
         <w:rPr>
           <w:lang w:val="zh_TW" w:bidi="zh_TW"/>
         </w:rPr>
         <w:t>；</w:t>
       </w:r>
-      <w:hyperlink r:id="rId76">
-        <w:r>
-          <w:rPr>
-            <w:lang w:val="zh_TW" w:bidi="zh_TW"/>
-          </w:rPr>
-          <w:rPr>
-            <w:color w:val="0000EE"/>
-            <w:u w:val="single"/>
-          </w:rPr>
-          <w:t>弗2:2</w:t>
-        </w:r>
-      </w:hyperlink>
+      <w:r>
+        <w:rPr>
+          <w:lang w:val="zh_TW" w:bidi="zh_TW"/>
+        </w:rPr>
+        <w:t>弗2:2</w:t>
+      </w:r>
       <w:r>
         <w:rPr>
           <w:lang w:val="zh_TW" w:bidi="zh_TW"/>
@@ -3037,18 +2569,12 @@
         </w:rPr>
         <w:t>（</w:t>
       </w:r>
-      <w:hyperlink r:id="rId75">
-        <w:r>
-          <w:rPr>
-            <w:lang w:val="zh_TW" w:bidi="zh_TW"/>
-          </w:rPr>
-          <w:rPr>
-            <w:color w:val="0000EE"/>
-            <w:u w:val="single"/>
-          </w:rPr>
-          <w:t>帖後2:9</w:t>
-        </w:r>
-      </w:hyperlink>
+      <w:r>
+        <w:rPr>
+          <w:lang w:val="zh_TW" w:bidi="zh_TW"/>
+        </w:rPr>
+        <w:t>帖後2:9</w:t>
+      </w:r>
       <w:r>
         <w:rPr>
           <w:lang w:val="zh_TW" w:bidi="zh_TW"/>
@@ -3131,18 +2657,12 @@
         </w:rPr>
         <w:t>毀滅（參</w:t>
       </w:r>
-      <w:hyperlink r:id="rId56">
-        <w:r>
-          <w:rPr>
-            <w:lang w:val="zh_TW" w:bidi="zh_TW"/>
-          </w:rPr>
-          <w:rPr>
-            <w:color w:val="0000EE"/>
-            <w:u w:val="single"/>
-          </w:rPr>
-          <w:t>2:3</w:t>
-        </w:r>
-      </w:hyperlink>
+      <w:r>
+        <w:rPr>
+          <w:lang w:val="zh_TW" w:bidi="zh_TW"/>
+        </w:rPr>
+        <w:t>2:3</w:t>
+      </w:r>
       <w:r>
         <w:rPr>
           <w:lang w:val="zh_TW" w:bidi="zh_TW"/>
@@ -3161,54 +2681,36 @@
         </w:rPr>
         <w:t>（</w:t>
       </w:r>
-      <w:hyperlink r:id="rId77">
-        <w:r>
-          <w:rPr>
-            <w:lang w:val="zh_TW" w:bidi="zh_TW"/>
-          </w:rPr>
-          <w:rPr>
-            <w:color w:val="0000EE"/>
-            <w:u w:val="single"/>
-          </w:rPr>
-          <w:t>2:4</w:t>
-        </w:r>
-      </w:hyperlink>
+      <w:r>
+        <w:rPr>
+          <w:lang w:val="zh_TW" w:bidi="zh_TW"/>
+        </w:rPr>
+        <w:t>2:4</w:t>
+      </w:r>
       <w:r>
         <w:rPr>
           <w:lang w:val="zh_TW" w:bidi="zh_TW"/>
         </w:rPr>
         <w:t>），並從撒但那裡獲得了能力（</w:t>
       </w:r>
-      <w:hyperlink r:id="rId75">
-        <w:r>
-          <w:rPr>
-            <w:lang w:val="zh_TW" w:bidi="zh_TW"/>
-          </w:rPr>
-          <w:rPr>
-            <w:color w:val="0000EE"/>
-            <w:u w:val="single"/>
-          </w:rPr>
-          <w:t>2:9</w:t>
-        </w:r>
-      </w:hyperlink>
+      <w:r>
+        <w:rPr>
+          <w:lang w:val="zh_TW" w:bidi="zh_TW"/>
+        </w:rPr>
+        <w:t>2:9</w:t>
+      </w:r>
       <w:r>
         <w:rPr>
           <w:lang w:val="zh_TW" w:bidi="zh_TW"/>
         </w:rPr>
         <w:t>），但主耶穌將會猛烈而徹底地摧毀他（</w:t>
       </w:r>
-      <w:hyperlink r:id="rId78">
-        <w:r>
-          <w:rPr>
-            <w:lang w:val="zh_TW" w:bidi="zh_TW"/>
-          </w:rPr>
-          <w:rPr>
-            <w:color w:val="0000EE"/>
-            <w:u w:val="single"/>
-          </w:rPr>
-          <w:t>賽11:4</w:t>
-        </w:r>
-      </w:hyperlink>
+      <w:r>
+        <w:rPr>
+          <w:lang w:val="zh_TW" w:bidi="zh_TW"/>
+        </w:rPr>
+        <w:t>賽11:4</w:t>
+      </w:r>
       <w:r>
         <w:rPr>
           <w:lang w:val="zh_TW" w:bidi="zh_TW"/>
@@ -3233,198 +2735,132 @@
         </w:rPr>
         <w:t>榮光：這是指基督的顯現（</w:t>
       </w:r>
-      <w:hyperlink r:id="rId79">
-        <w:r>
-          <w:rPr>
-            <w:lang w:val="zh_TW" w:bidi="zh_TW"/>
-          </w:rPr>
-          <w:rPr>
-            <w:color w:val="0000EE"/>
-            <w:u w:val="single"/>
-          </w:rPr>
-          <w:t>提前6:14</w:t>
-        </w:r>
-      </w:hyperlink>
+      <w:r>
+        <w:rPr>
+          <w:lang w:val="zh_TW" w:bidi="zh_TW"/>
+        </w:rPr>
+        <w:t>提前6:14</w:t>
+      </w:r>
       <w:r>
         <w:rPr>
           <w:lang w:val="zh_TW" w:bidi="zh_TW"/>
         </w:rPr>
         <w:t>；</w:t>
       </w:r>
-      <w:hyperlink r:id="rId80">
-        <w:r>
-          <w:rPr>
-            <w:lang w:val="zh_TW" w:bidi="zh_TW"/>
-          </w:rPr>
-          <w:rPr>
-            <w:color w:val="0000EE"/>
-            <w:u w:val="single"/>
-          </w:rPr>
-          <w:t>提後1:10</w:t>
-        </w:r>
-      </w:hyperlink>
+      <w:r>
+        <w:rPr>
+          <w:lang w:val="zh_TW" w:bidi="zh_TW"/>
+        </w:rPr>
+        <w:t>提後1:10</w:t>
+      </w:r>
       <w:r>
         <w:rPr>
           <w:lang w:val="zh_TW" w:bidi="zh_TW"/>
         </w:rPr>
         <w:t>，</w:t>
       </w:r>
-      <w:hyperlink r:id="rId81">
-        <w:r>
-          <w:rPr>
-            <w:lang w:val="zh_TW" w:bidi="zh_TW"/>
-          </w:rPr>
-          <w:rPr>
-            <w:color w:val="0000EE"/>
-            <w:u w:val="single"/>
-          </w:rPr>
-          <w:t>4:1</w:t>
-        </w:r>
-      </w:hyperlink>
+      <w:r>
+        <w:rPr>
+          <w:lang w:val="zh_TW" w:bidi="zh_TW"/>
+        </w:rPr>
+        <w:t>4:1</w:t>
+      </w:r>
       <w:r>
         <w:rPr>
           <w:lang w:val="zh_TW" w:bidi="zh_TW"/>
         </w:rPr>
         <w:t>、</w:t>
       </w:r>
-      <w:hyperlink r:id="rId82">
-        <w:r>
-          <w:rPr>
-            <w:lang w:val="zh_TW" w:bidi="zh_TW"/>
-          </w:rPr>
-          <w:rPr>
-            <w:color w:val="0000EE"/>
-            <w:u w:val="single"/>
-          </w:rPr>
-          <w:t>8</w:t>
-        </w:r>
-      </w:hyperlink>
+      <w:r>
+        <w:rPr>
+          <w:lang w:val="zh_TW" w:bidi="zh_TW"/>
+        </w:rPr>
+        <w:t>8</w:t>
+      </w:r>
       <w:r>
         <w:rPr>
           <w:lang w:val="zh_TW" w:bidi="zh_TW"/>
         </w:rPr>
         <w:t>；</w:t>
       </w:r>
-      <w:hyperlink r:id="rId83">
-        <w:r>
-          <w:rPr>
-            <w:lang w:val="zh_TW" w:bidi="zh_TW"/>
-          </w:rPr>
-          <w:rPr>
-            <w:color w:val="0000EE"/>
-            <w:u w:val="single"/>
-          </w:rPr>
-          <w:t>多2:13</w:t>
-        </w:r>
-      </w:hyperlink>
+      <w:r>
+        <w:rPr>
+          <w:lang w:val="zh_TW" w:bidi="zh_TW"/>
+        </w:rPr>
+        <w:t>多2:13</w:t>
+      </w:r>
       <w:r>
         <w:rPr>
           <w:lang w:val="zh_TW" w:bidi="zh_TW"/>
         </w:rPr>
         <w:t>），是另一種描述基督再來（</w:t>
       </w:r>
-      <w:hyperlink r:id="rId28">
-        <w:r>
-          <w:rPr>
-            <w:lang w:val="zh_TW" w:bidi="zh_TW"/>
-          </w:rPr>
-          <w:rPr>
-            <w:color w:val="0000EE"/>
-            <w:u w:val="single"/>
-          </w:rPr>
-          <w:t>帖後2:1</w:t>
-        </w:r>
-      </w:hyperlink>
+      <w:r>
+        <w:rPr>
+          <w:lang w:val="zh_TW" w:bidi="zh_TW"/>
+        </w:rPr>
+        <w:t>帖後2:1</w:t>
+      </w:r>
       <w:r>
         <w:rPr>
           <w:lang w:val="zh_TW" w:bidi="zh_TW"/>
         </w:rPr>
         <w:t>；</w:t>
       </w:r>
-      <w:hyperlink r:id="rId29">
-        <w:r>
-          <w:rPr>
-            <w:lang w:val="zh_TW" w:bidi="zh_TW"/>
-          </w:rPr>
-          <w:rPr>
-            <w:color w:val="0000EE"/>
-            <w:u w:val="single"/>
-          </w:rPr>
-          <w:t>帖前2:19</w:t>
-        </w:r>
-      </w:hyperlink>
+      <w:r>
+        <w:rPr>
+          <w:lang w:val="zh_TW" w:bidi="zh_TW"/>
+        </w:rPr>
+        <w:t>帖前2:19</w:t>
+      </w:r>
       <w:r>
         <w:rPr>
           <w:lang w:val="zh_TW" w:bidi="zh_TW"/>
         </w:rPr>
         <w:t>，</w:t>
       </w:r>
-      <w:hyperlink r:id="rId30">
-        <w:r>
-          <w:rPr>
-            <w:lang w:val="zh_TW" w:bidi="zh_TW"/>
-          </w:rPr>
-          <w:rPr>
-            <w:color w:val="0000EE"/>
-            <w:u w:val="single"/>
-          </w:rPr>
-          <w:t>3:13</w:t>
-        </w:r>
-      </w:hyperlink>
+      <w:r>
+        <w:rPr>
+          <w:lang w:val="zh_TW" w:bidi="zh_TW"/>
+        </w:rPr>
+        <w:t>3:13</w:t>
+      </w:r>
       <w:r>
         <w:rPr>
           <w:lang w:val="zh_TW" w:bidi="zh_TW"/>
         </w:rPr>
         <w:t>，</w:t>
       </w:r>
-      <w:hyperlink r:id="rId31">
-        <w:r>
-          <w:rPr>
-            <w:lang w:val="zh_TW" w:bidi="zh_TW"/>
-          </w:rPr>
-          <w:rPr>
-            <w:color w:val="0000EE"/>
-            <w:u w:val="single"/>
-          </w:rPr>
-          <w:t>4:15</w:t>
-        </w:r>
-      </w:hyperlink>
+      <w:r>
+        <w:rPr>
+          <w:lang w:val="zh_TW" w:bidi="zh_TW"/>
+        </w:rPr>
+        <w:t>4:15</w:t>
+      </w:r>
       <w:r>
         <w:rPr>
           <w:lang w:val="zh_TW" w:bidi="zh_TW"/>
         </w:rPr>
         <w:t>，</w:t>
       </w:r>
-      <w:hyperlink r:id="rId32">
-        <w:r>
-          <w:rPr>
-            <w:lang w:val="zh_TW" w:bidi="zh_TW"/>
-          </w:rPr>
-          <w:rPr>
-            <w:color w:val="0000EE"/>
-            <w:u w:val="single"/>
-          </w:rPr>
-          <w:t>5:23</w:t>
-        </w:r>
-      </w:hyperlink>
+      <w:r>
+        <w:rPr>
+          <w:lang w:val="zh_TW" w:bidi="zh_TW"/>
+        </w:rPr>
+        <w:t>5:23</w:t>
+      </w:r>
       <w:r>
         <w:rPr>
           <w:lang w:val="zh_TW" w:bidi="zh_TW"/>
         </w:rPr>
         <w:t>）或顯現（</w:t>
       </w:r>
-      <w:hyperlink r:id="rId84">
-        <w:r>
-          <w:rPr>
-            <w:lang w:val="zh_TW" w:bidi="zh_TW"/>
-          </w:rPr>
-          <w:rPr>
-            <w:color w:val="0000EE"/>
-            <w:u w:val="single"/>
-          </w:rPr>
-          <w:t>帖後1:7</w:t>
-        </w:r>
-      </w:hyperlink>
+      <w:r>
+        <w:rPr>
+          <w:lang w:val="zh_TW" w:bidi="zh_TW"/>
+        </w:rPr>
+        <w:t>帖後1:7</w:t>
+      </w:r>
       <w:r>
         <w:rPr>
           <w:lang w:val="zh_TW" w:bidi="zh_TW"/>
@@ -3492,108 +2928,72 @@
         </w:rPr>
         <w:t>就像基督將以君王的神聖大能顯現一樣（his parousia；</w:t>
       </w:r>
-      <w:hyperlink r:id="rId28">
-        <w:r>
-          <w:rPr>
-            <w:lang w:val="zh_TW" w:bidi="zh_TW"/>
-          </w:rPr>
-          <w:rPr>
-            <w:color w:val="0000EE"/>
-            <w:u w:val="single"/>
-          </w:rPr>
-          <w:t>2:1</w:t>
-        </w:r>
-      </w:hyperlink>
+      <w:r>
+        <w:rPr>
+          <w:lang w:val="zh_TW" w:bidi="zh_TW"/>
+        </w:rPr>
+        <w:t>2:1</w:t>
+      </w:r>
       <w:r>
         <w:rPr>
           <w:lang w:val="zh_TW" w:bidi="zh_TW"/>
         </w:rPr>
         <w:t>、</w:t>
       </w:r>
-      <w:hyperlink r:id="rId57">
-        <w:r>
-          <w:rPr>
-            <w:lang w:val="zh_TW" w:bidi="zh_TW"/>
-          </w:rPr>
-          <w:rPr>
-            <w:color w:val="0000EE"/>
-            <w:u w:val="single"/>
-          </w:rPr>
-          <w:t>8</w:t>
-        </w:r>
-      </w:hyperlink>
+      <w:r>
+        <w:rPr>
+          <w:lang w:val="zh_TW" w:bidi="zh_TW"/>
+        </w:rPr>
+        <w:t>8</w:t>
+      </w:r>
       <w:r>
         <w:rPr>
           <w:lang w:val="zh_TW" w:bidi="zh_TW"/>
         </w:rPr>
         <w:t>；</w:t>
       </w:r>
-      <w:hyperlink r:id="rId29">
-        <w:r>
-          <w:rPr>
-            <w:lang w:val="zh_TW" w:bidi="zh_TW"/>
-          </w:rPr>
-          <w:rPr>
-            <w:color w:val="0000EE"/>
-            <w:u w:val="single"/>
-          </w:rPr>
-          <w:t>帖前2:19</w:t>
-        </w:r>
-      </w:hyperlink>
+      <w:r>
+        <w:rPr>
+          <w:lang w:val="zh_TW" w:bidi="zh_TW"/>
+        </w:rPr>
+        <w:t>帖前2:19</w:t>
+      </w:r>
       <w:r>
         <w:rPr>
           <w:lang w:val="zh_TW" w:bidi="zh_TW"/>
         </w:rPr>
         <w:t>，</w:t>
       </w:r>
-      <w:hyperlink r:id="rId30">
-        <w:r>
-          <w:rPr>
-            <w:lang w:val="zh_TW" w:bidi="zh_TW"/>
-          </w:rPr>
-          <w:rPr>
-            <w:color w:val="0000EE"/>
-            <w:u w:val="single"/>
-          </w:rPr>
-          <w:t>3:13</w:t>
-        </w:r>
-      </w:hyperlink>
+      <w:r>
+        <w:rPr>
+          <w:lang w:val="zh_TW" w:bidi="zh_TW"/>
+        </w:rPr>
+        <w:t>3:13</w:t>
+      </w:r>
       <w:r>
         <w:rPr>
           <w:lang w:val="zh_TW" w:bidi="zh_TW"/>
         </w:rPr>
         <w:t>，</w:t>
       </w:r>
-      <w:hyperlink r:id="rId31">
-        <w:r>
-          <w:rPr>
-            <w:lang w:val="zh_TW" w:bidi="zh_TW"/>
-          </w:rPr>
-          <w:rPr>
-            <w:color w:val="0000EE"/>
-            <w:u w:val="single"/>
-          </w:rPr>
-          <w:t>4:15</w:t>
-        </w:r>
-      </w:hyperlink>
+      <w:r>
+        <w:rPr>
+          <w:lang w:val="zh_TW" w:bidi="zh_TW"/>
+        </w:rPr>
+        <w:t>4:15</w:t>
+      </w:r>
       <w:r>
         <w:rPr>
           <w:lang w:val="zh_TW" w:bidi="zh_TW"/>
         </w:rPr>
         <w:t>，</w:t>
       </w:r>
-      <w:hyperlink r:id="rId32">
-        <w:r>
-          <w:rPr>
-            <w:lang w:val="zh_TW" w:bidi="zh_TW"/>
-          </w:rPr>
-          <w:rPr>
-            <w:color w:val="0000EE"/>
-            <w:u w:val="single"/>
-          </w:rPr>
-          <w:t>5:23</w:t>
-        </w:r>
-      </w:hyperlink>
+      <w:r>
+        <w:rPr>
+          <w:lang w:val="zh_TW" w:bidi="zh_TW"/>
+        </w:rPr>
+        <w:t>5:23</w:t>
+      </w:r>
       <w:r>
         <w:rPr>
           <w:lang w:val="zh_TW" w:bidi="zh_TW"/>
@@ -3648,36 +3048,24 @@
         </w:rPr>
         <w:t>如同在其它經文中所讀到的（</w:t>
       </w:r>
-      <w:hyperlink r:id="rId85">
-        <w:r>
-          <w:rPr>
-            <w:lang w:val="zh_TW" w:bidi="zh_TW"/>
-          </w:rPr>
-          <w:rPr>
-            <w:color w:val="0000EE"/>
-            <w:u w:val="single"/>
-          </w:rPr>
-          <w:t>出9:12</w:t>
-        </w:r>
-      </w:hyperlink>
+      <w:r>
+        <w:rPr>
+          <w:lang w:val="zh_TW" w:bidi="zh_TW"/>
+        </w:rPr>
+        <w:t>出9:12</w:t>
+      </w:r>
       <w:r>
         <w:rPr>
           <w:lang w:val="zh_TW" w:bidi="zh_TW"/>
         </w:rPr>
         <w:t>；</w:t>
       </w:r>
-      <w:hyperlink r:id="rId86">
-        <w:r>
-          <w:rPr>
-            <w:lang w:val="zh_TW" w:bidi="zh_TW"/>
-          </w:rPr>
-          <w:rPr>
-            <w:color w:val="0000EE"/>
-            <w:u w:val="single"/>
-          </w:rPr>
-          <w:t>代下18:22</w:t>
-        </w:r>
-      </w:hyperlink>
+      <w:r>
+        <w:rPr>
+          <w:lang w:val="zh_TW" w:bidi="zh_TW"/>
+        </w:rPr>
+        <w:t>代下18:22</w:t>
+      </w:r>
       <w:r>
         <w:rPr>
           <w:lang w:val="zh_TW" w:bidi="zh_TW"/>
@@ -3696,72 +3084,48 @@
         </w:rPr>
         <w:t>（</w:t>
       </w:r>
-      <w:hyperlink r:id="rId87">
-        <w:r>
-          <w:rPr>
-            <w:lang w:val="zh_TW" w:bidi="zh_TW"/>
-          </w:rPr>
-          <w:rPr>
-            <w:color w:val="0000EE"/>
-            <w:u w:val="single"/>
-          </w:rPr>
-          <w:t>羅1:24</w:t>
-        </w:r>
-      </w:hyperlink>
+      <w:r>
+        <w:rPr>
+          <w:lang w:val="zh_TW" w:bidi="zh_TW"/>
+        </w:rPr>
+        <w:t>羅1:24</w:t>
+      </w:r>
       <w:r>
         <w:rPr>
           <w:lang w:val="zh_TW" w:bidi="zh_TW"/>
         </w:rPr>
         <w:t>、</w:t>
       </w:r>
-      <w:hyperlink r:id="rId88">
-        <w:r>
-          <w:rPr>
-            <w:lang w:val="zh_TW" w:bidi="zh_TW"/>
-          </w:rPr>
-          <w:rPr>
-            <w:color w:val="0000EE"/>
-            <w:u w:val="single"/>
-          </w:rPr>
-          <w:t>26</w:t>
-        </w:r>
-      </w:hyperlink>
+      <w:r>
+        <w:rPr>
+          <w:lang w:val="zh_TW" w:bidi="zh_TW"/>
+        </w:rPr>
+        <w:t>26</w:t>
+      </w:r>
       <w:r>
         <w:rPr>
           <w:lang w:val="zh_TW" w:bidi="zh_TW"/>
         </w:rPr>
         <w:t>、</w:t>
       </w:r>
-      <w:hyperlink r:id="rId89">
-        <w:r>
-          <w:rPr>
-            <w:lang w:val="zh_TW" w:bidi="zh_TW"/>
-          </w:rPr>
-          <w:rPr>
-            <w:color w:val="0000EE"/>
-            <w:u w:val="single"/>
-          </w:rPr>
-          <w:t>28</w:t>
-        </w:r>
-      </w:hyperlink>
+      <w:r>
+        <w:rPr>
+          <w:lang w:val="zh_TW" w:bidi="zh_TW"/>
+        </w:rPr>
+        <w:t>28</w:t>
+      </w:r>
       <w:r>
         <w:rPr>
           <w:lang w:val="zh_TW" w:bidi="zh_TW"/>
         </w:rPr>
         <w:t>，</w:t>
       </w:r>
-      <w:hyperlink r:id="rId90">
-        <w:r>
-          <w:rPr>
-            <w:lang w:val="zh_TW" w:bidi="zh_TW"/>
-          </w:rPr>
-          <w:rPr>
-            <w:color w:val="0000EE"/>
-            <w:u w:val="single"/>
-          </w:rPr>
-          <w:t>11:8</w:t>
-        </w:r>
-      </w:hyperlink>
+      <w:r>
+        <w:rPr>
+          <w:lang w:val="zh_TW" w:bidi="zh_TW"/>
+        </w:rPr>
+        <w:t>11:8</w:t>
+      </w:r>
       <w:r>
         <w:rPr>
           <w:lang w:val="zh_TW" w:bidi="zh_TW"/>
@@ -3816,54 +3180,36 @@
         </w:rPr>
         <w:t>他們將被定罪（見</w:t>
       </w:r>
-      <w:hyperlink r:id="rId91">
-        <w:r>
-          <w:rPr>
-            <w:lang w:val="zh_TW" w:bidi="zh_TW"/>
-          </w:rPr>
-          <w:rPr>
-            <w:color w:val="0000EE"/>
-            <w:u w:val="single"/>
-          </w:rPr>
-          <w:t>1:6–9</w:t>
-        </w:r>
-      </w:hyperlink>
+      <w:r>
+        <w:rPr>
+          <w:lang w:val="zh_TW" w:bidi="zh_TW"/>
+        </w:rPr>
+        <w:t>1:6–9</w:t>
+      </w:r>
       <w:r>
         <w:rPr>
           <w:lang w:val="zh_TW" w:bidi="zh_TW"/>
         </w:rPr>
         <w:t>），因為他們不信真理（</w:t>
       </w:r>
-      <w:hyperlink r:id="rId92">
-        <w:r>
-          <w:rPr>
-            <w:lang w:val="zh_TW" w:bidi="zh_TW"/>
-          </w:rPr>
-          <w:rPr>
-            <w:color w:val="0000EE"/>
-            <w:u w:val="single"/>
-          </w:rPr>
-          <w:t>2:10</w:t>
-        </w:r>
-      </w:hyperlink>
+      <w:r>
+        <w:rPr>
+          <w:lang w:val="zh_TW" w:bidi="zh_TW"/>
+        </w:rPr>
+        <w:t>2:10</w:t>
+      </w:r>
       <w:r>
         <w:rPr>
           <w:lang w:val="zh_TW" w:bidi="zh_TW"/>
         </w:rPr>
         <w:t>），反而相信那不法之人的謊言（</w:t>
       </w:r>
-      <w:hyperlink r:id="rId93">
-        <w:r>
-          <w:rPr>
-            <w:lang w:val="zh_TW" w:bidi="zh_TW"/>
-          </w:rPr>
-          <w:rPr>
-            <w:color w:val="0000EE"/>
-            <w:u w:val="single"/>
-          </w:rPr>
-          <w:t>2:9–10</w:t>
-        </w:r>
-      </w:hyperlink>
+      <w:r>
+        <w:rPr>
+          <w:lang w:val="zh_TW" w:bidi="zh_TW"/>
+        </w:rPr>
+        <w:t>2:9–10</w:t>
+      </w:r>
       <w:r>
         <w:rPr>
           <w:lang w:val="zh_TW" w:bidi="zh_TW"/>
@@ -3934,72 +3280,48 @@
         </w:rPr>
         <w:t>」）：神透過福音的傳講呼召祂的選民歸向自己（</w:t>
       </w:r>
-      <w:hyperlink r:id="rId94">
-        <w:r>
-          <w:rPr>
-            <w:lang w:val="zh_TW" w:bidi="zh_TW"/>
-          </w:rPr>
-          <w:rPr>
-            <w:color w:val="0000EE"/>
-            <w:u w:val="single"/>
-          </w:rPr>
-          <w:t>1:11</w:t>
-        </w:r>
-      </w:hyperlink>
+      <w:r>
+        <w:rPr>
+          <w:lang w:val="zh_TW" w:bidi="zh_TW"/>
+        </w:rPr>
+        <w:t>1:11</w:t>
+      </w:r>
       <w:r>
         <w:rPr>
           <w:lang w:val="zh_TW" w:bidi="zh_TW"/>
         </w:rPr>
         <w:t>；</w:t>
       </w:r>
-      <w:hyperlink r:id="rId27">
-        <w:r>
-          <w:rPr>
-            <w:lang w:val="zh_TW" w:bidi="zh_TW"/>
-          </w:rPr>
-          <w:rPr>
-            <w:color w:val="0000EE"/>
-            <w:u w:val="single"/>
-          </w:rPr>
-          <w:t>帖前2:12</w:t>
-        </w:r>
-      </w:hyperlink>
+      <w:r>
+        <w:rPr>
+          <w:lang w:val="zh_TW" w:bidi="zh_TW"/>
+        </w:rPr>
+        <w:t>帖前2:12</w:t>
+      </w:r>
       <w:r>
         <w:rPr>
           <w:lang w:val="zh_TW" w:bidi="zh_TW"/>
         </w:rPr>
         <w:t>，</w:t>
       </w:r>
-      <w:hyperlink r:id="rId95">
-        <w:r>
-          <w:rPr>
-            <w:lang w:val="zh_TW" w:bidi="zh_TW"/>
-          </w:rPr>
-          <w:rPr>
-            <w:color w:val="0000EE"/>
-            <w:u w:val="single"/>
-          </w:rPr>
-          <w:t>4:7</w:t>
-        </w:r>
-      </w:hyperlink>
+      <w:r>
+        <w:rPr>
+          <w:lang w:val="zh_TW" w:bidi="zh_TW"/>
+        </w:rPr>
+        <w:t>4:7</w:t>
+      </w:r>
       <w:r>
         <w:rPr>
           <w:lang w:val="zh_TW" w:bidi="zh_TW"/>
         </w:rPr>
         <w:t>，</w:t>
       </w:r>
-      <w:hyperlink r:id="rId96">
-        <w:r>
-          <w:rPr>
-            <w:lang w:val="zh_TW" w:bidi="zh_TW"/>
-          </w:rPr>
-          <w:rPr>
-            <w:color w:val="0000EE"/>
-            <w:u w:val="single"/>
-          </w:rPr>
-          <w:t>5:24</w:t>
-        </w:r>
-      </w:hyperlink>
+      <w:r>
+        <w:rPr>
+          <w:lang w:val="zh_TW" w:bidi="zh_TW"/>
+        </w:rPr>
+        <w:t>5:24</w:t>
+      </w:r>
       <w:r>
         <w:rPr>
           <w:lang w:val="zh_TW" w:bidi="zh_TW"/>
@@ -4024,72 +3346,48 @@
         </w:rPr>
         <w:t>因信仰而受苦的人最終將同享我們主耶穌基督的榮光（</w:t>
       </w:r>
-      <w:hyperlink r:id="rId97">
-        <w:r>
-          <w:rPr>
-            <w:lang w:val="zh_TW" w:bidi="zh_TW"/>
-          </w:rPr>
-          <w:rPr>
-            <w:color w:val="0000EE"/>
-            <w:u w:val="single"/>
-          </w:rPr>
-          <w:t>羅5:2</w:t>
-        </w:r>
-      </w:hyperlink>
+      <w:r>
+        <w:rPr>
+          <w:lang w:val="zh_TW" w:bidi="zh_TW"/>
+        </w:rPr>
+        <w:t>羅5:2</w:t>
+      </w:r>
       <w:r>
         <w:rPr>
           <w:lang w:val="zh_TW" w:bidi="zh_TW"/>
         </w:rPr>
         <w:t>，</w:t>
       </w:r>
-      <w:hyperlink r:id="rId47">
-        <w:r>
-          <w:rPr>
-            <w:lang w:val="zh_TW" w:bidi="zh_TW"/>
-          </w:rPr>
-          <w:rPr>
-            <w:color w:val="0000EE"/>
-            <w:u w:val="single"/>
-          </w:rPr>
-          <w:t>8:17–18</w:t>
-        </w:r>
-      </w:hyperlink>
+      <w:r>
+        <w:rPr>
+          <w:lang w:val="zh_TW" w:bidi="zh_TW"/>
+        </w:rPr>
+        <w:t>8:17–18</w:t>
+      </w:r>
       <w:r>
         <w:rPr>
           <w:lang w:val="zh_TW" w:bidi="zh_TW"/>
         </w:rPr>
         <w:t>；</w:t>
       </w:r>
-      <w:hyperlink r:id="rId98">
-        <w:r>
-          <w:rPr>
-            <w:lang w:val="zh_TW" w:bidi="zh_TW"/>
-          </w:rPr>
-          <w:rPr>
-            <w:color w:val="0000EE"/>
-            <w:u w:val="single"/>
-          </w:rPr>
-          <w:t>西1:27</w:t>
-        </w:r>
-      </w:hyperlink>
+      <w:r>
+        <w:rPr>
+          <w:lang w:val="zh_TW" w:bidi="zh_TW"/>
+        </w:rPr>
+        <w:t>西1:27</w:t>
+      </w:r>
       <w:r>
         <w:rPr>
           <w:lang w:val="zh_TW" w:bidi="zh_TW"/>
         </w:rPr>
         <w:t>；</w:t>
       </w:r>
-      <w:hyperlink r:id="rId27">
-        <w:r>
-          <w:rPr>
-            <w:lang w:val="zh_TW" w:bidi="zh_TW"/>
-          </w:rPr>
-          <w:rPr>
-            <w:color w:val="0000EE"/>
-            <w:u w:val="single"/>
-          </w:rPr>
-          <w:t>帖前2:12</w:t>
-        </w:r>
-      </w:hyperlink>
+      <w:r>
+        <w:rPr>
+          <w:lang w:val="zh_TW" w:bidi="zh_TW"/>
+        </w:rPr>
+        <w:t>帖前2:12</w:t>
+      </w:r>
       <w:r>
         <w:rPr>
           <w:lang w:val="zh_TW" w:bidi="zh_TW"/>
@@ -4144,144 +3442,96 @@
         </w:rPr>
         <w:t>自從帖撒羅尼迦教會設立以來，保羅一直在關心他們的信心是否堅定（</w:t>
       </w:r>
-      <w:hyperlink r:id="rId99">
-        <w:r>
-          <w:rPr>
-            <w:lang w:val="zh_TW" w:bidi="zh_TW"/>
-          </w:rPr>
-          <w:rPr>
-            <w:color w:val="0000EE"/>
-            <w:u w:val="single"/>
-          </w:rPr>
-          <w:t>帖前3:2</w:t>
-        </w:r>
-      </w:hyperlink>
+      <w:r>
+        <w:rPr>
+          <w:lang w:val="zh_TW" w:bidi="zh_TW"/>
+        </w:rPr>
+        <w:t>帖前3:2</w:t>
+      </w:r>
       <w:r>
         <w:rPr>
           <w:lang w:val="zh_TW" w:bidi="zh_TW"/>
         </w:rPr>
         <w:t>、</w:t>
       </w:r>
-      <w:hyperlink r:id="rId100">
-        <w:r>
-          <w:rPr>
-            <w:lang w:val="zh_TW" w:bidi="zh_TW"/>
-          </w:rPr>
-          <w:rPr>
-            <w:color w:val="0000EE"/>
-            <w:u w:val="single"/>
-          </w:rPr>
-          <w:t>5</w:t>
-        </w:r>
-      </w:hyperlink>
+      <w:r>
+        <w:rPr>
+          <w:lang w:val="zh_TW" w:bidi="zh_TW"/>
+        </w:rPr>
+        <w:t>5</w:t>
+      </w:r>
       <w:r>
         <w:rPr>
           <w:lang w:val="zh_TW" w:bidi="zh_TW"/>
         </w:rPr>
         <w:t>、</w:t>
       </w:r>
-      <w:hyperlink r:id="rId101">
-        <w:r>
-          <w:rPr>
-            <w:lang w:val="zh_TW" w:bidi="zh_TW"/>
-          </w:rPr>
-          <w:rPr>
-            <w:color w:val="0000EE"/>
-            <w:u w:val="single"/>
-          </w:rPr>
-          <w:t>8</w:t>
-        </w:r>
-      </w:hyperlink>
+      <w:r>
+        <w:rPr>
+          <w:lang w:val="zh_TW" w:bidi="zh_TW"/>
+        </w:rPr>
+        <w:t>8</w:t>
+      </w:r>
       <w:r>
         <w:rPr>
           <w:lang w:val="zh_TW" w:bidi="zh_TW"/>
         </w:rPr>
         <w:t>，</w:t>
       </w:r>
-      <w:hyperlink r:id="rId102">
-        <w:r>
-          <w:rPr>
-            <w:lang w:val="zh_TW" w:bidi="zh_TW"/>
-          </w:rPr>
-          <w:rPr>
-            <w:color w:val="0000EE"/>
-            <w:u w:val="single"/>
-          </w:rPr>
-          <w:t>4:1–2</w:t>
-        </w:r>
-      </w:hyperlink>
+      <w:r>
+        <w:rPr>
+          <w:lang w:val="zh_TW" w:bidi="zh_TW"/>
+        </w:rPr>
+        <w:t>4:1–2</w:t>
+      </w:r>
       <w:r>
         <w:rPr>
           <w:lang w:val="zh_TW" w:bidi="zh_TW"/>
         </w:rPr>
         <w:t>）以及他們是否遵行他的教導（</w:t>
       </w:r>
-      <w:hyperlink r:id="rId103">
-        <w:r>
-          <w:rPr>
-            <w:lang w:val="zh_TW" w:bidi="zh_TW"/>
-          </w:rPr>
-          <w:rPr>
-            <w:color w:val="0000EE"/>
-            <w:u w:val="single"/>
-          </w:rPr>
-          <w:t>帖後3:6</w:t>
-        </w:r>
-      </w:hyperlink>
+      <w:r>
+        <w:rPr>
+          <w:lang w:val="zh_TW" w:bidi="zh_TW"/>
+        </w:rPr>
+        <w:t>帖後3:6</w:t>
+      </w:r>
       <w:r>
         <w:rPr>
           <w:lang w:val="zh_TW" w:bidi="zh_TW"/>
         </w:rPr>
         <w:t>；</w:t>
       </w:r>
-      <w:hyperlink r:id="rId104">
-        <w:r>
-          <w:rPr>
-            <w:lang w:val="zh_TW" w:bidi="zh_TW"/>
-          </w:rPr>
-          <w:rPr>
-            <w:color w:val="0000EE"/>
-            <w:u w:val="single"/>
-          </w:rPr>
-          <w:t>林前11:2</w:t>
-        </w:r>
-      </w:hyperlink>
+      <w:r>
+        <w:rPr>
+          <w:lang w:val="zh_TW" w:bidi="zh_TW"/>
+        </w:rPr>
+        <w:t>林前11:2</w:t>
+      </w:r>
       <w:r>
         <w:rPr>
           <w:lang w:val="zh_TW" w:bidi="zh_TW"/>
         </w:rPr>
         <w:t>，</w:t>
       </w:r>
-      <w:hyperlink r:id="rId105">
-        <w:r>
-          <w:rPr>
-            <w:lang w:val="zh_TW" w:bidi="zh_TW"/>
-          </w:rPr>
-          <w:rPr>
-            <w:color w:val="0000EE"/>
-            <w:u w:val="single"/>
-          </w:rPr>
-          <w:t>15:3</w:t>
-        </w:r>
-      </w:hyperlink>
+      <w:r>
+        <w:rPr>
+          <w:lang w:val="zh_TW" w:bidi="zh_TW"/>
+        </w:rPr>
+        <w:t>15:3</w:t>
+      </w:r>
       <w:r>
         <w:rPr>
           <w:lang w:val="zh_TW" w:bidi="zh_TW"/>
         </w:rPr>
         <w:t>；見</w:t>
       </w:r>
-      <w:hyperlink r:id="rId106">
-        <w:r>
-          <w:rPr>
-            <w:lang w:val="zh_TW" w:bidi="zh_TW"/>
-          </w:rPr>
-          <w:rPr>
-            <w:color w:val="0000EE"/>
-            <w:u w:val="single"/>
-          </w:rPr>
-          <w:t>猶1:3</w:t>
-        </w:r>
-      </w:hyperlink>
+      <w:r>
+        <w:rPr>
+          <w:lang w:val="zh_TW" w:bidi="zh_TW"/>
+        </w:rPr>
+        <w:t>猶1:3</w:t>
+      </w:r>
       <w:r>
         <w:rPr>
           <w:lang w:val="zh_TW" w:bidi="zh_TW"/>
@@ -4406,18 +3656,12 @@
         </w:rPr>
         <w:t>保羅的禱告回應了提摩太探訪教會的目的——在信仰上堅固並鼓勵帖撒羅尼迦的信徒（</w:t>
       </w:r>
-      <w:hyperlink r:id="rId99">
-        <w:r>
-          <w:rPr>
-            <w:lang w:val="zh_TW" w:bidi="zh_TW"/>
-          </w:rPr>
-          <w:rPr>
-            <w:color w:val="0000EE"/>
-            <w:u w:val="single"/>
-          </w:rPr>
-          <w:t>帖前3:2</w:t>
-        </w:r>
-      </w:hyperlink>
+      <w:r>
+        <w:rPr>
+          <w:lang w:val="zh_TW" w:bidi="zh_TW"/>
+        </w:rPr>
+        <w:t>帖前3:2</w:t>
+      </w:r>
       <w:r>
         <w:rPr>
           <w:lang w:val="zh_TW" w:bidi="zh_TW"/>
@@ -4481,54 +3725,36 @@
         </w:rPr>
         <w:t>他們 (</w:t>
       </w:r>
-      <w:hyperlink r:id="rId107">
-        <w:r>
-          <w:rPr>
-            <w:lang w:val="zh_TW" w:bidi="zh_TW"/>
-          </w:rPr>
-          <w:rPr>
-            <w:color w:val="0000EE"/>
-            <w:u w:val="single"/>
-          </w:rPr>
-          <w:t>帖後2:1–12</w:t>
-        </w:r>
-      </w:hyperlink>
+      <w:r>
+        <w:rPr>
+          <w:lang w:val="zh_TW" w:bidi="zh_TW"/>
+        </w:rPr>
+        <w:t>帖後2:1–12</w:t>
+      </w:r>
       <w:r>
         <w:rPr>
           <w:lang w:val="zh_TW" w:bidi="zh_TW"/>
         </w:rPr>
         <w:t>；</w:t>
       </w:r>
-      <w:hyperlink r:id="rId108">
-        <w:r>
-          <w:rPr>
-            <w:lang w:val="zh_TW" w:bidi="zh_TW"/>
-          </w:rPr>
-          <w:rPr>
-            <w:color w:val="0000EE"/>
-            <w:u w:val="single"/>
-          </w:rPr>
-          <w:t>帖前4:18</w:t>
-        </w:r>
-      </w:hyperlink>
+      <w:r>
+        <w:rPr>
+          <w:lang w:val="zh_TW" w:bidi="zh_TW"/>
+        </w:rPr>
+        <w:t>帖前4:18</w:t>
+      </w:r>
       <w:r>
         <w:rPr>
           <w:lang w:val="zh_TW" w:bidi="zh_TW"/>
         </w:rPr>
         <w:t>，</w:t>
       </w:r>
-      <w:hyperlink r:id="rId109">
-        <w:r>
-          <w:rPr>
-            <w:lang w:val="zh_TW" w:bidi="zh_TW"/>
-          </w:rPr>
-          <w:rPr>
-            <w:color w:val="0000EE"/>
-            <w:u w:val="single"/>
-          </w:rPr>
-          <w:t>5:11</w:t>
-        </w:r>
-      </w:hyperlink>
+      <w:r>
+        <w:rPr>
+          <w:lang w:val="zh_TW" w:bidi="zh_TW"/>
+        </w:rPr>
+        <w:t>5:11</w:t>
+      </w:r>
       <w:r>
         <w:rPr>
           <w:lang w:val="zh_TW" w:bidi="zh_TW"/>
@@ -4583,54 +3809,36 @@
         </w:rPr>
         <w:t>禱告：這是在祈求福音能夠盡快傳揚開來，這讓人想起</w:t>
       </w:r>
-      <w:hyperlink r:id="rId110">
-        <w:r>
-          <w:rPr>
-            <w:lang w:val="zh_TW" w:bidi="zh_TW"/>
-          </w:rPr>
-          <w:rPr>
-            <w:color w:val="0000EE"/>
-            <w:u w:val="single"/>
-          </w:rPr>
-          <w:t>詩篇一四七篇5節</w:t>
-        </w:r>
-      </w:hyperlink>
+      <w:r>
+        <w:rPr>
+          <w:lang w:val="zh_TW" w:bidi="zh_TW"/>
+        </w:rPr>
+        <w:t>詩篇一四七篇5節</w:t>
+      </w:r>
       <w:r>
         <w:rPr>
           <w:lang w:val="zh_TW" w:bidi="zh_TW"/>
         </w:rPr>
         <w:t>。保羅用競賽來談論這個意象（見</w:t>
       </w:r>
-      <w:hyperlink r:id="rId111">
-        <w:r>
-          <w:rPr>
-            <w:lang w:val="zh_TW" w:bidi="zh_TW"/>
-          </w:rPr>
-          <w:rPr>
-            <w:color w:val="0000EE"/>
-            <w:u w:val="single"/>
-          </w:rPr>
-          <w:t>林前9:24–26</w:t>
-        </w:r>
-      </w:hyperlink>
+      <w:r>
+        <w:rPr>
+          <w:lang w:val="zh_TW" w:bidi="zh_TW"/>
+        </w:rPr>
+        <w:t>林前9:24–26</w:t>
+      </w:r>
       <w:r>
         <w:rPr>
           <w:lang w:val="zh_TW" w:bidi="zh_TW"/>
         </w:rPr>
         <w:t>；</w:t>
       </w:r>
-      <w:hyperlink r:id="rId112">
-        <w:r>
-          <w:rPr>
-            <w:lang w:val="zh_TW" w:bidi="zh_TW"/>
-          </w:rPr>
-          <w:rPr>
-            <w:color w:val="0000EE"/>
-            <w:u w:val="single"/>
-          </w:rPr>
-          <w:t>加2:2</w:t>
-        </w:r>
-      </w:hyperlink>
+      <w:r>
+        <w:rPr>
+          <w:lang w:val="zh_TW" w:bidi="zh_TW"/>
+        </w:rPr>
+        <w:t>加2:2</w:t>
+      </w:r>
       <w:r>
         <w:rPr>
           <w:lang w:val="zh_TW" w:bidi="zh_TW"/>
@@ -4685,54 +3893,36 @@
         </w:rPr>
         <w:t>在進入書信的最後一個主題之前（</w:t>
       </w:r>
-      <w:hyperlink r:id="rId113">
-        <w:r>
-          <w:rPr>
-            <w:lang w:val="zh_TW" w:bidi="zh_TW"/>
-          </w:rPr>
-          <w:rPr>
-            <w:color w:val="0000EE"/>
-            <w:u w:val="single"/>
-          </w:rPr>
-          <w:t>3:6–15</w:t>
-        </w:r>
-      </w:hyperlink>
+      <w:r>
+        <w:rPr>
+          <w:lang w:val="zh_TW" w:bidi="zh_TW"/>
+        </w:rPr>
+        <w:t>3:6–15</w:t>
+      </w:r>
       <w:r>
         <w:rPr>
           <w:lang w:val="zh_TW" w:bidi="zh_TW"/>
         </w:rPr>
         <w:t>），保羅請求他們為他禱告（</w:t>
       </w:r>
-      <w:hyperlink r:id="rId114">
-        <w:r>
-          <w:rPr>
-            <w:lang w:val="zh_TW" w:bidi="zh_TW"/>
-          </w:rPr>
-          <w:rPr>
-            <w:color w:val="0000EE"/>
-            <w:u w:val="single"/>
-          </w:rPr>
-          <w:t>3:1–2</w:t>
-        </w:r>
-      </w:hyperlink>
+      <w:r>
+        <w:rPr>
+          <w:lang w:val="zh_TW" w:bidi="zh_TW"/>
+        </w:rPr>
+        <w:t>3:1–2</w:t>
+      </w:r>
       <w:r>
         <w:rPr>
           <w:lang w:val="zh_TW" w:bidi="zh_TW"/>
         </w:rPr>
         <w:t>），並向帖撒羅尼迦信徒確保了神在患難中的保護（</w:t>
       </w:r>
-      <w:hyperlink r:id="rId115">
-        <w:r>
-          <w:rPr>
-            <w:lang w:val="zh_TW" w:bidi="zh_TW"/>
-          </w:rPr>
-          <w:rPr>
-            <w:color w:val="0000EE"/>
-            <w:u w:val="single"/>
-          </w:rPr>
-          <w:t>3:3–5</w:t>
-        </w:r>
-      </w:hyperlink>
+      <w:r>
+        <w:rPr>
+          <w:lang w:val="zh_TW" w:bidi="zh_TW"/>
+        </w:rPr>
+        <w:t>3:3–5</w:t>
+      </w:r>
       <w:r>
         <w:rPr>
           <w:lang w:val="zh_TW" w:bidi="zh_TW"/>
@@ -4787,72 +3977,48 @@
         </w:rPr>
         <w:t>保羅也為了福音而受苦（</w:t>
       </w:r>
-      <w:hyperlink r:id="rId116">
-        <w:r>
-          <w:rPr>
-            <w:lang w:val="zh_TW" w:bidi="zh_TW"/>
-          </w:rPr>
-          <w:rPr>
-            <w:color w:val="0000EE"/>
-            <w:u w:val="single"/>
-          </w:rPr>
-          <w:t>林後6:5</w:t>
-        </w:r>
-      </w:hyperlink>
+      <w:r>
+        <w:rPr>
+          <w:lang w:val="zh_TW" w:bidi="zh_TW"/>
+        </w:rPr>
+        <w:t>林後6:5</w:t>
+      </w:r>
       <w:r>
         <w:rPr>
           <w:lang w:val="zh_TW" w:bidi="zh_TW"/>
         </w:rPr>
         <w:t>，</w:t>
       </w:r>
-      <w:hyperlink r:id="rId117">
-        <w:r>
-          <w:rPr>
-            <w:lang w:val="zh_TW" w:bidi="zh_TW"/>
-          </w:rPr>
-          <w:rPr>
-            <w:color w:val="0000EE"/>
-            <w:u w:val="single"/>
-          </w:rPr>
-          <w:t>11:23–26</w:t>
-        </w:r>
-      </w:hyperlink>
+      <w:r>
+        <w:rPr>
+          <w:lang w:val="zh_TW" w:bidi="zh_TW"/>
+        </w:rPr>
+        <w:t>11:23–26</w:t>
+      </w:r>
       <w:r>
         <w:rPr>
           <w:lang w:val="zh_TW" w:bidi="zh_TW"/>
         </w:rPr>
         <w:t>；</w:t>
       </w:r>
-      <w:hyperlink r:id="rId118">
-        <w:r>
-          <w:rPr>
-            <w:lang w:val="zh_TW" w:bidi="zh_TW"/>
-          </w:rPr>
-          <w:rPr>
-            <w:color w:val="0000EE"/>
-            <w:u w:val="single"/>
-          </w:rPr>
-          <w:t>帖前2:2</w:t>
-        </w:r>
-      </w:hyperlink>
+      <w:r>
+        <w:rPr>
+          <w:lang w:val="zh_TW" w:bidi="zh_TW"/>
+        </w:rPr>
+        <w:t>帖前2:2</w:t>
+      </w:r>
       <w:r>
         <w:rPr>
           <w:lang w:val="zh_TW" w:bidi="zh_TW"/>
         </w:rPr>
         <w:t>）。他祈求得著拯救的禱告呼應了</w:t>
       </w:r>
-      <w:hyperlink r:id="rId119">
-        <w:r>
-          <w:rPr>
-            <w:lang w:val="zh_TW" w:bidi="zh_TW"/>
-          </w:rPr>
-          <w:rPr>
-            <w:color w:val="0000EE"/>
-            <w:u w:val="single"/>
-          </w:rPr>
-          <w:t>以賽亞書二十五章4節</w:t>
-        </w:r>
-      </w:hyperlink>
+      <w:r>
+        <w:rPr>
+          <w:lang w:val="zh_TW" w:bidi="zh_TW"/>
+        </w:rPr>
+        <w:t>以賽亞書二十五章4節</w:t>
+      </w:r>
       <w:r>
         <w:rPr>
           <w:lang w:val="zh_TW" w:bidi="zh_TW"/>
@@ -4920,72 +4086,48 @@
         </w:rPr>
         <w:t>；見</w:t>
       </w:r>
-      <w:hyperlink r:id="rId75">
-        <w:r>
-          <w:rPr>
-            <w:lang w:val="zh_TW" w:bidi="zh_TW"/>
-          </w:rPr>
-          <w:rPr>
-            <w:color w:val="0000EE"/>
-            <w:u w:val="single"/>
-          </w:rPr>
-          <w:t>2:9</w:t>
-        </w:r>
-      </w:hyperlink>
+      <w:r>
+        <w:rPr>
+          <w:lang w:val="zh_TW" w:bidi="zh_TW"/>
+        </w:rPr>
+        <w:t>2:9</w:t>
+      </w:r>
       <w:r>
         <w:rPr>
           <w:lang w:val="zh_TW" w:bidi="zh_TW"/>
         </w:rPr>
         <w:t>；參</w:t>
       </w:r>
-      <w:hyperlink r:id="rId120">
-        <w:r>
-          <w:rPr>
-            <w:lang w:val="zh_TW" w:bidi="zh_TW"/>
-          </w:rPr>
-          <w:rPr>
-            <w:color w:val="0000EE"/>
-            <w:u w:val="single"/>
-          </w:rPr>
-          <w:t>1:4–6</w:t>
-        </w:r>
-      </w:hyperlink>
+      <w:r>
+        <w:rPr>
+          <w:lang w:val="zh_TW" w:bidi="zh_TW"/>
+        </w:rPr>
+        <w:t>1:4–6</w:t>
+      </w:r>
       <w:r>
         <w:rPr>
           <w:lang w:val="zh_TW" w:bidi="zh_TW"/>
         </w:rPr>
         <w:t>；</w:t>
       </w:r>
-      <w:hyperlink r:id="rId22">
-        <w:r>
-          <w:rPr>
-            <w:lang w:val="zh_TW" w:bidi="zh_TW"/>
-          </w:rPr>
-          <w:rPr>
-            <w:color w:val="0000EE"/>
-            <w:u w:val="single"/>
-          </w:rPr>
-          <w:t>帖前1:6</w:t>
-        </w:r>
-      </w:hyperlink>
+      <w:r>
+        <w:rPr>
+          <w:lang w:val="zh_TW" w:bidi="zh_TW"/>
+        </w:rPr>
+        <w:t>帖前1:6</w:t>
+      </w:r>
       <w:r>
         <w:rPr>
           <w:lang w:val="zh_TW" w:bidi="zh_TW"/>
         </w:rPr>
         <w:t>，</w:t>
       </w:r>
-      <w:hyperlink r:id="rId23">
-        <w:r>
-          <w:rPr>
-            <w:lang w:val="zh_TW" w:bidi="zh_TW"/>
-          </w:rPr>
-          <w:rPr>
-            <w:color w:val="0000EE"/>
-            <w:u w:val="single"/>
-          </w:rPr>
-          <w:t>2:14</w:t>
-        </w:r>
-      </w:hyperlink>
+      <w:r>
+        <w:rPr>
+          <w:lang w:val="zh_TW" w:bidi="zh_TW"/>
+        </w:rPr>
+        <w:t>2:14</w:t>
+      </w:r>
       <w:r>
         <w:rPr>
           <w:lang w:val="zh_TW" w:bidi="zh_TW"/>
@@ -5053,36 +4195,24 @@
         </w:rPr>
         <w:t>）他們的心的禱告，反映出舊約聖經中的一個表達方式（</w:t>
       </w:r>
-      <w:hyperlink r:id="rId121">
-        <w:r>
-          <w:rPr>
-            <w:lang w:val="zh_TW" w:bidi="zh_TW"/>
-          </w:rPr>
-          <w:rPr>
-            <w:color w:val="0000EE"/>
-            <w:u w:val="single"/>
-          </w:rPr>
-          <w:t>代上29:18</w:t>
-        </w:r>
-      </w:hyperlink>
+      <w:r>
+        <w:rPr>
+          <w:lang w:val="zh_TW" w:bidi="zh_TW"/>
+        </w:rPr>
+        <w:t>代上29:18</w:t>
+      </w:r>
       <w:r>
         <w:rPr>
           <w:lang w:val="zh_TW" w:bidi="zh_TW"/>
         </w:rPr>
         <w:t>；</w:t>
       </w:r>
-      <w:hyperlink r:id="rId122">
-        <w:r>
-          <w:rPr>
-            <w:lang w:val="zh_TW" w:bidi="zh_TW"/>
-          </w:rPr>
-          <w:rPr>
-            <w:color w:val="0000EE"/>
-            <w:u w:val="single"/>
-          </w:rPr>
-          <w:t>箴23:19</w:t>
-        </w:r>
-      </w:hyperlink>
+      <w:r>
+        <w:rPr>
+          <w:lang w:val="zh_TW" w:bidi="zh_TW"/>
+        </w:rPr>
+        <w:t>箴23:19</w:t>
+      </w:r>
       <w:r>
         <w:rPr>
           <w:lang w:val="zh_TW" w:bidi="zh_TW"/>
@@ -5141,18 +4271,12 @@
         </w:rPr>
         <w:t>保羅的吩咐是出於主耶穌基督的權柄（</w:t>
       </w:r>
-      <w:hyperlink r:id="rId123">
-        <w:r>
-          <w:rPr>
-            <w:lang w:val="zh_TW" w:bidi="zh_TW"/>
-          </w:rPr>
-          <w:rPr>
-            <w:color w:val="0000EE"/>
-            <w:u w:val="single"/>
-          </w:rPr>
-          <w:t>帖前4:2</w:t>
-        </w:r>
-      </w:hyperlink>
+      <w:r>
+        <w:rPr>
+          <w:lang w:val="zh_TW" w:bidi="zh_TW"/>
+        </w:rPr>
+        <w:t>帖前4:2</w:t>
+      </w:r>
       <w:r>
         <w:rPr>
           <w:lang w:val="zh_TW" w:bidi="zh_TW"/>
@@ -5177,54 +4301,36 @@
         </w:rPr>
         <w:t>教會成員應該遠離懶惰的基督徒（見</w:t>
       </w:r>
-      <w:hyperlink r:id="rId124">
-        <w:r>
-          <w:rPr>
-            <w:lang w:val="zh_TW" w:bidi="zh_TW"/>
-          </w:rPr>
-          <w:rPr>
-            <w:color w:val="0000EE"/>
-            <w:u w:val="single"/>
-          </w:rPr>
-          <w:t>帖後3:7</w:t>
-        </w:r>
-      </w:hyperlink>
+      <w:r>
+        <w:rPr>
+          <w:lang w:val="zh_TW" w:bidi="zh_TW"/>
+        </w:rPr>
+        <w:t>帖後3:7</w:t>
+      </w:r>
       <w:r>
         <w:rPr>
           <w:lang w:val="zh_TW" w:bidi="zh_TW"/>
         </w:rPr>
         <w:t>、</w:t>
       </w:r>
-      <w:hyperlink r:id="rId125">
-        <w:r>
-          <w:rPr>
-            <w:lang w:val="zh_TW" w:bidi="zh_TW"/>
-          </w:rPr>
-          <w:rPr>
-            <w:color w:val="0000EE"/>
-            <w:u w:val="single"/>
-          </w:rPr>
-          <w:t>11–13</w:t>
-        </w:r>
-      </w:hyperlink>
+      <w:r>
+        <w:rPr>
+          <w:lang w:val="zh_TW" w:bidi="zh_TW"/>
+        </w:rPr>
+        <w:t>11–13</w:t>
+      </w:r>
       <w:r>
         <w:rPr>
           <w:lang w:val="zh_TW" w:bidi="zh_TW"/>
         </w:rPr>
         <w:t>，</w:t>
       </w:r>
-      <w:hyperlink r:id="rId126">
-        <w:r>
-          <w:rPr>
-            <w:lang w:val="zh_TW" w:bidi="zh_TW"/>
-          </w:rPr>
-          <w:rPr>
-            <w:color w:val="0000EE"/>
-            <w:u w:val="single"/>
-          </w:rPr>
-          <w:t>帖前5:14</w:t>
-        </w:r>
-      </w:hyperlink>
+      <w:r>
+        <w:rPr>
+          <w:lang w:val="zh_TW" w:bidi="zh_TW"/>
+        </w:rPr>
+        <w:t>帖前5:14</w:t>
+      </w:r>
       <w:r>
         <w:rPr>
           <w:lang w:val="zh_TW" w:bidi="zh_TW"/>
@@ -5243,72 +4349,48 @@
         </w:rPr>
         <w:t>深刻的印象（</w:t>
       </w:r>
-      <w:hyperlink r:id="rId127">
-        <w:r>
-          <w:rPr>
-            <w:lang w:val="zh_TW" w:bidi="zh_TW"/>
-          </w:rPr>
-          <w:rPr>
-            <w:color w:val="0000EE"/>
-            <w:u w:val="single"/>
-          </w:rPr>
-          <w:t>太18:17</w:t>
-        </w:r>
-      </w:hyperlink>
+      <w:r>
+        <w:rPr>
+          <w:lang w:val="zh_TW" w:bidi="zh_TW"/>
+        </w:rPr>
+        <w:t>太18:17</w:t>
+      </w:r>
       <w:r>
         <w:rPr>
           <w:lang w:val="zh_TW" w:bidi="zh_TW"/>
         </w:rPr>
         <w:t>；</w:t>
       </w:r>
-      <w:hyperlink r:id="rId128">
-        <w:r>
-          <w:rPr>
-            <w:lang w:val="zh_TW" w:bidi="zh_TW"/>
-          </w:rPr>
-          <w:rPr>
-            <w:color w:val="0000EE"/>
-            <w:u w:val="single"/>
-          </w:rPr>
-          <w:t>羅16:17</w:t>
-        </w:r>
-      </w:hyperlink>
+      <w:r>
+        <w:rPr>
+          <w:lang w:val="zh_TW" w:bidi="zh_TW"/>
+        </w:rPr>
+        <w:t>羅16:17</w:t>
+      </w:r>
       <w:r>
         <w:rPr>
           <w:lang w:val="zh_TW" w:bidi="zh_TW"/>
         </w:rPr>
         <w:t>；</w:t>
       </w:r>
-      <w:hyperlink r:id="rId129">
-        <w:r>
-          <w:rPr>
-            <w:lang w:val="zh_TW" w:bidi="zh_TW"/>
-          </w:rPr>
-          <w:rPr>
-            <w:color w:val="0000EE"/>
-            <w:u w:val="single"/>
-          </w:rPr>
-          <w:t>林前5:9–13</w:t>
-        </w:r>
-      </w:hyperlink>
+      <w:r>
+        <w:rPr>
+          <w:lang w:val="zh_TW" w:bidi="zh_TW"/>
+        </w:rPr>
+        <w:t>林前5:9–13</w:t>
+      </w:r>
       <w:r>
         <w:rPr>
           <w:lang w:val="zh_TW" w:bidi="zh_TW"/>
         </w:rPr>
         <w:t>），促使他們感到羞愧（</w:t>
       </w:r>
-      <w:hyperlink r:id="rId130">
-        <w:r>
-          <w:rPr>
-            <w:lang w:val="zh_TW" w:bidi="zh_TW"/>
-          </w:rPr>
-          <w:rPr>
-            <w:color w:val="0000EE"/>
-            <w:u w:val="single"/>
-          </w:rPr>
-          <w:t>帖後3:14</w:t>
-        </w:r>
-      </w:hyperlink>
+      <w:r>
+        <w:rPr>
+          <w:lang w:val="zh_TW" w:bidi="zh_TW"/>
+        </w:rPr>
+        <w:t>帖後3:14</w:t>
+      </w:r>
       <w:r>
         <w:rPr>
           <w:lang w:val="zh_TW" w:bidi="zh_TW"/>
@@ -5327,18 +4409,12 @@
         </w:rPr>
         <w:t>（</w:t>
       </w:r>
-      <w:hyperlink r:id="rId131">
-        <w:r>
-          <w:rPr>
-            <w:lang w:val="zh_TW" w:bidi="zh_TW"/>
-          </w:rPr>
-          <w:rPr>
-            <w:color w:val="0000EE"/>
-            <w:u w:val="single"/>
-          </w:rPr>
-          <w:t>3:15</w:t>
-        </w:r>
-      </w:hyperlink>
+      <w:r>
+        <w:rPr>
+          <w:lang w:val="zh_TW" w:bidi="zh_TW"/>
+        </w:rPr>
+        <w:t>3:15</w:t>
+      </w:r>
       <w:r>
         <w:rPr>
           <w:lang w:val="zh_TW" w:bidi="zh_TW"/>
@@ -5393,36 +4469,24 @@
         </w:rPr>
         <w:t>在之前的書信中，保羅已經提到了那些拒絕工作的懶惰的教會成員的問題（</w:t>
       </w:r>
-      <w:hyperlink r:id="rId132">
-        <w:r>
-          <w:rPr>
-            <w:lang w:val="zh_TW" w:bidi="zh_TW"/>
-          </w:rPr>
-          <w:rPr>
-            <w:color w:val="0000EE"/>
-            <w:u w:val="single"/>
-          </w:rPr>
-          <w:t>帖前4:11–12</w:t>
-        </w:r>
-      </w:hyperlink>
+      <w:r>
+        <w:rPr>
+          <w:lang w:val="zh_TW" w:bidi="zh_TW"/>
+        </w:rPr>
+        <w:t>帖前4:11–12</w:t>
+      </w:r>
       <w:r>
         <w:rPr>
           <w:lang w:val="zh_TW" w:bidi="zh_TW"/>
         </w:rPr>
         <w:t>，</w:t>
       </w:r>
-      <w:hyperlink r:id="rId126">
-        <w:r>
-          <w:rPr>
-            <w:lang w:val="zh_TW" w:bidi="zh_TW"/>
-          </w:rPr>
-          <w:rPr>
-            <w:color w:val="0000EE"/>
-            <w:u w:val="single"/>
-          </w:rPr>
-          <w:t>5:14</w:t>
-        </w:r>
-      </w:hyperlink>
+      <w:r>
+        <w:rPr>
+          <w:lang w:val="zh_TW" w:bidi="zh_TW"/>
+        </w:rPr>
+        <w:t>5:14</w:t>
+      </w:r>
       <w:r>
         <w:rPr>
           <w:lang w:val="zh_TW" w:bidi="zh_TW"/>
@@ -5489,36 +4553,24 @@
         </w:rPr>
         <w:t>。保羅自己就是親手勞作以供應自己的飲食，以成為他們的榜樣（</w:t>
       </w:r>
-      <w:hyperlink r:id="rId133">
-        <w:r>
-          <w:rPr>
-            <w:lang w:val="zh_TW" w:bidi="zh_TW"/>
-          </w:rPr>
-          <w:rPr>
-            <w:color w:val="0000EE"/>
-            <w:u w:val="single"/>
-          </w:rPr>
-          <w:t>3:8</w:t>
-        </w:r>
-      </w:hyperlink>
+      <w:r>
+        <w:rPr>
+          <w:lang w:val="zh_TW" w:bidi="zh_TW"/>
+        </w:rPr>
+        <w:t>3:8</w:t>
+      </w:r>
       <w:r>
         <w:rPr>
           <w:lang w:val="zh_TW" w:bidi="zh_TW"/>
         </w:rPr>
         <w:t>；</w:t>
       </w:r>
-      <w:hyperlink r:id="rId134">
-        <w:r>
-          <w:rPr>
-            <w:lang w:val="zh_TW" w:bidi="zh_TW"/>
-          </w:rPr>
-          <w:rPr>
-            <w:color w:val="0000EE"/>
-            <w:u w:val="single"/>
-          </w:rPr>
-          <w:t>帖前2:9</w:t>
-        </w:r>
-      </w:hyperlink>
+      <w:r>
+        <w:rPr>
+          <w:lang w:val="zh_TW" w:bidi="zh_TW"/>
+        </w:rPr>
+        <w:t>帖前2:9</w:t>
+      </w:r>
       <w:r>
         <w:rPr>
           <w:lang w:val="zh_TW" w:bidi="zh_TW"/>
@@ -5579,72 +4631,48 @@
         </w:rPr>
         <w:t>：雖然保羅教導基督教會的工人可以因服事而獲得報酬（</w:t>
       </w:r>
-      <w:hyperlink r:id="rId135">
-        <w:r>
-          <w:rPr>
-            <w:lang w:val="zh_TW" w:bidi="zh_TW"/>
-          </w:rPr>
-          <w:rPr>
-            <w:color w:val="0000EE"/>
-            <w:u w:val="single"/>
-          </w:rPr>
-          <w:t>3:9</w:t>
-        </w:r>
-      </w:hyperlink>
+      <w:r>
+        <w:rPr>
+          <w:lang w:val="zh_TW" w:bidi="zh_TW"/>
+        </w:rPr>
+        <w:t>3:9</w:t>
+      </w:r>
       <w:r>
         <w:rPr>
           <w:lang w:val="zh_TW" w:bidi="zh_TW"/>
         </w:rPr>
         <w:t>；見</w:t>
       </w:r>
-      <w:hyperlink r:id="rId136">
-        <w:r>
-          <w:rPr>
-            <w:lang w:val="zh_TW" w:bidi="zh_TW"/>
-          </w:rPr>
-          <w:rPr>
-            <w:color w:val="0000EE"/>
-            <w:u w:val="single"/>
-          </w:rPr>
-          <w:t>太10:10</w:t>
-        </w:r>
-      </w:hyperlink>
+      <w:r>
+        <w:rPr>
+          <w:lang w:val="zh_TW" w:bidi="zh_TW"/>
+        </w:rPr>
+        <w:t>太10:10</w:t>
+      </w:r>
       <w:r>
         <w:rPr>
           <w:lang w:val="zh_TW" w:bidi="zh_TW"/>
         </w:rPr>
         <w:t>；</w:t>
       </w:r>
-      <w:hyperlink r:id="rId137">
-        <w:r>
-          <w:rPr>
-            <w:lang w:val="zh_TW" w:bidi="zh_TW"/>
-          </w:rPr>
-          <w:rPr>
-            <w:color w:val="0000EE"/>
-            <w:u w:val="single"/>
-          </w:rPr>
-          <w:t>林前9:7–14</w:t>
-        </w:r>
-      </w:hyperlink>
+      <w:r>
+        <w:rPr>
+          <w:lang w:val="zh_TW" w:bidi="zh_TW"/>
+        </w:rPr>
+        <w:t>林前9:7–14</w:t>
+      </w:r>
       <w:r>
         <w:rPr>
           <w:lang w:val="zh_TW" w:bidi="zh_TW"/>
         </w:rPr>
         <w:t>；</w:t>
       </w:r>
-      <w:hyperlink r:id="rId138">
-        <w:r>
-          <w:rPr>
-            <w:lang w:val="zh_TW" w:bidi="zh_TW"/>
-          </w:rPr>
-          <w:rPr>
-            <w:color w:val="0000EE"/>
-            <w:u w:val="single"/>
-          </w:rPr>
-          <w:t>提前5:17–18</w:t>
-        </w:r>
-      </w:hyperlink>
+      <w:r>
+        <w:rPr>
+          <w:lang w:val="zh_TW" w:bidi="zh_TW"/>
+        </w:rPr>
+        <w:t>提前5:17–18</w:t>
+      </w:r>
       <w:r>
         <w:rPr>
           <w:lang w:val="zh_TW" w:bidi="zh_TW"/>
@@ -5663,36 +4691,24 @@
         </w:rPr>
         <w:t>（</w:t>
       </w:r>
-      <w:hyperlink r:id="rId134">
-        <w:r>
-          <w:rPr>
-            <w:lang w:val="zh_TW" w:bidi="zh_TW"/>
-          </w:rPr>
-          <w:rPr>
-            <w:color w:val="0000EE"/>
-            <w:u w:val="single"/>
-          </w:rPr>
-          <w:t>帖前2:9</w:t>
-        </w:r>
-      </w:hyperlink>
+      <w:r>
+        <w:rPr>
+          <w:lang w:val="zh_TW" w:bidi="zh_TW"/>
+        </w:rPr>
+        <w:t>帖前2:9</w:t>
+      </w:r>
       <w:r>
         <w:rPr>
           <w:lang w:val="zh_TW" w:bidi="zh_TW"/>
         </w:rPr>
         <w:t>；</w:t>
       </w:r>
-      <w:hyperlink r:id="rId139">
-        <w:r>
-          <w:rPr>
-            <w:lang w:val="zh_TW" w:bidi="zh_TW"/>
-          </w:rPr>
-          <w:rPr>
-            <w:color w:val="0000EE"/>
-            <w:u w:val="single"/>
-          </w:rPr>
-          <w:t>帖後3:6–10</w:t>
-        </w:r>
-      </w:hyperlink>
+      <w:r>
+        <w:rPr>
+          <w:lang w:val="zh_TW" w:bidi="zh_TW"/>
+        </w:rPr>
+        <w:t>帖後3:6–10</w:t>
+      </w:r>
       <w:r>
         <w:rPr>
           <w:lang w:val="zh_TW" w:bidi="zh_TW"/>
@@ -5759,18 +4775,12 @@
         </w:rPr>
         <w:t>（</w:t>
       </w:r>
-      <w:hyperlink r:id="rId140">
-        <w:r>
-          <w:rPr>
-            <w:lang w:val="zh_TW" w:bidi="zh_TW"/>
-          </w:rPr>
-          <w:rPr>
-            <w:color w:val="0000EE"/>
-            <w:u w:val="single"/>
-          </w:rPr>
-          <w:t>帖前2:5</w:t>
-        </w:r>
-      </w:hyperlink>
+      <w:r>
+        <w:rPr>
+          <w:lang w:val="zh_TW" w:bidi="zh_TW"/>
+        </w:rPr>
+        <w:t>帖前2:5</w:t>
+      </w:r>
       <w:r>
         <w:rPr>
           <w:lang w:val="zh_TW" w:bidi="zh_TW"/>
@@ -5831,54 +4841,36 @@
         </w:rPr>
         <w:t>（見</w:t>
       </w:r>
-      <w:hyperlink r:id="rId141">
-        <w:r>
-          <w:rPr>
-            <w:lang w:val="zh_TW" w:bidi="zh_TW"/>
-          </w:rPr>
-          <w:rPr>
-            <w:color w:val="0000EE"/>
-            <w:u w:val="single"/>
-          </w:rPr>
-          <w:t>創3:17–19</w:t>
-        </w:r>
-      </w:hyperlink>
+      <w:r>
+        <w:rPr>
+          <w:lang w:val="zh_TW" w:bidi="zh_TW"/>
+        </w:rPr>
+        <w:t>創3:17–19</w:t>
+      </w:r>
       <w:r>
         <w:rPr>
           <w:lang w:val="zh_TW" w:bidi="zh_TW"/>
         </w:rPr>
         <w:t>；</w:t>
       </w:r>
-      <w:hyperlink r:id="rId142">
-        <w:r>
-          <w:rPr>
-            <w:lang w:val="zh_TW" w:bidi="zh_TW"/>
-          </w:rPr>
-          <w:rPr>
-            <w:color w:val="0000EE"/>
-            <w:u w:val="single"/>
-          </w:rPr>
-          <w:t>詩128:2</w:t>
-        </w:r>
-      </w:hyperlink>
+      <w:r>
+        <w:rPr>
+          <w:lang w:val="zh_TW" w:bidi="zh_TW"/>
+        </w:rPr>
+        <w:t>詩128:2</w:t>
+      </w:r>
       <w:r>
         <w:rPr>
           <w:lang w:val="zh_TW" w:bidi="zh_TW"/>
         </w:rPr>
         <w:t>；</w:t>
       </w:r>
-      <w:hyperlink r:id="rId143">
-        <w:r>
-          <w:rPr>
-            <w:lang w:val="zh_TW" w:bidi="zh_TW"/>
-          </w:rPr>
-          <w:rPr>
-            <w:color w:val="0000EE"/>
-            <w:u w:val="single"/>
-          </w:rPr>
-          <w:t>箴10:4</w:t>
-        </w:r>
-      </w:hyperlink>
+      <w:r>
+        <w:rPr>
+          <w:lang w:val="zh_TW" w:bidi="zh_TW"/>
+        </w:rPr>
+        <w:t>箴10:4</w:t>
+      </w:r>
       <w:r>
         <w:rPr>
           <w:lang w:val="zh_TW" w:bidi="zh_TW"/>
@@ -5949,36 +4941,24 @@
         </w:rPr>
         <w:t>保羅藉著主耶穌的權柄強調這勸誡的重要性（如</w:t>
       </w:r>
-      <w:hyperlink r:id="rId103">
-        <w:r>
-          <w:rPr>
-            <w:lang w:val="zh_TW" w:bidi="zh_TW"/>
-          </w:rPr>
-          <w:rPr>
-            <w:color w:val="0000EE"/>
-            <w:u w:val="single"/>
-          </w:rPr>
-          <w:t>3:6</w:t>
-        </w:r>
-      </w:hyperlink>
+      <w:r>
+        <w:rPr>
+          <w:lang w:val="zh_TW" w:bidi="zh_TW"/>
+        </w:rPr>
+        <w:t>3:6</w:t>
+      </w:r>
       <w:r>
         <w:rPr>
           <w:lang w:val="zh_TW" w:bidi="zh_TW"/>
         </w:rPr>
         <w:t>；</w:t>
       </w:r>
-      <w:hyperlink r:id="rId102">
-        <w:r>
-          <w:rPr>
-            <w:lang w:val="zh_TW" w:bidi="zh_TW"/>
-          </w:rPr>
-          <w:rPr>
-            <w:color w:val="0000EE"/>
-            <w:u w:val="single"/>
-          </w:rPr>
-          <w:t>帖前4:1–2</w:t>
-        </w:r>
-      </w:hyperlink>
+      <w:r>
+        <w:rPr>
+          <w:lang w:val="zh_TW" w:bidi="zh_TW"/>
+        </w:rPr>
+        <w:t>帖前4:1–2</w:t>
+      </w:r>
       <w:r>
         <w:rPr>
           <w:lang w:val="zh_TW" w:bidi="zh_TW"/>
@@ -6015,18 +4995,12 @@
         </w:rPr>
         <w:t>」）：即過安靜的生活，而不是多管閒事（見</w:t>
       </w:r>
-      <w:hyperlink r:id="rId144">
-        <w:r>
-          <w:rPr>
-            <w:lang w:val="zh_TW" w:bidi="zh_TW"/>
-          </w:rPr>
-          <w:rPr>
-            <w:color w:val="0000EE"/>
-            <w:u w:val="single"/>
-          </w:rPr>
-          <w:t>帖前4:11</w:t>
-        </w:r>
-      </w:hyperlink>
+      <w:r>
+        <w:rPr>
+          <w:lang w:val="zh_TW" w:bidi="zh_TW"/>
+        </w:rPr>
+        <w:t>帖前4:11</w:t>
+      </w:r>
       <w:r>
         <w:rPr>
           <w:lang w:val="zh_TW" w:bidi="zh_TW"/>
@@ -6081,54 +5055,36 @@
         </w:rPr>
         <w:t>行善：帖撒羅尼迦人被勸勉去幫助那些真正有需要的人（見</w:t>
       </w:r>
-      <w:hyperlink r:id="rId145">
-        <w:r>
-          <w:rPr>
-            <w:lang w:val="zh_TW" w:bidi="zh_TW"/>
-          </w:rPr>
-          <w:rPr>
-            <w:color w:val="0000EE"/>
-            <w:u w:val="single"/>
-          </w:rPr>
-          <w:t>加6:9–10</w:t>
-        </w:r>
-      </w:hyperlink>
+      <w:r>
+        <w:rPr>
+          <w:lang w:val="zh_TW" w:bidi="zh_TW"/>
+        </w:rPr>
+        <w:t>加6:9–10</w:t>
+      </w:r>
       <w:r>
         <w:rPr>
           <w:lang w:val="zh_TW" w:bidi="zh_TW"/>
         </w:rPr>
         <w:t>），與那些懶惰和依賴他人的人形成對比（</w:t>
       </w:r>
-      <w:hyperlink r:id="rId146">
-        <w:r>
-          <w:rPr>
-            <w:lang w:val="zh_TW" w:bidi="zh_TW"/>
-          </w:rPr>
-          <w:rPr>
-            <w:color w:val="0000EE"/>
-            <w:u w:val="single"/>
-          </w:rPr>
-          <w:t>帖後3:7–8</w:t>
-        </w:r>
-      </w:hyperlink>
+      <w:r>
+        <w:rPr>
+          <w:lang w:val="zh_TW" w:bidi="zh_TW"/>
+        </w:rPr>
+        <w:t>帖後3:7–8</w:t>
+      </w:r>
       <w:r>
         <w:rPr>
           <w:lang w:val="zh_TW" w:bidi="zh_TW"/>
         </w:rPr>
         <w:t>、</w:t>
       </w:r>
-      <w:hyperlink r:id="rId147">
-        <w:r>
-          <w:rPr>
-            <w:lang w:val="zh_TW" w:bidi="zh_TW"/>
-          </w:rPr>
-          <w:rPr>
-            <w:color w:val="0000EE"/>
-            <w:u w:val="single"/>
-          </w:rPr>
-          <w:t>10</w:t>
-        </w:r>
-      </w:hyperlink>
+      <w:r>
+        <w:rPr>
+          <w:lang w:val="zh_TW" w:bidi="zh_TW"/>
+        </w:rPr>
+        <w:t>10</w:t>
+      </w:r>
       <w:r>
         <w:rPr>
           <w:lang w:val="zh_TW" w:bidi="zh_TW"/>
@@ -6261,18 +5217,12 @@
         </w:rPr>
         <w:t>：在古代世界中，人會斷絕與敵對者的社會關係，並對他們採取懲罰的行動。保羅警告帖撒羅尼迦信徒，對不順服的基督徒的懲戒（</w:t>
       </w:r>
-      <w:hyperlink r:id="rId130">
-        <w:r>
-          <w:rPr>
-            <w:lang w:val="zh_TW" w:bidi="zh_TW"/>
-          </w:rPr>
-          <w:rPr>
-            <w:color w:val="0000EE"/>
-            <w:u w:val="single"/>
-          </w:rPr>
-          <w:t>3:14</w:t>
-        </w:r>
-      </w:hyperlink>
+      <w:r>
+        <w:rPr>
+          <w:lang w:val="zh_TW" w:bidi="zh_TW"/>
+        </w:rPr>
+        <w:t>3:14</w:t>
+      </w:r>
       <w:r>
         <w:rPr>
           <w:lang w:val="zh_TW" w:bidi="zh_TW"/>
@@ -6291,36 +5241,24 @@
         </w:rPr>
         <w:t>（</w:t>
       </w:r>
-      <w:hyperlink r:id="rId148">
-        <w:r>
-          <w:rPr>
-            <w:lang w:val="zh_TW" w:bidi="zh_TW"/>
-          </w:rPr>
-          <w:rPr>
-            <w:color w:val="0000EE"/>
-            <w:u w:val="single"/>
-          </w:rPr>
-          <w:t>帖前5:12</w:t>
-        </w:r>
-      </w:hyperlink>
+      <w:r>
+        <w:rPr>
+          <w:lang w:val="zh_TW" w:bidi="zh_TW"/>
+        </w:rPr>
+        <w:t>帖前5:12</w:t>
+      </w:r>
       <w:r>
         <w:rPr>
           <w:lang w:val="zh_TW" w:bidi="zh_TW"/>
         </w:rPr>
         <w:t>、</w:t>
       </w:r>
-      <w:hyperlink r:id="rId126">
-        <w:r>
-          <w:rPr>
-            <w:lang w:val="zh_TW" w:bidi="zh_TW"/>
-          </w:rPr>
-          <w:rPr>
-            <w:color w:val="0000EE"/>
-            <w:u w:val="single"/>
-          </w:rPr>
-          <w:t>14</w:t>
-        </w:r>
-      </w:hyperlink>
+      <w:r>
+        <w:rPr>
+          <w:lang w:val="zh_TW" w:bidi="zh_TW"/>
+        </w:rPr>
+        <w:t>14</w:t>
+      </w:r>
       <w:r>
         <w:rPr>
           <w:lang w:val="zh_TW" w:bidi="zh_TW"/>
@@ -6375,36 +5313,24 @@
         </w:rPr>
         <w:t>這最後的禱告呼應了耶穌在</w:t>
       </w:r>
-      <w:hyperlink r:id="rId149">
-        <w:r>
-          <w:rPr>
-            <w:lang w:val="zh_TW" w:bidi="zh_TW"/>
-          </w:rPr>
-          <w:rPr>
-            <w:color w:val="0000EE"/>
-            <w:u w:val="single"/>
-          </w:rPr>
-          <w:t>約翰福音十四章27節</w:t>
-        </w:r>
-      </w:hyperlink>
+      <w:r>
+        <w:rPr>
+          <w:lang w:val="zh_TW" w:bidi="zh_TW"/>
+        </w:rPr>
+        <w:t>約翰福音十四章27節</w:t>
+      </w:r>
       <w:r>
         <w:rPr>
           <w:lang w:val="zh_TW" w:bidi="zh_TW"/>
         </w:rPr>
         <w:t>中的祝福（參</w:t>
       </w:r>
-      <w:hyperlink r:id="rId150">
-        <w:r>
-          <w:rPr>
-            <w:lang w:val="zh_TW" w:bidi="zh_TW"/>
-          </w:rPr>
-          <w:rPr>
-            <w:color w:val="0000EE"/>
-            <w:u w:val="single"/>
-          </w:rPr>
-          <w:t>民6:26</w:t>
-        </w:r>
-      </w:hyperlink>
+      <w:r>
+        <w:rPr>
+          <w:lang w:val="zh_TW" w:bidi="zh_TW"/>
+        </w:rPr>
+        <w:t>民6:26</w:t>
+      </w:r>
       <w:r>
         <w:rPr>
           <w:lang w:val="zh_TW" w:bidi="zh_TW"/>
@@ -6423,72 +5349,48 @@
         </w:rPr>
         <w:t>（</w:t>
       </w:r>
-      <w:hyperlink r:id="rId151">
-        <w:r>
-          <w:rPr>
-            <w:lang w:val="zh_TW" w:bidi="zh_TW"/>
-          </w:rPr>
-          <w:rPr>
-            <w:color w:val="0000EE"/>
-            <w:u w:val="single"/>
-          </w:rPr>
-          <w:t>帖後1:4–10</w:t>
-        </w:r>
-      </w:hyperlink>
+      <w:r>
+        <w:rPr>
+          <w:lang w:val="zh_TW" w:bidi="zh_TW"/>
+        </w:rPr>
+        <w:t>帖後1:4–10</w:t>
+      </w:r>
       <w:r>
         <w:rPr>
           <w:lang w:val="zh_TW" w:bidi="zh_TW"/>
         </w:rPr>
         <w:t>；</w:t>
       </w:r>
-      <w:hyperlink r:id="rId23">
-        <w:r>
-          <w:rPr>
-            <w:lang w:val="zh_TW" w:bidi="zh_TW"/>
-          </w:rPr>
-          <w:rPr>
-            <w:color w:val="0000EE"/>
-            <w:u w:val="single"/>
-          </w:rPr>
-          <w:t>帖前2:14</w:t>
-        </w:r>
-      </w:hyperlink>
+      <w:r>
+        <w:rPr>
+          <w:lang w:val="zh_TW" w:bidi="zh_TW"/>
+        </w:rPr>
+        <w:t>帖前2:14</w:t>
+      </w:r>
       <w:r>
         <w:rPr>
           <w:lang w:val="zh_TW" w:bidi="zh_TW"/>
         </w:rPr>
         <w:t>）。保羅始終明白主耶穌與祂的百姓同在（</w:t>
       </w:r>
-      <w:hyperlink r:id="rId152">
-        <w:r>
-          <w:rPr>
-            <w:lang w:val="zh_TW" w:bidi="zh_TW"/>
-          </w:rPr>
-          <w:rPr>
-            <w:color w:val="0000EE"/>
-            <w:u w:val="single"/>
-          </w:rPr>
-          <w:t>羅15:33</w:t>
-        </w:r>
-      </w:hyperlink>
+      <w:r>
+        <w:rPr>
+          <w:lang w:val="zh_TW" w:bidi="zh_TW"/>
+        </w:rPr>
+        <w:t>羅15:33</w:t>
+      </w:r>
       <w:r>
         <w:rPr>
           <w:lang w:val="zh_TW" w:bidi="zh_TW"/>
         </w:rPr>
         <w:t>；</w:t>
       </w:r>
-      <w:hyperlink r:id="rId153">
-        <w:r>
-          <w:rPr>
-            <w:lang w:val="zh_TW" w:bidi="zh_TW"/>
-          </w:rPr>
-          <w:rPr>
-            <w:color w:val="0000EE"/>
-            <w:u w:val="single"/>
-          </w:rPr>
-          <w:t>腓4:9</w:t>
-        </w:r>
-      </w:hyperlink>
+      <w:r>
+        <w:rPr>
+          <w:lang w:val="zh_TW" w:bidi="zh_TW"/>
+        </w:rPr>
+        <w:t>腓4:9</w:t>
+      </w:r>
       <w:r>
         <w:rPr>
           <w:lang w:val="zh_TW" w:bidi="zh_TW"/>
@@ -6543,126 +5445,84 @@
         </w:rPr>
         <w:t>一位代筆者為保羅執筆寫了這封信（</w:t>
       </w:r>
-      <w:hyperlink r:id="rId154">
-        <w:r>
-          <w:rPr>
-            <w:lang w:val="zh_TW" w:bidi="zh_TW"/>
-          </w:rPr>
-          <w:rPr>
-            <w:color w:val="0000EE"/>
-            <w:u w:val="single"/>
-          </w:rPr>
-          <w:t>羅16:22</w:t>
-        </w:r>
-      </w:hyperlink>
+      <w:r>
+        <w:rPr>
+          <w:lang w:val="zh_TW" w:bidi="zh_TW"/>
+        </w:rPr>
+        <w:t>羅16:22</w:t>
+      </w:r>
       <w:r>
         <w:rPr>
           <w:lang w:val="zh_TW" w:bidi="zh_TW"/>
         </w:rPr>
         <w:t>；</w:t>
       </w:r>
-      <w:hyperlink r:id="rId155">
-        <w:r>
-          <w:rPr>
-            <w:lang w:val="zh_TW" w:bidi="zh_TW"/>
-          </w:rPr>
-          <w:rPr>
-            <w:color w:val="0000EE"/>
-            <w:u w:val="single"/>
-          </w:rPr>
-          <w:t>彼前5:12</w:t>
-        </w:r>
-      </w:hyperlink>
+      <w:r>
+        <w:rPr>
+          <w:lang w:val="zh_TW" w:bidi="zh_TW"/>
+        </w:rPr>
+        <w:t>彼前5:12</w:t>
+      </w:r>
       <w:r>
         <w:rPr>
           <w:lang w:val="zh_TW" w:bidi="zh_TW"/>
         </w:rPr>
         <w:t>）。現在保羅親自執筆加上了最後的問候（參</w:t>
       </w:r>
-      <w:hyperlink r:id="rId156">
-        <w:r>
-          <w:rPr>
-            <w:lang w:val="zh_TW" w:bidi="zh_TW"/>
-          </w:rPr>
-          <w:rPr>
-            <w:color w:val="0000EE"/>
-            <w:u w:val="single"/>
-          </w:rPr>
-          <w:t>林前16:21</w:t>
-        </w:r>
-      </w:hyperlink>
+      <w:r>
+        <w:rPr>
+          <w:lang w:val="zh_TW" w:bidi="zh_TW"/>
+        </w:rPr>
+        <w:t>林前16:21</w:t>
+      </w:r>
       <w:r>
         <w:rPr>
           <w:lang w:val="zh_TW" w:bidi="zh_TW"/>
         </w:rPr>
         <w:t>；</w:t>
       </w:r>
-      <w:hyperlink r:id="rId157">
-        <w:r>
-          <w:rPr>
-            <w:lang w:val="zh_TW" w:bidi="zh_TW"/>
-          </w:rPr>
-          <w:rPr>
-            <w:color w:val="0000EE"/>
-            <w:u w:val="single"/>
-          </w:rPr>
-          <w:t>加6:11</w:t>
-        </w:r>
-      </w:hyperlink>
+      <w:r>
+        <w:rPr>
+          <w:lang w:val="zh_TW" w:bidi="zh_TW"/>
+        </w:rPr>
+        <w:t>加6:11</w:t>
+      </w:r>
       <w:r>
         <w:rPr>
           <w:lang w:val="zh_TW" w:bidi="zh_TW"/>
         </w:rPr>
         <w:t>；</w:t>
       </w:r>
-      <w:hyperlink r:id="rId158">
-        <w:r>
-          <w:rPr>
-            <w:lang w:val="zh_TW" w:bidi="zh_TW"/>
-          </w:rPr>
-          <w:rPr>
-            <w:color w:val="0000EE"/>
-            <w:u w:val="single"/>
-          </w:rPr>
-          <w:t>西4:18</w:t>
-        </w:r>
-      </w:hyperlink>
+      <w:r>
+        <w:rPr>
+          <w:lang w:val="zh_TW" w:bidi="zh_TW"/>
+        </w:rPr>
+        <w:t>西4:18</w:t>
+      </w:r>
       <w:r>
         <w:rPr>
           <w:lang w:val="zh_TW" w:bidi="zh_TW"/>
         </w:rPr>
         <w:t>；</w:t>
       </w:r>
-      <w:hyperlink r:id="rId159">
-        <w:r>
-          <w:rPr>
-            <w:lang w:val="zh_TW" w:bidi="zh_TW"/>
-          </w:rPr>
-          <w:rPr>
-            <w:color w:val="0000EE"/>
-            <w:u w:val="single"/>
-          </w:rPr>
-          <w:t>門1:19</w:t>
-        </w:r>
-      </w:hyperlink>
+      <w:r>
+        <w:rPr>
+          <w:lang w:val="zh_TW" w:bidi="zh_TW"/>
+        </w:rPr>
+        <w:t>門1:19</w:t>
+      </w:r>
       <w:r>
         <w:rPr>
           <w:lang w:val="zh_TW" w:bidi="zh_TW"/>
         </w:rPr>
         <w:t>）。因為他懷疑有一封並不出自他手的書信以他的名義流傳（</w:t>
       </w:r>
-      <w:hyperlink r:id="rId41">
-        <w:r>
-          <w:rPr>
-            <w:lang w:val="zh_TW" w:bidi="zh_TW"/>
-          </w:rPr>
-          <w:rPr>
-            <w:color w:val="0000EE"/>
-            <w:u w:val="single"/>
-          </w:rPr>
-          <w:t>帖後2:2</w:t>
-        </w:r>
-      </w:hyperlink>
+      <w:r>
+        <w:rPr>
+          <w:lang w:val="zh_TW" w:bidi="zh_TW"/>
+        </w:rPr>
+        <w:t>帖後2:2</w:t>
+      </w:r>
       <w:r>
         <w:rPr>
           <w:lang w:val="zh_TW" w:bidi="zh_TW"/>
@@ -6723,18 +5583,12 @@
         </w:rPr>
         <w:t>古代書信常以對健康或富足的祝福作為結尾，但保羅的祝福更加宏大：他呼求主耶穌基督賜恩給收信人（見</w:t>
       </w:r>
-      <w:hyperlink r:id="rId160">
-        <w:r>
-          <w:rPr>
-            <w:lang w:val="zh_TW" w:bidi="zh_TW"/>
-          </w:rPr>
-          <w:rPr>
-            <w:color w:val="0000EE"/>
-            <w:u w:val="single"/>
-          </w:rPr>
-          <w:t>帖前5:28</w:t>
-        </w:r>
-      </w:hyperlink>
+      <w:r>
+        <w:rPr>
+          <w:lang w:val="zh_TW" w:bidi="zh_TW"/>
+        </w:rPr>
+        <w:t>帖前5:28</w:t>
+      </w:r>
       <w:r>
         <w:rPr>
           <w:lang w:val="zh_TW" w:bidi="zh_TW"/>
